--- a/WebContent/docx/KIT_PDGFRA基因报告模板-盖章版.docx
+++ b/WebContent/docx/KIT_PDGFRA基因报告模板-盖章版.docx
@@ -1292,8 +1292,6 @@
               </w:rPr>
               <w:t>{{ specimentype }}</w:t>
             </w:r>
-            <w:bookmarkStart w:id="25" w:name="_GoBack"/>
-            <w:bookmarkEnd w:id="25"/>
           </w:p>
         </w:tc>
         <w:tc>
@@ -2777,7 +2775,7 @@
                 </mc:Choice>
                 <mc:Fallback>
                   <w:pict>
-                    <v:group id="_x0000_s1026" o:spid="_x0000_s1026" o:spt="203" style="position:absolute;left:0pt;margin-left:45.15pt;margin-top:-64.5pt;height:113.65pt;width:409.5pt;z-index:251663360;mso-width-relative:page;mso-height-relative:page;" coordorigin="16340,14976" coordsize="8190,2273" o:gfxdata="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">
+                    <v:group id="_x0000_s1026" o:spid="_x0000_s1026" o:spt="203" style="position:absolute;left:0pt;margin-left:45.15pt;margin-top:-64.5pt;height:113.65pt;width:409.5pt;z-index:251663360;mso-width-relative:page;mso-height-relative:page;" coordorigin="16340,14976" coordsize="8190,2273" o:gfxdata="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">
                       <o:lock v:ext="edit" aspectratio="f"/>
                       <v:shape id="_x0000_s1026" o:spid="_x0000_s1026" o:spt="75" alt="微信图片_20220215110121" type="#_x0000_t75" style="position:absolute;left:16340;top:16075;height:715;width:1234;" filled="f" o:preferrelative="t" stroked="f" coordsize="21600,21600" o:gfxdata="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">
                         <v:fill on="f" focussize="0,0"/>
@@ -2975,35 +2973,4864 @@
     </w:p>
     <w:p>
       <w:pPr>
+        <w:keepNext w:val="0"/>
+        <w:keepLines w:val="0"/>
         <w:widowControl w:val="0"/>
+        <w:suppressLineNumbers w:val="0"/>
+        <w:spacing w:before="0" w:beforeAutospacing="0" w:after="0" w:afterAutospacing="0"/>
+        <w:ind w:left="0" w:right="0"/>
+        <w:jc w:val="left"/>
+        <w:rPr>
+          <w:rFonts w:ascii="宋体" w:hAnsi="宋体" w:eastAsia="宋体" w:cs="宋体"/>
+          <w:sz w:val="24"/>
+          <w:szCs w:val="24"/>
+        </w:rPr>
+      </w:pPr>
+      <w:bookmarkStart w:id="0" w:name="_Toc149837264"/>
+      <w:bookmarkStart w:id="1" w:name="_Toc2409"/>
+      <w:bookmarkStart w:id="2" w:name="_Toc28240"/>
+      <w:bookmarkStart w:id="3" w:name="_Toc21764_WPSOffice_Level1"/>
+      <w:bookmarkStart w:id="4" w:name="_Toc1707_WPSOffice_Level1"/>
+      <w:bookmarkStart w:id="5" w:name="_Toc16594"/>
+      <w:bookmarkStart w:id="6" w:name="_Toc13196_WPSOffice_Level1"/>
+      <w:bookmarkStart w:id="7" w:name="_Toc12505"/>
+      <w:bookmarkStart w:id="8" w:name="_Toc27302"/>
+      <w:bookmarkStart w:id="9" w:name="_Toc22658"/>
+      <w:r>
+        <w:rPr>
+          <w:rFonts w:hint="default" w:ascii="Times New Roman" w:hAnsi="Times New Roman" w:eastAsia="微软雅黑" w:cs="Times New Roman"/>
+          <w:b/>
+          <w:bCs w:val="0"/>
+          <w:color w:val="5B9BD5" w:themeColor="accent1"/>
+          <w:kern w:val="0"/>
+          <w:sz w:val="24"/>
+          <w:szCs w:val="24"/>
+          <w:lang w:val="en-US" w:eastAsia="zh-CN" w:bidi="ar"/>
+          <w14:textFill>
+            <w14:solidFill>
+              <w14:schemeClr w14:val="accent1"/>
+            </w14:solidFill>
+          </w14:textFill>
+        </w:rPr>
+        <w:t>{% set ns = namespace(show_title=false) %}</w:t>
+      </w:r>
+      <w:r>
+        <w:rPr>
+          <w:rFonts w:hint="eastAsia" w:ascii="Times New Roman" w:hAnsi="Times New Roman" w:eastAsia="微软雅黑" w:cs="Times New Roman"/>
+          <w:b/>
+          <w:bCs w:val="0"/>
+          <w:color w:val="ED7D31" w:themeColor="accent2"/>
+          <w:kern w:val="0"/>
+          <w:sz w:val="24"/>
+          <w:szCs w:val="24"/>
+          <w:lang w:val="en-US" w:eastAsia="zh-CN" w:bidi="ar"/>
+          <w14:textFill>
+            <w14:solidFill>
+              <w14:schemeClr w14:val="accent2"/>
+            </w14:solidFill>
+          </w14:textFill>
+        </w:rPr>
+        <w:t>{% for tdd in BodyDrugNoComplexStr %}</w:t>
+      </w:r>
+      <w:r>
+        <w:rPr>
+          <w:rFonts w:hint="eastAsia" w:ascii="Times New Roman" w:hAnsi="Times New Roman" w:eastAsia="微软雅黑" w:cs="Times New Roman"/>
+          <w:b/>
+          <w:bCs w:val="0"/>
+          <w:color w:val="auto"/>
+          <w:kern w:val="0"/>
+          <w:sz w:val="24"/>
+          <w:szCs w:val="24"/>
+          <w:lang w:val="en-US" w:eastAsia="zh-CN" w:bidi="ar"/>
+        </w:rPr>
+        <w:t>{%set exon = tdd.ori_variant.split(' ')[1]%}</w:t>
+      </w:r>
+      <w:r>
+        <w:rPr>
+          <w:rFonts w:hint="default" w:ascii="Times New Roman" w:hAnsi="Times New Roman" w:eastAsia="微软雅黑" w:cs="Times New Roman"/>
+          <w:b/>
+          <w:bCs w:val="0"/>
+          <w:color w:val="00B0F0"/>
+          <w:kern w:val="0"/>
+          <w:sz w:val="24"/>
+          <w:szCs w:val="24"/>
+          <w:lang w:val="en-US" w:eastAsia="zh-CN" w:bidi="ar"/>
+        </w:rPr>
+        <w:t>{% if (tdd.gene == ‘KIT’</w:t>
+      </w:r>
+      <w:r>
+        <w:rPr>
+          <w:rFonts w:hint="eastAsia" w:ascii="Times New Roman" w:hAnsi="Times New Roman" w:eastAsia="微软雅黑" w:cs="Times New Roman"/>
+          <w:b/>
+          <w:bCs w:val="0"/>
+          <w:color w:val="00B0F0"/>
+          <w:kern w:val="0"/>
+          <w:sz w:val="24"/>
+          <w:szCs w:val="24"/>
+          <w:lang w:val="en-US" w:eastAsia="zh-CN" w:bidi="ar"/>
+        </w:rPr>
+        <w:t xml:space="preserve"> </w:t>
+      </w:r>
+      <w:r>
+        <w:rPr>
+          <w:rFonts w:hint="default" w:ascii="Times New Roman" w:hAnsi="Times New Roman" w:eastAsia="微软雅黑" w:cs="Times New Roman"/>
+          <w:b/>
+          <w:bCs w:val="0"/>
+          <w:color w:val="00B0F0"/>
+          <w:kern w:val="0"/>
+          <w:sz w:val="24"/>
+          <w:szCs w:val="24"/>
+          <w:lang w:val="en-US" w:eastAsia="zh-CN" w:bidi="ar"/>
+        </w:rPr>
+        <w:t>and (exon == ‘exon11’</w:t>
+      </w:r>
+      <w:r>
+        <w:rPr>
+          <w:rFonts w:hint="eastAsia" w:ascii="Times New Roman" w:hAnsi="Times New Roman" w:eastAsia="微软雅黑" w:cs="Times New Roman"/>
+          <w:b/>
+          <w:bCs w:val="0"/>
+          <w:color w:val="00B0F0"/>
+          <w:kern w:val="0"/>
+          <w:sz w:val="24"/>
+          <w:szCs w:val="24"/>
+          <w:lang w:val="en-US" w:eastAsia="zh-CN" w:bidi="ar"/>
+        </w:rPr>
+        <w:t xml:space="preserve"> </w:t>
+      </w:r>
+      <w:r>
+        <w:rPr>
+          <w:rFonts w:hint="default" w:ascii="Times New Roman" w:hAnsi="Times New Roman" w:eastAsia="微软雅黑" w:cs="Times New Roman"/>
+          <w:b/>
+          <w:bCs w:val="0"/>
+          <w:color w:val="00B0F0"/>
+          <w:kern w:val="0"/>
+          <w:sz w:val="24"/>
+          <w:szCs w:val="24"/>
+          <w:lang w:val="en-US" w:eastAsia="zh-CN" w:bidi="ar"/>
+        </w:rPr>
+        <w:t>or exon == ‘exon13’</w:t>
+      </w:r>
+      <w:r>
+        <w:rPr>
+          <w:rFonts w:hint="eastAsia" w:ascii="Times New Roman" w:hAnsi="Times New Roman" w:eastAsia="微软雅黑" w:cs="Times New Roman"/>
+          <w:b/>
+          <w:bCs w:val="0"/>
+          <w:color w:val="00B0F0"/>
+          <w:kern w:val="0"/>
+          <w:sz w:val="24"/>
+          <w:szCs w:val="24"/>
+          <w:lang w:val="en-US" w:eastAsia="zh-CN" w:bidi="ar"/>
+        </w:rPr>
+        <w:t xml:space="preserve"> </w:t>
+      </w:r>
+      <w:r>
+        <w:rPr>
+          <w:rFonts w:hint="default" w:ascii="Times New Roman" w:hAnsi="Times New Roman" w:eastAsia="微软雅黑" w:cs="Times New Roman"/>
+          <w:b/>
+          <w:bCs w:val="0"/>
+          <w:color w:val="00B0F0"/>
+          <w:kern w:val="0"/>
+          <w:sz w:val="24"/>
+          <w:szCs w:val="24"/>
+          <w:lang w:val="en-US" w:eastAsia="zh-CN" w:bidi="ar"/>
+        </w:rPr>
+        <w:t>or exon == ‘exon14’</w:t>
+      </w:r>
+      <w:r>
+        <w:rPr>
+          <w:rFonts w:hint="eastAsia" w:ascii="Times New Roman" w:hAnsi="Times New Roman" w:eastAsia="微软雅黑" w:cs="Times New Roman"/>
+          <w:b/>
+          <w:bCs w:val="0"/>
+          <w:color w:val="00B0F0"/>
+          <w:kern w:val="0"/>
+          <w:sz w:val="24"/>
+          <w:szCs w:val="24"/>
+          <w:lang w:val="en-US" w:eastAsia="zh-CN" w:bidi="ar"/>
+        </w:rPr>
+        <w:t xml:space="preserve"> </w:t>
+      </w:r>
+      <w:r>
+        <w:rPr>
+          <w:rFonts w:hint="default" w:ascii="Times New Roman" w:hAnsi="Times New Roman" w:eastAsia="微软雅黑" w:cs="Times New Roman"/>
+          <w:b/>
+          <w:bCs w:val="0"/>
+          <w:color w:val="00B0F0"/>
+          <w:kern w:val="0"/>
+          <w:sz w:val="24"/>
+          <w:szCs w:val="24"/>
+          <w:lang w:val="en-US" w:eastAsia="zh-CN" w:bidi="ar"/>
+        </w:rPr>
+        <w:t>or exon == ‘exon17’</w:t>
+      </w:r>
+      <w:r>
+        <w:rPr>
+          <w:rFonts w:hint="eastAsia" w:ascii="Times New Roman" w:hAnsi="Times New Roman" w:eastAsia="微软雅黑" w:cs="Times New Roman"/>
+          <w:b/>
+          <w:bCs w:val="0"/>
+          <w:color w:val="00B0F0"/>
+          <w:kern w:val="0"/>
+          <w:sz w:val="24"/>
+          <w:szCs w:val="24"/>
+          <w:lang w:val="en-US" w:eastAsia="zh-CN" w:bidi="ar"/>
+        </w:rPr>
+        <w:t xml:space="preserve"> </w:t>
+      </w:r>
+      <w:r>
+        <w:rPr>
+          <w:rFonts w:hint="default" w:ascii="Times New Roman" w:hAnsi="Times New Roman" w:eastAsia="微软雅黑" w:cs="Times New Roman"/>
+          <w:b/>
+          <w:bCs w:val="0"/>
+          <w:color w:val="00B0F0"/>
+          <w:kern w:val="0"/>
+          <w:sz w:val="24"/>
+          <w:szCs w:val="24"/>
+          <w:lang w:val="en-US" w:eastAsia="zh-CN" w:bidi="ar"/>
+        </w:rPr>
+        <w:t>or exon == ‘exon18’) ) or (tdd.gene == ‘PDGFRA’</w:t>
+      </w:r>
+      <w:r>
+        <w:rPr>
+          <w:rFonts w:hint="eastAsia" w:ascii="Times New Roman" w:hAnsi="Times New Roman" w:eastAsia="微软雅黑" w:cs="Times New Roman"/>
+          <w:b/>
+          <w:bCs w:val="0"/>
+          <w:color w:val="00B0F0"/>
+          <w:kern w:val="0"/>
+          <w:sz w:val="24"/>
+          <w:szCs w:val="24"/>
+          <w:lang w:val="en-US" w:eastAsia="zh-CN" w:bidi="ar"/>
+        </w:rPr>
+        <w:t xml:space="preserve"> </w:t>
+      </w:r>
+      <w:r>
+        <w:rPr>
+          <w:rFonts w:hint="default" w:ascii="Times New Roman" w:hAnsi="Times New Roman" w:eastAsia="微软雅黑" w:cs="Times New Roman"/>
+          <w:b/>
+          <w:bCs w:val="0"/>
+          <w:color w:val="00B0F0"/>
+          <w:kern w:val="0"/>
+          <w:sz w:val="24"/>
+          <w:szCs w:val="24"/>
+          <w:lang w:val="en-US" w:eastAsia="zh-CN" w:bidi="ar"/>
+        </w:rPr>
+        <w:t>and (exon == ‘exon12’</w:t>
+      </w:r>
+      <w:r>
+        <w:rPr>
+          <w:rFonts w:hint="eastAsia" w:ascii="Times New Roman" w:hAnsi="Times New Roman" w:eastAsia="微软雅黑" w:cs="Times New Roman"/>
+          <w:b/>
+          <w:bCs w:val="0"/>
+          <w:color w:val="00B0F0"/>
+          <w:kern w:val="0"/>
+          <w:sz w:val="24"/>
+          <w:szCs w:val="24"/>
+          <w:lang w:val="en-US" w:eastAsia="zh-CN" w:bidi="ar"/>
+        </w:rPr>
+        <w:t xml:space="preserve"> </w:t>
+      </w:r>
+      <w:r>
+        <w:rPr>
+          <w:rFonts w:hint="default" w:ascii="Times New Roman" w:hAnsi="Times New Roman" w:eastAsia="微软雅黑" w:cs="Times New Roman"/>
+          <w:b/>
+          <w:bCs w:val="0"/>
+          <w:color w:val="00B0F0"/>
+          <w:kern w:val="0"/>
+          <w:sz w:val="24"/>
+          <w:szCs w:val="24"/>
+          <w:lang w:val="en-US" w:eastAsia="zh-CN" w:bidi="ar"/>
+        </w:rPr>
+        <w:t>or exon == ‘exon14’</w:t>
+      </w:r>
+      <w:r>
+        <w:rPr>
+          <w:rFonts w:hint="eastAsia" w:ascii="Times New Roman" w:hAnsi="Times New Roman" w:eastAsia="微软雅黑" w:cs="Times New Roman"/>
+          <w:b/>
+          <w:bCs w:val="0"/>
+          <w:color w:val="00B0F0"/>
+          <w:kern w:val="0"/>
+          <w:sz w:val="24"/>
+          <w:szCs w:val="24"/>
+          <w:lang w:val="en-US" w:eastAsia="zh-CN" w:bidi="ar"/>
+        </w:rPr>
+        <w:t xml:space="preserve"> </w:t>
+      </w:r>
+      <w:r>
+        <w:rPr>
+          <w:rFonts w:hint="default" w:ascii="Times New Roman" w:hAnsi="Times New Roman" w:eastAsia="微软雅黑" w:cs="Times New Roman"/>
+          <w:b/>
+          <w:bCs w:val="0"/>
+          <w:color w:val="00B0F0"/>
+          <w:kern w:val="0"/>
+          <w:sz w:val="24"/>
+          <w:szCs w:val="24"/>
+          <w:lang w:val="en-US" w:eastAsia="zh-CN" w:bidi="ar"/>
+        </w:rPr>
+        <w:t>or exon == ‘exon18’)</w:t>
+      </w:r>
+      <w:r>
+        <w:rPr>
+          <w:rFonts w:hint="eastAsia" w:ascii="Times New Roman" w:hAnsi="Times New Roman" w:eastAsia="微软雅黑" w:cs="Times New Roman"/>
+          <w:b/>
+          <w:bCs w:val="0"/>
+          <w:color w:val="00B0F0"/>
+          <w:kern w:val="0"/>
+          <w:sz w:val="24"/>
+          <w:szCs w:val="24"/>
+          <w:lang w:val="en-US" w:eastAsia="zh-CN" w:bidi="ar"/>
+        </w:rPr>
+        <w:t xml:space="preserve"> </w:t>
+      </w:r>
+      <w:r>
+        <w:rPr>
+          <w:rFonts w:hint="default" w:ascii="Times New Roman" w:hAnsi="Times New Roman" w:eastAsia="微软雅黑" w:cs="Times New Roman"/>
+          <w:b/>
+          <w:bCs w:val="0"/>
+          <w:color w:val="00B0F0"/>
+          <w:kern w:val="0"/>
+          <w:sz w:val="24"/>
+          <w:szCs w:val="24"/>
+          <w:lang w:val="en-US" w:eastAsia="zh-CN" w:bidi="ar"/>
+        </w:rPr>
+        <w:t>)%}</w:t>
+      </w:r>
+      <w:r>
+        <w:rPr>
+          <w:rFonts w:hint="eastAsia" w:ascii="Times New Roman" w:hAnsi="Times New Roman" w:eastAsia="微软雅黑" w:cs="Times New Roman"/>
+          <w:b/>
+          <w:bCs w:val="0"/>
+          <w:kern w:val="0"/>
+          <w:sz w:val="24"/>
+          <w:szCs w:val="24"/>
+          <w:lang w:val="en-US" w:eastAsia="zh-CN" w:bidi="ar"/>
+        </w:rPr>
+        <w:t xml:space="preserve">{% </w:t>
+      </w:r>
+      <w:r>
+        <w:rPr>
+          <w:rFonts w:hint="default" w:ascii="Times New Roman" w:hAnsi="Times New Roman" w:eastAsia="微软雅黑" w:cs="Times New Roman"/>
+          <w:b/>
+          <w:bCs w:val="0"/>
+          <w:kern w:val="0"/>
+          <w:sz w:val="24"/>
+          <w:szCs w:val="24"/>
+          <w:lang w:val="en-US" w:eastAsia="zh-CN" w:bidi="ar"/>
+        </w:rPr>
+        <w:t>set ns.show_title = true</w:t>
+      </w:r>
+      <w:r>
+        <w:rPr>
+          <w:rFonts w:hint="eastAsia" w:ascii="Times New Roman" w:hAnsi="Times New Roman" w:eastAsia="微软雅黑" w:cs="Times New Roman"/>
+          <w:b/>
+          <w:bCs w:val="0"/>
+          <w:kern w:val="0"/>
+          <w:sz w:val="24"/>
+          <w:szCs w:val="24"/>
+          <w:lang w:val="en-US" w:eastAsia="zh-CN" w:bidi="ar"/>
+        </w:rPr>
+        <w:t xml:space="preserve"> %}{% endif %}{% endfor %}</w:t>
+      </w:r>
+      <w:r>
+        <w:rPr>
+          <w:rFonts w:hint="default" w:ascii="Times New Roman" w:hAnsi="Times New Roman" w:eastAsia="微软雅黑" w:cs="Times New Roman"/>
+          <w:b/>
+          <w:bCs w:val="0"/>
+          <w:kern w:val="0"/>
+          <w:sz w:val="24"/>
+          <w:szCs w:val="24"/>
+          <w:lang w:val="en-US" w:eastAsia="zh-CN" w:bidi="ar"/>
+        </w:rPr>
+        <w:t xml:space="preserve">{% if </w:t>
+      </w:r>
+      <w:r>
+        <w:rPr>
+          <w:rFonts w:hint="eastAsia" w:ascii="Times New Roman" w:hAnsi="Times New Roman" w:eastAsia="微软雅黑" w:cs="Times New Roman"/>
+          <w:b/>
+          <w:bCs w:val="0"/>
+          <w:kern w:val="0"/>
+          <w:sz w:val="24"/>
+          <w:szCs w:val="24"/>
+          <w:lang w:val="en-US" w:eastAsia="zh-CN" w:bidi="ar"/>
+        </w:rPr>
+        <w:t>ns.</w:t>
+      </w:r>
+      <w:r>
+        <w:rPr>
+          <w:rFonts w:hint="default" w:ascii="Times New Roman" w:hAnsi="Times New Roman" w:eastAsia="微软雅黑" w:cs="Times New Roman"/>
+          <w:b/>
+          <w:bCs w:val="0"/>
+          <w:kern w:val="0"/>
+          <w:sz w:val="24"/>
+          <w:szCs w:val="24"/>
+          <w:lang w:val="en-US" w:eastAsia="zh-CN" w:bidi="ar"/>
+        </w:rPr>
+        <w:t>show_title %}</w:t>
+      </w:r>
+      <w:r>
+        <w:rPr>
+          <w:color w:val="62B541"/>
+          <w:sz w:val="32"/>
+          <w14:shadow w14:blurRad="50800" w14:dist="38100" w14:dir="10800000" w14:sx="100000" w14:sy="100000" w14:kx="0" w14:ky="0" w14:algn="r">
+            <w14:srgbClr w14:val="62B541">
+              <w14:alpha w14:val="60000"/>
+            </w14:srgbClr>
+          </w14:shadow>
+        </w:rPr>
+        <w:t>基因检测结果解析</w:t>
+      </w:r>
+      <w:r>
+        <w:rPr>
+          <w:rFonts w:ascii="宋体" w:hAnsi="宋体" w:eastAsia="宋体" w:cs="宋体"/>
+          <w:sz w:val="24"/>
+          <w:szCs w:val="24"/>
+        </w:rPr>
+        <w:t xml:space="preserve"> </w:t>
+      </w:r>
+    </w:p>
+    <w:p>
+      <w:pPr>
+        <w:pStyle w:val="2"/>
         <w:numPr>
-          <w:ilvl w:val="-1"/>
+          <w:ilvl w:val="255"/>
           <w:numId w:val="0"/>
         </w:numPr>
-        <w:spacing w:after="0" w:line="240" w:lineRule="auto"/>
-        <w:ind w:left="0" w:firstLine="0"/>
         <w:jc w:val="left"/>
-        <w:outlineLvl w:val="0"/>
-        <w:rPr>
-          <w:rFonts w:ascii="Times New Roman" w:hAnsi="Times New Roman" w:eastAsia="微软雅黑" w:cs="黑体"/>
-          <w:b/>
-          <w:bCs/>
-          <w:color w:val="00B050"/>
-          <w:sz w:val="28"/>
-          <w:szCs w:val="36"/>
+        <w:rPr>
+          <w:rFonts w:hint="default" w:ascii="Times New Roman" w:hAnsi="Times New Roman" w:eastAsia="微软雅黑" w:cs="Times New Roman"/>
+          <w:b/>
+          <w:sz w:val="24"/>
+          <w:szCs w:val="24"/>
+          <w:lang w:val="en-US" w:eastAsia="zh-CN"/>
+        </w:rPr>
+      </w:pPr>
+      <w:r>
+        <w:rPr>
+          <w:rFonts w:hint="eastAsia" w:ascii="Times New Roman" w:hAnsi="Times New Roman" w:eastAsia="微软雅黑" w:cs="Times New Roman"/>
+          <w:b/>
+          <w:bCs w:val="0"/>
+          <w:color w:val="auto"/>
+          <w:sz w:val="24"/>
+          <w:szCs w:val="24"/>
           <w:lang w:val="en-US" w:eastAsia="zh-CN" w:bidi="ar-SA"/>
         </w:rPr>
+        <w:t>{% for tdd in BodyDrugNoComplexStr %}</w:t>
+      </w:r>
+      <w:bookmarkEnd w:id="0"/>
+      <w:r>
+        <w:rPr>
+          <w:rFonts w:hint="eastAsia" w:ascii="Times New Roman" w:hAnsi="Times New Roman" w:eastAsia="微软雅黑" w:cs="Times New Roman"/>
+          <w:b/>
+          <w:bCs w:val="0"/>
+          <w:color w:val="auto"/>
+          <w:sz w:val="24"/>
+          <w:szCs w:val="24"/>
+          <w:lang w:val="en-US" w:eastAsia="zh-CN" w:bidi="ar-SA"/>
+        </w:rPr>
+        <w:t xml:space="preserve">{% set exon = </w:t>
+      </w:r>
+      <w:r>
+        <w:rPr>
+          <w:rFonts w:hint="eastAsia" w:cs="Times New Roman"/>
+          <w:b/>
+          <w:bCs w:val="0"/>
+          <w:color w:val="auto"/>
+          <w:sz w:val="24"/>
+          <w:szCs w:val="24"/>
+          <w:lang w:val="en-US" w:eastAsia="zh-CN" w:bidi="ar-SA"/>
+        </w:rPr>
+        <w:t>tdd.ori_variant.split(' ')[1]</w:t>
+      </w:r>
+      <w:r>
+        <w:rPr>
+          <w:rFonts w:hint="eastAsia" w:ascii="Times New Roman" w:hAnsi="Times New Roman" w:eastAsia="微软雅黑" w:cs="Times New Roman"/>
+          <w:b/>
+          <w:bCs w:val="0"/>
+          <w:color w:val="auto"/>
+          <w:sz w:val="24"/>
+          <w:szCs w:val="24"/>
+          <w:lang w:val="en-US" w:eastAsia="zh-CN" w:bidi="ar-SA"/>
+        </w:rPr>
+        <w:t xml:space="preserve"> %}</w:t>
+      </w:r>
+      <w:r>
+        <w:rPr>
+          <w:rFonts w:hint="default" w:ascii="Times New Roman" w:hAnsi="Times New Roman" w:eastAsia="微软雅黑" w:cs="Times New Roman"/>
+          <w:b/>
+          <w:bCs w:val="0"/>
+          <w:kern w:val="0"/>
+          <w:sz w:val="24"/>
+          <w:szCs w:val="24"/>
+          <w:lang w:val="en-US" w:eastAsia="zh-CN" w:bidi="ar"/>
+        </w:rPr>
+        <w:t>{% if (tdd.gene == ‘KIT’</w:t>
+      </w:r>
+      <w:r>
+        <w:rPr>
+          <w:rFonts w:hint="eastAsia" w:ascii="Times New Roman" w:hAnsi="Times New Roman" w:eastAsia="微软雅黑" w:cs="Times New Roman"/>
+          <w:b/>
+          <w:bCs w:val="0"/>
+          <w:kern w:val="0"/>
+          <w:sz w:val="24"/>
+          <w:szCs w:val="24"/>
+          <w:lang w:val="en-US" w:eastAsia="zh-CN" w:bidi="ar"/>
+        </w:rPr>
+        <w:t xml:space="preserve"> </w:t>
+      </w:r>
+      <w:r>
+        <w:rPr>
+          <w:rFonts w:hint="default" w:ascii="Times New Roman" w:hAnsi="Times New Roman" w:eastAsia="微软雅黑" w:cs="Times New Roman"/>
+          <w:b/>
+          <w:bCs w:val="0"/>
+          <w:kern w:val="0"/>
+          <w:sz w:val="24"/>
+          <w:szCs w:val="24"/>
+          <w:lang w:val="en-US" w:eastAsia="zh-CN" w:bidi="ar"/>
+        </w:rPr>
+        <w:t>and (exon == ‘exon11’</w:t>
+      </w:r>
+      <w:r>
+        <w:rPr>
+          <w:rFonts w:hint="eastAsia" w:ascii="Times New Roman" w:hAnsi="Times New Roman" w:eastAsia="微软雅黑" w:cs="Times New Roman"/>
+          <w:b/>
+          <w:bCs w:val="0"/>
+          <w:kern w:val="0"/>
+          <w:sz w:val="24"/>
+          <w:szCs w:val="24"/>
+          <w:lang w:val="en-US" w:eastAsia="zh-CN" w:bidi="ar"/>
+        </w:rPr>
+        <w:t xml:space="preserve"> </w:t>
+      </w:r>
+      <w:r>
+        <w:rPr>
+          <w:rFonts w:hint="default" w:ascii="Times New Roman" w:hAnsi="Times New Roman" w:eastAsia="微软雅黑" w:cs="Times New Roman"/>
+          <w:b/>
+          <w:bCs w:val="0"/>
+          <w:kern w:val="0"/>
+          <w:sz w:val="24"/>
+          <w:szCs w:val="24"/>
+          <w:lang w:val="en-US" w:eastAsia="zh-CN" w:bidi="ar"/>
+        </w:rPr>
+        <w:t>or exon == ‘exon13’</w:t>
+      </w:r>
+      <w:r>
+        <w:rPr>
+          <w:rFonts w:hint="eastAsia" w:ascii="Times New Roman" w:hAnsi="Times New Roman" w:eastAsia="微软雅黑" w:cs="Times New Roman"/>
+          <w:b/>
+          <w:bCs w:val="0"/>
+          <w:kern w:val="0"/>
+          <w:sz w:val="24"/>
+          <w:szCs w:val="24"/>
+          <w:lang w:val="en-US" w:eastAsia="zh-CN" w:bidi="ar"/>
+        </w:rPr>
+        <w:t xml:space="preserve"> </w:t>
+      </w:r>
+      <w:r>
+        <w:rPr>
+          <w:rFonts w:hint="default" w:ascii="Times New Roman" w:hAnsi="Times New Roman" w:eastAsia="微软雅黑" w:cs="Times New Roman"/>
+          <w:b/>
+          <w:bCs w:val="0"/>
+          <w:kern w:val="0"/>
+          <w:sz w:val="24"/>
+          <w:szCs w:val="24"/>
+          <w:lang w:val="en-US" w:eastAsia="zh-CN" w:bidi="ar"/>
+        </w:rPr>
+        <w:t>or exon == ‘exon14’</w:t>
+      </w:r>
+      <w:r>
+        <w:rPr>
+          <w:rFonts w:hint="eastAsia" w:ascii="Times New Roman" w:hAnsi="Times New Roman" w:eastAsia="微软雅黑" w:cs="Times New Roman"/>
+          <w:b/>
+          <w:bCs w:val="0"/>
+          <w:kern w:val="0"/>
+          <w:sz w:val="24"/>
+          <w:szCs w:val="24"/>
+          <w:lang w:val="en-US" w:eastAsia="zh-CN" w:bidi="ar"/>
+        </w:rPr>
+        <w:t xml:space="preserve"> </w:t>
+      </w:r>
+      <w:r>
+        <w:rPr>
+          <w:rFonts w:hint="default" w:ascii="Times New Roman" w:hAnsi="Times New Roman" w:eastAsia="微软雅黑" w:cs="Times New Roman"/>
+          <w:b/>
+          <w:bCs w:val="0"/>
+          <w:kern w:val="0"/>
+          <w:sz w:val="24"/>
+          <w:szCs w:val="24"/>
+          <w:lang w:val="en-US" w:eastAsia="zh-CN" w:bidi="ar"/>
+        </w:rPr>
+        <w:t>or exon == ‘exon17’</w:t>
+      </w:r>
+      <w:r>
+        <w:rPr>
+          <w:rFonts w:hint="eastAsia" w:ascii="Times New Roman" w:hAnsi="Times New Roman" w:eastAsia="微软雅黑" w:cs="Times New Roman"/>
+          <w:b/>
+          <w:bCs w:val="0"/>
+          <w:kern w:val="0"/>
+          <w:sz w:val="24"/>
+          <w:szCs w:val="24"/>
+          <w:lang w:val="en-US" w:eastAsia="zh-CN" w:bidi="ar"/>
+        </w:rPr>
+        <w:t xml:space="preserve"> </w:t>
+      </w:r>
+      <w:r>
+        <w:rPr>
+          <w:rFonts w:hint="default" w:ascii="Times New Roman" w:hAnsi="Times New Roman" w:eastAsia="微软雅黑" w:cs="Times New Roman"/>
+          <w:b/>
+          <w:bCs w:val="0"/>
+          <w:kern w:val="0"/>
+          <w:sz w:val="24"/>
+          <w:szCs w:val="24"/>
+          <w:lang w:val="en-US" w:eastAsia="zh-CN" w:bidi="ar"/>
+        </w:rPr>
+        <w:t>or exon == ‘exon18’) ) or (tdd.gene == ‘PDGFRA’</w:t>
+      </w:r>
+      <w:r>
+        <w:rPr>
+          <w:rFonts w:hint="eastAsia" w:ascii="Times New Roman" w:hAnsi="Times New Roman" w:eastAsia="微软雅黑" w:cs="Times New Roman"/>
+          <w:b/>
+          <w:bCs w:val="0"/>
+          <w:kern w:val="0"/>
+          <w:sz w:val="24"/>
+          <w:szCs w:val="24"/>
+          <w:lang w:val="en-US" w:eastAsia="zh-CN" w:bidi="ar"/>
+        </w:rPr>
+        <w:t xml:space="preserve"> </w:t>
+      </w:r>
+      <w:r>
+        <w:rPr>
+          <w:rFonts w:hint="default" w:ascii="Times New Roman" w:hAnsi="Times New Roman" w:eastAsia="微软雅黑" w:cs="Times New Roman"/>
+          <w:b/>
+          <w:bCs w:val="0"/>
+          <w:kern w:val="0"/>
+          <w:sz w:val="24"/>
+          <w:szCs w:val="24"/>
+          <w:lang w:val="en-US" w:eastAsia="zh-CN" w:bidi="ar"/>
+        </w:rPr>
+        <w:t>and (exon == ‘exon12’</w:t>
+      </w:r>
+      <w:r>
+        <w:rPr>
+          <w:rFonts w:hint="eastAsia" w:ascii="Times New Roman" w:hAnsi="Times New Roman" w:eastAsia="微软雅黑" w:cs="Times New Roman"/>
+          <w:b/>
+          <w:bCs w:val="0"/>
+          <w:kern w:val="0"/>
+          <w:sz w:val="24"/>
+          <w:szCs w:val="24"/>
+          <w:lang w:val="en-US" w:eastAsia="zh-CN" w:bidi="ar"/>
+        </w:rPr>
+        <w:t xml:space="preserve"> </w:t>
+      </w:r>
+      <w:r>
+        <w:rPr>
+          <w:rFonts w:hint="default" w:ascii="Times New Roman" w:hAnsi="Times New Roman" w:eastAsia="微软雅黑" w:cs="Times New Roman"/>
+          <w:b/>
+          <w:bCs w:val="0"/>
+          <w:kern w:val="0"/>
+          <w:sz w:val="24"/>
+          <w:szCs w:val="24"/>
+          <w:lang w:val="en-US" w:eastAsia="zh-CN" w:bidi="ar"/>
+        </w:rPr>
+        <w:t>or exon == ‘exon14’</w:t>
+      </w:r>
+      <w:r>
+        <w:rPr>
+          <w:rFonts w:hint="eastAsia" w:ascii="Times New Roman" w:hAnsi="Times New Roman" w:eastAsia="微软雅黑" w:cs="Times New Roman"/>
+          <w:b/>
+          <w:bCs w:val="0"/>
+          <w:kern w:val="0"/>
+          <w:sz w:val="24"/>
+          <w:szCs w:val="24"/>
+          <w:lang w:val="en-US" w:eastAsia="zh-CN" w:bidi="ar"/>
+        </w:rPr>
+        <w:t xml:space="preserve"> </w:t>
+      </w:r>
+      <w:r>
+        <w:rPr>
+          <w:rFonts w:hint="default" w:ascii="Times New Roman" w:hAnsi="Times New Roman" w:eastAsia="微软雅黑" w:cs="Times New Roman"/>
+          <w:b/>
+          <w:bCs w:val="0"/>
+          <w:kern w:val="0"/>
+          <w:sz w:val="24"/>
+          <w:szCs w:val="24"/>
+          <w:lang w:val="en-US" w:eastAsia="zh-CN" w:bidi="ar"/>
+        </w:rPr>
+        <w:t>or exon == ‘exon18’)</w:t>
+      </w:r>
+      <w:r>
+        <w:rPr>
+          <w:rFonts w:hint="eastAsia" w:ascii="宋体" w:hAnsi="宋体" w:eastAsia="宋体" w:cs="Times New Roman"/>
+          <w:b/>
+          <w:bCs w:val="0"/>
+          <w:kern w:val="0"/>
+          <w:sz w:val="24"/>
+          <w:szCs w:val="24"/>
+          <w:lang w:val="en-US" w:eastAsia="zh-CN" w:bidi="ar"/>
+        </w:rPr>
+        <w:t xml:space="preserve"> </w:t>
+      </w:r>
+      <w:r>
+        <w:rPr>
+          <w:rFonts w:hint="default" w:ascii="Times New Roman" w:hAnsi="Times New Roman" w:eastAsia="微软雅黑" w:cs="Times New Roman"/>
+          <w:b/>
+          <w:bCs w:val="0"/>
+          <w:kern w:val="0"/>
+          <w:sz w:val="24"/>
+          <w:szCs w:val="24"/>
+          <w:lang w:val="en-US" w:eastAsia="zh-CN" w:bidi="ar"/>
+        </w:rPr>
+        <w:t>)%}</w:t>
+      </w:r>
+      <w:r>
+        <w:rPr>
+          <w:rFonts w:hint="eastAsia" w:cs="Times New Roman"/>
+          <w:b/>
+          <w:bCs w:val="0"/>
+          <w:color w:val="auto"/>
+          <w:sz w:val="24"/>
+          <w:szCs w:val="24"/>
+          <w:lang w:val="en-US" w:eastAsia="zh-CN" w:bidi="ar-SA"/>
+        </w:rPr>
+        <w:t>{{ tdd.gene }}</w:t>
+      </w:r>
+    </w:p>
+    <w:tbl>
+      <w:tblPr>
+        <w:tblStyle w:val="16"/>
+        <w:tblpPr w:leftFromText="180" w:rightFromText="180" w:vertAnchor="text" w:tblpXSpec="center" w:tblpY="1"/>
+        <w:tblOverlap w:val="never"/>
+        <w:tblW w:w="9870" w:type="dxa"/>
+        <w:jc w:val="center"/>
+        <w:tblBorders>
+          <w:top w:val="single" w:color="45A3A7" w:sz="18" w:space="0"/>
+          <w:left w:val="none" w:color="auto" w:sz="0" w:space="0"/>
+          <w:bottom w:val="dotted" w:color="45A3A7" w:sz="4" w:space="0"/>
+          <w:right w:val="none" w:color="auto" w:sz="0" w:space="0"/>
+          <w:insideH w:val="dotted" w:color="45A3A7" w:sz="4" w:space="0"/>
+          <w:insideV w:val="dotted" w:color="45A3A7" w:sz="4" w:space="0"/>
+        </w:tblBorders>
+        <w:tblLayout w:type="fixed"/>
+        <w:tblCellMar>
+          <w:top w:w="0" w:type="dxa"/>
+          <w:left w:w="108" w:type="dxa"/>
+          <w:bottom w:w="0" w:type="dxa"/>
+          <w:right w:w="108" w:type="dxa"/>
+        </w:tblCellMar>
+      </w:tblPr>
+      <w:tblGrid>
+        <w:gridCol w:w="432"/>
+        <w:gridCol w:w="1191"/>
+        <w:gridCol w:w="8247"/>
+      </w:tblGrid>
+      <w:tr>
+        <w:tblPrEx>
+          <w:tblBorders>
+            <w:top w:val="single" w:color="45A3A7" w:sz="18" w:space="0"/>
+            <w:left w:val="none" w:color="auto" w:sz="0" w:space="0"/>
+            <w:bottom w:val="dotted" w:color="45A3A7" w:sz="4" w:space="0"/>
+            <w:right w:val="none" w:color="auto" w:sz="0" w:space="0"/>
+            <w:insideH w:val="dotted" w:color="45A3A7" w:sz="4" w:space="0"/>
+            <w:insideV w:val="dotted" w:color="45A3A7" w:sz="4" w:space="0"/>
+          </w:tblBorders>
+          <w:tblCellMar>
+            <w:top w:w="0" w:type="dxa"/>
+            <w:left w:w="108" w:type="dxa"/>
+            <w:bottom w:w="0" w:type="dxa"/>
+            <w:right w:w="108" w:type="dxa"/>
+          </w:tblCellMar>
+        </w:tblPrEx>
+        <w:trPr>
+          <w:trHeight w:val="417" w:hRule="atLeast"/>
+          <w:jc w:val="center"/>
+        </w:trPr>
+        <w:tc>
+          <w:tcPr>
+            <w:tcW w:w="1623" w:type="dxa"/>
+            <w:gridSpan w:val="2"/>
+            <w:tcBorders>
+              <w:top w:val="nil"/>
+              <w:left w:val="nil"/>
+              <w:bottom w:val="single" w:color="FFFFFF" w:themeColor="background1" w:sz="18" w:space="0"/>
+              <w:right w:val="nil"/>
+            </w:tcBorders>
+            <w:shd w:val="clear" w:color="auto" w:fill="62B541"/>
+            <w:vAlign w:val="center"/>
+          </w:tcPr>
+          <w:p>
+            <w:pPr>
+              <w:keepNext/>
+              <w:spacing w:before="26"/>
+              <w:jc w:val="center"/>
+              <w:rPr>
+                <w:rFonts w:ascii="Times New Roman" w:hAnsi="Times New Roman" w:eastAsia="微软雅黑" w:cs="Times New Roman"/>
+                <w:b/>
+                <w:color w:val="FFFFFF" w:themeColor="background1"/>
+                <w:sz w:val="18"/>
+                <w:szCs w:val="18"/>
+                <w:lang w:eastAsia="zh-CN"/>
+                <w14:textFill>
+                  <w14:solidFill>
+                    <w14:schemeClr w14:val="bg1"/>
+                  </w14:solidFill>
+                </w14:textFill>
+              </w:rPr>
+            </w:pPr>
+            <w:r>
+              <w:rPr>
+                <w:rFonts w:ascii="Times New Roman" w:hAnsi="Times New Roman" w:eastAsia="微软雅黑" w:cs="Times New Roman"/>
+                <w:b/>
+                <w:color w:val="FFFFFF" w:themeColor="background1"/>
+                <w:sz w:val="18"/>
+                <w:szCs w:val="18"/>
+                <w:lang w:eastAsia="zh-CN"/>
+                <w14:textFill>
+                  <w14:solidFill>
+                    <w14:schemeClr w14:val="bg1"/>
+                  </w14:solidFill>
+                </w14:textFill>
+              </w:rPr>
+              <w:t>突变形式</w:t>
+            </w:r>
+          </w:p>
+        </w:tc>
+        <w:tc>
+          <w:tcPr>
+            <w:tcW w:w="8247" w:type="dxa"/>
+            <w:tcBorders>
+              <w:top w:val="single" w:color="BFBFBF" w:sz="4" w:space="0"/>
+              <w:left w:val="nil"/>
+              <w:bottom w:val="single" w:color="A4A4A4" w:sz="4" w:space="0"/>
+              <w:right w:val="nil"/>
+            </w:tcBorders>
+            <w:vAlign w:val="center"/>
+          </w:tcPr>
+          <w:p>
+            <w:pPr>
+              <w:keepNext/>
+              <w:spacing w:before="26"/>
+              <w:jc w:val="center"/>
+              <w:rPr>
+                <w:rFonts w:hint="default" w:ascii="Times New Roman" w:hAnsi="Times New Roman" w:eastAsia="微软雅黑" w:cs="Times New Roman"/>
+                <w:bCs/>
+                <w:sz w:val="18"/>
+                <w:szCs w:val="18"/>
+                <w:lang w:val="en-US" w:eastAsia="zh-CN"/>
+              </w:rPr>
+            </w:pPr>
+            <w:r>
+              <w:rPr>
+                <w:rFonts w:hint="eastAsia" w:ascii="Times New Roman" w:hAnsi="Times New Roman" w:eastAsia="微软雅黑" w:cs="Times New Roman"/>
+                <w:bCs/>
+                <w:sz w:val="18"/>
+                <w:szCs w:val="18"/>
+                <w:lang w:val="en-US" w:eastAsia="zh-CN"/>
+              </w:rPr>
+              <w:t>tdd.ori_variant</w:t>
+            </w:r>
+          </w:p>
+        </w:tc>
+      </w:tr>
+      <w:tr>
+        <w:tblPrEx>
+          <w:tblBorders>
+            <w:top w:val="single" w:color="45A3A7" w:sz="18" w:space="0"/>
+            <w:left w:val="none" w:color="auto" w:sz="0" w:space="0"/>
+            <w:bottom w:val="dotted" w:color="45A3A7" w:sz="4" w:space="0"/>
+            <w:right w:val="none" w:color="auto" w:sz="0" w:space="0"/>
+            <w:insideH w:val="dotted" w:color="45A3A7" w:sz="4" w:space="0"/>
+            <w:insideV w:val="dotted" w:color="45A3A7" w:sz="4" w:space="0"/>
+          </w:tblBorders>
+          <w:tblCellMar>
+            <w:top w:w="0" w:type="dxa"/>
+            <w:left w:w="108" w:type="dxa"/>
+            <w:bottom w:w="0" w:type="dxa"/>
+            <w:right w:w="108" w:type="dxa"/>
+          </w:tblCellMar>
+        </w:tblPrEx>
+        <w:trPr>
+          <w:trHeight w:val="474" w:hRule="atLeast"/>
+          <w:jc w:val="center"/>
+        </w:trPr>
+        <w:tc>
+          <w:tcPr>
+            <w:tcW w:w="432" w:type="dxa"/>
+            <w:vMerge w:val="restart"/>
+            <w:tcBorders>
+              <w:top w:val="single" w:color="FFFFFF" w:themeColor="background1" w:sz="18" w:space="0"/>
+              <w:left w:val="nil"/>
+              <w:bottom w:val="single" w:color="FFFFFF" w:themeColor="background1" w:sz="18" w:space="0"/>
+              <w:right w:val="single" w:color="FFFFFF" w:themeColor="background1" w:sz="18" w:space="0"/>
+            </w:tcBorders>
+            <w:shd w:val="clear" w:color="auto" w:fill="62B541"/>
+            <w:vAlign w:val="center"/>
+          </w:tcPr>
+          <w:p>
+            <w:pPr>
+              <w:spacing w:before="1" w:line="250" w:lineRule="auto"/>
+              <w:jc w:val="center"/>
+              <w:rPr>
+                <w:rFonts w:ascii="Times New Roman" w:hAnsi="Times New Roman" w:eastAsia="微软雅黑" w:cs="Times New Roman"/>
+                <w:sz w:val="18"/>
+                <w:szCs w:val="18"/>
+                <w:lang w:eastAsia="zh-CN"/>
+              </w:rPr>
+            </w:pPr>
+            <w:bookmarkStart w:id="11" w:name="_GoBack"/>
+            <w:bookmarkEnd w:id="11"/>
+            <w:r>
+              <w:rPr>
+                <w:rFonts w:ascii="Times New Roman" w:hAnsi="Times New Roman" w:eastAsia="微软雅黑" w:cs="Times New Roman"/>
+                <w:b/>
+                <w:color w:val="FFFFFF" w:themeColor="background1"/>
+                <w:sz w:val="18"/>
+                <w:szCs w:val="18"/>
+                <w:lang w:eastAsia="zh-CN"/>
+                <w14:textFill>
+                  <w14:solidFill>
+                    <w14:schemeClr w14:val="bg1"/>
+                  </w14:solidFill>
+                </w14:textFill>
+              </w:rPr>
+              <w:t>潜在获益药物</w:t>
+            </w:r>
+          </w:p>
+        </w:tc>
+        <w:tc>
+          <w:tcPr>
+            <w:tcW w:w="1191" w:type="dxa"/>
+            <w:tcBorders>
+              <w:top w:val="single" w:color="FFFFFF" w:themeColor="background1" w:sz="18" w:space="0"/>
+              <w:left w:val="single" w:color="FFFFFF" w:themeColor="background1" w:sz="18" w:space="0"/>
+              <w:bottom w:val="single" w:color="FFFFFF" w:themeColor="background1" w:sz="18" w:space="0"/>
+              <w:right w:val="nil"/>
+            </w:tcBorders>
+            <w:shd w:val="clear" w:color="auto" w:fill="62B541"/>
+            <w:vAlign w:val="center"/>
+          </w:tcPr>
+          <w:p>
+            <w:pPr>
+              <w:spacing w:before="1" w:line="250" w:lineRule="auto"/>
+              <w:jc w:val="center"/>
+              <w:rPr>
+                <w:rFonts w:ascii="Times New Roman" w:hAnsi="Times New Roman" w:eastAsia="微软雅黑" w:cs="Times New Roman"/>
+                <w:b/>
+                <w:color w:val="FFFFFF" w:themeColor="background1"/>
+                <w:sz w:val="18"/>
+                <w:szCs w:val="18"/>
+                <w:lang w:eastAsia="zh-CN"/>
+                <w14:textFill>
+                  <w14:solidFill>
+                    <w14:schemeClr w14:val="bg1"/>
+                  </w14:solidFill>
+                </w14:textFill>
+              </w:rPr>
+            </w:pPr>
+            <w:r>
+              <w:rPr>
+                <w:rFonts w:ascii="Times New Roman" w:hAnsi="Times New Roman" w:eastAsia="微软雅黑" w:cs="Times New Roman"/>
+                <w:b/>
+                <w:color w:val="FFFFFF" w:themeColor="background1"/>
+                <w:sz w:val="18"/>
+                <w:szCs w:val="18"/>
+                <w:lang w:eastAsia="zh-CN"/>
+                <w14:textFill>
+                  <w14:solidFill>
+                    <w14:schemeClr w14:val="bg1"/>
+                  </w14:solidFill>
+                </w14:textFill>
+              </w:rPr>
+              <w:t>A级</w:t>
+            </w:r>
+          </w:p>
+        </w:tc>
+        <w:tc>
+          <w:tcPr>
+            <w:tcW w:w="8247" w:type="dxa"/>
+            <w:tcBorders>
+              <w:top w:val="single" w:color="A4A4A4" w:sz="4" w:space="0"/>
+              <w:left w:val="nil"/>
+              <w:bottom w:val="single" w:color="A4A4A4" w:sz="4" w:space="0"/>
+              <w:right w:val="nil"/>
+            </w:tcBorders>
+            <w:shd w:val="clear" w:color="auto" w:fill="auto"/>
+            <w:vAlign w:val="center"/>
+          </w:tcPr>
+          <w:p>
+            <w:pPr>
+              <w:spacing w:before="1" w:line="250" w:lineRule="auto"/>
+              <w:jc w:val="center"/>
+              <w:rPr>
+                <w:rFonts w:ascii="Times New Roman" w:hAnsi="Times New Roman" w:eastAsia="微软雅黑" w:cs="Times New Roman"/>
+                <w:b/>
+                <w:color w:val="FFFFFF" w:themeColor="background1"/>
+                <w:sz w:val="18"/>
+                <w:szCs w:val="18"/>
+                <w:lang w:eastAsia="zh-CN"/>
+                <w14:textFill>
+                  <w14:solidFill>
+                    <w14:schemeClr w14:val="bg1"/>
+                  </w14:solidFill>
+                </w14:textFill>
+              </w:rPr>
+            </w:pPr>
+            <w:r>
+              <w:rPr>
+                <w:rFonts w:ascii="Times New Roman" w:hAnsi="Times New Roman" w:eastAsia="微软雅黑" w:cs="Times New Roman"/>
+                <w:sz w:val="18"/>
+                <w:szCs w:val="18"/>
+                <w:lang w:eastAsia="zh-CN"/>
+              </w:rPr>
+              <w:t>{% if tdd.drugaStr == [] %}无{% else%}{% for d in tdd.drugaStr %}{%if loop.last%}</w:t>
+            </w:r>
+            <w:r>
+              <w:rPr>
+                <w:rFonts w:hint="eastAsia" w:ascii="Times New Roman" w:hAnsi="Times New Roman" w:eastAsia="微软雅黑" w:cs="Times New Roman"/>
+                <w:sz w:val="18"/>
+                <w:szCs w:val="18"/>
+                <w:lang w:eastAsia="zh-CN"/>
+              </w:rPr>
+              <w:t>{{ d.nameLevel }}</w:t>
+            </w:r>
+            <w:r>
+              <w:rPr>
+                <w:rFonts w:ascii="Times New Roman" w:hAnsi="Times New Roman" w:eastAsia="微软雅黑" w:cs="Times New Roman"/>
+                <w:sz w:val="18"/>
+                <w:szCs w:val="18"/>
+                <w:lang w:eastAsia="zh-CN"/>
+              </w:rPr>
+              <w:t>{%else%}</w:t>
+            </w:r>
+            <w:r>
+              <w:rPr>
+                <w:rFonts w:hint="eastAsia" w:ascii="Times New Roman" w:hAnsi="Times New Roman" w:eastAsia="微软雅黑" w:cs="Times New Roman"/>
+                <w:sz w:val="18"/>
+                <w:szCs w:val="18"/>
+                <w:lang w:eastAsia="zh-CN"/>
+              </w:rPr>
+              <w:t>{{ d.nameLevel }}</w:t>
+            </w:r>
+            <w:r>
+              <w:rPr>
+                <w:rFonts w:ascii="Times New Roman" w:hAnsi="Times New Roman" w:eastAsia="微软雅黑" w:cs="Times New Roman"/>
+                <w:sz w:val="18"/>
+                <w:szCs w:val="18"/>
+                <w:lang w:eastAsia="zh-CN"/>
+              </w:rPr>
+              <w:t>，{%endif%}{% endfor %}{% endif%}</w:t>
+            </w:r>
+          </w:p>
+        </w:tc>
+      </w:tr>
+      <w:tr>
+        <w:tblPrEx>
+          <w:tblBorders>
+            <w:top w:val="single" w:color="45A3A7" w:sz="18" w:space="0"/>
+            <w:left w:val="none" w:color="auto" w:sz="0" w:space="0"/>
+            <w:bottom w:val="dotted" w:color="45A3A7" w:sz="4" w:space="0"/>
+            <w:right w:val="none" w:color="auto" w:sz="0" w:space="0"/>
+            <w:insideH w:val="dotted" w:color="45A3A7" w:sz="4" w:space="0"/>
+            <w:insideV w:val="dotted" w:color="45A3A7" w:sz="4" w:space="0"/>
+          </w:tblBorders>
+          <w:tblCellMar>
+            <w:top w:w="0" w:type="dxa"/>
+            <w:left w:w="108" w:type="dxa"/>
+            <w:bottom w:w="0" w:type="dxa"/>
+            <w:right w:w="108" w:type="dxa"/>
+          </w:tblCellMar>
+        </w:tblPrEx>
+        <w:trPr>
+          <w:trHeight w:val="474" w:hRule="atLeast"/>
+          <w:jc w:val="center"/>
+        </w:trPr>
+        <w:tc>
+          <w:tcPr>
+            <w:tcW w:w="432" w:type="dxa"/>
+            <w:vMerge w:val="continue"/>
+            <w:tcBorders>
+              <w:top w:val="single" w:color="FFFFFF" w:themeColor="background1" w:sz="18" w:space="0"/>
+              <w:left w:val="nil"/>
+              <w:bottom w:val="single" w:color="FFFFFF" w:themeColor="background1" w:sz="18" w:space="0"/>
+              <w:right w:val="single" w:color="FFFFFF" w:themeColor="background1" w:sz="18" w:space="0"/>
+            </w:tcBorders>
+            <w:shd w:val="clear" w:color="auto" w:fill="62B541"/>
+            <w:vAlign w:val="center"/>
+          </w:tcPr>
+          <w:p>
+            <w:pPr>
+              <w:spacing w:before="1" w:line="250" w:lineRule="auto"/>
+              <w:jc w:val="center"/>
+              <w:rPr>
+                <w:rFonts w:ascii="Times New Roman" w:hAnsi="Times New Roman" w:eastAsia="微软雅黑" w:cs="Times New Roman"/>
+                <w:b/>
+                <w:color w:val="FFFFFF" w:themeColor="background1"/>
+                <w:sz w:val="18"/>
+                <w:szCs w:val="18"/>
+                <w:lang w:eastAsia="zh-CN"/>
+                <w14:textFill>
+                  <w14:solidFill>
+                    <w14:schemeClr w14:val="bg1"/>
+                  </w14:solidFill>
+                </w14:textFill>
+              </w:rPr>
+            </w:pPr>
+          </w:p>
+        </w:tc>
+        <w:tc>
+          <w:tcPr>
+            <w:tcW w:w="1191" w:type="dxa"/>
+            <w:tcBorders>
+              <w:top w:val="single" w:color="FFFFFF" w:themeColor="background1" w:sz="18" w:space="0"/>
+              <w:left w:val="single" w:color="FFFFFF" w:themeColor="background1" w:sz="18" w:space="0"/>
+              <w:bottom w:val="single" w:color="FFFFFF" w:themeColor="background1" w:sz="18" w:space="0"/>
+              <w:right w:val="nil"/>
+            </w:tcBorders>
+            <w:shd w:val="clear" w:color="auto" w:fill="62B541"/>
+            <w:vAlign w:val="center"/>
+          </w:tcPr>
+          <w:p>
+            <w:pPr>
+              <w:spacing w:before="1" w:line="250" w:lineRule="auto"/>
+              <w:jc w:val="center"/>
+              <w:rPr>
+                <w:rFonts w:ascii="Times New Roman" w:hAnsi="Times New Roman" w:eastAsia="微软雅黑" w:cs="Times New Roman"/>
+                <w:b/>
+                <w:color w:val="FFFFFF" w:themeColor="background1"/>
+                <w:sz w:val="18"/>
+                <w:szCs w:val="18"/>
+                <w:lang w:eastAsia="zh-CN"/>
+                <w14:textFill>
+                  <w14:solidFill>
+                    <w14:schemeClr w14:val="bg1"/>
+                  </w14:solidFill>
+                </w14:textFill>
+              </w:rPr>
+            </w:pPr>
+            <w:r>
+              <w:rPr>
+                <w:rFonts w:ascii="Times New Roman" w:hAnsi="Times New Roman" w:eastAsia="微软雅黑" w:cs="Times New Roman"/>
+                <w:b/>
+                <w:color w:val="FFFFFF" w:themeColor="background1"/>
+                <w:sz w:val="18"/>
+                <w:szCs w:val="18"/>
+                <w:lang w:eastAsia="zh-CN"/>
+                <w14:textFill>
+                  <w14:solidFill>
+                    <w14:schemeClr w14:val="bg1"/>
+                  </w14:solidFill>
+                </w14:textFill>
+              </w:rPr>
+              <w:t>B级</w:t>
+            </w:r>
+          </w:p>
+        </w:tc>
+        <w:tc>
+          <w:tcPr>
+            <w:tcW w:w="8247" w:type="dxa"/>
+            <w:tcBorders>
+              <w:top w:val="single" w:color="A4A4A4" w:sz="4" w:space="0"/>
+              <w:left w:val="nil"/>
+              <w:bottom w:val="single" w:color="A4A4A4" w:sz="4" w:space="0"/>
+              <w:right w:val="nil"/>
+            </w:tcBorders>
+            <w:shd w:val="clear" w:color="auto" w:fill="auto"/>
+            <w:vAlign w:val="center"/>
+          </w:tcPr>
+          <w:p>
+            <w:pPr>
+              <w:keepNext/>
+              <w:spacing w:before="26"/>
+              <w:jc w:val="center"/>
+              <w:rPr>
+                <w:rFonts w:ascii="Times New Roman" w:hAnsi="Times New Roman" w:eastAsia="微软雅黑" w:cs="Times New Roman"/>
+                <w:b/>
+                <w:color w:val="FFFFFF" w:themeColor="background1"/>
+                <w:sz w:val="18"/>
+                <w:szCs w:val="18"/>
+                <w:lang w:eastAsia="zh-CN"/>
+                <w14:textFill>
+                  <w14:solidFill>
+                    <w14:schemeClr w14:val="bg1"/>
+                  </w14:solidFill>
+                </w14:textFill>
+              </w:rPr>
+            </w:pPr>
+            <w:r>
+              <w:rPr>
+                <w:rFonts w:ascii="Times New Roman" w:hAnsi="Times New Roman" w:eastAsia="微软雅黑" w:cs="Times New Roman"/>
+                <w:sz w:val="18"/>
+                <w:szCs w:val="18"/>
+                <w:lang w:eastAsia="zh-CN"/>
+              </w:rPr>
+              <w:t>{% if tdd.drugbStr == [] %}无{% else%}{% for d in tdd.drugbStr %}{%if loop.last%}</w:t>
+            </w:r>
+            <w:r>
+              <w:rPr>
+                <w:rFonts w:hint="eastAsia" w:ascii="Times New Roman" w:hAnsi="Times New Roman" w:eastAsia="微软雅黑" w:cs="Times New Roman"/>
+                <w:sz w:val="18"/>
+                <w:szCs w:val="18"/>
+                <w:lang w:eastAsia="zh-CN"/>
+              </w:rPr>
+              <w:t>{{ d.nameLevel }}</w:t>
+            </w:r>
+            <w:r>
+              <w:rPr>
+                <w:rFonts w:ascii="Times New Roman" w:hAnsi="Times New Roman" w:eastAsia="微软雅黑" w:cs="Times New Roman"/>
+                <w:sz w:val="18"/>
+                <w:szCs w:val="18"/>
+                <w:lang w:eastAsia="zh-CN"/>
+              </w:rPr>
+              <w:t>{%else%}</w:t>
+            </w:r>
+            <w:r>
+              <w:rPr>
+                <w:rFonts w:hint="eastAsia" w:ascii="Times New Roman" w:hAnsi="Times New Roman" w:eastAsia="微软雅黑" w:cs="Times New Roman"/>
+                <w:sz w:val="18"/>
+                <w:szCs w:val="18"/>
+                <w:lang w:eastAsia="zh-CN"/>
+              </w:rPr>
+              <w:t>{{ d.nameLevel }}</w:t>
+            </w:r>
+            <w:r>
+              <w:rPr>
+                <w:rFonts w:ascii="Times New Roman" w:hAnsi="Times New Roman" w:eastAsia="微软雅黑" w:cs="Times New Roman"/>
+                <w:sz w:val="18"/>
+                <w:szCs w:val="18"/>
+                <w:lang w:eastAsia="zh-CN"/>
+              </w:rPr>
+              <w:t>，{%endif%}{% endfor %}{% endif%}</w:t>
+            </w:r>
+          </w:p>
+        </w:tc>
+      </w:tr>
+      <w:tr>
+        <w:tblPrEx>
+          <w:tblBorders>
+            <w:top w:val="single" w:color="45A3A7" w:sz="18" w:space="0"/>
+            <w:left w:val="none" w:color="auto" w:sz="0" w:space="0"/>
+            <w:bottom w:val="dotted" w:color="45A3A7" w:sz="4" w:space="0"/>
+            <w:right w:val="none" w:color="auto" w:sz="0" w:space="0"/>
+            <w:insideH w:val="dotted" w:color="45A3A7" w:sz="4" w:space="0"/>
+            <w:insideV w:val="dotted" w:color="45A3A7" w:sz="4" w:space="0"/>
+          </w:tblBorders>
+          <w:tblCellMar>
+            <w:top w:w="0" w:type="dxa"/>
+            <w:left w:w="108" w:type="dxa"/>
+            <w:bottom w:w="0" w:type="dxa"/>
+            <w:right w:w="108" w:type="dxa"/>
+          </w:tblCellMar>
+        </w:tblPrEx>
+        <w:trPr>
+          <w:trHeight w:val="474" w:hRule="atLeast"/>
+          <w:jc w:val="center"/>
+        </w:trPr>
+        <w:tc>
+          <w:tcPr>
+            <w:tcW w:w="432" w:type="dxa"/>
+            <w:vMerge w:val="continue"/>
+            <w:tcBorders>
+              <w:top w:val="single" w:color="FFFFFF" w:themeColor="background1" w:sz="18" w:space="0"/>
+              <w:left w:val="nil"/>
+              <w:bottom w:val="single" w:color="FFFFFF" w:themeColor="background1" w:sz="18" w:space="0"/>
+              <w:right w:val="single" w:color="FFFFFF" w:themeColor="background1" w:sz="18" w:space="0"/>
+            </w:tcBorders>
+            <w:shd w:val="clear" w:color="auto" w:fill="62B541"/>
+            <w:vAlign w:val="center"/>
+          </w:tcPr>
+          <w:p>
+            <w:pPr>
+              <w:spacing w:before="1" w:line="250" w:lineRule="auto"/>
+              <w:jc w:val="center"/>
+              <w:rPr>
+                <w:rFonts w:ascii="Times New Roman" w:hAnsi="Times New Roman" w:eastAsia="微软雅黑" w:cs="Times New Roman"/>
+                <w:b/>
+                <w:color w:val="FFFFFF" w:themeColor="background1"/>
+                <w:sz w:val="18"/>
+                <w:szCs w:val="18"/>
+                <w:lang w:eastAsia="zh-CN"/>
+                <w14:textFill>
+                  <w14:solidFill>
+                    <w14:schemeClr w14:val="bg1"/>
+                  </w14:solidFill>
+                </w14:textFill>
+              </w:rPr>
+            </w:pPr>
+          </w:p>
+        </w:tc>
+        <w:tc>
+          <w:tcPr>
+            <w:tcW w:w="1191" w:type="dxa"/>
+            <w:tcBorders>
+              <w:top w:val="single" w:color="FFFFFF" w:themeColor="background1" w:sz="18" w:space="0"/>
+              <w:left w:val="single" w:color="FFFFFF" w:themeColor="background1" w:sz="18" w:space="0"/>
+              <w:bottom w:val="single" w:color="FFFFFF" w:themeColor="background1" w:sz="18" w:space="0"/>
+              <w:right w:val="nil"/>
+            </w:tcBorders>
+            <w:shd w:val="clear" w:color="auto" w:fill="62B541"/>
+            <w:vAlign w:val="center"/>
+          </w:tcPr>
+          <w:p>
+            <w:pPr>
+              <w:spacing w:before="1" w:line="250" w:lineRule="auto"/>
+              <w:jc w:val="center"/>
+              <w:rPr>
+                <w:rFonts w:ascii="Times New Roman" w:hAnsi="Times New Roman" w:eastAsia="微软雅黑" w:cs="Times New Roman"/>
+                <w:b/>
+                <w:color w:val="FFFFFF" w:themeColor="background1"/>
+                <w:sz w:val="18"/>
+                <w:szCs w:val="18"/>
+                <w:lang w:eastAsia="zh-CN"/>
+                <w14:textFill>
+                  <w14:solidFill>
+                    <w14:schemeClr w14:val="bg1"/>
+                  </w14:solidFill>
+                </w14:textFill>
+              </w:rPr>
+            </w:pPr>
+            <w:r>
+              <w:rPr>
+                <w:rFonts w:ascii="Times New Roman" w:hAnsi="Times New Roman" w:eastAsia="微软雅黑" w:cs="Times New Roman"/>
+                <w:b/>
+                <w:color w:val="FFFFFF" w:themeColor="background1"/>
+                <w:sz w:val="18"/>
+                <w:szCs w:val="18"/>
+                <w:lang w:eastAsia="zh-CN"/>
+                <w14:textFill>
+                  <w14:solidFill>
+                    <w14:schemeClr w14:val="bg1"/>
+                  </w14:solidFill>
+                </w14:textFill>
+              </w:rPr>
+              <w:t>C级</w:t>
+            </w:r>
+          </w:p>
+        </w:tc>
+        <w:tc>
+          <w:tcPr>
+            <w:tcW w:w="8247" w:type="dxa"/>
+            <w:tcBorders>
+              <w:top w:val="single" w:color="A4A4A4" w:sz="4" w:space="0"/>
+              <w:left w:val="nil"/>
+              <w:bottom w:val="single" w:color="A4A4A4" w:sz="4" w:space="0"/>
+              <w:right w:val="nil"/>
+            </w:tcBorders>
+            <w:shd w:val="clear" w:color="auto" w:fill="auto"/>
+            <w:vAlign w:val="center"/>
+          </w:tcPr>
+          <w:p>
+            <w:pPr>
+              <w:keepNext/>
+              <w:spacing w:before="26"/>
+              <w:jc w:val="center"/>
+              <w:rPr>
+                <w:rFonts w:ascii="Times New Roman" w:hAnsi="Times New Roman" w:eastAsia="微软雅黑" w:cs="Times New Roman"/>
+                <w:b/>
+                <w:color w:val="FFFFFF" w:themeColor="background1"/>
+                <w:sz w:val="18"/>
+                <w:szCs w:val="18"/>
+                <w:lang w:eastAsia="zh-CN"/>
+                <w14:textFill>
+                  <w14:solidFill>
+                    <w14:schemeClr w14:val="bg1"/>
+                  </w14:solidFill>
+                </w14:textFill>
+              </w:rPr>
+            </w:pPr>
+            <w:r>
+              <w:rPr>
+                <w:rFonts w:ascii="Times New Roman" w:hAnsi="Times New Roman" w:eastAsia="微软雅黑" w:cs="Times New Roman"/>
+                <w:sz w:val="18"/>
+                <w:szCs w:val="18"/>
+                <w:lang w:eastAsia="zh-CN"/>
+              </w:rPr>
+              <w:t>{% if tdd.drugcStr == [] %}无{% else%}{% for d in tdd.drugcStr %}{%if loop.last%}</w:t>
+            </w:r>
+            <w:r>
+              <w:rPr>
+                <w:rFonts w:hint="eastAsia" w:ascii="Times New Roman" w:hAnsi="Times New Roman" w:eastAsia="微软雅黑" w:cs="Times New Roman"/>
+                <w:sz w:val="18"/>
+                <w:szCs w:val="18"/>
+                <w:lang w:eastAsia="zh-CN"/>
+              </w:rPr>
+              <w:t>{{ d.nameLevel }}</w:t>
+            </w:r>
+            <w:r>
+              <w:rPr>
+                <w:rFonts w:ascii="Times New Roman" w:hAnsi="Times New Roman" w:eastAsia="微软雅黑" w:cs="Times New Roman"/>
+                <w:sz w:val="18"/>
+                <w:szCs w:val="18"/>
+                <w:lang w:eastAsia="zh-CN"/>
+              </w:rPr>
+              <w:t>{%else%}</w:t>
+            </w:r>
+            <w:r>
+              <w:rPr>
+                <w:rFonts w:hint="eastAsia" w:ascii="Times New Roman" w:hAnsi="Times New Roman" w:eastAsia="微软雅黑" w:cs="Times New Roman"/>
+                <w:sz w:val="18"/>
+                <w:szCs w:val="18"/>
+                <w:lang w:eastAsia="zh-CN"/>
+              </w:rPr>
+              <w:t>{{ d.nameLevel }}</w:t>
+            </w:r>
+            <w:r>
+              <w:rPr>
+                <w:rFonts w:ascii="Times New Roman" w:hAnsi="Times New Roman" w:eastAsia="微软雅黑" w:cs="Times New Roman"/>
+                <w:sz w:val="18"/>
+                <w:szCs w:val="18"/>
+                <w:lang w:eastAsia="zh-CN"/>
+              </w:rPr>
+              <w:t>，{%endif%}{% endfor %}{% endif%}</w:t>
+            </w:r>
+          </w:p>
+        </w:tc>
+      </w:tr>
+      <w:tr>
+        <w:tblPrEx>
+          <w:tblBorders>
+            <w:top w:val="single" w:color="45A3A7" w:sz="18" w:space="0"/>
+            <w:left w:val="none" w:color="auto" w:sz="0" w:space="0"/>
+            <w:bottom w:val="dotted" w:color="45A3A7" w:sz="4" w:space="0"/>
+            <w:right w:val="none" w:color="auto" w:sz="0" w:space="0"/>
+            <w:insideH w:val="dotted" w:color="45A3A7" w:sz="4" w:space="0"/>
+            <w:insideV w:val="dotted" w:color="45A3A7" w:sz="4" w:space="0"/>
+          </w:tblBorders>
+          <w:tblCellMar>
+            <w:top w:w="0" w:type="dxa"/>
+            <w:left w:w="108" w:type="dxa"/>
+            <w:bottom w:w="0" w:type="dxa"/>
+            <w:right w:w="108" w:type="dxa"/>
+          </w:tblCellMar>
+        </w:tblPrEx>
+        <w:trPr>
+          <w:trHeight w:val="474" w:hRule="atLeast"/>
+          <w:jc w:val="center"/>
+        </w:trPr>
+        <w:tc>
+          <w:tcPr>
+            <w:tcW w:w="432" w:type="dxa"/>
+            <w:vMerge w:val="continue"/>
+            <w:tcBorders>
+              <w:top w:val="single" w:color="FFFFFF" w:themeColor="background1" w:sz="18" w:space="0"/>
+              <w:left w:val="nil"/>
+              <w:bottom w:val="single" w:color="FFFFFF" w:themeColor="background1" w:sz="18" w:space="0"/>
+              <w:right w:val="single" w:color="FFFFFF" w:themeColor="background1" w:sz="18" w:space="0"/>
+            </w:tcBorders>
+            <w:shd w:val="clear" w:color="auto" w:fill="62B541"/>
+            <w:vAlign w:val="center"/>
+          </w:tcPr>
+          <w:p>
+            <w:pPr>
+              <w:spacing w:before="1" w:line="250" w:lineRule="auto"/>
+              <w:jc w:val="center"/>
+              <w:rPr>
+                <w:rFonts w:ascii="Times New Roman" w:hAnsi="Times New Roman" w:eastAsia="微软雅黑" w:cs="Times New Roman"/>
+                <w:b/>
+                <w:color w:val="FFFFFF" w:themeColor="background1"/>
+                <w:sz w:val="18"/>
+                <w:szCs w:val="18"/>
+                <w:lang w:eastAsia="zh-CN"/>
+                <w14:textFill>
+                  <w14:solidFill>
+                    <w14:schemeClr w14:val="bg1"/>
+                  </w14:solidFill>
+                </w14:textFill>
+              </w:rPr>
+            </w:pPr>
+          </w:p>
+        </w:tc>
+        <w:tc>
+          <w:tcPr>
+            <w:tcW w:w="1191" w:type="dxa"/>
+            <w:tcBorders>
+              <w:top w:val="single" w:color="FFFFFF" w:themeColor="background1" w:sz="18" w:space="0"/>
+              <w:left w:val="single" w:color="FFFFFF" w:themeColor="background1" w:sz="18" w:space="0"/>
+              <w:bottom w:val="single" w:color="FFFFFF" w:themeColor="background1" w:sz="18" w:space="0"/>
+              <w:right w:val="nil"/>
+            </w:tcBorders>
+            <w:shd w:val="clear" w:color="auto" w:fill="62B541"/>
+            <w:vAlign w:val="center"/>
+          </w:tcPr>
+          <w:p>
+            <w:pPr>
+              <w:spacing w:before="1" w:line="250" w:lineRule="auto"/>
+              <w:jc w:val="center"/>
+              <w:rPr>
+                <w:rFonts w:ascii="Times New Roman" w:hAnsi="Times New Roman" w:eastAsia="微软雅黑" w:cs="Times New Roman"/>
+                <w:b/>
+                <w:color w:val="FFFFFF" w:themeColor="background1"/>
+                <w:sz w:val="18"/>
+                <w:szCs w:val="18"/>
+                <w:lang w:eastAsia="zh-CN"/>
+                <w14:textFill>
+                  <w14:solidFill>
+                    <w14:schemeClr w14:val="bg1"/>
+                  </w14:solidFill>
+                </w14:textFill>
+              </w:rPr>
+            </w:pPr>
+            <w:r>
+              <w:rPr>
+                <w:rFonts w:hint="eastAsia" w:ascii="Times New Roman" w:hAnsi="Times New Roman" w:eastAsia="微软雅黑" w:cs="Times New Roman"/>
+                <w:b/>
+                <w:color w:val="FFFFFF" w:themeColor="background1"/>
+                <w:sz w:val="18"/>
+                <w:szCs w:val="18"/>
+                <w:lang w:eastAsia="zh-CN"/>
+                <w14:textFill>
+                  <w14:solidFill>
+                    <w14:schemeClr w14:val="bg1"/>
+                  </w14:solidFill>
+                </w14:textFill>
+              </w:rPr>
+              <w:t>D</w:t>
+            </w:r>
+            <w:r>
+              <w:rPr>
+                <w:rFonts w:ascii="Times New Roman" w:hAnsi="Times New Roman" w:eastAsia="微软雅黑" w:cs="Times New Roman"/>
+                <w:b/>
+                <w:color w:val="FFFFFF" w:themeColor="background1"/>
+                <w:sz w:val="18"/>
+                <w:szCs w:val="18"/>
+                <w:lang w:eastAsia="zh-CN"/>
+                <w14:textFill>
+                  <w14:solidFill>
+                    <w14:schemeClr w14:val="bg1"/>
+                  </w14:solidFill>
+                </w14:textFill>
+              </w:rPr>
+              <w:t>级</w:t>
+            </w:r>
+          </w:p>
+        </w:tc>
+        <w:tc>
+          <w:tcPr>
+            <w:tcW w:w="8247" w:type="dxa"/>
+            <w:tcBorders>
+              <w:top w:val="single" w:color="A4A4A4" w:sz="4" w:space="0"/>
+              <w:left w:val="nil"/>
+              <w:bottom w:val="single" w:color="A4A4A4" w:sz="4" w:space="0"/>
+              <w:right w:val="nil"/>
+            </w:tcBorders>
+            <w:shd w:val="clear" w:color="auto" w:fill="auto"/>
+            <w:vAlign w:val="center"/>
+          </w:tcPr>
+          <w:p>
+            <w:pPr>
+              <w:keepNext/>
+              <w:spacing w:before="26"/>
+              <w:jc w:val="center"/>
+              <w:rPr>
+                <w:rFonts w:ascii="Times New Roman" w:hAnsi="Times New Roman" w:eastAsia="微软雅黑" w:cs="Times New Roman"/>
+                <w:b/>
+                <w:color w:val="FFFFFF" w:themeColor="background1"/>
+                <w:sz w:val="18"/>
+                <w:szCs w:val="18"/>
+                <w:lang w:eastAsia="zh-CN"/>
+                <w14:textFill>
+                  <w14:solidFill>
+                    <w14:schemeClr w14:val="bg1"/>
+                  </w14:solidFill>
+                </w14:textFill>
+              </w:rPr>
+            </w:pPr>
+            <w:r>
+              <w:rPr>
+                <w:rFonts w:ascii="Times New Roman" w:hAnsi="Times New Roman" w:eastAsia="微软雅黑" w:cs="Times New Roman"/>
+                <w:sz w:val="18"/>
+                <w:szCs w:val="18"/>
+                <w:lang w:eastAsia="zh-CN"/>
+              </w:rPr>
+              <w:t>{% if tdd.drug</w:t>
+            </w:r>
+            <w:r>
+              <w:rPr>
+                <w:rFonts w:hint="eastAsia" w:ascii="Times New Roman" w:hAnsi="Times New Roman" w:eastAsia="微软雅黑" w:cs="Times New Roman"/>
+                <w:sz w:val="18"/>
+                <w:szCs w:val="18"/>
+                <w:lang w:eastAsia="zh-CN"/>
+              </w:rPr>
+              <w:t>d</w:t>
+            </w:r>
+            <w:r>
+              <w:rPr>
+                <w:rFonts w:ascii="Times New Roman" w:hAnsi="Times New Roman" w:eastAsia="微软雅黑" w:cs="Times New Roman"/>
+                <w:sz w:val="18"/>
+                <w:szCs w:val="18"/>
+                <w:lang w:eastAsia="zh-CN"/>
+              </w:rPr>
+              <w:t>Str == [] %}无{% else%}{% for d in tdd.drug</w:t>
+            </w:r>
+            <w:r>
+              <w:rPr>
+                <w:rFonts w:hint="eastAsia" w:ascii="Times New Roman" w:hAnsi="Times New Roman" w:eastAsia="微软雅黑" w:cs="Times New Roman"/>
+                <w:sz w:val="18"/>
+                <w:szCs w:val="18"/>
+                <w:lang w:eastAsia="zh-CN"/>
+              </w:rPr>
+              <w:t>d</w:t>
+            </w:r>
+            <w:r>
+              <w:rPr>
+                <w:rFonts w:ascii="Times New Roman" w:hAnsi="Times New Roman" w:eastAsia="微软雅黑" w:cs="Times New Roman"/>
+                <w:sz w:val="18"/>
+                <w:szCs w:val="18"/>
+                <w:lang w:eastAsia="zh-CN"/>
+              </w:rPr>
+              <w:t>Str %}{%if loop.last%}</w:t>
+            </w:r>
+            <w:r>
+              <w:rPr>
+                <w:rFonts w:hint="eastAsia" w:ascii="Times New Roman" w:hAnsi="Times New Roman" w:eastAsia="微软雅黑" w:cs="Times New Roman"/>
+                <w:sz w:val="18"/>
+                <w:szCs w:val="18"/>
+                <w:lang w:eastAsia="zh-CN"/>
+              </w:rPr>
+              <w:t>{{ d.nameLevel }}</w:t>
+            </w:r>
+            <w:r>
+              <w:rPr>
+                <w:rFonts w:ascii="Times New Roman" w:hAnsi="Times New Roman" w:eastAsia="微软雅黑" w:cs="Times New Roman"/>
+                <w:sz w:val="18"/>
+                <w:szCs w:val="18"/>
+                <w:lang w:eastAsia="zh-CN"/>
+              </w:rPr>
+              <w:t>{%else%}</w:t>
+            </w:r>
+            <w:r>
+              <w:rPr>
+                <w:rFonts w:hint="eastAsia" w:ascii="Times New Roman" w:hAnsi="Times New Roman" w:eastAsia="微软雅黑" w:cs="Times New Roman"/>
+                <w:sz w:val="18"/>
+                <w:szCs w:val="18"/>
+                <w:lang w:eastAsia="zh-CN"/>
+              </w:rPr>
+              <w:t>{{ d.nameLevel }}</w:t>
+            </w:r>
+            <w:r>
+              <w:rPr>
+                <w:rFonts w:ascii="Times New Roman" w:hAnsi="Times New Roman" w:eastAsia="微软雅黑" w:cs="Times New Roman"/>
+                <w:sz w:val="18"/>
+                <w:szCs w:val="18"/>
+                <w:lang w:eastAsia="zh-CN"/>
+              </w:rPr>
+              <w:t>，{%endif%}{% endfor %}{% endif%}</w:t>
+            </w:r>
+          </w:p>
+        </w:tc>
+      </w:tr>
+      <w:tr>
+        <w:tblPrEx>
+          <w:tblBorders>
+            <w:top w:val="single" w:color="45A3A7" w:sz="18" w:space="0"/>
+            <w:left w:val="none" w:color="auto" w:sz="0" w:space="0"/>
+            <w:bottom w:val="dotted" w:color="45A3A7" w:sz="4" w:space="0"/>
+            <w:right w:val="none" w:color="auto" w:sz="0" w:space="0"/>
+            <w:insideH w:val="dotted" w:color="45A3A7" w:sz="4" w:space="0"/>
+            <w:insideV w:val="dotted" w:color="45A3A7" w:sz="4" w:space="0"/>
+          </w:tblBorders>
+          <w:tblCellMar>
+            <w:top w:w="0" w:type="dxa"/>
+            <w:left w:w="108" w:type="dxa"/>
+            <w:bottom w:w="0" w:type="dxa"/>
+            <w:right w:w="108" w:type="dxa"/>
+          </w:tblCellMar>
+        </w:tblPrEx>
+        <w:trPr>
+          <w:trHeight w:val="474" w:hRule="atLeast"/>
+          <w:jc w:val="center"/>
+        </w:trPr>
+        <w:tc>
+          <w:tcPr>
+            <w:tcW w:w="432" w:type="dxa"/>
+            <w:vMerge w:val="restart"/>
+            <w:tcBorders>
+              <w:top w:val="single" w:color="FFFFFF" w:themeColor="background1" w:sz="18" w:space="0"/>
+              <w:left w:val="nil"/>
+              <w:right w:val="single" w:color="FFFFFF" w:themeColor="background1" w:sz="18" w:space="0"/>
+            </w:tcBorders>
+            <w:shd w:val="clear" w:color="auto" w:fill="62B541"/>
+            <w:vAlign w:val="center"/>
+          </w:tcPr>
+          <w:p>
+            <w:pPr>
+              <w:keepNext/>
+              <w:spacing w:before="26"/>
+              <w:jc w:val="center"/>
+              <w:rPr>
+                <w:rFonts w:ascii="Times New Roman" w:hAnsi="Times New Roman" w:eastAsia="微软雅黑" w:cs="Times New Roman"/>
+                <w:b/>
+                <w:color w:val="FFFFFF" w:themeColor="background1"/>
+                <w:sz w:val="18"/>
+                <w:szCs w:val="18"/>
+                <w:lang w:eastAsia="zh-CN"/>
+                <w14:textFill>
+                  <w14:solidFill>
+                    <w14:schemeClr w14:val="bg1"/>
+                  </w14:solidFill>
+                </w14:textFill>
+              </w:rPr>
+            </w:pPr>
+            <w:r>
+              <w:rPr>
+                <w:rFonts w:ascii="Times New Roman" w:hAnsi="Times New Roman" w:eastAsia="微软雅黑" w:cs="Times New Roman"/>
+                <w:b/>
+                <w:color w:val="FFFFFF" w:themeColor="background1"/>
+                <w:sz w:val="18"/>
+                <w:szCs w:val="18"/>
+                <w:lang w:eastAsia="zh-CN"/>
+                <w14:textFill>
+                  <w14:solidFill>
+                    <w14:schemeClr w14:val="bg1"/>
+                  </w14:solidFill>
+                </w14:textFill>
+              </w:rPr>
+              <w:t>潜在耐药信息</w:t>
+            </w:r>
+          </w:p>
+        </w:tc>
+        <w:tc>
+          <w:tcPr>
+            <w:tcW w:w="1191" w:type="dxa"/>
+            <w:tcBorders>
+              <w:top w:val="single" w:color="FFFFFF" w:themeColor="background1" w:sz="18" w:space="0"/>
+              <w:left w:val="single" w:color="FFFFFF" w:themeColor="background1" w:sz="18" w:space="0"/>
+              <w:bottom w:val="single" w:color="FFFFFF" w:themeColor="background1" w:sz="18" w:space="0"/>
+              <w:right w:val="nil"/>
+            </w:tcBorders>
+            <w:shd w:val="clear" w:color="auto" w:fill="62B541"/>
+            <w:vAlign w:val="center"/>
+          </w:tcPr>
+          <w:p>
+            <w:pPr>
+              <w:keepNext/>
+              <w:spacing w:before="26"/>
+              <w:jc w:val="center"/>
+              <w:rPr>
+                <w:rFonts w:ascii="Times New Roman" w:hAnsi="Times New Roman" w:eastAsia="微软雅黑" w:cs="Times New Roman"/>
+                <w:b/>
+                <w:color w:val="FFFFFF" w:themeColor="background1"/>
+                <w:sz w:val="18"/>
+                <w:szCs w:val="18"/>
+                <w:lang w:eastAsia="zh-CN"/>
+                <w14:textFill>
+                  <w14:solidFill>
+                    <w14:schemeClr w14:val="bg1"/>
+                  </w14:solidFill>
+                </w14:textFill>
+              </w:rPr>
+            </w:pPr>
+            <w:r>
+              <w:rPr>
+                <w:rFonts w:ascii="Times New Roman" w:hAnsi="Times New Roman" w:eastAsia="微软雅黑" w:cs="Times New Roman"/>
+                <w:b/>
+                <w:color w:val="FFFFFF" w:themeColor="background1"/>
+                <w:sz w:val="18"/>
+                <w:szCs w:val="18"/>
+                <w:lang w:eastAsia="zh-CN"/>
+                <w14:textFill>
+                  <w14:solidFill>
+                    <w14:schemeClr w14:val="bg1"/>
+                  </w14:solidFill>
+                </w14:textFill>
+              </w:rPr>
+              <w:t>A级</w:t>
+            </w:r>
+          </w:p>
+        </w:tc>
+        <w:tc>
+          <w:tcPr>
+            <w:tcW w:w="8247" w:type="dxa"/>
+            <w:tcBorders>
+              <w:top w:val="single" w:color="A4A4A4" w:sz="4" w:space="0"/>
+              <w:left w:val="nil"/>
+              <w:bottom w:val="single" w:color="A4A4A4" w:sz="4" w:space="0"/>
+              <w:right w:val="nil"/>
+            </w:tcBorders>
+            <w:shd w:val="clear" w:color="auto" w:fill="auto"/>
+            <w:vAlign w:val="center"/>
+          </w:tcPr>
+          <w:p>
+            <w:pPr>
+              <w:keepNext/>
+              <w:spacing w:before="26"/>
+              <w:jc w:val="center"/>
+              <w:rPr>
+                <w:rFonts w:ascii="Times New Roman" w:hAnsi="Times New Roman" w:eastAsia="微软雅黑" w:cs="Times New Roman"/>
+                <w:sz w:val="18"/>
+                <w:szCs w:val="18"/>
+                <w:lang w:eastAsia="zh-CN"/>
+              </w:rPr>
+            </w:pPr>
+            <w:r>
+              <w:rPr>
+                <w:rFonts w:ascii="Times New Roman" w:hAnsi="Times New Roman" w:eastAsia="微软雅黑" w:cs="Times New Roman"/>
+                <w:sz w:val="18"/>
+                <w:szCs w:val="18"/>
+                <w:lang w:eastAsia="zh-CN"/>
+              </w:rPr>
+              <w:t>{% if tdd.resistant</w:t>
+            </w:r>
+            <w:r>
+              <w:rPr>
+                <w:rFonts w:hint="eastAsia" w:ascii="Times New Roman" w:hAnsi="Times New Roman" w:eastAsia="微软雅黑" w:cs="Times New Roman"/>
+                <w:sz w:val="18"/>
+                <w:szCs w:val="18"/>
+                <w:lang w:eastAsia="zh-CN"/>
+              </w:rPr>
+              <w:t>a</w:t>
+            </w:r>
+            <w:r>
+              <w:rPr>
+                <w:rFonts w:ascii="Times New Roman" w:hAnsi="Times New Roman" w:eastAsia="微软雅黑" w:cs="Times New Roman"/>
+                <w:sz w:val="18"/>
+                <w:szCs w:val="18"/>
+                <w:lang w:eastAsia="zh-CN"/>
+              </w:rPr>
+              <w:t>Str == [] %}无{% else%}{% for d in tdd.resistant</w:t>
+            </w:r>
+            <w:r>
+              <w:rPr>
+                <w:rFonts w:hint="eastAsia" w:ascii="Times New Roman" w:hAnsi="Times New Roman" w:eastAsia="微软雅黑" w:cs="Times New Roman"/>
+                <w:sz w:val="18"/>
+                <w:szCs w:val="18"/>
+                <w:lang w:eastAsia="zh-CN"/>
+              </w:rPr>
+              <w:t>a</w:t>
+            </w:r>
+            <w:r>
+              <w:rPr>
+                <w:rFonts w:ascii="Times New Roman" w:hAnsi="Times New Roman" w:eastAsia="微软雅黑" w:cs="Times New Roman"/>
+                <w:sz w:val="18"/>
+                <w:szCs w:val="18"/>
+                <w:lang w:eastAsia="zh-CN"/>
+              </w:rPr>
+              <w:t>Str %}{%if loop.last%}</w:t>
+            </w:r>
+            <w:r>
+              <w:rPr>
+                <w:rFonts w:hint="eastAsia" w:ascii="Times New Roman" w:hAnsi="Times New Roman" w:eastAsia="微软雅黑" w:cs="Times New Roman"/>
+                <w:sz w:val="18"/>
+                <w:szCs w:val="18"/>
+                <w:lang w:eastAsia="zh-CN"/>
+              </w:rPr>
+              <w:t>{{ d.nameLevel }}</w:t>
+            </w:r>
+            <w:r>
+              <w:rPr>
+                <w:rFonts w:ascii="Times New Roman" w:hAnsi="Times New Roman" w:eastAsia="微软雅黑" w:cs="Times New Roman"/>
+                <w:sz w:val="18"/>
+                <w:szCs w:val="18"/>
+                <w:lang w:eastAsia="zh-CN"/>
+              </w:rPr>
+              <w:t>{%else%}</w:t>
+            </w:r>
+            <w:r>
+              <w:rPr>
+                <w:rFonts w:hint="eastAsia" w:ascii="Times New Roman" w:hAnsi="Times New Roman" w:eastAsia="微软雅黑" w:cs="Times New Roman"/>
+                <w:sz w:val="18"/>
+                <w:szCs w:val="18"/>
+                <w:lang w:eastAsia="zh-CN"/>
+              </w:rPr>
+              <w:t>{{ d.nameLevel }}</w:t>
+            </w:r>
+            <w:r>
+              <w:rPr>
+                <w:rFonts w:ascii="Times New Roman" w:hAnsi="Times New Roman" w:eastAsia="微软雅黑" w:cs="Times New Roman"/>
+                <w:sz w:val="18"/>
+                <w:szCs w:val="18"/>
+                <w:lang w:eastAsia="zh-CN"/>
+              </w:rPr>
+              <w:t>，{%endif%}{% endfor %}{% endif%}</w:t>
+            </w:r>
+          </w:p>
+        </w:tc>
+      </w:tr>
+      <w:tr>
+        <w:tblPrEx>
+          <w:tblBorders>
+            <w:top w:val="single" w:color="45A3A7" w:sz="18" w:space="0"/>
+            <w:left w:val="none" w:color="auto" w:sz="0" w:space="0"/>
+            <w:bottom w:val="dotted" w:color="45A3A7" w:sz="4" w:space="0"/>
+            <w:right w:val="none" w:color="auto" w:sz="0" w:space="0"/>
+            <w:insideH w:val="dotted" w:color="45A3A7" w:sz="4" w:space="0"/>
+            <w:insideV w:val="dotted" w:color="45A3A7" w:sz="4" w:space="0"/>
+          </w:tblBorders>
+          <w:tblCellMar>
+            <w:top w:w="0" w:type="dxa"/>
+            <w:left w:w="108" w:type="dxa"/>
+            <w:bottom w:w="0" w:type="dxa"/>
+            <w:right w:w="108" w:type="dxa"/>
+          </w:tblCellMar>
+        </w:tblPrEx>
+        <w:trPr>
+          <w:trHeight w:val="474" w:hRule="atLeast"/>
+          <w:jc w:val="center"/>
+        </w:trPr>
+        <w:tc>
+          <w:tcPr>
+            <w:tcW w:w="432" w:type="dxa"/>
+            <w:vMerge w:val="continue"/>
+            <w:tcBorders>
+              <w:left w:val="nil"/>
+              <w:right w:val="single" w:color="FFFFFF" w:themeColor="background1" w:sz="18" w:space="0"/>
+            </w:tcBorders>
+            <w:shd w:val="clear" w:color="auto" w:fill="62B541"/>
+            <w:vAlign w:val="center"/>
+          </w:tcPr>
+          <w:p>
+            <w:pPr>
+              <w:keepNext/>
+              <w:spacing w:before="26"/>
+              <w:jc w:val="center"/>
+              <w:rPr>
+                <w:rFonts w:ascii="Times New Roman" w:hAnsi="Times New Roman" w:eastAsia="微软雅黑" w:cs="Times New Roman"/>
+                <w:b/>
+                <w:color w:val="FFFFFF" w:themeColor="background1"/>
+                <w:sz w:val="18"/>
+                <w:szCs w:val="18"/>
+                <w:lang w:eastAsia="zh-CN"/>
+                <w14:textFill>
+                  <w14:solidFill>
+                    <w14:schemeClr w14:val="bg1"/>
+                  </w14:solidFill>
+                </w14:textFill>
+              </w:rPr>
+            </w:pPr>
+          </w:p>
+        </w:tc>
+        <w:tc>
+          <w:tcPr>
+            <w:tcW w:w="1191" w:type="dxa"/>
+            <w:tcBorders>
+              <w:top w:val="single" w:color="FFFFFF" w:themeColor="background1" w:sz="18" w:space="0"/>
+              <w:left w:val="single" w:color="FFFFFF" w:themeColor="background1" w:sz="18" w:space="0"/>
+              <w:bottom w:val="single" w:color="FFFFFF" w:themeColor="background1" w:sz="18" w:space="0"/>
+              <w:right w:val="nil"/>
+            </w:tcBorders>
+            <w:shd w:val="clear" w:color="auto" w:fill="62B541"/>
+            <w:vAlign w:val="center"/>
+          </w:tcPr>
+          <w:p>
+            <w:pPr>
+              <w:keepNext/>
+              <w:spacing w:before="26"/>
+              <w:jc w:val="center"/>
+              <w:rPr>
+                <w:rFonts w:ascii="Times New Roman" w:hAnsi="Times New Roman" w:eastAsia="微软雅黑" w:cs="Times New Roman"/>
+                <w:b/>
+                <w:color w:val="FFFFFF" w:themeColor="background1"/>
+                <w:sz w:val="18"/>
+                <w:szCs w:val="18"/>
+                <w:lang w:eastAsia="zh-CN"/>
+                <w14:textFill>
+                  <w14:solidFill>
+                    <w14:schemeClr w14:val="bg1"/>
+                  </w14:solidFill>
+                </w14:textFill>
+              </w:rPr>
+            </w:pPr>
+            <w:r>
+              <w:rPr>
+                <w:rFonts w:ascii="Times New Roman" w:hAnsi="Times New Roman" w:eastAsia="微软雅黑" w:cs="Times New Roman"/>
+                <w:b/>
+                <w:color w:val="FFFFFF" w:themeColor="background1"/>
+                <w:sz w:val="18"/>
+                <w:szCs w:val="18"/>
+                <w:lang w:eastAsia="zh-CN"/>
+                <w14:textFill>
+                  <w14:solidFill>
+                    <w14:schemeClr w14:val="bg1"/>
+                  </w14:solidFill>
+                </w14:textFill>
+              </w:rPr>
+              <w:t>B级</w:t>
+            </w:r>
+          </w:p>
+        </w:tc>
+        <w:tc>
+          <w:tcPr>
+            <w:tcW w:w="8247" w:type="dxa"/>
+            <w:tcBorders>
+              <w:top w:val="single" w:color="A4A4A4" w:sz="4" w:space="0"/>
+              <w:left w:val="nil"/>
+              <w:bottom w:val="single" w:color="A4A4A4" w:sz="4" w:space="0"/>
+              <w:right w:val="nil"/>
+            </w:tcBorders>
+            <w:shd w:val="clear" w:color="auto" w:fill="auto"/>
+            <w:vAlign w:val="center"/>
+          </w:tcPr>
+          <w:p>
+            <w:pPr>
+              <w:keepNext/>
+              <w:spacing w:before="26"/>
+              <w:jc w:val="center"/>
+              <w:rPr>
+                <w:rFonts w:ascii="Times New Roman" w:hAnsi="Times New Roman" w:eastAsia="微软雅黑" w:cs="Times New Roman"/>
+                <w:sz w:val="18"/>
+                <w:szCs w:val="18"/>
+                <w:lang w:eastAsia="zh-CN"/>
+              </w:rPr>
+            </w:pPr>
+            <w:r>
+              <w:rPr>
+                <w:rFonts w:ascii="Times New Roman" w:hAnsi="Times New Roman" w:eastAsia="微软雅黑" w:cs="Times New Roman"/>
+                <w:sz w:val="18"/>
+                <w:szCs w:val="18"/>
+                <w:lang w:eastAsia="zh-CN"/>
+              </w:rPr>
+              <w:t>{% if tdd.resistant</w:t>
+            </w:r>
+            <w:r>
+              <w:rPr>
+                <w:rFonts w:hint="eastAsia" w:ascii="Times New Roman" w:hAnsi="Times New Roman" w:eastAsia="微软雅黑" w:cs="Times New Roman"/>
+                <w:sz w:val="18"/>
+                <w:szCs w:val="18"/>
+                <w:lang w:eastAsia="zh-CN"/>
+              </w:rPr>
+              <w:t>b</w:t>
+            </w:r>
+            <w:r>
+              <w:rPr>
+                <w:rFonts w:ascii="Times New Roman" w:hAnsi="Times New Roman" w:eastAsia="微软雅黑" w:cs="Times New Roman"/>
+                <w:sz w:val="18"/>
+                <w:szCs w:val="18"/>
+                <w:lang w:eastAsia="zh-CN"/>
+              </w:rPr>
+              <w:t>Str == [] %}无{% else%}{% for d in tdd.resistant</w:t>
+            </w:r>
+            <w:r>
+              <w:rPr>
+                <w:rFonts w:hint="eastAsia" w:ascii="Times New Roman" w:hAnsi="Times New Roman" w:eastAsia="微软雅黑" w:cs="Times New Roman"/>
+                <w:sz w:val="18"/>
+                <w:szCs w:val="18"/>
+                <w:lang w:eastAsia="zh-CN"/>
+              </w:rPr>
+              <w:t>b</w:t>
+            </w:r>
+            <w:r>
+              <w:rPr>
+                <w:rFonts w:ascii="Times New Roman" w:hAnsi="Times New Roman" w:eastAsia="微软雅黑" w:cs="Times New Roman"/>
+                <w:sz w:val="18"/>
+                <w:szCs w:val="18"/>
+                <w:lang w:eastAsia="zh-CN"/>
+              </w:rPr>
+              <w:t>Str %}{%if loop.last%}</w:t>
+            </w:r>
+            <w:r>
+              <w:rPr>
+                <w:rFonts w:hint="eastAsia" w:ascii="Times New Roman" w:hAnsi="Times New Roman" w:eastAsia="微软雅黑" w:cs="Times New Roman"/>
+                <w:sz w:val="18"/>
+                <w:szCs w:val="18"/>
+                <w:lang w:eastAsia="zh-CN"/>
+              </w:rPr>
+              <w:t>{{ d.nameLevel }}</w:t>
+            </w:r>
+            <w:r>
+              <w:rPr>
+                <w:rFonts w:ascii="Times New Roman" w:hAnsi="Times New Roman" w:eastAsia="微软雅黑" w:cs="Times New Roman"/>
+                <w:sz w:val="18"/>
+                <w:szCs w:val="18"/>
+                <w:lang w:eastAsia="zh-CN"/>
+              </w:rPr>
+              <w:t>{%else%}</w:t>
+            </w:r>
+            <w:r>
+              <w:rPr>
+                <w:rFonts w:hint="eastAsia" w:ascii="Times New Roman" w:hAnsi="Times New Roman" w:eastAsia="微软雅黑" w:cs="Times New Roman"/>
+                <w:sz w:val="18"/>
+                <w:szCs w:val="18"/>
+                <w:lang w:eastAsia="zh-CN"/>
+              </w:rPr>
+              <w:t>{{ d.nameLevel }}</w:t>
+            </w:r>
+            <w:r>
+              <w:rPr>
+                <w:rFonts w:ascii="Times New Roman" w:hAnsi="Times New Roman" w:eastAsia="微软雅黑" w:cs="Times New Roman"/>
+                <w:sz w:val="18"/>
+                <w:szCs w:val="18"/>
+                <w:lang w:eastAsia="zh-CN"/>
+              </w:rPr>
+              <w:t>，{%endif%}{% endfor %}{% endif%}</w:t>
+            </w:r>
+          </w:p>
+        </w:tc>
+      </w:tr>
+      <w:tr>
+        <w:tblPrEx>
+          <w:tblBorders>
+            <w:top w:val="single" w:color="45A3A7" w:sz="18" w:space="0"/>
+            <w:left w:val="none" w:color="auto" w:sz="0" w:space="0"/>
+            <w:bottom w:val="dotted" w:color="45A3A7" w:sz="4" w:space="0"/>
+            <w:right w:val="none" w:color="auto" w:sz="0" w:space="0"/>
+            <w:insideH w:val="dotted" w:color="45A3A7" w:sz="4" w:space="0"/>
+            <w:insideV w:val="dotted" w:color="45A3A7" w:sz="4" w:space="0"/>
+          </w:tblBorders>
+          <w:tblCellMar>
+            <w:top w:w="0" w:type="dxa"/>
+            <w:left w:w="108" w:type="dxa"/>
+            <w:bottom w:w="0" w:type="dxa"/>
+            <w:right w:w="108" w:type="dxa"/>
+          </w:tblCellMar>
+        </w:tblPrEx>
+        <w:trPr>
+          <w:trHeight w:val="474" w:hRule="atLeast"/>
+          <w:jc w:val="center"/>
+        </w:trPr>
+        <w:tc>
+          <w:tcPr>
+            <w:tcW w:w="432" w:type="dxa"/>
+            <w:vMerge w:val="continue"/>
+            <w:tcBorders>
+              <w:left w:val="nil"/>
+              <w:right w:val="single" w:color="FFFFFF" w:themeColor="background1" w:sz="18" w:space="0"/>
+            </w:tcBorders>
+            <w:shd w:val="clear" w:color="auto" w:fill="62B541"/>
+            <w:vAlign w:val="center"/>
+          </w:tcPr>
+          <w:p>
+            <w:pPr>
+              <w:keepNext/>
+              <w:spacing w:before="26"/>
+              <w:jc w:val="center"/>
+              <w:rPr>
+                <w:rFonts w:ascii="Times New Roman" w:hAnsi="Times New Roman" w:eastAsia="微软雅黑" w:cs="Times New Roman"/>
+                <w:b/>
+                <w:color w:val="FFFFFF" w:themeColor="background1"/>
+                <w:sz w:val="18"/>
+                <w:szCs w:val="18"/>
+                <w:lang w:eastAsia="zh-CN"/>
+                <w14:textFill>
+                  <w14:solidFill>
+                    <w14:schemeClr w14:val="bg1"/>
+                  </w14:solidFill>
+                </w14:textFill>
+              </w:rPr>
+            </w:pPr>
+          </w:p>
+        </w:tc>
+        <w:tc>
+          <w:tcPr>
+            <w:tcW w:w="1191" w:type="dxa"/>
+            <w:tcBorders>
+              <w:top w:val="single" w:color="FFFFFF" w:themeColor="background1" w:sz="18" w:space="0"/>
+              <w:left w:val="single" w:color="FFFFFF" w:themeColor="background1" w:sz="18" w:space="0"/>
+              <w:bottom w:val="single" w:color="FFFFFF" w:themeColor="background1" w:sz="18" w:space="0"/>
+              <w:right w:val="nil"/>
+            </w:tcBorders>
+            <w:shd w:val="clear" w:color="auto" w:fill="62B541"/>
+            <w:vAlign w:val="center"/>
+          </w:tcPr>
+          <w:p>
+            <w:pPr>
+              <w:keepNext/>
+              <w:spacing w:before="26"/>
+              <w:jc w:val="center"/>
+              <w:rPr>
+                <w:rFonts w:ascii="Times New Roman" w:hAnsi="Times New Roman" w:eastAsia="微软雅黑" w:cs="Times New Roman"/>
+                <w:b/>
+                <w:color w:val="FFFFFF" w:themeColor="background1"/>
+                <w:sz w:val="18"/>
+                <w:szCs w:val="18"/>
+                <w:lang w:eastAsia="zh-CN"/>
+                <w14:textFill>
+                  <w14:solidFill>
+                    <w14:schemeClr w14:val="bg1"/>
+                  </w14:solidFill>
+                </w14:textFill>
+              </w:rPr>
+            </w:pPr>
+            <w:r>
+              <w:rPr>
+                <w:rFonts w:ascii="Times New Roman" w:hAnsi="Times New Roman" w:eastAsia="微软雅黑" w:cs="Times New Roman"/>
+                <w:b/>
+                <w:color w:val="FFFFFF" w:themeColor="background1"/>
+                <w:sz w:val="18"/>
+                <w:szCs w:val="18"/>
+                <w:lang w:eastAsia="zh-CN"/>
+                <w14:textFill>
+                  <w14:solidFill>
+                    <w14:schemeClr w14:val="bg1"/>
+                  </w14:solidFill>
+                </w14:textFill>
+              </w:rPr>
+              <w:t>C级</w:t>
+            </w:r>
+          </w:p>
+        </w:tc>
+        <w:tc>
+          <w:tcPr>
+            <w:tcW w:w="8247" w:type="dxa"/>
+            <w:tcBorders>
+              <w:top w:val="single" w:color="A4A4A4" w:sz="4" w:space="0"/>
+              <w:left w:val="nil"/>
+              <w:bottom w:val="single" w:color="A4A4A4" w:sz="4" w:space="0"/>
+              <w:right w:val="nil"/>
+            </w:tcBorders>
+            <w:shd w:val="clear" w:color="auto" w:fill="auto"/>
+            <w:vAlign w:val="center"/>
+          </w:tcPr>
+          <w:p>
+            <w:pPr>
+              <w:keepNext/>
+              <w:spacing w:before="26"/>
+              <w:jc w:val="center"/>
+              <w:rPr>
+                <w:rFonts w:ascii="Times New Roman" w:hAnsi="Times New Roman" w:eastAsia="微软雅黑" w:cs="Times New Roman"/>
+                <w:sz w:val="18"/>
+                <w:szCs w:val="18"/>
+                <w:lang w:eastAsia="zh-CN"/>
+              </w:rPr>
+            </w:pPr>
+            <w:r>
+              <w:rPr>
+                <w:rFonts w:ascii="Times New Roman" w:hAnsi="Times New Roman" w:eastAsia="微软雅黑" w:cs="Times New Roman"/>
+                <w:sz w:val="18"/>
+                <w:szCs w:val="18"/>
+                <w:lang w:eastAsia="zh-CN"/>
+              </w:rPr>
+              <w:t>{% if tdd.resistant</w:t>
+            </w:r>
+            <w:r>
+              <w:rPr>
+                <w:rFonts w:hint="eastAsia" w:ascii="Times New Roman" w:hAnsi="Times New Roman" w:eastAsia="微软雅黑" w:cs="Times New Roman"/>
+                <w:sz w:val="18"/>
+                <w:szCs w:val="18"/>
+                <w:lang w:eastAsia="zh-CN"/>
+              </w:rPr>
+              <w:t>c</w:t>
+            </w:r>
+            <w:r>
+              <w:rPr>
+                <w:rFonts w:ascii="Times New Roman" w:hAnsi="Times New Roman" w:eastAsia="微软雅黑" w:cs="Times New Roman"/>
+                <w:sz w:val="18"/>
+                <w:szCs w:val="18"/>
+                <w:lang w:eastAsia="zh-CN"/>
+              </w:rPr>
+              <w:t>Str == [] %}无{% else%}{% for d in tdd.resistant</w:t>
+            </w:r>
+            <w:r>
+              <w:rPr>
+                <w:rFonts w:hint="eastAsia" w:ascii="Times New Roman" w:hAnsi="Times New Roman" w:eastAsia="微软雅黑" w:cs="Times New Roman"/>
+                <w:sz w:val="18"/>
+                <w:szCs w:val="18"/>
+                <w:lang w:eastAsia="zh-CN"/>
+              </w:rPr>
+              <w:t>c</w:t>
+            </w:r>
+            <w:r>
+              <w:rPr>
+                <w:rFonts w:ascii="Times New Roman" w:hAnsi="Times New Roman" w:eastAsia="微软雅黑" w:cs="Times New Roman"/>
+                <w:sz w:val="18"/>
+                <w:szCs w:val="18"/>
+                <w:lang w:eastAsia="zh-CN"/>
+              </w:rPr>
+              <w:t>Str %}{%if loop.last%}</w:t>
+            </w:r>
+            <w:r>
+              <w:rPr>
+                <w:rFonts w:hint="eastAsia" w:ascii="Times New Roman" w:hAnsi="Times New Roman" w:eastAsia="微软雅黑" w:cs="Times New Roman"/>
+                <w:sz w:val="18"/>
+                <w:szCs w:val="18"/>
+                <w:lang w:eastAsia="zh-CN"/>
+              </w:rPr>
+              <w:t>{{ d.nameLevel }}</w:t>
+            </w:r>
+            <w:r>
+              <w:rPr>
+                <w:rFonts w:ascii="Times New Roman" w:hAnsi="Times New Roman" w:eastAsia="微软雅黑" w:cs="Times New Roman"/>
+                <w:sz w:val="18"/>
+                <w:szCs w:val="18"/>
+                <w:lang w:eastAsia="zh-CN"/>
+              </w:rPr>
+              <w:t>{%else%}</w:t>
+            </w:r>
+            <w:r>
+              <w:rPr>
+                <w:rFonts w:hint="eastAsia" w:ascii="Times New Roman" w:hAnsi="Times New Roman" w:eastAsia="微软雅黑" w:cs="Times New Roman"/>
+                <w:sz w:val="18"/>
+                <w:szCs w:val="18"/>
+                <w:lang w:eastAsia="zh-CN"/>
+              </w:rPr>
+              <w:t>{{ d.nameLevel }}</w:t>
+            </w:r>
+            <w:r>
+              <w:rPr>
+                <w:rFonts w:ascii="Times New Roman" w:hAnsi="Times New Roman" w:eastAsia="微软雅黑" w:cs="Times New Roman"/>
+                <w:sz w:val="18"/>
+                <w:szCs w:val="18"/>
+                <w:lang w:eastAsia="zh-CN"/>
+              </w:rPr>
+              <w:t>，{%endif%}{% endfor %}{% endif%}</w:t>
+            </w:r>
+          </w:p>
+        </w:tc>
+      </w:tr>
+      <w:tr>
+        <w:tblPrEx>
+          <w:tblBorders>
+            <w:top w:val="single" w:color="45A3A7" w:sz="18" w:space="0"/>
+            <w:left w:val="none" w:color="auto" w:sz="0" w:space="0"/>
+            <w:bottom w:val="dotted" w:color="45A3A7" w:sz="4" w:space="0"/>
+            <w:right w:val="none" w:color="auto" w:sz="0" w:space="0"/>
+            <w:insideH w:val="dotted" w:color="45A3A7" w:sz="4" w:space="0"/>
+            <w:insideV w:val="dotted" w:color="45A3A7" w:sz="4" w:space="0"/>
+          </w:tblBorders>
+          <w:tblCellMar>
+            <w:top w:w="0" w:type="dxa"/>
+            <w:left w:w="108" w:type="dxa"/>
+            <w:bottom w:w="0" w:type="dxa"/>
+            <w:right w:w="108" w:type="dxa"/>
+          </w:tblCellMar>
+        </w:tblPrEx>
+        <w:trPr>
+          <w:trHeight w:val="474" w:hRule="atLeast"/>
+          <w:jc w:val="center"/>
+        </w:trPr>
+        <w:tc>
+          <w:tcPr>
+            <w:tcW w:w="432" w:type="dxa"/>
+            <w:vMerge w:val="continue"/>
+            <w:tcBorders>
+              <w:left w:val="nil"/>
+              <w:bottom w:val="single" w:color="FFFFFF" w:themeColor="background1" w:sz="18" w:space="0"/>
+              <w:right w:val="single" w:color="FFFFFF" w:themeColor="background1" w:sz="18" w:space="0"/>
+            </w:tcBorders>
+            <w:shd w:val="clear" w:color="auto" w:fill="62B541"/>
+            <w:vAlign w:val="center"/>
+          </w:tcPr>
+          <w:p>
+            <w:pPr>
+              <w:keepNext/>
+              <w:spacing w:before="26"/>
+              <w:jc w:val="center"/>
+              <w:rPr>
+                <w:rFonts w:ascii="Times New Roman" w:hAnsi="Times New Roman" w:eastAsia="微软雅黑" w:cs="Times New Roman"/>
+                <w:b/>
+                <w:color w:val="FFFFFF" w:themeColor="background1"/>
+                <w:sz w:val="18"/>
+                <w:szCs w:val="18"/>
+                <w:lang w:eastAsia="zh-CN"/>
+                <w14:textFill>
+                  <w14:solidFill>
+                    <w14:schemeClr w14:val="bg1"/>
+                  </w14:solidFill>
+                </w14:textFill>
+              </w:rPr>
+            </w:pPr>
+          </w:p>
+        </w:tc>
+        <w:tc>
+          <w:tcPr>
+            <w:tcW w:w="1191" w:type="dxa"/>
+            <w:tcBorders>
+              <w:top w:val="single" w:color="FFFFFF" w:themeColor="background1" w:sz="18" w:space="0"/>
+              <w:left w:val="single" w:color="FFFFFF" w:themeColor="background1" w:sz="18" w:space="0"/>
+              <w:bottom w:val="single" w:color="FFFFFF" w:themeColor="background1" w:sz="18" w:space="0"/>
+              <w:right w:val="nil"/>
+            </w:tcBorders>
+            <w:shd w:val="clear" w:color="auto" w:fill="62B541"/>
+            <w:vAlign w:val="center"/>
+          </w:tcPr>
+          <w:p>
+            <w:pPr>
+              <w:keepNext/>
+              <w:spacing w:before="26"/>
+              <w:jc w:val="center"/>
+              <w:rPr>
+                <w:rFonts w:ascii="Times New Roman" w:hAnsi="Times New Roman" w:eastAsia="微软雅黑" w:cs="Times New Roman"/>
+                <w:b/>
+                <w:color w:val="FFFFFF" w:themeColor="background1"/>
+                <w:sz w:val="18"/>
+                <w:szCs w:val="18"/>
+                <w:lang w:eastAsia="zh-CN"/>
+                <w14:textFill>
+                  <w14:solidFill>
+                    <w14:schemeClr w14:val="bg1"/>
+                  </w14:solidFill>
+                </w14:textFill>
+              </w:rPr>
+            </w:pPr>
+            <w:r>
+              <w:rPr>
+                <w:rFonts w:hint="eastAsia" w:ascii="Times New Roman" w:hAnsi="Times New Roman" w:eastAsia="微软雅黑" w:cs="Times New Roman"/>
+                <w:b/>
+                <w:color w:val="FFFFFF" w:themeColor="background1"/>
+                <w:sz w:val="18"/>
+                <w:szCs w:val="18"/>
+                <w:lang w:eastAsia="zh-CN"/>
+                <w14:textFill>
+                  <w14:solidFill>
+                    <w14:schemeClr w14:val="bg1"/>
+                  </w14:solidFill>
+                </w14:textFill>
+              </w:rPr>
+              <w:t>D</w:t>
+            </w:r>
+            <w:r>
+              <w:rPr>
+                <w:rFonts w:ascii="Times New Roman" w:hAnsi="Times New Roman" w:eastAsia="微软雅黑" w:cs="Times New Roman"/>
+                <w:b/>
+                <w:color w:val="FFFFFF" w:themeColor="background1"/>
+                <w:sz w:val="18"/>
+                <w:szCs w:val="18"/>
+                <w:lang w:eastAsia="zh-CN"/>
+                <w14:textFill>
+                  <w14:solidFill>
+                    <w14:schemeClr w14:val="bg1"/>
+                  </w14:solidFill>
+                </w14:textFill>
+              </w:rPr>
+              <w:t>级</w:t>
+            </w:r>
+          </w:p>
+        </w:tc>
+        <w:tc>
+          <w:tcPr>
+            <w:tcW w:w="8247" w:type="dxa"/>
+            <w:tcBorders>
+              <w:top w:val="single" w:color="A4A4A4" w:sz="4" w:space="0"/>
+              <w:left w:val="nil"/>
+              <w:bottom w:val="single" w:color="A4A4A4" w:sz="4" w:space="0"/>
+              <w:right w:val="nil"/>
+            </w:tcBorders>
+            <w:shd w:val="clear" w:color="auto" w:fill="auto"/>
+            <w:vAlign w:val="center"/>
+          </w:tcPr>
+          <w:p>
+            <w:pPr>
+              <w:keepNext/>
+              <w:spacing w:before="26"/>
+              <w:jc w:val="center"/>
+              <w:rPr>
+                <w:rFonts w:ascii="Times New Roman" w:hAnsi="Times New Roman" w:eastAsia="微软雅黑" w:cs="Times New Roman"/>
+                <w:sz w:val="18"/>
+                <w:szCs w:val="18"/>
+                <w:lang w:eastAsia="zh-CN"/>
+              </w:rPr>
+            </w:pPr>
+            <w:r>
+              <w:rPr>
+                <w:rFonts w:ascii="Times New Roman" w:hAnsi="Times New Roman" w:eastAsia="微软雅黑" w:cs="Times New Roman"/>
+                <w:sz w:val="18"/>
+                <w:szCs w:val="18"/>
+                <w:lang w:eastAsia="zh-CN"/>
+              </w:rPr>
+              <w:t>{% if tdd.resistant</w:t>
+            </w:r>
+            <w:r>
+              <w:rPr>
+                <w:rFonts w:hint="eastAsia" w:ascii="Times New Roman" w:hAnsi="Times New Roman" w:eastAsia="微软雅黑" w:cs="Times New Roman"/>
+                <w:sz w:val="18"/>
+                <w:szCs w:val="18"/>
+                <w:lang w:eastAsia="zh-CN"/>
+              </w:rPr>
+              <w:t>d</w:t>
+            </w:r>
+            <w:r>
+              <w:rPr>
+                <w:rFonts w:ascii="Times New Roman" w:hAnsi="Times New Roman" w:eastAsia="微软雅黑" w:cs="Times New Roman"/>
+                <w:sz w:val="18"/>
+                <w:szCs w:val="18"/>
+                <w:lang w:eastAsia="zh-CN"/>
+              </w:rPr>
+              <w:t>Str == [] %}无{% else%}{% for d in tdd.resistant</w:t>
+            </w:r>
+            <w:r>
+              <w:rPr>
+                <w:rFonts w:hint="eastAsia" w:ascii="Times New Roman" w:hAnsi="Times New Roman" w:eastAsia="微软雅黑" w:cs="Times New Roman"/>
+                <w:sz w:val="18"/>
+                <w:szCs w:val="18"/>
+                <w:lang w:eastAsia="zh-CN"/>
+              </w:rPr>
+              <w:t>d</w:t>
+            </w:r>
+            <w:r>
+              <w:rPr>
+                <w:rFonts w:ascii="Times New Roman" w:hAnsi="Times New Roman" w:eastAsia="微软雅黑" w:cs="Times New Roman"/>
+                <w:sz w:val="18"/>
+                <w:szCs w:val="18"/>
+                <w:lang w:eastAsia="zh-CN"/>
+              </w:rPr>
+              <w:t>Str %}{%if loop.last%}</w:t>
+            </w:r>
+            <w:r>
+              <w:rPr>
+                <w:rFonts w:hint="eastAsia" w:ascii="Times New Roman" w:hAnsi="Times New Roman" w:eastAsia="微软雅黑" w:cs="Times New Roman"/>
+                <w:sz w:val="18"/>
+                <w:szCs w:val="18"/>
+                <w:lang w:eastAsia="zh-CN"/>
+              </w:rPr>
+              <w:t>{{ d.nameLevel }}</w:t>
+            </w:r>
+            <w:r>
+              <w:rPr>
+                <w:rFonts w:ascii="Times New Roman" w:hAnsi="Times New Roman" w:eastAsia="微软雅黑" w:cs="Times New Roman"/>
+                <w:sz w:val="18"/>
+                <w:szCs w:val="18"/>
+                <w:lang w:eastAsia="zh-CN"/>
+              </w:rPr>
+              <w:t>{%else%}</w:t>
+            </w:r>
+            <w:r>
+              <w:rPr>
+                <w:rFonts w:hint="eastAsia" w:ascii="Times New Roman" w:hAnsi="Times New Roman" w:eastAsia="微软雅黑" w:cs="Times New Roman"/>
+                <w:sz w:val="18"/>
+                <w:szCs w:val="18"/>
+                <w:lang w:eastAsia="zh-CN"/>
+              </w:rPr>
+              <w:t>{{ d.nameLevel }}</w:t>
+            </w:r>
+            <w:r>
+              <w:rPr>
+                <w:rFonts w:ascii="Times New Roman" w:hAnsi="Times New Roman" w:eastAsia="微软雅黑" w:cs="Times New Roman"/>
+                <w:sz w:val="18"/>
+                <w:szCs w:val="18"/>
+                <w:lang w:eastAsia="zh-CN"/>
+              </w:rPr>
+              <w:t>，{%endif%}{% endfor %}{% endif%}</w:t>
+            </w:r>
+          </w:p>
+        </w:tc>
+      </w:tr>
+      <w:tr>
+        <w:tblPrEx>
+          <w:tblBorders>
+            <w:top w:val="single" w:color="45A3A7" w:sz="18" w:space="0"/>
+            <w:left w:val="none" w:color="auto" w:sz="0" w:space="0"/>
+            <w:bottom w:val="dotted" w:color="45A3A7" w:sz="4" w:space="0"/>
+            <w:right w:val="none" w:color="auto" w:sz="0" w:space="0"/>
+            <w:insideH w:val="dotted" w:color="45A3A7" w:sz="4" w:space="0"/>
+            <w:insideV w:val="dotted" w:color="45A3A7" w:sz="4" w:space="0"/>
+          </w:tblBorders>
+          <w:tblCellMar>
+            <w:top w:w="0" w:type="dxa"/>
+            <w:left w:w="108" w:type="dxa"/>
+            <w:bottom w:w="0" w:type="dxa"/>
+            <w:right w:w="108" w:type="dxa"/>
+          </w:tblCellMar>
+        </w:tblPrEx>
+        <w:trPr>
+          <w:jc w:val="center"/>
+        </w:trPr>
+        <w:tc>
+          <w:tcPr>
+            <w:tcW w:w="1623" w:type="dxa"/>
+            <w:gridSpan w:val="2"/>
+            <w:tcBorders>
+              <w:top w:val="single" w:color="FFFFFF" w:themeColor="background1" w:sz="18" w:space="0"/>
+              <w:left w:val="nil"/>
+              <w:right w:val="nil"/>
+            </w:tcBorders>
+            <w:shd w:val="clear" w:color="auto" w:fill="62B541"/>
+            <w:vAlign w:val="center"/>
+          </w:tcPr>
+          <w:p>
+            <w:pPr>
+              <w:keepNext/>
+              <w:spacing w:before="26"/>
+              <w:jc w:val="center"/>
+              <w:rPr>
+                <w:rFonts w:ascii="Times New Roman" w:hAnsi="Times New Roman" w:eastAsia="微软雅黑" w:cs="Times New Roman"/>
+                <w:b/>
+                <w:color w:val="FFFFFF" w:themeColor="background1"/>
+                <w:sz w:val="18"/>
+                <w:szCs w:val="18"/>
+                <w:lang w:eastAsia="zh-CN"/>
+                <w14:textFill>
+                  <w14:solidFill>
+                    <w14:schemeClr w14:val="bg1"/>
+                  </w14:solidFill>
+                </w14:textFill>
+              </w:rPr>
+            </w:pPr>
+            <w:r>
+              <w:rPr>
+                <w:rFonts w:hint="eastAsia" w:ascii="Times New Roman" w:hAnsi="Times New Roman" w:eastAsia="微软雅黑" w:cs="Times New Roman"/>
+                <w:b/>
+                <w:color w:val="FFFFFF" w:themeColor="background1"/>
+                <w:sz w:val="18"/>
+                <w:szCs w:val="18"/>
+                <w:lang w:eastAsia="zh-CN"/>
+                <w14:textFill>
+                  <w14:solidFill>
+                    <w14:schemeClr w14:val="bg1"/>
+                  </w14:solidFill>
+                </w14:textFill>
+              </w:rPr>
+              <w:t>基因突变相关说明</w:t>
+            </w:r>
+          </w:p>
+        </w:tc>
+        <w:tc>
+          <w:tcPr>
+            <w:tcW w:w="8247" w:type="dxa"/>
+            <w:tcBorders>
+              <w:top w:val="single" w:color="A4A4A4" w:sz="4" w:space="0"/>
+              <w:left w:val="nil"/>
+              <w:bottom w:val="single" w:color="A4A4A4" w:sz="4" w:space="0"/>
+              <w:right w:val="nil"/>
+            </w:tcBorders>
+            <w:vAlign w:val="center"/>
+          </w:tcPr>
+          <w:p>
+            <w:pPr>
+              <w:keepNext/>
+              <w:spacing w:before="26"/>
+              <w:rPr>
+                <w:rFonts w:ascii="Times New Roman" w:hAnsi="Times New Roman" w:eastAsia="微软雅黑" w:cs="Times New Roman"/>
+                <w:sz w:val="18"/>
+                <w:szCs w:val="18"/>
+                <w:lang w:eastAsia="zh-CN"/>
+              </w:rPr>
+            </w:pPr>
+            <w:r>
+              <w:rPr>
+                <w:rFonts w:hint="eastAsia" w:ascii="Times New Roman" w:hAnsi="Times New Roman" w:eastAsia="微软雅黑" w:cs="Times New Roman"/>
+                <w:sz w:val="18"/>
+                <w:szCs w:val="18"/>
+                <w:lang w:eastAsia="zh-CN"/>
+              </w:rPr>
+              <w:t>{% for md in tdd.medicationDescription %}{% if md.key == '突变说明</w:t>
+            </w:r>
+            <w:r>
+              <w:rPr>
+                <w:rFonts w:ascii="Times New Roman" w:hAnsi="Times New Roman" w:eastAsia="微软雅黑" w:cs="Times New Roman"/>
+                <w:sz w:val="18"/>
+                <w:szCs w:val="18"/>
+                <w:lang w:eastAsia="zh-CN"/>
+              </w:rPr>
+              <w:t>:</w:t>
+            </w:r>
+            <w:r>
+              <w:rPr>
+                <w:rFonts w:hint="eastAsia" w:ascii="Times New Roman" w:hAnsi="Times New Roman" w:eastAsia="微软雅黑" w:cs="Times New Roman"/>
+                <w:sz w:val="18"/>
+                <w:szCs w:val="18"/>
+                <w:lang w:eastAsia="zh-CN"/>
+              </w:rPr>
+              <w:t>' %}</w:t>
+            </w:r>
+            <w:r>
+              <w:rPr>
+                <w:rFonts w:hint="eastAsia" w:ascii="Times New Roman" w:hAnsi="Times New Roman" w:eastAsia="微软雅黑" w:cs="Times New Roman"/>
+                <w:b/>
+                <w:bCs/>
+                <w:sz w:val="18"/>
+                <w:szCs w:val="18"/>
+                <w:lang w:eastAsia="zh-CN"/>
+              </w:rPr>
+              <w:t>{{md.key}}</w:t>
+            </w:r>
+            <w:r>
+              <w:rPr>
+                <w:rFonts w:hint="eastAsia" w:ascii="Times New Roman" w:hAnsi="Times New Roman" w:eastAsia="微软雅黑" w:cs="Times New Roman"/>
+                <w:sz w:val="18"/>
+                <w:szCs w:val="18"/>
+                <w:lang w:eastAsia="zh-CN"/>
+              </w:rPr>
+              <w:t>{{md.value</w:t>
+            </w:r>
+            <w:r>
+              <w:rPr>
+                <w:rFonts w:hint="eastAsia" w:ascii="Times New Roman" w:hAnsi="Times New Roman" w:eastAsia="微软雅黑" w:cs="Times New Roman"/>
+                <w:sz w:val="18"/>
+                <w:szCs w:val="18"/>
+                <w:lang w:val="en-US" w:eastAsia="zh-CN"/>
+              </w:rPr>
+              <w:t>.</w:t>
+            </w:r>
+            <w:r>
+              <w:rPr>
+                <w:rFonts w:hint="eastAsia" w:ascii="Times New Roman" w:hAnsi="Times New Roman" w:eastAsia="微软雅黑" w:cs="Times New Roman"/>
+                <w:sz w:val="18"/>
+                <w:szCs w:val="18"/>
+                <w:lang w:eastAsia="zh-CN"/>
+              </w:rPr>
+              <w:t>split('。', 1)[1]}}{% elif md.value == '' %}{% else%}</w:t>
+            </w:r>
+            <w:r>
+              <w:rPr>
+                <w:rFonts w:hint="eastAsia" w:ascii="Times New Roman" w:hAnsi="Times New Roman" w:eastAsia="微软雅黑" w:cs="Times New Roman"/>
+                <w:b/>
+                <w:bCs/>
+                <w:sz w:val="18"/>
+                <w:szCs w:val="18"/>
+                <w:lang w:eastAsia="zh-CN"/>
+              </w:rPr>
+              <w:t>{{md.key}}</w:t>
+            </w:r>
+            <w:r>
+              <w:rPr>
+                <w:rFonts w:hint="eastAsia" w:ascii="Times New Roman" w:hAnsi="Times New Roman" w:eastAsia="微软雅黑" w:cs="Times New Roman"/>
+                <w:sz w:val="18"/>
+                <w:szCs w:val="18"/>
+                <w:lang w:eastAsia="zh-CN"/>
+              </w:rPr>
+              <w:t>{{md.value}}</w:t>
+            </w:r>
+          </w:p>
+          <w:p>
+            <w:pPr>
+              <w:keepNext/>
+              <w:spacing w:before="26"/>
+              <w:rPr>
+                <w:rFonts w:ascii="Times New Roman" w:hAnsi="Times New Roman" w:eastAsia="微软雅黑" w:cs="Times New Roman"/>
+                <w:sz w:val="18"/>
+                <w:szCs w:val="18"/>
+                <w:lang w:eastAsia="zh-CN"/>
+              </w:rPr>
+            </w:pPr>
+            <w:r>
+              <w:rPr>
+                <w:rFonts w:hint="eastAsia" w:ascii="Times New Roman" w:hAnsi="Times New Roman" w:eastAsia="微软雅黑" w:cs="Times New Roman"/>
+                <w:sz w:val="18"/>
+                <w:szCs w:val="18"/>
+                <w:lang w:eastAsia="zh-CN"/>
+              </w:rPr>
+              <w:t>{% endif %}{% endfor %}</w:t>
+            </w:r>
+          </w:p>
+        </w:tc>
+      </w:tr>
+    </w:tbl>
+    <w:p>
+      <w:pPr>
+        <w:spacing w:before="26"/>
+        <w:rPr>
+          <w:rFonts w:ascii="Times New Roman" w:hAnsi="Times New Roman" w:eastAsia="微软雅黑" w:cs="Times New Roman"/>
+          <w:b/>
+          <w:sz w:val="24"/>
+          <w:szCs w:val="24"/>
+          <w:lang w:eastAsia="zh-CN"/>
+        </w:rPr>
       </w:pPr>
-      <w:bookmarkStart w:id="0" w:name="_Toc21764_WPSOffice_Level1"/>
-      <w:bookmarkStart w:id="1" w:name="_Toc2409"/>
-      <w:bookmarkStart w:id="2" w:name="_Toc27302"/>
-      <w:bookmarkStart w:id="3" w:name="_Toc16594"/>
-      <w:bookmarkStart w:id="4" w:name="_Toc22658"/>
-      <w:bookmarkStart w:id="5" w:name="_Toc28240"/>
-      <w:bookmarkStart w:id="6" w:name="_Toc1707_WPSOffice_Level1"/>
-      <w:bookmarkStart w:id="7" w:name="_Toc12505"/>
-      <w:bookmarkStart w:id="8" w:name="_Toc13196_WPSOffice_Level1"/>
-      <w:r>
+      <w:r>
+        <w:rPr>
+          <w:rFonts w:hint="eastAsia" w:ascii="Times New Roman" w:hAnsi="Times New Roman" w:eastAsia="微软雅黑" w:cs="Times New Roman"/>
+          <w:b/>
+          <w:sz w:val="24"/>
+          <w:szCs w:val="24"/>
+          <w:lang w:eastAsia="zh-CN"/>
+        </w:rPr>
+        <w:t>{%if tdd.drugResearchList != [] %}</w:t>
+      </w:r>
+    </w:p>
+    <w:p>
+      <w:pPr>
+        <w:keepNext/>
+        <w:spacing w:before="26"/>
+        <w:rPr>
+          <w:rFonts w:ascii="Times New Roman" w:hAnsi="Times New Roman" w:eastAsia="微软雅黑" w:cs="Times New Roman"/>
+          <w:b/>
+          <w:sz w:val="24"/>
+          <w:lang w:eastAsia="zh-CN"/>
+        </w:rPr>
+      </w:pPr>
+      <w:r>
+        <w:rPr>
+          <w:rFonts w:ascii="Times New Roman" w:hAnsi="Times New Roman" w:eastAsia="微软雅黑" w:cs="Times New Roman"/>
+          <w:b/>
+          <w:sz w:val="24"/>
+          <w:lang w:eastAsia="zh-CN"/>
+        </w:rPr>
+        <w:t>潜在受益药物研究信息：</w:t>
+      </w:r>
+    </w:p>
+    <w:tbl>
+      <w:tblPr>
+        <w:tblStyle w:val="16"/>
+        <w:tblpPr w:leftFromText="180" w:rightFromText="180" w:vertAnchor="text" w:tblpXSpec="center" w:tblpY="1"/>
+        <w:tblOverlap w:val="never"/>
+        <w:tblW w:w="9870" w:type="dxa"/>
+        <w:jc w:val="center"/>
+        <w:tblBorders>
+          <w:top w:val="single" w:color="45A3A7" w:sz="18" w:space="0"/>
+          <w:left w:val="none" w:color="auto" w:sz="0" w:space="0"/>
+          <w:bottom w:val="dotted" w:color="45A3A7" w:sz="4" w:space="0"/>
+          <w:right w:val="none" w:color="auto" w:sz="0" w:space="0"/>
+          <w:insideH w:val="dotted" w:color="45A3A7" w:sz="4" w:space="0"/>
+          <w:insideV w:val="dotted" w:color="45A3A7" w:sz="4" w:space="0"/>
+        </w:tblBorders>
+        <w:tblLayout w:type="fixed"/>
+        <w:tblCellMar>
+          <w:top w:w="0" w:type="dxa"/>
+          <w:left w:w="108" w:type="dxa"/>
+          <w:bottom w:w="0" w:type="dxa"/>
+          <w:right w:w="108" w:type="dxa"/>
+        </w:tblCellMar>
+      </w:tblPr>
+      <w:tblGrid>
+        <w:gridCol w:w="1526"/>
+        <w:gridCol w:w="1417"/>
+        <w:gridCol w:w="1232"/>
+        <w:gridCol w:w="5695"/>
+      </w:tblGrid>
+      <w:tr>
+        <w:tblPrEx>
+          <w:tblBorders>
+            <w:top w:val="single" w:color="45A3A7" w:sz="18" w:space="0"/>
+            <w:left w:val="none" w:color="auto" w:sz="0" w:space="0"/>
+            <w:bottom w:val="dotted" w:color="45A3A7" w:sz="4" w:space="0"/>
+            <w:right w:val="none" w:color="auto" w:sz="0" w:space="0"/>
+            <w:insideH w:val="dotted" w:color="45A3A7" w:sz="4" w:space="0"/>
+            <w:insideV w:val="dotted" w:color="45A3A7" w:sz="4" w:space="0"/>
+          </w:tblBorders>
+          <w:tblCellMar>
+            <w:top w:w="0" w:type="dxa"/>
+            <w:left w:w="108" w:type="dxa"/>
+            <w:bottom w:w="0" w:type="dxa"/>
+            <w:right w:w="108" w:type="dxa"/>
+          </w:tblCellMar>
+        </w:tblPrEx>
+        <w:trPr>
+          <w:trHeight w:val="417" w:hRule="atLeast"/>
+          <w:jc w:val="center"/>
+        </w:trPr>
+        <w:tc>
+          <w:tcPr>
+            <w:tcW w:w="1526" w:type="dxa"/>
+            <w:tcBorders>
+              <w:top w:val="nil"/>
+              <w:left w:val="nil"/>
+              <w:bottom w:val="nil"/>
+              <w:right w:val="single" w:color="FFFFFF" w:sz="18" w:space="0"/>
+            </w:tcBorders>
+            <w:shd w:val="clear" w:color="auto" w:fill="62B541"/>
+            <w:vAlign w:val="center"/>
+          </w:tcPr>
+          <w:p>
+            <w:pPr>
+              <w:keepNext/>
+              <w:jc w:val="center"/>
+              <w:rPr>
+                <w:rFonts w:ascii="Times New Roman" w:hAnsi="Times New Roman" w:eastAsia="微软雅黑" w:cs="Times New Roman"/>
+                <w:b/>
+                <w:color w:val="FFFFFF" w:themeColor="background1"/>
+                <w:sz w:val="18"/>
+                <w:szCs w:val="18"/>
+                <w:lang w:eastAsia="zh-CN"/>
+                <w14:textFill>
+                  <w14:solidFill>
+                    <w14:schemeClr w14:val="bg1"/>
+                  </w14:solidFill>
+                </w14:textFill>
+              </w:rPr>
+            </w:pPr>
+            <w:r>
+              <w:rPr>
+                <w:rFonts w:ascii="Times New Roman" w:hAnsi="Times New Roman" w:eastAsia="微软雅黑" w:cs="Times New Roman"/>
+                <w:b/>
+                <w:color w:val="FFFFFF" w:themeColor="background1"/>
+                <w:sz w:val="18"/>
+                <w:szCs w:val="18"/>
+                <w:lang w:eastAsia="zh-CN"/>
+                <w14:textFill>
+                  <w14:solidFill>
+                    <w14:schemeClr w14:val="bg1"/>
+                  </w14:solidFill>
+                </w14:textFill>
+              </w:rPr>
+              <w:t>药物名称</w:t>
+            </w:r>
+          </w:p>
+        </w:tc>
+        <w:tc>
+          <w:tcPr>
+            <w:tcW w:w="1417" w:type="dxa"/>
+            <w:tcBorders>
+              <w:top w:val="nil"/>
+              <w:left w:val="single" w:color="FFFFFF" w:sz="18" w:space="0"/>
+              <w:bottom w:val="nil"/>
+              <w:right w:val="single" w:color="FFFFFF" w:sz="18" w:space="0"/>
+            </w:tcBorders>
+            <w:shd w:val="clear" w:color="auto" w:fill="62B541"/>
+            <w:vAlign w:val="center"/>
+          </w:tcPr>
+          <w:p>
+            <w:pPr>
+              <w:keepNext/>
+              <w:jc w:val="center"/>
+              <w:rPr>
+                <w:rFonts w:ascii="Times New Roman" w:hAnsi="Times New Roman" w:eastAsia="微软雅黑" w:cs="Times New Roman"/>
+                <w:b/>
+                <w:color w:val="FFFFFF" w:themeColor="background1"/>
+                <w:sz w:val="18"/>
+                <w:szCs w:val="18"/>
+                <w:lang w:eastAsia="zh-CN"/>
+                <w14:textFill>
+                  <w14:solidFill>
+                    <w14:schemeClr w14:val="bg1"/>
+                  </w14:solidFill>
+                </w14:textFill>
+              </w:rPr>
+            </w:pPr>
+            <w:r>
+              <w:rPr>
+                <w:rFonts w:ascii="Times New Roman" w:hAnsi="Times New Roman" w:eastAsia="微软雅黑" w:cs="Times New Roman"/>
+                <w:b/>
+                <w:color w:val="FFFFFF" w:themeColor="background1"/>
+                <w:sz w:val="18"/>
+                <w:szCs w:val="18"/>
+                <w:lang w:eastAsia="zh-CN"/>
+                <w14:textFill>
+                  <w14:solidFill>
+                    <w14:schemeClr w14:val="bg1"/>
+                  </w14:solidFill>
+                </w14:textFill>
+              </w:rPr>
+              <w:t>相关疾病</w:t>
+            </w:r>
+          </w:p>
+        </w:tc>
+        <w:tc>
+          <w:tcPr>
+            <w:tcW w:w="1232" w:type="dxa"/>
+            <w:tcBorders>
+              <w:top w:val="nil"/>
+              <w:left w:val="single" w:color="FFFFFF" w:sz="18" w:space="0"/>
+              <w:bottom w:val="nil"/>
+              <w:right w:val="single" w:color="FFFFFF" w:sz="18" w:space="0"/>
+            </w:tcBorders>
+            <w:shd w:val="clear" w:color="auto" w:fill="62B541"/>
+            <w:vAlign w:val="center"/>
+          </w:tcPr>
+          <w:p>
+            <w:pPr>
+              <w:keepNext/>
+              <w:jc w:val="center"/>
+              <w:rPr>
+                <w:rFonts w:ascii="Times New Roman" w:hAnsi="Times New Roman" w:eastAsia="微软雅黑" w:cs="Times New Roman"/>
+                <w:b/>
+                <w:color w:val="FFFFFF" w:themeColor="background1"/>
+                <w:sz w:val="18"/>
+                <w:szCs w:val="18"/>
+                <w:lang w:eastAsia="zh-CN"/>
+                <w14:textFill>
+                  <w14:solidFill>
+                    <w14:schemeClr w14:val="bg1"/>
+                  </w14:solidFill>
+                </w14:textFill>
+              </w:rPr>
+            </w:pPr>
+            <w:r>
+              <w:rPr>
+                <w:rFonts w:ascii="Times New Roman" w:hAnsi="Times New Roman" w:eastAsia="微软雅黑" w:cs="Times New Roman"/>
+                <w:b/>
+                <w:color w:val="FFFFFF" w:themeColor="background1"/>
+                <w:sz w:val="18"/>
+                <w:szCs w:val="18"/>
+                <w:lang w:eastAsia="zh-CN"/>
+                <w14:textFill>
+                  <w14:solidFill>
+                    <w14:schemeClr w14:val="bg1"/>
+                  </w14:solidFill>
+                </w14:textFill>
+              </w:rPr>
+              <w:t>证据</w:t>
+            </w:r>
+            <w:r>
+              <w:rPr>
+                <w:rFonts w:hint="eastAsia" w:ascii="Times New Roman" w:hAnsi="Times New Roman" w:eastAsia="微软雅黑" w:cs="Times New Roman"/>
+                <w:b/>
+                <w:color w:val="FFFFFF" w:themeColor="background1"/>
+                <w:sz w:val="18"/>
+                <w:szCs w:val="18"/>
+                <w:lang w:eastAsia="zh-CN"/>
+                <w14:textFill>
+                  <w14:solidFill>
+                    <w14:schemeClr w14:val="bg1"/>
+                  </w14:solidFill>
+                </w14:textFill>
+              </w:rPr>
+              <w:t>等级</w:t>
+            </w:r>
+          </w:p>
+        </w:tc>
+        <w:tc>
+          <w:tcPr>
+            <w:tcW w:w="5695" w:type="dxa"/>
+            <w:tcBorders>
+              <w:top w:val="nil"/>
+              <w:left w:val="single" w:color="FFFFFF" w:sz="18" w:space="0"/>
+              <w:bottom w:val="nil"/>
+              <w:right w:val="nil"/>
+            </w:tcBorders>
+            <w:shd w:val="clear" w:color="auto" w:fill="62B541"/>
+            <w:vAlign w:val="center"/>
+          </w:tcPr>
+          <w:p>
+            <w:pPr>
+              <w:keepNext/>
+              <w:jc w:val="center"/>
+              <w:rPr>
+                <w:rFonts w:ascii="Times New Roman" w:hAnsi="Times New Roman" w:eastAsia="微软雅黑" w:cs="Times New Roman"/>
+                <w:b/>
+                <w:color w:val="FFFFFF" w:themeColor="background1"/>
+                <w:sz w:val="18"/>
+                <w:szCs w:val="18"/>
+                <w:lang w:eastAsia="zh-CN"/>
+                <w14:textFill>
+                  <w14:solidFill>
+                    <w14:schemeClr w14:val="bg1"/>
+                  </w14:solidFill>
+                </w14:textFill>
+              </w:rPr>
+            </w:pPr>
+            <w:r>
+              <w:rPr>
+                <w:rFonts w:ascii="Times New Roman" w:hAnsi="Times New Roman" w:eastAsia="微软雅黑" w:cs="Times New Roman"/>
+                <w:b/>
+                <w:color w:val="FFFFFF" w:themeColor="background1"/>
+                <w:sz w:val="18"/>
+                <w:szCs w:val="18"/>
+                <w:lang w:eastAsia="zh-CN"/>
+                <w14:textFill>
+                  <w14:solidFill>
+                    <w14:schemeClr w14:val="bg1"/>
+                  </w14:solidFill>
+                </w14:textFill>
+              </w:rPr>
+              <w:t>循证医学信息</w:t>
+            </w:r>
+          </w:p>
+        </w:tc>
+      </w:tr>
+      <w:tr>
+        <w:tblPrEx>
+          <w:tblBorders>
+            <w:top w:val="single" w:color="45A3A7" w:sz="18" w:space="0"/>
+            <w:left w:val="none" w:color="auto" w:sz="0" w:space="0"/>
+            <w:bottom w:val="dotted" w:color="45A3A7" w:sz="4" w:space="0"/>
+            <w:right w:val="none" w:color="auto" w:sz="0" w:space="0"/>
+            <w:insideH w:val="dotted" w:color="45A3A7" w:sz="4" w:space="0"/>
+            <w:insideV w:val="dotted" w:color="45A3A7" w:sz="4" w:space="0"/>
+          </w:tblBorders>
+          <w:tblCellMar>
+            <w:top w:w="0" w:type="dxa"/>
+            <w:left w:w="108" w:type="dxa"/>
+            <w:bottom w:w="0" w:type="dxa"/>
+            <w:right w:w="108" w:type="dxa"/>
+          </w:tblCellMar>
+        </w:tblPrEx>
+        <w:trPr>
+          <w:trHeight w:val="494" w:hRule="atLeast"/>
+          <w:jc w:val="center"/>
+        </w:trPr>
+        <w:tc>
+          <w:tcPr>
+            <w:tcW w:w="9870" w:type="dxa"/>
+            <w:gridSpan w:val="4"/>
+            <w:tcBorders>
+              <w:top w:val="nil"/>
+              <w:left w:val="nil"/>
+              <w:bottom w:val="single" w:color="A4A4A4" w:sz="4" w:space="0"/>
+              <w:right w:val="nil"/>
+            </w:tcBorders>
+            <w:vAlign w:val="center"/>
+          </w:tcPr>
+          <w:p>
+            <w:pPr>
+              <w:keepNext/>
+              <w:spacing w:before="26"/>
+              <w:jc w:val="center"/>
+              <w:rPr>
+                <w:rFonts w:ascii="Times New Roman" w:hAnsi="Times New Roman" w:eastAsia="微软雅黑" w:cs="Times New Roman"/>
+                <w:bCs/>
+                <w:sz w:val="18"/>
+                <w:szCs w:val="18"/>
+                <w:highlight w:val="yellow"/>
+                <w:lang w:eastAsia="zh-CN"/>
+              </w:rPr>
+            </w:pPr>
+            <w:r>
+              <w:rPr>
+                <w:rFonts w:hint="eastAsia" w:ascii="Times New Roman" w:hAnsi="Times New Roman" w:eastAsia="微软雅黑" w:cs="Times New Roman"/>
+                <w:b/>
+                <w:sz w:val="18"/>
+                <w:szCs w:val="18"/>
+                <w:lang w:eastAsia="zh-CN"/>
+              </w:rPr>
+              <w:t>{%tr for dis in tdd.drugResearchList %}</w:t>
+            </w:r>
+          </w:p>
+        </w:tc>
+      </w:tr>
+      <w:tr>
+        <w:tblPrEx>
+          <w:tblBorders>
+            <w:top w:val="single" w:color="45A3A7" w:sz="18" w:space="0"/>
+            <w:left w:val="none" w:color="auto" w:sz="0" w:space="0"/>
+            <w:bottom w:val="dotted" w:color="45A3A7" w:sz="4" w:space="0"/>
+            <w:right w:val="none" w:color="auto" w:sz="0" w:space="0"/>
+            <w:insideH w:val="dotted" w:color="45A3A7" w:sz="4" w:space="0"/>
+            <w:insideV w:val="dotted" w:color="45A3A7" w:sz="4" w:space="0"/>
+          </w:tblBorders>
+          <w:tblCellMar>
+            <w:top w:w="0" w:type="dxa"/>
+            <w:left w:w="108" w:type="dxa"/>
+            <w:bottom w:w="0" w:type="dxa"/>
+            <w:right w:w="108" w:type="dxa"/>
+          </w:tblCellMar>
+        </w:tblPrEx>
+        <w:trPr>
+          <w:trHeight w:val="494" w:hRule="atLeast"/>
+          <w:jc w:val="center"/>
+        </w:trPr>
+        <w:tc>
+          <w:tcPr>
+            <w:tcW w:w="1526" w:type="dxa"/>
+            <w:tcBorders>
+              <w:top w:val="single" w:color="A4A4A4" w:sz="4" w:space="0"/>
+              <w:left w:val="nil"/>
+              <w:bottom w:val="single" w:color="A4A4A4" w:sz="4" w:space="0"/>
+              <w:right w:val="single" w:color="A4A4A4" w:sz="4" w:space="0"/>
+            </w:tcBorders>
+            <w:vAlign w:val="center"/>
+          </w:tcPr>
+          <w:p>
+            <w:pPr>
+              <w:spacing w:before="1" w:line="249" w:lineRule="auto"/>
+              <w:ind w:right="131"/>
+              <w:jc w:val="center"/>
+              <w:rPr>
+                <w:rFonts w:ascii="Times New Roman" w:hAnsi="Times New Roman" w:eastAsia="微软雅黑" w:cs="Times New Roman"/>
+                <w:b/>
+                <w:sz w:val="18"/>
+                <w:szCs w:val="18"/>
+                <w:highlight w:val="yellow"/>
+              </w:rPr>
+            </w:pPr>
+            <w:r>
+              <w:rPr>
+                <w:rFonts w:ascii="Times New Roman" w:hAnsi="Times New Roman" w:eastAsia="微软雅黑" w:cs="Times New Roman"/>
+                <w:sz w:val="18"/>
+                <w:szCs w:val="18"/>
+                <w:lang w:eastAsia="zh-CN"/>
+              </w:rPr>
+              <w:t>{{</w:t>
+            </w:r>
+            <w:r>
+              <w:rPr>
+                <w:rFonts w:ascii="Times New Roman" w:hAnsi="Times New Roman" w:eastAsia="微软雅黑" w:cs="Times New Roman"/>
+                <w:bCs/>
+                <w:sz w:val="18"/>
+                <w:szCs w:val="18"/>
+                <w:lang w:eastAsia="zh-CN"/>
+              </w:rPr>
+              <w:t>dis.drug_name_chinese</w:t>
+            </w:r>
+            <w:r>
+              <w:rPr>
+                <w:rFonts w:hint="eastAsia" w:ascii="Times New Roman" w:hAnsi="Times New Roman" w:eastAsia="微软雅黑" w:cs="Times New Roman"/>
+                <w:bCs/>
+                <w:sz w:val="18"/>
+                <w:szCs w:val="18"/>
+                <w:lang w:eastAsia="zh-CN"/>
+              </w:rPr>
+              <w:t>3</w:t>
+            </w:r>
+            <w:r>
+              <w:rPr>
+                <w:rFonts w:ascii="Times New Roman" w:hAnsi="Times New Roman" w:eastAsia="微软雅黑" w:cs="Times New Roman"/>
+                <w:sz w:val="18"/>
+                <w:szCs w:val="18"/>
+                <w:lang w:eastAsia="zh-CN"/>
+              </w:rPr>
+              <w:t xml:space="preserve"> }}</w:t>
+            </w:r>
+          </w:p>
+        </w:tc>
+        <w:tc>
+          <w:tcPr>
+            <w:tcW w:w="1417" w:type="dxa"/>
+            <w:tcBorders>
+              <w:top w:val="single" w:color="A4A4A4" w:sz="4" w:space="0"/>
+              <w:left w:val="single" w:color="A4A4A4" w:sz="4" w:space="0"/>
+              <w:bottom w:val="single" w:color="A4A4A4" w:sz="4" w:space="0"/>
+              <w:right w:val="single" w:color="A4A4A4" w:sz="4" w:space="0"/>
+            </w:tcBorders>
+            <w:vAlign w:val="center"/>
+          </w:tcPr>
+          <w:p>
+            <w:pPr>
+              <w:keepNext/>
+              <w:spacing w:before="26"/>
+              <w:jc w:val="center"/>
+              <w:rPr>
+                <w:rFonts w:ascii="Times New Roman" w:hAnsi="Times New Roman" w:eastAsia="微软雅黑" w:cs="Times New Roman"/>
+                <w:bCs/>
+                <w:sz w:val="18"/>
+                <w:szCs w:val="18"/>
+                <w:highlight w:val="yellow"/>
+                <w:lang w:eastAsia="zh-CN"/>
+              </w:rPr>
+            </w:pPr>
+            <w:r>
+              <w:rPr>
+                <w:rFonts w:hint="eastAsia" w:ascii="Times New Roman" w:hAnsi="Times New Roman" w:eastAsia="微软雅黑" w:cs="Times New Roman"/>
+                <w:sz w:val="18"/>
+                <w:szCs w:val="18"/>
+                <w:lang w:eastAsia="zh-CN"/>
+              </w:rPr>
+              <w:t>{{dis.</w:t>
+            </w:r>
+            <w:r>
+              <w:rPr>
+                <w:rFonts w:hint="eastAsia" w:ascii="Times New Roman" w:hAnsi="Times New Roman" w:eastAsia="微软雅黑" w:cs="Times New Roman"/>
+                <w:bCs/>
+                <w:sz w:val="18"/>
+                <w:szCs w:val="18"/>
+                <w:lang w:eastAsia="zh-CN"/>
+              </w:rPr>
+              <w:t>disease_name_chinese</w:t>
+            </w:r>
+            <w:r>
+              <w:rPr>
+                <w:rFonts w:hint="eastAsia" w:ascii="Times New Roman" w:hAnsi="Times New Roman" w:eastAsia="微软雅黑" w:cs="Times New Roman"/>
+                <w:sz w:val="18"/>
+                <w:szCs w:val="18"/>
+                <w:lang w:eastAsia="zh-CN"/>
+              </w:rPr>
+              <w:t>}}</w:t>
+            </w:r>
+          </w:p>
+        </w:tc>
+        <w:tc>
+          <w:tcPr>
+            <w:tcW w:w="1232" w:type="dxa"/>
+            <w:tcBorders>
+              <w:top w:val="single" w:color="A4A4A4" w:sz="4" w:space="0"/>
+              <w:left w:val="single" w:color="A4A4A4" w:sz="4" w:space="0"/>
+              <w:bottom w:val="single" w:color="A4A4A4" w:sz="4" w:space="0"/>
+              <w:right w:val="single" w:color="A4A4A4" w:sz="4" w:space="0"/>
+            </w:tcBorders>
+            <w:vAlign w:val="center"/>
+          </w:tcPr>
+          <w:p>
+            <w:pPr>
+              <w:keepNext/>
+              <w:spacing w:before="26"/>
+              <w:jc w:val="center"/>
+              <w:rPr>
+                <w:rFonts w:ascii="Times New Roman" w:hAnsi="Times New Roman" w:eastAsia="微软雅黑" w:cs="Times New Roman"/>
+                <w:bCs/>
+                <w:sz w:val="18"/>
+                <w:szCs w:val="18"/>
+                <w:highlight w:val="yellow"/>
+                <w:lang w:eastAsia="zh-CN"/>
+              </w:rPr>
+            </w:pPr>
+            <w:r>
+              <w:rPr>
+                <w:rFonts w:hint="eastAsia" w:ascii="Times New Roman" w:hAnsi="Times New Roman" w:eastAsia="微软雅黑" w:cs="Times New Roman"/>
+                <w:sz w:val="18"/>
+                <w:szCs w:val="18"/>
+                <w:lang w:eastAsia="zh-CN"/>
+              </w:rPr>
+              <w:t>{{</w:t>
+            </w:r>
+            <w:r>
+              <w:rPr>
+                <w:rFonts w:hint="eastAsia" w:ascii="Times New Roman" w:hAnsi="Times New Roman" w:eastAsia="微软雅黑" w:cs="Times New Roman"/>
+                <w:bCs/>
+                <w:sz w:val="18"/>
+                <w:szCs w:val="18"/>
+                <w:lang w:eastAsia="zh-CN"/>
+              </w:rPr>
+              <w:t>dis.evidence_phase_chinese</w:t>
+            </w:r>
+            <w:r>
+              <w:rPr>
+                <w:rFonts w:hint="eastAsia" w:ascii="Times New Roman" w:hAnsi="Times New Roman" w:eastAsia="微软雅黑" w:cs="Times New Roman"/>
+                <w:sz w:val="18"/>
+                <w:szCs w:val="18"/>
+                <w:lang w:eastAsia="zh-CN"/>
+              </w:rPr>
+              <w:t>}}</w:t>
+            </w:r>
+          </w:p>
+        </w:tc>
+        <w:tc>
+          <w:tcPr>
+            <w:tcW w:w="5695" w:type="dxa"/>
+            <w:tcBorders>
+              <w:top w:val="single" w:color="A4A4A4" w:sz="4" w:space="0"/>
+              <w:left w:val="single" w:color="A4A4A4" w:sz="4" w:space="0"/>
+              <w:bottom w:val="single" w:color="A4A4A4" w:sz="4" w:space="0"/>
+              <w:right w:val="nil"/>
+            </w:tcBorders>
+            <w:vAlign w:val="center"/>
+          </w:tcPr>
+          <w:p>
+            <w:pPr>
+              <w:keepNext/>
+              <w:spacing w:before="26"/>
+              <w:jc w:val="center"/>
+              <w:rPr>
+                <w:rFonts w:ascii="Times New Roman" w:hAnsi="Times New Roman" w:eastAsia="微软雅黑" w:cs="Times New Roman"/>
+                <w:bCs/>
+                <w:sz w:val="18"/>
+                <w:szCs w:val="18"/>
+                <w:highlight w:val="yellow"/>
+                <w:lang w:eastAsia="zh-CN"/>
+              </w:rPr>
+            </w:pPr>
+            <w:r>
+              <w:rPr>
+                <w:rFonts w:hint="eastAsia" w:ascii="Times New Roman" w:hAnsi="Times New Roman" w:eastAsia="微软雅黑" w:cs="Times New Roman"/>
+                <w:sz w:val="18"/>
+                <w:szCs w:val="18"/>
+                <w:lang w:eastAsia="zh-CN"/>
+              </w:rPr>
+              <w:t>{{</w:t>
+            </w:r>
+            <w:r>
+              <w:rPr>
+                <w:rFonts w:hint="eastAsia" w:ascii="Times New Roman" w:hAnsi="Times New Roman" w:eastAsia="微软雅黑" w:cs="Times New Roman"/>
+                <w:bCs/>
+                <w:sz w:val="18"/>
+                <w:szCs w:val="18"/>
+                <w:lang w:eastAsia="zh-CN"/>
+              </w:rPr>
+              <w:t>dis.annotation_chinese</w:t>
+            </w:r>
+            <w:r>
+              <w:rPr>
+                <w:rFonts w:hint="eastAsia" w:ascii="Times New Roman" w:hAnsi="Times New Roman" w:eastAsia="微软雅黑" w:cs="Times New Roman"/>
+                <w:sz w:val="18"/>
+                <w:szCs w:val="18"/>
+                <w:lang w:eastAsia="zh-CN"/>
+              </w:rPr>
+              <w:t>}}</w:t>
+            </w:r>
+          </w:p>
+        </w:tc>
+      </w:tr>
+      <w:tr>
+        <w:tblPrEx>
+          <w:tblBorders>
+            <w:top w:val="single" w:color="45A3A7" w:sz="18" w:space="0"/>
+            <w:left w:val="none" w:color="auto" w:sz="0" w:space="0"/>
+            <w:bottom w:val="dotted" w:color="45A3A7" w:sz="4" w:space="0"/>
+            <w:right w:val="none" w:color="auto" w:sz="0" w:space="0"/>
+            <w:insideH w:val="dotted" w:color="45A3A7" w:sz="4" w:space="0"/>
+            <w:insideV w:val="dotted" w:color="45A3A7" w:sz="4" w:space="0"/>
+          </w:tblBorders>
+          <w:tblCellMar>
+            <w:top w:w="0" w:type="dxa"/>
+            <w:left w:w="108" w:type="dxa"/>
+            <w:bottom w:w="0" w:type="dxa"/>
+            <w:right w:w="108" w:type="dxa"/>
+          </w:tblCellMar>
+        </w:tblPrEx>
+        <w:trPr>
+          <w:trHeight w:val="494" w:hRule="atLeast"/>
+          <w:jc w:val="center"/>
+        </w:trPr>
+        <w:tc>
+          <w:tcPr>
+            <w:tcW w:w="9870" w:type="dxa"/>
+            <w:gridSpan w:val="4"/>
+            <w:tcBorders>
+              <w:top w:val="single" w:color="A4A4A4" w:sz="4" w:space="0"/>
+              <w:left w:val="nil"/>
+              <w:bottom w:val="single" w:color="A4A4A4" w:sz="4" w:space="0"/>
+              <w:right w:val="nil"/>
+            </w:tcBorders>
+            <w:vAlign w:val="center"/>
+          </w:tcPr>
+          <w:p>
+            <w:pPr>
+              <w:keepNext/>
+              <w:spacing w:before="26"/>
+              <w:jc w:val="center"/>
+              <w:rPr>
+                <w:rFonts w:ascii="Times New Roman" w:hAnsi="Times New Roman" w:eastAsia="微软雅黑" w:cs="Times New Roman"/>
+                <w:bCs/>
+                <w:sz w:val="18"/>
+                <w:szCs w:val="18"/>
+                <w:lang w:eastAsia="zh-CN"/>
+              </w:rPr>
+            </w:pPr>
+            <w:r>
+              <w:rPr>
+                <w:rFonts w:hint="eastAsia" w:ascii="Times New Roman" w:hAnsi="Times New Roman" w:eastAsia="微软雅黑" w:cs="Times New Roman"/>
+                <w:b/>
+                <w:sz w:val="18"/>
+                <w:szCs w:val="18"/>
+                <w:lang w:eastAsia="zh-CN"/>
+              </w:rPr>
+              <w:t>{%tr endfor %}</w:t>
+            </w:r>
+          </w:p>
+        </w:tc>
+      </w:tr>
+    </w:tbl>
+    <w:p>
+      <w:pPr>
+        <w:spacing w:before="26"/>
+        <w:rPr>
+          <w:rFonts w:ascii="Times New Roman" w:hAnsi="Times New Roman" w:eastAsia="微软雅黑" w:cs="Times New Roman"/>
+          <w:b/>
+          <w:sz w:val="24"/>
+          <w:szCs w:val="24"/>
+          <w:lang w:eastAsia="zh-CN"/>
+        </w:rPr>
+      </w:pPr>
+      <w:r>
+        <w:rPr>
+          <w:rFonts w:hint="eastAsia" w:ascii="Times New Roman" w:hAnsi="Times New Roman" w:eastAsia="微软雅黑" w:cs="Times New Roman"/>
+          <w:b/>
+          <w:sz w:val="24"/>
+          <w:szCs w:val="24"/>
+          <w:lang w:eastAsia="zh-CN"/>
+        </w:rPr>
+        <w:t>{% endif %}{%if tdd.potentialDrugList != [] %}</w:t>
+      </w:r>
+    </w:p>
+    <w:p>
+      <w:pPr>
+        <w:keepNext/>
+        <w:spacing w:before="26"/>
+        <w:rPr>
+          <w:rFonts w:ascii="Times New Roman" w:hAnsi="Times New Roman" w:eastAsia="微软雅黑" w:cs="Times New Roman"/>
+          <w:b/>
+          <w:sz w:val="24"/>
+          <w:lang w:eastAsia="zh-CN"/>
+        </w:rPr>
+      </w:pPr>
+      <w:r>
+        <w:rPr>
+          <w:rFonts w:hint="eastAsia" w:ascii="Times New Roman" w:hAnsi="Times New Roman" w:eastAsia="微软雅黑" w:cs="Times New Roman"/>
+          <w:b/>
+          <w:sz w:val="24"/>
+          <w:lang w:eastAsia="zh-CN"/>
+        </w:rPr>
+        <w:t>潜在耐药研究信息：</w:t>
+      </w:r>
+    </w:p>
+    <w:tbl>
+      <w:tblPr>
+        <w:tblStyle w:val="16"/>
+        <w:tblpPr w:leftFromText="180" w:rightFromText="180" w:vertAnchor="text" w:tblpXSpec="center" w:tblpY="1"/>
+        <w:tblOverlap w:val="never"/>
+        <w:tblW w:w="9870" w:type="dxa"/>
+        <w:jc w:val="center"/>
+        <w:tblBorders>
+          <w:top w:val="single" w:color="45A3A7" w:sz="18" w:space="0"/>
+          <w:left w:val="none" w:color="auto" w:sz="0" w:space="0"/>
+          <w:bottom w:val="dotted" w:color="45A3A7" w:sz="4" w:space="0"/>
+          <w:right w:val="none" w:color="auto" w:sz="0" w:space="0"/>
+          <w:insideH w:val="dotted" w:color="45A3A7" w:sz="4" w:space="0"/>
+          <w:insideV w:val="dotted" w:color="45A3A7" w:sz="4" w:space="0"/>
+        </w:tblBorders>
+        <w:tblLayout w:type="fixed"/>
+        <w:tblCellMar>
+          <w:top w:w="0" w:type="dxa"/>
+          <w:left w:w="108" w:type="dxa"/>
+          <w:bottom w:w="0" w:type="dxa"/>
+          <w:right w:w="108" w:type="dxa"/>
+        </w:tblCellMar>
+      </w:tblPr>
+      <w:tblGrid>
+        <w:gridCol w:w="1526"/>
+        <w:gridCol w:w="1417"/>
+        <w:gridCol w:w="1261"/>
+        <w:gridCol w:w="5666"/>
+      </w:tblGrid>
+      <w:tr>
+        <w:tblPrEx>
+          <w:tblBorders>
+            <w:top w:val="single" w:color="45A3A7" w:sz="18" w:space="0"/>
+            <w:left w:val="none" w:color="auto" w:sz="0" w:space="0"/>
+            <w:bottom w:val="dotted" w:color="45A3A7" w:sz="4" w:space="0"/>
+            <w:right w:val="none" w:color="auto" w:sz="0" w:space="0"/>
+            <w:insideH w:val="dotted" w:color="45A3A7" w:sz="4" w:space="0"/>
+            <w:insideV w:val="dotted" w:color="45A3A7" w:sz="4" w:space="0"/>
+          </w:tblBorders>
+          <w:tblCellMar>
+            <w:top w:w="0" w:type="dxa"/>
+            <w:left w:w="108" w:type="dxa"/>
+            <w:bottom w:w="0" w:type="dxa"/>
+            <w:right w:w="108" w:type="dxa"/>
+          </w:tblCellMar>
+        </w:tblPrEx>
+        <w:trPr>
+          <w:trHeight w:val="417" w:hRule="atLeast"/>
+          <w:jc w:val="center"/>
+        </w:trPr>
+        <w:tc>
+          <w:tcPr>
+            <w:tcW w:w="1526" w:type="dxa"/>
+            <w:tcBorders>
+              <w:top w:val="nil"/>
+              <w:left w:val="nil"/>
+              <w:bottom w:val="nil"/>
+              <w:right w:val="single" w:color="FFFFFF" w:sz="18" w:space="0"/>
+            </w:tcBorders>
+            <w:shd w:val="clear" w:color="auto" w:fill="62B541"/>
+            <w:vAlign w:val="center"/>
+          </w:tcPr>
+          <w:p>
+            <w:pPr>
+              <w:keepNext/>
+              <w:jc w:val="center"/>
+              <w:rPr>
+                <w:rFonts w:ascii="Times New Roman" w:hAnsi="Times New Roman" w:eastAsia="微软雅黑" w:cs="Times New Roman"/>
+                <w:b/>
+                <w:color w:val="FFFFFF" w:themeColor="background1"/>
+                <w:sz w:val="18"/>
+                <w:szCs w:val="18"/>
+                <w:lang w:eastAsia="zh-CN"/>
+                <w14:textFill>
+                  <w14:solidFill>
+                    <w14:schemeClr w14:val="bg1"/>
+                  </w14:solidFill>
+                </w14:textFill>
+              </w:rPr>
+            </w:pPr>
+            <w:r>
+              <w:rPr>
+                <w:rFonts w:ascii="Times New Roman" w:hAnsi="Times New Roman" w:eastAsia="微软雅黑" w:cs="Times New Roman"/>
+                <w:b/>
+                <w:color w:val="FFFFFF" w:themeColor="background1"/>
+                <w:sz w:val="18"/>
+                <w:szCs w:val="18"/>
+                <w:lang w:eastAsia="zh-CN"/>
+                <w14:textFill>
+                  <w14:solidFill>
+                    <w14:schemeClr w14:val="bg1"/>
+                  </w14:solidFill>
+                </w14:textFill>
+              </w:rPr>
+              <w:t>药物名称</w:t>
+            </w:r>
+          </w:p>
+        </w:tc>
+        <w:tc>
+          <w:tcPr>
+            <w:tcW w:w="1417" w:type="dxa"/>
+            <w:tcBorders>
+              <w:top w:val="nil"/>
+              <w:left w:val="single" w:color="FFFFFF" w:sz="18" w:space="0"/>
+              <w:bottom w:val="nil"/>
+              <w:right w:val="single" w:color="FFFFFF" w:sz="18" w:space="0"/>
+            </w:tcBorders>
+            <w:shd w:val="clear" w:color="auto" w:fill="62B541"/>
+            <w:vAlign w:val="center"/>
+          </w:tcPr>
+          <w:p>
+            <w:pPr>
+              <w:keepNext/>
+              <w:jc w:val="center"/>
+              <w:rPr>
+                <w:rFonts w:ascii="Times New Roman" w:hAnsi="Times New Roman" w:eastAsia="微软雅黑" w:cs="Times New Roman"/>
+                <w:b/>
+                <w:color w:val="FFFFFF" w:themeColor="background1"/>
+                <w:sz w:val="18"/>
+                <w:szCs w:val="18"/>
+                <w:lang w:eastAsia="zh-CN"/>
+                <w14:textFill>
+                  <w14:solidFill>
+                    <w14:schemeClr w14:val="bg1"/>
+                  </w14:solidFill>
+                </w14:textFill>
+              </w:rPr>
+            </w:pPr>
+            <w:r>
+              <w:rPr>
+                <w:rFonts w:ascii="Times New Roman" w:hAnsi="Times New Roman" w:eastAsia="微软雅黑" w:cs="Times New Roman"/>
+                <w:b/>
+                <w:color w:val="FFFFFF" w:themeColor="background1"/>
+                <w:sz w:val="18"/>
+                <w:szCs w:val="18"/>
+                <w:lang w:eastAsia="zh-CN"/>
+                <w14:textFill>
+                  <w14:solidFill>
+                    <w14:schemeClr w14:val="bg1"/>
+                  </w14:solidFill>
+                </w14:textFill>
+              </w:rPr>
+              <w:t>相关疾病</w:t>
+            </w:r>
+          </w:p>
+        </w:tc>
+        <w:tc>
+          <w:tcPr>
+            <w:tcW w:w="1261" w:type="dxa"/>
+            <w:tcBorders>
+              <w:top w:val="nil"/>
+              <w:left w:val="single" w:color="FFFFFF" w:sz="18" w:space="0"/>
+              <w:bottom w:val="nil"/>
+              <w:right w:val="single" w:color="FFFFFF" w:sz="18" w:space="0"/>
+            </w:tcBorders>
+            <w:shd w:val="clear" w:color="auto" w:fill="62B541"/>
+            <w:vAlign w:val="center"/>
+          </w:tcPr>
+          <w:p>
+            <w:pPr>
+              <w:keepNext/>
+              <w:jc w:val="center"/>
+              <w:rPr>
+                <w:rFonts w:ascii="Times New Roman" w:hAnsi="Times New Roman" w:eastAsia="微软雅黑" w:cs="Times New Roman"/>
+                <w:b/>
+                <w:color w:val="FFFFFF" w:themeColor="background1"/>
+                <w:sz w:val="18"/>
+                <w:szCs w:val="18"/>
+                <w:lang w:eastAsia="zh-CN"/>
+                <w14:textFill>
+                  <w14:solidFill>
+                    <w14:schemeClr w14:val="bg1"/>
+                  </w14:solidFill>
+                </w14:textFill>
+              </w:rPr>
+            </w:pPr>
+            <w:r>
+              <w:rPr>
+                <w:rFonts w:ascii="Times New Roman" w:hAnsi="Times New Roman" w:eastAsia="微软雅黑" w:cs="Times New Roman"/>
+                <w:b/>
+                <w:color w:val="FFFFFF" w:themeColor="background1"/>
+                <w:sz w:val="18"/>
+                <w:szCs w:val="18"/>
+                <w:lang w:eastAsia="zh-CN"/>
+                <w14:textFill>
+                  <w14:solidFill>
+                    <w14:schemeClr w14:val="bg1"/>
+                  </w14:solidFill>
+                </w14:textFill>
+              </w:rPr>
+              <w:t>证据</w:t>
+            </w:r>
+            <w:r>
+              <w:rPr>
+                <w:rFonts w:hint="eastAsia" w:ascii="Times New Roman" w:hAnsi="Times New Roman" w:eastAsia="微软雅黑" w:cs="Times New Roman"/>
+                <w:b/>
+                <w:color w:val="FFFFFF" w:themeColor="background1"/>
+                <w:sz w:val="18"/>
+                <w:szCs w:val="18"/>
+                <w:lang w:eastAsia="zh-CN"/>
+                <w14:textFill>
+                  <w14:solidFill>
+                    <w14:schemeClr w14:val="bg1"/>
+                  </w14:solidFill>
+                </w14:textFill>
+              </w:rPr>
+              <w:t>等级</w:t>
+            </w:r>
+          </w:p>
+        </w:tc>
+        <w:tc>
+          <w:tcPr>
+            <w:tcW w:w="5666" w:type="dxa"/>
+            <w:tcBorders>
+              <w:top w:val="nil"/>
+              <w:left w:val="single" w:color="FFFFFF" w:sz="18" w:space="0"/>
+              <w:bottom w:val="nil"/>
+              <w:right w:val="nil"/>
+            </w:tcBorders>
+            <w:shd w:val="clear" w:color="auto" w:fill="62B541"/>
+            <w:vAlign w:val="center"/>
+          </w:tcPr>
+          <w:p>
+            <w:pPr>
+              <w:keepNext/>
+              <w:jc w:val="center"/>
+              <w:rPr>
+                <w:rFonts w:ascii="Times New Roman" w:hAnsi="Times New Roman" w:eastAsia="微软雅黑" w:cs="Times New Roman"/>
+                <w:b/>
+                <w:color w:val="FFFFFF" w:themeColor="background1"/>
+                <w:sz w:val="18"/>
+                <w:szCs w:val="18"/>
+                <w:lang w:eastAsia="zh-CN"/>
+                <w14:textFill>
+                  <w14:solidFill>
+                    <w14:schemeClr w14:val="bg1"/>
+                  </w14:solidFill>
+                </w14:textFill>
+              </w:rPr>
+            </w:pPr>
+            <w:r>
+              <w:rPr>
+                <w:rFonts w:ascii="Times New Roman" w:hAnsi="Times New Roman" w:eastAsia="微软雅黑" w:cs="Times New Roman"/>
+                <w:b/>
+                <w:color w:val="FFFFFF" w:themeColor="background1"/>
+                <w:sz w:val="18"/>
+                <w:szCs w:val="18"/>
+                <w:lang w:eastAsia="zh-CN"/>
+                <w14:textFill>
+                  <w14:solidFill>
+                    <w14:schemeClr w14:val="bg1"/>
+                  </w14:solidFill>
+                </w14:textFill>
+              </w:rPr>
+              <w:t>循证医学信息</w:t>
+            </w:r>
+          </w:p>
+        </w:tc>
+      </w:tr>
+      <w:tr>
+        <w:tblPrEx>
+          <w:tblBorders>
+            <w:top w:val="single" w:color="45A3A7" w:sz="18" w:space="0"/>
+            <w:left w:val="none" w:color="auto" w:sz="0" w:space="0"/>
+            <w:bottom w:val="dotted" w:color="45A3A7" w:sz="4" w:space="0"/>
+            <w:right w:val="none" w:color="auto" w:sz="0" w:space="0"/>
+            <w:insideH w:val="dotted" w:color="45A3A7" w:sz="4" w:space="0"/>
+            <w:insideV w:val="dotted" w:color="45A3A7" w:sz="4" w:space="0"/>
+          </w:tblBorders>
+          <w:tblCellMar>
+            <w:top w:w="0" w:type="dxa"/>
+            <w:left w:w="108" w:type="dxa"/>
+            <w:bottom w:w="0" w:type="dxa"/>
+            <w:right w:w="108" w:type="dxa"/>
+          </w:tblCellMar>
+        </w:tblPrEx>
+        <w:trPr>
+          <w:trHeight w:val="494" w:hRule="atLeast"/>
+          <w:jc w:val="center"/>
+        </w:trPr>
+        <w:tc>
+          <w:tcPr>
+            <w:tcW w:w="9870" w:type="dxa"/>
+            <w:gridSpan w:val="4"/>
+            <w:tcBorders>
+              <w:top w:val="nil"/>
+              <w:left w:val="nil"/>
+              <w:bottom w:val="single" w:color="A4A4A4" w:sz="4" w:space="0"/>
+              <w:right w:val="nil"/>
+            </w:tcBorders>
+            <w:vAlign w:val="center"/>
+          </w:tcPr>
+          <w:p>
+            <w:pPr>
+              <w:keepNext/>
+              <w:spacing w:before="26"/>
+              <w:jc w:val="center"/>
+              <w:rPr>
+                <w:rFonts w:ascii="Times New Roman" w:hAnsi="Times New Roman" w:eastAsia="微软雅黑" w:cs="Times New Roman"/>
+                <w:bCs/>
+                <w:sz w:val="18"/>
+                <w:szCs w:val="18"/>
+                <w:highlight w:val="yellow"/>
+                <w:lang w:eastAsia="zh-CN"/>
+              </w:rPr>
+            </w:pPr>
+            <w:r>
+              <w:rPr>
+                <w:rFonts w:hint="eastAsia" w:ascii="Times New Roman" w:hAnsi="Times New Roman" w:eastAsia="微软雅黑" w:cs="Times New Roman"/>
+                <w:b/>
+                <w:sz w:val="18"/>
+                <w:szCs w:val="18"/>
+                <w:lang w:eastAsia="zh-CN"/>
+              </w:rPr>
+              <w:t>{%tr for dis in tdd.</w:t>
+            </w:r>
+            <w:r>
+              <w:rPr>
+                <w:rFonts w:ascii="Times New Roman" w:hAnsi="Times New Roman" w:eastAsia="微软雅黑" w:cs="Times New Roman"/>
+                <w:b/>
+                <w:sz w:val="18"/>
+                <w:szCs w:val="18"/>
+                <w:lang w:eastAsia="zh-CN"/>
+              </w:rPr>
+              <w:t>potentialDrugList</w:t>
+            </w:r>
+            <w:r>
+              <w:rPr>
+                <w:rFonts w:hint="eastAsia" w:ascii="Times New Roman" w:hAnsi="Times New Roman" w:eastAsia="微软雅黑" w:cs="Times New Roman"/>
+                <w:b/>
+                <w:sz w:val="18"/>
+                <w:szCs w:val="18"/>
+                <w:lang w:eastAsia="zh-CN"/>
+              </w:rPr>
+              <w:t xml:space="preserve"> %}</w:t>
+            </w:r>
+          </w:p>
+        </w:tc>
+      </w:tr>
+      <w:tr>
+        <w:tblPrEx>
+          <w:tblBorders>
+            <w:top w:val="single" w:color="45A3A7" w:sz="18" w:space="0"/>
+            <w:left w:val="none" w:color="auto" w:sz="0" w:space="0"/>
+            <w:bottom w:val="dotted" w:color="45A3A7" w:sz="4" w:space="0"/>
+            <w:right w:val="none" w:color="auto" w:sz="0" w:space="0"/>
+            <w:insideH w:val="dotted" w:color="45A3A7" w:sz="4" w:space="0"/>
+            <w:insideV w:val="dotted" w:color="45A3A7" w:sz="4" w:space="0"/>
+          </w:tblBorders>
+          <w:tblCellMar>
+            <w:top w:w="0" w:type="dxa"/>
+            <w:left w:w="108" w:type="dxa"/>
+            <w:bottom w:w="0" w:type="dxa"/>
+            <w:right w:w="108" w:type="dxa"/>
+          </w:tblCellMar>
+        </w:tblPrEx>
+        <w:trPr>
+          <w:trHeight w:val="494" w:hRule="atLeast"/>
+          <w:jc w:val="center"/>
+        </w:trPr>
+        <w:tc>
+          <w:tcPr>
+            <w:tcW w:w="1526" w:type="dxa"/>
+            <w:tcBorders>
+              <w:top w:val="single" w:color="A4A4A4" w:sz="4" w:space="0"/>
+              <w:left w:val="nil"/>
+              <w:bottom w:val="single" w:color="A4A4A4" w:sz="4" w:space="0"/>
+              <w:right w:val="single" w:color="A4A4A4" w:sz="4" w:space="0"/>
+            </w:tcBorders>
+            <w:vAlign w:val="center"/>
+          </w:tcPr>
+          <w:p>
+            <w:pPr>
+              <w:spacing w:before="1" w:line="249" w:lineRule="auto"/>
+              <w:ind w:right="131"/>
+              <w:jc w:val="center"/>
+              <w:rPr>
+                <w:rFonts w:ascii="Times New Roman" w:hAnsi="Times New Roman" w:eastAsia="微软雅黑" w:cs="Times New Roman"/>
+                <w:b/>
+                <w:sz w:val="18"/>
+                <w:szCs w:val="18"/>
+                <w:highlight w:val="yellow"/>
+              </w:rPr>
+            </w:pPr>
+            <w:r>
+              <w:rPr>
+                <w:rFonts w:ascii="Times New Roman" w:hAnsi="Times New Roman" w:eastAsia="微软雅黑" w:cs="Times New Roman"/>
+                <w:sz w:val="18"/>
+                <w:szCs w:val="18"/>
+                <w:lang w:eastAsia="zh-CN"/>
+              </w:rPr>
+              <w:t>{{</w:t>
+            </w:r>
+            <w:r>
+              <w:rPr>
+                <w:rFonts w:ascii="Times New Roman" w:hAnsi="Times New Roman" w:eastAsia="微软雅黑" w:cs="Times New Roman"/>
+                <w:bCs/>
+                <w:sz w:val="18"/>
+                <w:szCs w:val="18"/>
+                <w:lang w:eastAsia="zh-CN"/>
+              </w:rPr>
+              <w:t>dis.drug_name_chinese</w:t>
+            </w:r>
+            <w:r>
+              <w:rPr>
+                <w:rFonts w:hint="eastAsia" w:ascii="Times New Roman" w:hAnsi="Times New Roman" w:eastAsia="微软雅黑" w:cs="Times New Roman"/>
+                <w:bCs/>
+                <w:sz w:val="18"/>
+                <w:szCs w:val="18"/>
+                <w:lang w:eastAsia="zh-CN"/>
+              </w:rPr>
+              <w:t>3</w:t>
+            </w:r>
+            <w:r>
+              <w:rPr>
+                <w:rFonts w:ascii="Times New Roman" w:hAnsi="Times New Roman" w:eastAsia="微软雅黑" w:cs="Times New Roman"/>
+                <w:sz w:val="18"/>
+                <w:szCs w:val="18"/>
+                <w:lang w:eastAsia="zh-CN"/>
+              </w:rPr>
+              <w:t xml:space="preserve"> }}</w:t>
+            </w:r>
+          </w:p>
+        </w:tc>
+        <w:tc>
+          <w:tcPr>
+            <w:tcW w:w="1417" w:type="dxa"/>
+            <w:tcBorders>
+              <w:top w:val="single" w:color="A4A4A4" w:sz="4" w:space="0"/>
+              <w:left w:val="single" w:color="A4A4A4" w:sz="4" w:space="0"/>
+              <w:bottom w:val="single" w:color="A4A4A4" w:sz="4" w:space="0"/>
+              <w:right w:val="single" w:color="A4A4A4" w:sz="4" w:space="0"/>
+            </w:tcBorders>
+            <w:vAlign w:val="center"/>
+          </w:tcPr>
+          <w:p>
+            <w:pPr>
+              <w:keepNext/>
+              <w:spacing w:before="26"/>
+              <w:jc w:val="center"/>
+              <w:rPr>
+                <w:rFonts w:ascii="Times New Roman" w:hAnsi="Times New Roman" w:eastAsia="微软雅黑" w:cs="Times New Roman"/>
+                <w:bCs/>
+                <w:sz w:val="18"/>
+                <w:szCs w:val="18"/>
+                <w:highlight w:val="yellow"/>
+                <w:lang w:eastAsia="zh-CN"/>
+              </w:rPr>
+            </w:pPr>
+            <w:r>
+              <w:rPr>
+                <w:rFonts w:hint="eastAsia" w:ascii="Times New Roman" w:hAnsi="Times New Roman" w:eastAsia="微软雅黑" w:cs="Times New Roman"/>
+                <w:sz w:val="18"/>
+                <w:szCs w:val="18"/>
+                <w:lang w:eastAsia="zh-CN"/>
+              </w:rPr>
+              <w:t>{{dis.</w:t>
+            </w:r>
+            <w:r>
+              <w:rPr>
+                <w:rFonts w:hint="eastAsia" w:ascii="Times New Roman" w:hAnsi="Times New Roman" w:eastAsia="微软雅黑" w:cs="Times New Roman"/>
+                <w:bCs/>
+                <w:sz w:val="18"/>
+                <w:szCs w:val="18"/>
+                <w:lang w:eastAsia="zh-CN"/>
+              </w:rPr>
+              <w:t>disease_name_chinese</w:t>
+            </w:r>
+            <w:r>
+              <w:rPr>
+                <w:rFonts w:hint="eastAsia" w:ascii="Times New Roman" w:hAnsi="Times New Roman" w:eastAsia="微软雅黑" w:cs="Times New Roman"/>
+                <w:sz w:val="18"/>
+                <w:szCs w:val="18"/>
+                <w:lang w:eastAsia="zh-CN"/>
+              </w:rPr>
+              <w:t>}}</w:t>
+            </w:r>
+          </w:p>
+        </w:tc>
+        <w:tc>
+          <w:tcPr>
+            <w:tcW w:w="1261" w:type="dxa"/>
+            <w:tcBorders>
+              <w:top w:val="single" w:color="A4A4A4" w:sz="4" w:space="0"/>
+              <w:left w:val="single" w:color="A4A4A4" w:sz="4" w:space="0"/>
+              <w:bottom w:val="single" w:color="A4A4A4" w:sz="4" w:space="0"/>
+              <w:right w:val="single" w:color="A4A4A4" w:sz="4" w:space="0"/>
+            </w:tcBorders>
+            <w:vAlign w:val="center"/>
+          </w:tcPr>
+          <w:p>
+            <w:pPr>
+              <w:keepNext/>
+              <w:spacing w:before="26"/>
+              <w:jc w:val="center"/>
+              <w:rPr>
+                <w:rFonts w:ascii="Times New Roman" w:hAnsi="Times New Roman" w:eastAsia="微软雅黑" w:cs="Times New Roman"/>
+                <w:bCs/>
+                <w:sz w:val="18"/>
+                <w:szCs w:val="18"/>
+                <w:highlight w:val="yellow"/>
+                <w:lang w:eastAsia="zh-CN"/>
+              </w:rPr>
+            </w:pPr>
+            <w:r>
+              <w:rPr>
+                <w:rFonts w:hint="eastAsia" w:ascii="Times New Roman" w:hAnsi="Times New Roman" w:eastAsia="微软雅黑" w:cs="Times New Roman"/>
+                <w:sz w:val="18"/>
+                <w:szCs w:val="18"/>
+                <w:lang w:eastAsia="zh-CN"/>
+              </w:rPr>
+              <w:t>{{</w:t>
+            </w:r>
+            <w:r>
+              <w:rPr>
+                <w:rFonts w:hint="eastAsia" w:ascii="Times New Roman" w:hAnsi="Times New Roman" w:eastAsia="微软雅黑" w:cs="Times New Roman"/>
+                <w:bCs/>
+                <w:sz w:val="18"/>
+                <w:szCs w:val="18"/>
+                <w:lang w:eastAsia="zh-CN"/>
+              </w:rPr>
+              <w:t>dis.evidence_phase_chinese</w:t>
+            </w:r>
+            <w:r>
+              <w:rPr>
+                <w:rFonts w:hint="eastAsia" w:ascii="Times New Roman" w:hAnsi="Times New Roman" w:eastAsia="微软雅黑" w:cs="Times New Roman"/>
+                <w:sz w:val="18"/>
+                <w:szCs w:val="18"/>
+                <w:lang w:eastAsia="zh-CN"/>
+              </w:rPr>
+              <w:t>}}</w:t>
+            </w:r>
+          </w:p>
+        </w:tc>
+        <w:tc>
+          <w:tcPr>
+            <w:tcW w:w="5666" w:type="dxa"/>
+            <w:tcBorders>
+              <w:top w:val="single" w:color="A4A4A4" w:sz="4" w:space="0"/>
+              <w:left w:val="single" w:color="A4A4A4" w:sz="4" w:space="0"/>
+              <w:bottom w:val="single" w:color="A4A4A4" w:sz="4" w:space="0"/>
+              <w:right w:val="nil"/>
+            </w:tcBorders>
+            <w:vAlign w:val="center"/>
+          </w:tcPr>
+          <w:p>
+            <w:pPr>
+              <w:keepNext/>
+              <w:spacing w:before="26"/>
+              <w:jc w:val="center"/>
+              <w:rPr>
+                <w:rFonts w:ascii="Times New Roman" w:hAnsi="Times New Roman" w:eastAsia="微软雅黑" w:cs="Times New Roman"/>
+                <w:bCs/>
+                <w:sz w:val="18"/>
+                <w:szCs w:val="18"/>
+                <w:highlight w:val="yellow"/>
+                <w:lang w:eastAsia="zh-CN"/>
+              </w:rPr>
+            </w:pPr>
+            <w:r>
+              <w:rPr>
+                <w:rFonts w:hint="eastAsia" w:ascii="Times New Roman" w:hAnsi="Times New Roman" w:eastAsia="微软雅黑" w:cs="Times New Roman"/>
+                <w:sz w:val="18"/>
+                <w:szCs w:val="18"/>
+                <w:lang w:eastAsia="zh-CN"/>
+              </w:rPr>
+              <w:t>{{</w:t>
+            </w:r>
+            <w:r>
+              <w:rPr>
+                <w:rFonts w:hint="eastAsia" w:ascii="Times New Roman" w:hAnsi="Times New Roman" w:eastAsia="微软雅黑" w:cs="Times New Roman"/>
+                <w:bCs/>
+                <w:sz w:val="18"/>
+                <w:szCs w:val="18"/>
+                <w:lang w:eastAsia="zh-CN"/>
+              </w:rPr>
+              <w:t>dis.annotation_chinese</w:t>
+            </w:r>
+            <w:r>
+              <w:rPr>
+                <w:rFonts w:hint="eastAsia" w:ascii="Times New Roman" w:hAnsi="Times New Roman" w:eastAsia="微软雅黑" w:cs="Times New Roman"/>
+                <w:sz w:val="18"/>
+                <w:szCs w:val="18"/>
+                <w:lang w:eastAsia="zh-CN"/>
+              </w:rPr>
+              <w:t>}}</w:t>
+            </w:r>
+          </w:p>
+        </w:tc>
+      </w:tr>
+      <w:tr>
+        <w:tblPrEx>
+          <w:tblBorders>
+            <w:top w:val="single" w:color="45A3A7" w:sz="18" w:space="0"/>
+            <w:left w:val="none" w:color="auto" w:sz="0" w:space="0"/>
+            <w:bottom w:val="dotted" w:color="45A3A7" w:sz="4" w:space="0"/>
+            <w:right w:val="none" w:color="auto" w:sz="0" w:space="0"/>
+            <w:insideH w:val="dotted" w:color="45A3A7" w:sz="4" w:space="0"/>
+            <w:insideV w:val="dotted" w:color="45A3A7" w:sz="4" w:space="0"/>
+          </w:tblBorders>
+          <w:tblCellMar>
+            <w:top w:w="0" w:type="dxa"/>
+            <w:left w:w="108" w:type="dxa"/>
+            <w:bottom w:w="0" w:type="dxa"/>
+            <w:right w:w="108" w:type="dxa"/>
+          </w:tblCellMar>
+        </w:tblPrEx>
+        <w:trPr>
+          <w:trHeight w:val="494" w:hRule="atLeast"/>
+          <w:jc w:val="center"/>
+        </w:trPr>
+        <w:tc>
+          <w:tcPr>
+            <w:tcW w:w="9870" w:type="dxa"/>
+            <w:gridSpan w:val="4"/>
+            <w:tcBorders>
+              <w:top w:val="single" w:color="A4A4A4" w:sz="4" w:space="0"/>
+              <w:left w:val="nil"/>
+              <w:bottom w:val="single" w:color="A4A4A4" w:sz="4" w:space="0"/>
+              <w:right w:val="nil"/>
+            </w:tcBorders>
+            <w:vAlign w:val="center"/>
+          </w:tcPr>
+          <w:p>
+            <w:pPr>
+              <w:keepNext/>
+              <w:spacing w:before="26"/>
+              <w:jc w:val="center"/>
+              <w:rPr>
+                <w:rFonts w:ascii="Times New Roman" w:hAnsi="Times New Roman" w:eastAsia="微软雅黑" w:cs="Times New Roman"/>
+                <w:bCs/>
+                <w:sz w:val="18"/>
+                <w:szCs w:val="18"/>
+                <w:lang w:eastAsia="zh-CN"/>
+              </w:rPr>
+            </w:pPr>
+            <w:r>
+              <w:rPr>
+                <w:rFonts w:hint="eastAsia" w:ascii="Times New Roman" w:hAnsi="Times New Roman" w:eastAsia="微软雅黑" w:cs="Times New Roman"/>
+                <w:b/>
+                <w:sz w:val="18"/>
+                <w:szCs w:val="18"/>
+                <w:lang w:eastAsia="zh-CN"/>
+              </w:rPr>
+              <w:t>{%tr endfor %}</w:t>
+            </w:r>
+          </w:p>
+        </w:tc>
+      </w:tr>
+    </w:tbl>
+    <w:p>
+      <w:pPr>
+        <w:spacing w:before="26"/>
+        <w:rPr>
+          <w:rFonts w:ascii="Times New Roman" w:hAnsi="Times New Roman" w:eastAsia="微软雅黑" w:cs="Times New Roman"/>
+          <w:b/>
+          <w:sz w:val="24"/>
+          <w:szCs w:val="24"/>
+          <w:lang w:eastAsia="zh-CN"/>
+        </w:rPr>
+      </w:pPr>
+      <w:r>
+        <w:rPr>
+          <w:rFonts w:hint="eastAsia" w:ascii="Times New Roman" w:hAnsi="Times New Roman" w:eastAsia="微软雅黑" w:cs="Times New Roman"/>
+          <w:b/>
+          <w:sz w:val="24"/>
+          <w:szCs w:val="24"/>
+          <w:lang w:eastAsia="zh-CN"/>
+        </w:rPr>
+        <w:t>{% endif %}{%if tdd.clinicalTrialInformationStr!= [] %}</w:t>
+      </w:r>
+    </w:p>
+    <w:p>
+      <w:pPr>
+        <w:keepNext/>
+        <w:spacing w:before="26"/>
+        <w:rPr>
+          <w:rFonts w:ascii="Times New Roman" w:hAnsi="Times New Roman" w:eastAsia="微软雅黑" w:cs="Times New Roman"/>
+          <w:b/>
+          <w:sz w:val="24"/>
+          <w:lang w:eastAsia="zh-CN"/>
+        </w:rPr>
+      </w:pPr>
+      <w:r>
+        <w:rPr>
+          <w:rFonts w:hint="eastAsia" w:ascii="Times New Roman" w:hAnsi="Times New Roman" w:eastAsia="微软雅黑" w:cs="Times New Roman"/>
+          <w:b/>
+          <w:sz w:val="24"/>
+          <w:lang w:eastAsia="zh-CN"/>
+        </w:rPr>
+        <w:t>临床试验信息</w:t>
+      </w:r>
+    </w:p>
+    <w:tbl>
+      <w:tblPr>
+        <w:tblStyle w:val="16"/>
+        <w:tblpPr w:leftFromText="180" w:rightFromText="180" w:vertAnchor="text" w:tblpXSpec="center" w:tblpY="1"/>
+        <w:tblOverlap w:val="never"/>
+        <w:tblW w:w="9870" w:type="dxa"/>
+        <w:jc w:val="center"/>
+        <w:tblBorders>
+          <w:top w:val="single" w:color="45A3A7" w:sz="18" w:space="0"/>
+          <w:left w:val="none" w:color="auto" w:sz="0" w:space="0"/>
+          <w:bottom w:val="dotted" w:color="45A3A7" w:sz="4" w:space="0"/>
+          <w:right w:val="none" w:color="auto" w:sz="0" w:space="0"/>
+          <w:insideH w:val="dotted" w:color="45A3A7" w:sz="4" w:space="0"/>
+          <w:insideV w:val="dotted" w:color="45A3A7" w:sz="4" w:space="0"/>
+        </w:tblBorders>
+        <w:tblLayout w:type="fixed"/>
+        <w:tblCellMar>
+          <w:top w:w="0" w:type="dxa"/>
+          <w:left w:w="108" w:type="dxa"/>
+          <w:bottom w:w="0" w:type="dxa"/>
+          <w:right w:w="108" w:type="dxa"/>
+        </w:tblCellMar>
+      </w:tblPr>
+      <w:tblGrid>
+        <w:gridCol w:w="1645"/>
+        <w:gridCol w:w="3884"/>
+        <w:gridCol w:w="1246"/>
+        <w:gridCol w:w="1035"/>
+        <w:gridCol w:w="1204"/>
+        <w:gridCol w:w="856"/>
+      </w:tblGrid>
+      <w:tr>
+        <w:tblPrEx>
+          <w:tblBorders>
+            <w:top w:val="single" w:color="45A3A7" w:sz="18" w:space="0"/>
+            <w:left w:val="none" w:color="auto" w:sz="0" w:space="0"/>
+            <w:bottom w:val="dotted" w:color="45A3A7" w:sz="4" w:space="0"/>
+            <w:right w:val="none" w:color="auto" w:sz="0" w:space="0"/>
+            <w:insideH w:val="dotted" w:color="45A3A7" w:sz="4" w:space="0"/>
+            <w:insideV w:val="dotted" w:color="45A3A7" w:sz="4" w:space="0"/>
+          </w:tblBorders>
+          <w:tblCellMar>
+            <w:top w:w="0" w:type="dxa"/>
+            <w:left w:w="108" w:type="dxa"/>
+            <w:bottom w:w="0" w:type="dxa"/>
+            <w:right w:w="108" w:type="dxa"/>
+          </w:tblCellMar>
+        </w:tblPrEx>
+        <w:trPr>
+          <w:trHeight w:val="420" w:hRule="atLeast"/>
+          <w:jc w:val="center"/>
+        </w:trPr>
+        <w:tc>
+          <w:tcPr>
+            <w:tcW w:w="1645" w:type="dxa"/>
+            <w:tcBorders>
+              <w:top w:val="nil"/>
+              <w:left w:val="nil"/>
+              <w:bottom w:val="nil"/>
+              <w:right w:val="single" w:color="FFFFFF" w:sz="18" w:space="0"/>
+            </w:tcBorders>
+            <w:shd w:val="clear" w:color="auto" w:fill="62B541"/>
+            <w:vAlign w:val="center"/>
+          </w:tcPr>
+          <w:p>
+            <w:pPr>
+              <w:keepNext/>
+              <w:spacing w:before="26"/>
+              <w:jc w:val="center"/>
+              <w:rPr>
+                <w:rFonts w:ascii="Times New Roman" w:hAnsi="Times New Roman" w:eastAsia="微软雅黑" w:cs="Times New Roman"/>
+                <w:b/>
+                <w:color w:val="FFFFFF" w:themeColor="background1"/>
+                <w:sz w:val="18"/>
+                <w:szCs w:val="18"/>
+                <w:lang w:eastAsia="zh-CN"/>
+                <w14:textFill>
+                  <w14:solidFill>
+                    <w14:schemeClr w14:val="bg1"/>
+                  </w14:solidFill>
+                </w14:textFill>
+              </w:rPr>
+            </w:pPr>
+            <w:r>
+              <w:rPr>
+                <w:rFonts w:ascii="Times New Roman" w:hAnsi="Times New Roman" w:eastAsia="微软雅黑" w:cs="Times New Roman"/>
+                <w:b/>
+                <w:color w:val="FFFFFF" w:themeColor="background1"/>
+                <w:sz w:val="18"/>
+                <w:szCs w:val="18"/>
+                <w:lang w:eastAsia="zh-CN"/>
+                <w14:textFill>
+                  <w14:solidFill>
+                    <w14:schemeClr w14:val="bg1"/>
+                  </w14:solidFill>
+                </w14:textFill>
+              </w:rPr>
+              <w:t>ID</w:t>
+            </w:r>
+          </w:p>
+        </w:tc>
+        <w:tc>
+          <w:tcPr>
+            <w:tcW w:w="3884" w:type="dxa"/>
+            <w:tcBorders>
+              <w:top w:val="nil"/>
+              <w:left w:val="single" w:color="FFFFFF" w:sz="18" w:space="0"/>
+              <w:bottom w:val="nil"/>
+              <w:right w:val="single" w:color="FFFFFF" w:sz="18" w:space="0"/>
+            </w:tcBorders>
+            <w:shd w:val="clear" w:color="auto" w:fill="62B541"/>
+            <w:vAlign w:val="center"/>
+          </w:tcPr>
+          <w:p>
+            <w:pPr>
+              <w:keepNext/>
+              <w:spacing w:before="26"/>
+              <w:jc w:val="center"/>
+              <w:rPr>
+                <w:rFonts w:ascii="Times New Roman" w:hAnsi="Times New Roman" w:eastAsia="微软雅黑" w:cs="Times New Roman"/>
+                <w:b/>
+                <w:color w:val="FFFFFF" w:themeColor="background1"/>
+                <w:sz w:val="18"/>
+                <w:szCs w:val="18"/>
+                <w:lang w:eastAsia="zh-CN"/>
+                <w14:textFill>
+                  <w14:solidFill>
+                    <w14:schemeClr w14:val="bg1"/>
+                  </w14:solidFill>
+                </w14:textFill>
+              </w:rPr>
+            </w:pPr>
+            <w:r>
+              <w:rPr>
+                <w:rFonts w:ascii="Times New Roman" w:hAnsi="Times New Roman" w:eastAsia="微软雅黑" w:cs="Times New Roman"/>
+                <w:b/>
+                <w:color w:val="FFFFFF" w:themeColor="background1"/>
+                <w:sz w:val="18"/>
+                <w:szCs w:val="18"/>
+                <w:lang w:eastAsia="zh-CN"/>
+                <w14:textFill>
+                  <w14:solidFill>
+                    <w14:schemeClr w14:val="bg1"/>
+                  </w14:solidFill>
+                </w14:textFill>
+              </w:rPr>
+              <w:t>临床试验名称</w:t>
+            </w:r>
+          </w:p>
+        </w:tc>
+        <w:tc>
+          <w:tcPr>
+            <w:tcW w:w="1246" w:type="dxa"/>
+            <w:tcBorders>
+              <w:top w:val="nil"/>
+              <w:left w:val="single" w:color="FFFFFF" w:sz="18" w:space="0"/>
+              <w:bottom w:val="nil"/>
+              <w:right w:val="single" w:color="FFFFFF" w:sz="18" w:space="0"/>
+            </w:tcBorders>
+            <w:shd w:val="clear" w:color="auto" w:fill="62B541"/>
+            <w:vAlign w:val="center"/>
+          </w:tcPr>
+          <w:p>
+            <w:pPr>
+              <w:keepNext/>
+              <w:spacing w:before="26"/>
+              <w:jc w:val="center"/>
+              <w:rPr>
+                <w:rFonts w:ascii="Times New Roman" w:hAnsi="Times New Roman" w:eastAsia="微软雅黑" w:cs="Times New Roman"/>
+                <w:b/>
+                <w:color w:val="FFFFFF" w:themeColor="background1"/>
+                <w:sz w:val="18"/>
+                <w:szCs w:val="18"/>
+                <w:lang w:eastAsia="zh-CN"/>
+                <w14:textFill>
+                  <w14:solidFill>
+                    <w14:schemeClr w14:val="bg1"/>
+                  </w14:solidFill>
+                </w14:textFill>
+              </w:rPr>
+            </w:pPr>
+            <w:r>
+              <w:rPr>
+                <w:rFonts w:ascii="Times New Roman" w:hAnsi="Times New Roman" w:eastAsia="微软雅黑" w:cs="Times New Roman"/>
+                <w:b/>
+                <w:color w:val="FFFFFF" w:themeColor="background1"/>
+                <w:sz w:val="18"/>
+                <w:szCs w:val="18"/>
+                <w:lang w:eastAsia="zh-CN"/>
+                <w14:textFill>
+                  <w14:solidFill>
+                    <w14:schemeClr w14:val="bg1"/>
+                  </w14:solidFill>
+                </w14:textFill>
+              </w:rPr>
+              <w:t>肿瘤类型</w:t>
+            </w:r>
+          </w:p>
+        </w:tc>
+        <w:tc>
+          <w:tcPr>
+            <w:tcW w:w="1035" w:type="dxa"/>
+            <w:tcBorders>
+              <w:top w:val="nil"/>
+              <w:left w:val="single" w:color="FFFFFF" w:sz="18" w:space="0"/>
+              <w:bottom w:val="nil"/>
+              <w:right w:val="single" w:color="FFFFFF" w:sz="18" w:space="0"/>
+            </w:tcBorders>
+            <w:shd w:val="clear" w:color="auto" w:fill="62B541"/>
+            <w:vAlign w:val="center"/>
+          </w:tcPr>
+          <w:p>
+            <w:pPr>
+              <w:keepNext/>
+              <w:spacing w:before="26"/>
+              <w:jc w:val="center"/>
+              <w:rPr>
+                <w:rFonts w:ascii="Times New Roman" w:hAnsi="Times New Roman" w:eastAsia="微软雅黑" w:cs="Times New Roman"/>
+                <w:b/>
+                <w:color w:val="FFFFFF" w:themeColor="background1"/>
+                <w:sz w:val="18"/>
+                <w:szCs w:val="18"/>
+                <w:lang w:eastAsia="zh-CN"/>
+                <w14:textFill>
+                  <w14:solidFill>
+                    <w14:schemeClr w14:val="bg1"/>
+                  </w14:solidFill>
+                </w14:textFill>
+              </w:rPr>
+            </w:pPr>
+            <w:r>
+              <w:rPr>
+                <w:rFonts w:ascii="Times New Roman" w:hAnsi="Times New Roman" w:eastAsia="微软雅黑" w:cs="Times New Roman"/>
+                <w:b/>
+                <w:color w:val="FFFFFF" w:themeColor="background1"/>
+                <w:sz w:val="18"/>
+                <w:szCs w:val="18"/>
+                <w:lang w:eastAsia="zh-CN"/>
+                <w14:textFill>
+                  <w14:solidFill>
+                    <w14:schemeClr w14:val="bg1"/>
+                  </w14:solidFill>
+                </w14:textFill>
+              </w:rPr>
+              <w:t>阶段</w:t>
+            </w:r>
+          </w:p>
+        </w:tc>
+        <w:tc>
+          <w:tcPr>
+            <w:tcW w:w="1204" w:type="dxa"/>
+            <w:tcBorders>
+              <w:top w:val="nil"/>
+              <w:left w:val="single" w:color="FFFFFF" w:sz="18" w:space="0"/>
+              <w:bottom w:val="nil"/>
+              <w:right w:val="single" w:color="FFFFFF" w:sz="18" w:space="0"/>
+            </w:tcBorders>
+            <w:shd w:val="clear" w:color="auto" w:fill="62BC41"/>
+            <w:vAlign w:val="center"/>
+          </w:tcPr>
+          <w:p>
+            <w:pPr>
+              <w:keepNext/>
+              <w:spacing w:before="26"/>
+              <w:jc w:val="center"/>
+              <w:rPr>
+                <w:rFonts w:ascii="Times New Roman" w:hAnsi="Times New Roman" w:eastAsia="微软雅黑" w:cs="Times New Roman"/>
+                <w:b/>
+                <w:color w:val="FFFFFF" w:themeColor="background1"/>
+                <w:sz w:val="18"/>
+                <w:szCs w:val="18"/>
+                <w:lang w:eastAsia="zh-CN"/>
+                <w14:textFill>
+                  <w14:solidFill>
+                    <w14:schemeClr w14:val="bg1"/>
+                  </w14:solidFill>
+                </w14:textFill>
+              </w:rPr>
+            </w:pPr>
+            <w:r>
+              <w:rPr>
+                <w:rFonts w:ascii="Times New Roman" w:hAnsi="Times New Roman" w:eastAsia="微软雅黑" w:cs="Times New Roman"/>
+                <w:b/>
+                <w:color w:val="FFFFFF" w:themeColor="background1"/>
+                <w:sz w:val="18"/>
+                <w:szCs w:val="18"/>
+                <w:lang w:eastAsia="zh-CN"/>
+                <w14:textFill>
+                  <w14:solidFill>
+                    <w14:schemeClr w14:val="bg1"/>
+                  </w14:solidFill>
+                </w14:textFill>
+              </w:rPr>
+              <w:t>药物</w:t>
+            </w:r>
+          </w:p>
+        </w:tc>
+        <w:tc>
+          <w:tcPr>
+            <w:tcW w:w="856" w:type="dxa"/>
+            <w:tcBorders>
+              <w:top w:val="nil"/>
+              <w:left w:val="single" w:color="FFFFFF" w:sz="18" w:space="0"/>
+              <w:bottom w:val="nil"/>
+              <w:right w:val="nil"/>
+            </w:tcBorders>
+            <w:shd w:val="clear" w:color="auto" w:fill="62BC41"/>
+            <w:vAlign w:val="center"/>
+          </w:tcPr>
+          <w:p>
+            <w:pPr>
+              <w:keepNext/>
+              <w:spacing w:before="26"/>
+              <w:jc w:val="center"/>
+              <w:rPr>
+                <w:rFonts w:ascii="Times New Roman" w:hAnsi="Times New Roman" w:eastAsia="微软雅黑" w:cs="Times New Roman"/>
+                <w:b/>
+                <w:color w:val="FFFFFF" w:themeColor="background1"/>
+                <w:sz w:val="18"/>
+                <w:szCs w:val="18"/>
+                <w:lang w:eastAsia="zh-CN"/>
+                <w14:textFill>
+                  <w14:solidFill>
+                    <w14:schemeClr w14:val="bg1"/>
+                  </w14:solidFill>
+                </w14:textFill>
+              </w:rPr>
+            </w:pPr>
+            <w:r>
+              <w:rPr>
+                <w:rFonts w:ascii="Times New Roman" w:hAnsi="Times New Roman" w:eastAsia="微软雅黑" w:cs="Times New Roman"/>
+                <w:b/>
+                <w:color w:val="FFFFFF" w:themeColor="background1"/>
+                <w:sz w:val="18"/>
+                <w:szCs w:val="18"/>
+                <w:lang w:eastAsia="zh-CN"/>
+                <w14:textFill>
+                  <w14:solidFill>
+                    <w14:schemeClr w14:val="bg1"/>
+                  </w14:solidFill>
+                </w14:textFill>
+              </w:rPr>
+              <w:t>地点</w:t>
+            </w:r>
+          </w:p>
+        </w:tc>
+      </w:tr>
+      <w:tr>
+        <w:tblPrEx>
+          <w:tblBorders>
+            <w:top w:val="single" w:color="45A3A7" w:sz="18" w:space="0"/>
+            <w:left w:val="none" w:color="auto" w:sz="0" w:space="0"/>
+            <w:bottom w:val="dotted" w:color="45A3A7" w:sz="4" w:space="0"/>
+            <w:right w:val="none" w:color="auto" w:sz="0" w:space="0"/>
+            <w:insideH w:val="dotted" w:color="45A3A7" w:sz="4" w:space="0"/>
+            <w:insideV w:val="dotted" w:color="45A3A7" w:sz="4" w:space="0"/>
+          </w:tblBorders>
+          <w:tblCellMar>
+            <w:top w:w="0" w:type="dxa"/>
+            <w:left w:w="108" w:type="dxa"/>
+            <w:bottom w:w="0" w:type="dxa"/>
+            <w:right w:w="108" w:type="dxa"/>
+          </w:tblCellMar>
+        </w:tblPrEx>
+        <w:trPr>
+          <w:jc w:val="center"/>
+        </w:trPr>
+        <w:tc>
+          <w:tcPr>
+            <w:tcW w:w="9870" w:type="dxa"/>
+            <w:gridSpan w:val="6"/>
+            <w:tcBorders>
+              <w:top w:val="nil"/>
+              <w:bottom w:val="single" w:color="A4A4A4" w:sz="4" w:space="0"/>
+            </w:tcBorders>
+            <w:vAlign w:val="center"/>
+          </w:tcPr>
+          <w:p>
+            <w:pPr>
+              <w:keepNext/>
+              <w:spacing w:before="26"/>
+              <w:jc w:val="center"/>
+              <w:rPr>
+                <w:rFonts w:ascii="Times New Roman" w:hAnsi="Times New Roman" w:eastAsia="微软雅黑" w:cs="Times New Roman"/>
+                <w:bCs/>
+                <w:sz w:val="18"/>
+                <w:szCs w:val="18"/>
+                <w:lang w:eastAsia="zh-CN"/>
+              </w:rPr>
+            </w:pPr>
+            <w:r>
+              <w:rPr>
+                <w:rFonts w:hint="eastAsia" w:ascii="Times New Roman" w:hAnsi="Times New Roman" w:eastAsia="微软雅黑" w:cs="Times New Roman"/>
+                <w:b/>
+                <w:sz w:val="18"/>
+                <w:szCs w:val="18"/>
+                <w:lang w:eastAsia="zh-CN"/>
+              </w:rPr>
+              <w:t>{%tr for cti in tdd.clinicalTrialInformationStr %}</w:t>
+            </w:r>
+          </w:p>
+        </w:tc>
+      </w:tr>
+      <w:tr>
+        <w:tblPrEx>
+          <w:tblBorders>
+            <w:top w:val="single" w:color="45A3A7" w:sz="18" w:space="0"/>
+            <w:left w:val="none" w:color="auto" w:sz="0" w:space="0"/>
+            <w:bottom w:val="dotted" w:color="45A3A7" w:sz="4" w:space="0"/>
+            <w:right w:val="none" w:color="auto" w:sz="0" w:space="0"/>
+            <w:insideH w:val="dotted" w:color="45A3A7" w:sz="4" w:space="0"/>
+            <w:insideV w:val="dotted" w:color="45A3A7" w:sz="4" w:space="0"/>
+          </w:tblBorders>
+          <w:tblCellMar>
+            <w:top w:w="0" w:type="dxa"/>
+            <w:left w:w="108" w:type="dxa"/>
+            <w:bottom w:w="0" w:type="dxa"/>
+            <w:right w:w="108" w:type="dxa"/>
+          </w:tblCellMar>
+        </w:tblPrEx>
+        <w:trPr>
+          <w:jc w:val="center"/>
+        </w:trPr>
+        <w:tc>
+          <w:tcPr>
+            <w:tcW w:w="1645" w:type="dxa"/>
+            <w:tcBorders>
+              <w:top w:val="single" w:color="A4A4A4" w:sz="4" w:space="0"/>
+              <w:bottom w:val="single" w:color="A4A4A4" w:sz="4" w:space="0"/>
+              <w:right w:val="single" w:color="A4A4A4" w:sz="4" w:space="0"/>
+            </w:tcBorders>
+            <w:vAlign w:val="center"/>
+          </w:tcPr>
+          <w:p>
+            <w:pPr>
+              <w:keepNext/>
+              <w:spacing w:before="26"/>
+              <w:jc w:val="center"/>
+              <w:rPr>
+                <w:rFonts w:ascii="Times New Roman" w:hAnsi="Times New Roman" w:eastAsia="微软雅黑" w:cs="Times New Roman"/>
+                <w:bCs/>
+                <w:sz w:val="18"/>
+                <w:szCs w:val="18"/>
+                <w:lang w:eastAsia="zh-CN"/>
+              </w:rPr>
+            </w:pPr>
+            <w:r>
+              <w:rPr>
+                <w:rFonts w:hint="eastAsia" w:ascii="Times New Roman" w:hAnsi="Times New Roman" w:eastAsia="微软雅黑" w:cs="Times New Roman"/>
+                <w:bCs/>
+                <w:sz w:val="18"/>
+                <w:szCs w:val="18"/>
+                <w:lang w:eastAsia="zh-CN"/>
+              </w:rPr>
+              <w:t>{{ cti.clinical_trial_id }}</w:t>
+            </w:r>
+          </w:p>
+        </w:tc>
+        <w:tc>
+          <w:tcPr>
+            <w:tcW w:w="3884" w:type="dxa"/>
+            <w:tcBorders>
+              <w:top w:val="single" w:color="A4A4A4" w:sz="4" w:space="0"/>
+              <w:left w:val="single" w:color="A4A4A4" w:sz="4" w:space="0"/>
+              <w:bottom w:val="single" w:color="A4A4A4" w:sz="4" w:space="0"/>
+              <w:right w:val="single" w:color="A4A4A4" w:sz="4" w:space="0"/>
+            </w:tcBorders>
+            <w:vAlign w:val="center"/>
+          </w:tcPr>
+          <w:p>
+            <w:pPr>
+              <w:keepNext/>
+              <w:jc w:val="center"/>
+              <w:rPr>
+                <w:rFonts w:ascii="Times New Roman" w:hAnsi="Times New Roman" w:eastAsia="微软雅黑" w:cs="Times New Roman"/>
+                <w:bCs/>
+                <w:sz w:val="18"/>
+                <w:szCs w:val="18"/>
+                <w:lang w:eastAsia="zh-CN"/>
+              </w:rPr>
+            </w:pPr>
+            <w:r>
+              <w:rPr>
+                <w:rFonts w:hint="eastAsia" w:ascii="Times New Roman" w:hAnsi="Times New Roman" w:eastAsia="微软雅黑" w:cs="Times New Roman"/>
+                <w:bCs/>
+                <w:sz w:val="18"/>
+                <w:szCs w:val="18"/>
+                <w:lang w:eastAsia="zh-CN"/>
+              </w:rPr>
+              <w:t>{{ cti.title_chinese }}</w:t>
+            </w:r>
+          </w:p>
+        </w:tc>
+        <w:tc>
+          <w:tcPr>
+            <w:tcW w:w="1246" w:type="dxa"/>
+            <w:tcBorders>
+              <w:top w:val="single" w:color="A4A4A4" w:sz="4" w:space="0"/>
+              <w:left w:val="single" w:color="A4A4A4" w:sz="4" w:space="0"/>
+              <w:bottom w:val="single" w:color="A4A4A4" w:sz="4" w:space="0"/>
+              <w:right w:val="single" w:color="A4A4A4" w:sz="4" w:space="0"/>
+            </w:tcBorders>
+            <w:vAlign w:val="center"/>
+          </w:tcPr>
+          <w:p>
+            <w:pPr>
+              <w:keepNext/>
+              <w:spacing w:before="26"/>
+              <w:jc w:val="center"/>
+              <w:rPr>
+                <w:rFonts w:ascii="Times New Roman" w:hAnsi="Times New Roman" w:eastAsia="微软雅黑" w:cs="Times New Roman"/>
+                <w:bCs/>
+                <w:sz w:val="18"/>
+                <w:szCs w:val="18"/>
+                <w:lang w:eastAsia="zh-CN"/>
+              </w:rPr>
+            </w:pPr>
+            <w:r>
+              <w:rPr>
+                <w:rFonts w:hint="eastAsia" w:ascii="Times New Roman" w:hAnsi="Times New Roman" w:eastAsia="微软雅黑" w:cs="Times New Roman"/>
+                <w:bCs/>
+                <w:sz w:val="18"/>
+                <w:szCs w:val="18"/>
+                <w:lang w:eastAsia="zh-CN"/>
+              </w:rPr>
+              <w:t>{{ cti.condition_chinese }}</w:t>
+            </w:r>
+          </w:p>
+        </w:tc>
+        <w:tc>
+          <w:tcPr>
+            <w:tcW w:w="1035" w:type="dxa"/>
+            <w:tcBorders>
+              <w:top w:val="single" w:color="A4A4A4" w:sz="4" w:space="0"/>
+              <w:left w:val="single" w:color="A4A4A4" w:sz="4" w:space="0"/>
+              <w:bottom w:val="single" w:color="A4A4A4" w:sz="4" w:space="0"/>
+              <w:right w:val="single" w:color="A4A4A4" w:sz="4" w:space="0"/>
+            </w:tcBorders>
+            <w:vAlign w:val="center"/>
+          </w:tcPr>
+          <w:p>
+            <w:pPr>
+              <w:keepNext/>
+              <w:spacing w:before="26"/>
+              <w:jc w:val="center"/>
+              <w:rPr>
+                <w:rFonts w:ascii="Times New Roman" w:hAnsi="Times New Roman" w:eastAsia="微软雅黑" w:cs="Times New Roman"/>
+                <w:bCs/>
+                <w:sz w:val="18"/>
+                <w:szCs w:val="18"/>
+                <w:lang w:eastAsia="zh-CN"/>
+              </w:rPr>
+            </w:pPr>
+            <w:r>
+              <w:rPr>
+                <w:rFonts w:hint="eastAsia" w:ascii="Times New Roman" w:hAnsi="Times New Roman" w:eastAsia="微软雅黑" w:cs="Times New Roman"/>
+                <w:bCs/>
+                <w:sz w:val="18"/>
+                <w:szCs w:val="18"/>
+                <w:lang w:eastAsia="zh-CN"/>
+              </w:rPr>
+              <w:t>{{ cti.phase }}</w:t>
+            </w:r>
+          </w:p>
+        </w:tc>
+        <w:tc>
+          <w:tcPr>
+            <w:tcW w:w="1204" w:type="dxa"/>
+            <w:tcBorders>
+              <w:top w:val="single" w:color="A4A4A4" w:sz="4" w:space="0"/>
+              <w:left w:val="single" w:color="A4A4A4" w:sz="4" w:space="0"/>
+              <w:bottom w:val="single" w:color="A4A4A4" w:sz="4" w:space="0"/>
+              <w:right w:val="single" w:color="A4A4A4" w:sz="4" w:space="0"/>
+            </w:tcBorders>
+            <w:vAlign w:val="center"/>
+          </w:tcPr>
+          <w:p>
+            <w:pPr>
+              <w:spacing w:before="1" w:line="249" w:lineRule="auto"/>
+              <w:ind w:right="131"/>
+              <w:jc w:val="center"/>
+              <w:rPr>
+                <w:rFonts w:ascii="Times New Roman" w:hAnsi="Times New Roman" w:eastAsia="微软雅黑" w:cs="Times New Roman"/>
+                <w:sz w:val="18"/>
+                <w:szCs w:val="18"/>
+                <w:lang w:eastAsia="zh-CN"/>
+              </w:rPr>
+            </w:pPr>
+            <w:r>
+              <w:rPr>
+                <w:rFonts w:hint="eastAsia" w:ascii="Times New Roman" w:hAnsi="Times New Roman" w:eastAsia="微软雅黑" w:cs="Times New Roman"/>
+                <w:sz w:val="18"/>
+                <w:szCs w:val="18"/>
+                <w:lang w:eastAsia="zh-CN"/>
+              </w:rPr>
+              <w:t xml:space="preserve">{% for d in </w:t>
+            </w:r>
+            <w:r>
+              <w:rPr>
+                <w:rFonts w:hint="eastAsia" w:ascii="Times New Roman" w:hAnsi="Times New Roman" w:eastAsia="微软雅黑" w:cs="Times New Roman"/>
+                <w:bCs/>
+                <w:sz w:val="18"/>
+                <w:szCs w:val="18"/>
+                <w:lang w:eastAsia="zh-CN"/>
+              </w:rPr>
+              <w:t>cti.drug_name_chinese</w:t>
+            </w:r>
+            <w:r>
+              <w:rPr>
+                <w:rFonts w:hint="eastAsia" w:ascii="Times New Roman" w:hAnsi="Times New Roman" w:eastAsia="微软雅黑" w:cs="Times New Roman"/>
+                <w:sz w:val="18"/>
+                <w:szCs w:val="18"/>
+                <w:lang w:eastAsia="zh-CN"/>
+              </w:rPr>
+              <w:t xml:space="preserve"> %}{%if loop.last%}{{ d.name }}{%else%}{{ d.name }}</w:t>
+            </w:r>
+          </w:p>
+          <w:p>
+            <w:pPr>
+              <w:keepNext/>
+              <w:jc w:val="center"/>
+              <w:rPr>
+                <w:rFonts w:ascii="Times New Roman" w:hAnsi="Times New Roman" w:eastAsia="微软雅黑" w:cs="Times New Roman"/>
+                <w:sz w:val="18"/>
+                <w:szCs w:val="18"/>
+                <w:lang w:eastAsia="zh-CN"/>
+              </w:rPr>
+            </w:pPr>
+            <w:r>
+              <w:rPr>
+                <w:rFonts w:hint="eastAsia" w:ascii="Times New Roman" w:hAnsi="Times New Roman" w:eastAsia="微软雅黑" w:cs="Times New Roman"/>
+                <w:sz w:val="18"/>
+                <w:szCs w:val="18"/>
+                <w:lang w:eastAsia="zh-CN"/>
+              </w:rPr>
+              <w:t>{%endif%}{% endfor %}</w:t>
+            </w:r>
+          </w:p>
+        </w:tc>
+        <w:tc>
+          <w:tcPr>
+            <w:tcW w:w="856" w:type="dxa"/>
+            <w:tcBorders>
+              <w:top w:val="single" w:color="A4A4A4" w:sz="4" w:space="0"/>
+              <w:left w:val="single" w:color="A4A4A4" w:sz="4" w:space="0"/>
+              <w:bottom w:val="single" w:color="A4A4A4" w:sz="4" w:space="0"/>
+            </w:tcBorders>
+            <w:vAlign w:val="center"/>
+          </w:tcPr>
+          <w:p>
+            <w:pPr>
+              <w:keepNext/>
+              <w:spacing w:before="26"/>
+              <w:jc w:val="center"/>
+              <w:rPr>
+                <w:rFonts w:ascii="Times New Roman" w:hAnsi="Times New Roman" w:eastAsia="微软雅黑" w:cs="Times New Roman"/>
+                <w:bCs/>
+                <w:sz w:val="18"/>
+                <w:szCs w:val="18"/>
+                <w:lang w:eastAsia="zh-CN"/>
+              </w:rPr>
+            </w:pPr>
+            <w:r>
+              <w:rPr>
+                <w:rFonts w:hint="eastAsia" w:ascii="Times New Roman" w:hAnsi="Times New Roman" w:eastAsia="微软雅黑" w:cs="Times New Roman"/>
+                <w:bCs/>
+                <w:sz w:val="18"/>
+                <w:szCs w:val="18"/>
+                <w:lang w:eastAsia="zh-CN"/>
+              </w:rPr>
+              <w:t>{{ cti.location_chinese }}</w:t>
+            </w:r>
+          </w:p>
+        </w:tc>
+      </w:tr>
+      <w:tr>
+        <w:tblPrEx>
+          <w:tblBorders>
+            <w:top w:val="single" w:color="45A3A7" w:sz="18" w:space="0"/>
+            <w:left w:val="none" w:color="auto" w:sz="0" w:space="0"/>
+            <w:bottom w:val="dotted" w:color="45A3A7" w:sz="4" w:space="0"/>
+            <w:right w:val="none" w:color="auto" w:sz="0" w:space="0"/>
+            <w:insideH w:val="dotted" w:color="45A3A7" w:sz="4" w:space="0"/>
+            <w:insideV w:val="dotted" w:color="45A3A7" w:sz="4" w:space="0"/>
+          </w:tblBorders>
+          <w:tblCellMar>
+            <w:top w:w="0" w:type="dxa"/>
+            <w:left w:w="108" w:type="dxa"/>
+            <w:bottom w:w="0" w:type="dxa"/>
+            <w:right w:w="108" w:type="dxa"/>
+          </w:tblCellMar>
+        </w:tblPrEx>
+        <w:trPr>
+          <w:jc w:val="center"/>
+        </w:trPr>
+        <w:tc>
+          <w:tcPr>
+            <w:tcW w:w="9870" w:type="dxa"/>
+            <w:gridSpan w:val="6"/>
+            <w:tcBorders>
+              <w:top w:val="single" w:color="A4A4A4" w:sz="4" w:space="0"/>
+              <w:bottom w:val="single" w:color="A4A4A4" w:sz="4" w:space="0"/>
+            </w:tcBorders>
+            <w:vAlign w:val="center"/>
+          </w:tcPr>
+          <w:p>
+            <w:pPr>
+              <w:keepNext/>
+              <w:spacing w:before="26"/>
+              <w:jc w:val="center"/>
+              <w:rPr>
+                <w:rFonts w:ascii="Times New Roman" w:hAnsi="Times New Roman" w:eastAsia="微软雅黑" w:cs="Times New Roman"/>
+                <w:bCs/>
+                <w:sz w:val="18"/>
+                <w:szCs w:val="18"/>
+                <w:lang w:eastAsia="zh-CN"/>
+              </w:rPr>
+            </w:pPr>
+            <w:r>
+              <w:rPr>
+                <w:rFonts w:hint="eastAsia" w:ascii="Times New Roman" w:hAnsi="Times New Roman" w:eastAsia="微软雅黑" w:cs="Times New Roman"/>
+                <w:bCs/>
+                <w:sz w:val="18"/>
+                <w:szCs w:val="18"/>
+                <w:lang w:eastAsia="zh-CN"/>
+              </w:rPr>
+              <w:t>{%tr endfor %}</w:t>
+            </w:r>
+          </w:p>
+        </w:tc>
+      </w:tr>
+    </w:tbl>
+    <w:p>
+      <w:pPr>
         <w:rPr>
           <w:rFonts w:ascii="Times New Roman" w:hAnsi="Times New Roman" w:eastAsia="微软雅黑" w:cs="黑体"/>
           <w:b/>
@@ -3018,9 +7845,44 @@
             </w14:srgbClr>
           </w14:shadow>
         </w:rPr>
-        <w:t>附录</w:t>
-      </w:r>
-      <w:bookmarkEnd w:id="0"/>
+      </w:pPr>
+      <w:r>
+        <w:rPr>
+          <w:rFonts w:hint="eastAsia" w:ascii="Times New Roman" w:hAnsi="Times New Roman" w:eastAsia="微软雅黑" w:cs="Times New Roman"/>
+          <w:b/>
+          <w:bCs w:val="0"/>
+          <w:color w:val="auto"/>
+          <w:sz w:val="24"/>
+          <w:szCs w:val="24"/>
+          <w:lang w:val="en-US" w:eastAsia="zh-CN" w:bidi="ar-SA"/>
+        </w:rPr>
+        <w:t>{% endif %}{% endif %}</w:t>
+      </w:r>
+      <w:r>
+        <w:rPr>
+          <w:rFonts w:hint="eastAsia"/>
+          <w:color w:val="auto"/>
+        </w:rPr>
+        <w:t>{% endfor %}</w:t>
+      </w:r>
+      <w:r>
+        <w:rPr>
+          <w:rFonts w:hint="eastAsia" w:ascii="Times New Roman" w:hAnsi="Times New Roman" w:eastAsia="微软雅黑" w:cs="Times New Roman"/>
+          <w:sz w:val="18"/>
+          <w:szCs w:val="18"/>
+          <w:lang w:val="en-US" w:eastAsia="zh-CN" w:bidi="ar"/>
+        </w:rPr>
+        <w:br w:type="page"/>
+      </w:r>
+      <w:r>
+        <w:rPr>
+          <w:rFonts w:hint="eastAsia" w:ascii="宋体" w:hAnsi="宋体" w:eastAsia="宋体" w:cs="宋体"/>
+          <w:sz w:val="24"/>
+          <w:szCs w:val="24"/>
+          <w:lang w:val="en-US" w:eastAsia="zh-CN"/>
+        </w:rPr>
+        <w:t>{% endif %}</w:t>
+      </w:r>
       <w:bookmarkEnd w:id="1"/>
       <w:bookmarkEnd w:id="2"/>
       <w:bookmarkEnd w:id="3"/>
@@ -3029,1216 +7891,520 @@
       <w:bookmarkEnd w:id="6"/>
       <w:bookmarkEnd w:id="7"/>
       <w:bookmarkEnd w:id="8"/>
+      <w:bookmarkEnd w:id="9"/>
+      <w:r>
+        <w:rPr>
+          <w:rFonts w:ascii="Times New Roman" w:hAnsi="Times New Roman" w:eastAsia="微软雅黑" w:cs="黑体"/>
+          <w:b/>
+          <w:bCs/>
+          <w:color w:val="62B541"/>
+          <w:sz w:val="32"/>
+          <w:szCs w:val="36"/>
+          <w:lang w:val="en-US" w:eastAsia="zh-CN" w:bidi="ar-SA"/>
+          <w14:shadow w14:blurRad="50800" w14:dist="38100" w14:dir="10800000" w14:sx="100000" w14:sy="100000" w14:kx="0" w14:ky="0" w14:algn="r">
+            <w14:srgbClr w14:val="62B541">
+              <w14:alpha w14:val="60000"/>
+            </w14:srgbClr>
+          </w14:shadow>
+        </w:rPr>
+        <w:t>附录</w:t>
+      </w:r>
     </w:p>
     <w:p>
       <w:pPr>
-        <w:widowControl/>
-        <w:spacing w:after="160" w:line="259" w:lineRule="auto"/>
-        <w:rPr>
-          <w:rFonts w:ascii="Times New Roman" w:hAnsi="Times New Roman" w:eastAsia="微软雅黑" w:cs="Times New Roman"/>
-          <w:bCs/>
-          <w:sz w:val="18"/>
-          <w:szCs w:val="18"/>
-          <w:shd w:val="clear" w:color="auto" w:fill="FFFFFF"/>
+        <w:pStyle w:val="3"/>
+        <w:numPr>
+          <w:ilvl w:val="255"/>
+          <w:numId w:val="0"/>
+        </w:numPr>
+        <w:jc w:val="left"/>
+        <w:rPr>
           <w:lang w:eastAsia="zh-CN"/>
         </w:rPr>
       </w:pPr>
-      <w:bookmarkStart w:id="9" w:name="_Toc11511_WPSOffice_Level1"/>
-      <w:bookmarkStart w:id="10" w:name="_Toc1557_WPSOffice_Level1"/>
-      <w:bookmarkStart w:id="11" w:name="_Toc9066_WPSOffice_Level1"/>
-      <w:bookmarkStart w:id="12" w:name="_Toc23457_WPSOffice_Level1"/>
-      <w:bookmarkStart w:id="13" w:name="_Toc23854_WPSOffice_Level1"/>
-      <w:bookmarkStart w:id="14" w:name="_Toc6871_WPSOffice_Level1"/>
-      <w:bookmarkStart w:id="15" w:name="_Toc6343_WPSOffice_Level1"/>
-      <w:bookmarkStart w:id="16" w:name="_Toc6069_WPSOffice_Level1"/>
-      <w:r>
-        <w:rPr>
-          <w:rFonts w:ascii="Times New Roman" w:hAnsi="Times New Roman" w:eastAsia="微软雅黑" w:cs="Times New Roman"/>
-          <w:b/>
-          <w:bCs/>
-          <w:color w:val="2F6791"/>
-          <w:sz w:val="24"/>
-          <w:szCs w:val="24"/>
+      <w:bookmarkStart w:id="10" w:name="_Toc17956"/>
+      <w:r>
+        <w:rPr>
+          <w:rFonts w:hint="eastAsia"/>
+          <w:color w:val="auto"/>
+          <w:sz w:val="30"/>
           <w:lang w:eastAsia="zh-CN"/>
         </w:rPr>
-        <w:t>KIT</w:t>
-      </w:r>
-      <w:bookmarkEnd w:id="9"/>
+        <w:t>本癌种FDA/NMPA获批的其他可选靶向药物</w:t>
+      </w:r>
       <w:bookmarkEnd w:id="10"/>
-      <w:bookmarkEnd w:id="11"/>
-      <w:bookmarkEnd w:id="12"/>
-      <w:bookmarkEnd w:id="13"/>
-      <w:bookmarkEnd w:id="14"/>
-      <w:bookmarkEnd w:id="15"/>
-      <w:bookmarkEnd w:id="16"/>
     </w:p>
-    <w:p>
-      <w:pPr>
-        <w:widowControl/>
-        <w:spacing w:after="160" w:line="276" w:lineRule="auto"/>
-        <w:ind w:firstLine="360" w:firstLineChars="200"/>
-        <w:jc w:val="both"/>
-        <w:rPr>
-          <w:rFonts w:ascii="Times New Roman" w:hAnsi="Times New Roman" w:eastAsia="微软雅黑" w:cs="Times New Roman"/>
-          <w:bCs/>
-          <w:sz w:val="18"/>
-          <w:szCs w:val="18"/>
-          <w:shd w:val="clear" w:color="auto" w:fill="FFFFFF"/>
-          <w:lang w:eastAsia="zh-CN"/>
-        </w:rPr>
-      </w:pPr>
-      <w:r>
-        <w:rPr>
-          <w:rFonts w:ascii="Times New Roman" w:hAnsi="Times New Roman" w:eastAsia="微软雅黑" w:cs="Times New Roman"/>
-          <w:bCs/>
-          <w:sz w:val="18"/>
-          <w:szCs w:val="18"/>
-          <w:shd w:val="clear" w:color="auto" w:fill="FFFFFF"/>
-          <w:lang w:eastAsia="zh-CN"/>
-        </w:rPr>
-        <w:t>KIT（也称为CD117），是一种受体酪氨酸激酶（RTK）,在多种细胞类型中的表达。KIT的配体是干细胞因子（SCF）。SCF与KIT胞外结构域的结合诱导其二聚体化，从而活化下游信号传导途径，包括PI3K-AKT-mTOR通路、RAS-RAF-MEK-ERK途径和STAT3（转录3的信号转导子和活化剂）途径，所有这些途径均调节细胞内促增长和促生存信号。</w:t>
-      </w:r>
-    </w:p>
-    <w:p>
-      <w:pPr>
-        <w:widowControl/>
-        <w:spacing w:after="160" w:line="276" w:lineRule="auto"/>
-        <w:ind w:firstLine="360" w:firstLineChars="200"/>
-        <w:jc w:val="both"/>
-        <w:rPr>
-          <w:rFonts w:ascii="Times New Roman" w:hAnsi="Times New Roman" w:eastAsia="微软雅黑" w:cs="Times New Roman"/>
-          <w:bCs/>
-          <w:sz w:val="18"/>
-          <w:szCs w:val="18"/>
-          <w:shd w:val="clear" w:color="auto" w:fill="FFFFFF"/>
-          <w:lang w:eastAsia="zh-CN"/>
-        </w:rPr>
-      </w:pPr>
-      <w:r>
-        <w:rPr>
-          <w:rFonts w:ascii="Times New Roman" w:hAnsi="Times New Roman" w:eastAsia="微软雅黑" w:cs="Times New Roman"/>
-          <w:bCs/>
-          <w:sz w:val="18"/>
-          <w:szCs w:val="18"/>
-          <w:shd w:val="clear" w:color="auto" w:fill="FFFFFF"/>
-          <w:lang w:eastAsia="zh-CN"/>
-        </w:rPr>
-        <w:t>KIT突变出现在多种癌症的发病机制中，包括黑色素瘤，急性白血病和胃肠道间质瘤（GIST）</w:t>
-      </w:r>
-      <w:r>
-        <w:rPr>
-          <w:rFonts w:hint="eastAsia" w:ascii="Times New Roman" w:hAnsi="Times New Roman" w:eastAsia="微软雅黑" w:cs="Times New Roman"/>
-          <w:bCs/>
-          <w:sz w:val="18"/>
-          <w:szCs w:val="18"/>
-          <w:shd w:val="clear" w:color="auto" w:fill="FFFFFF"/>
-          <w:lang w:eastAsia="zh-CN"/>
-        </w:rPr>
-        <w:t>[PMID: 14645423; PMID: 9438854]</w:t>
-      </w:r>
-      <w:r>
-        <w:rPr>
-          <w:rFonts w:ascii="Times New Roman" w:hAnsi="Times New Roman" w:eastAsia="微软雅黑" w:cs="Times New Roman"/>
-          <w:bCs/>
-          <w:sz w:val="18"/>
-          <w:szCs w:val="18"/>
-          <w:shd w:val="clear" w:color="auto" w:fill="FFFFFF"/>
-          <w:lang w:eastAsia="zh-CN"/>
-        </w:rPr>
-        <w:t>。KIT突变的发现彻底改变了间质瘤的治疗。使用一种口服KIT抑制剂甲磺酸伊马替尼（格列卫，诺华制药），可获得迅速、明显和持久的肿瘤反应</w:t>
-      </w:r>
-      <w:r>
-        <w:rPr>
-          <w:rFonts w:hint="eastAsia" w:ascii="Times New Roman" w:hAnsi="Times New Roman" w:eastAsia="微软雅黑" w:cs="Times New Roman"/>
-          <w:bCs/>
-          <w:sz w:val="18"/>
-          <w:szCs w:val="18"/>
-          <w:shd w:val="clear" w:color="auto" w:fill="FFFFFF"/>
-          <w:lang w:eastAsia="zh-CN"/>
-        </w:rPr>
-        <w:t>[PMID: 12181401]</w:t>
-      </w:r>
-      <w:r>
-        <w:rPr>
-          <w:rFonts w:ascii="Times New Roman" w:hAnsi="Times New Roman" w:eastAsia="微软雅黑" w:cs="Times New Roman"/>
-          <w:bCs/>
-          <w:sz w:val="18"/>
-          <w:szCs w:val="18"/>
-          <w:shd w:val="clear" w:color="auto" w:fill="FFFFFF"/>
-          <w:lang w:eastAsia="zh-CN"/>
-        </w:rPr>
-        <w:t>。当然，不是所有的KIT突变都对伊马替尼敏感</w:t>
-      </w:r>
-      <w:r>
-        <w:rPr>
-          <w:rFonts w:hint="eastAsia" w:ascii="Times New Roman" w:hAnsi="Times New Roman" w:eastAsia="微软雅黑" w:cs="Times New Roman"/>
-          <w:bCs/>
-          <w:sz w:val="18"/>
-          <w:szCs w:val="18"/>
-          <w:shd w:val="clear" w:color="auto" w:fill="FFFFFF"/>
-          <w:lang w:eastAsia="zh-CN"/>
-        </w:rPr>
-        <w:t>[PMID: 18955458]</w:t>
-      </w:r>
-      <w:r>
-        <w:rPr>
-          <w:rFonts w:ascii="Times New Roman" w:hAnsi="Times New Roman" w:eastAsia="微软雅黑" w:cs="Times New Roman"/>
-          <w:bCs/>
-          <w:sz w:val="18"/>
-          <w:szCs w:val="18"/>
-          <w:shd w:val="clear" w:color="auto" w:fill="FFFFFF"/>
-          <w:lang w:eastAsia="zh-CN"/>
-        </w:rPr>
-        <w:t>，有些突变仅对第二代KIT抑制剂敏感。</w:t>
-      </w:r>
-    </w:p>
-    <w:p>
-      <w:pPr>
-        <w:widowControl/>
-        <w:spacing w:after="160" w:line="276" w:lineRule="auto"/>
-        <w:ind w:firstLine="440" w:firstLineChars="200"/>
+    <w:tbl>
+      <w:tblPr>
+        <w:tblStyle w:val="17"/>
+        <w:tblW w:w="9937" w:type="dxa"/>
         <w:jc w:val="center"/>
-        <w:rPr>
-          <w:rFonts w:ascii="Times New Roman" w:hAnsi="Times New Roman" w:eastAsia="微软雅黑" w:cs="Times New Roman"/>
-          <w:bCs/>
-          <w:sz w:val="18"/>
-          <w:szCs w:val="18"/>
-          <w:shd w:val="clear" w:color="auto" w:fill="FFFFFF"/>
-          <w:lang w:eastAsia="zh-CN"/>
-        </w:rPr>
-      </w:pPr>
-      <w:r>
-        <w:rPr>
-          <w:rFonts w:ascii="Times New Roman" w:hAnsi="Times New Roman" w:eastAsia="微软雅黑" w:cs="Times New Roman"/>
-          <w:lang w:eastAsia="zh-CN"/>
-        </w:rPr>
-        <w:drawing>
-          <wp:inline distT="0" distB="0" distL="0" distR="0">
-            <wp:extent cx="3324225" cy="2162175"/>
-            <wp:effectExtent l="0" t="0" r="13335" b="1905"/>
-            <wp:docPr id="17161" name="Picture 17161"/>
-            <wp:cNvGraphicFramePr/>
-            <a:graphic xmlns:a="http://schemas.openxmlformats.org/drawingml/2006/main">
-              <a:graphicData uri="http://schemas.openxmlformats.org/drawingml/2006/picture">
-                <pic:pic xmlns:pic="http://schemas.openxmlformats.org/drawingml/2006/picture">
-                  <pic:nvPicPr>
-                    <pic:cNvPr id="17161" name="Picture 17161"/>
-                    <pic:cNvPicPr/>
-                  </pic:nvPicPr>
-                  <pic:blipFill>
-                    <a:blip r:embed="rId11"/>
-                    <a:stretch>
-                      <a:fillRect/>
-                    </a:stretch>
-                  </pic:blipFill>
-                  <pic:spPr>
-                    <a:xfrm>
-                      <a:off x="0" y="0"/>
-                      <a:ext cx="3324225" cy="2162175"/>
-                    </a:xfrm>
-                    <a:prstGeom prst="rect">
-                      <a:avLst/>
-                    </a:prstGeom>
-                  </pic:spPr>
-                </pic:pic>
-              </a:graphicData>
-            </a:graphic>
-          </wp:inline>
-        </w:drawing>
-      </w:r>
-    </w:p>
-    <w:p>
-      <w:pPr>
-        <w:widowControl/>
-        <w:spacing w:after="160" w:line="276" w:lineRule="auto"/>
-        <w:jc w:val="center"/>
-        <w:rPr>
-          <w:rFonts w:ascii="Times New Roman" w:hAnsi="Times New Roman" w:eastAsia="微软雅黑" w:cs="Times New Roman"/>
-          <w:bCs/>
-          <w:sz w:val="18"/>
-          <w:szCs w:val="18"/>
-          <w:shd w:val="clear" w:color="auto" w:fill="FFFFFF"/>
-          <w:lang w:eastAsia="zh-CN"/>
-        </w:rPr>
-      </w:pPr>
-      <w:r>
-        <w:rPr>
-          <w:rFonts w:ascii="Times New Roman" w:hAnsi="Times New Roman" w:eastAsia="微软雅黑" w:cs="Times New Roman"/>
-          <w:bCs/>
-          <w:sz w:val="18"/>
-          <w:szCs w:val="18"/>
-          <w:shd w:val="clear" w:color="auto" w:fill="FFFFFF"/>
-          <w:lang w:eastAsia="zh-CN"/>
-        </w:rPr>
-        <w:t>图示：KIT抑制剂的作用机理</w:t>
-      </w:r>
-      <w:r>
-        <w:rPr>
-          <w:rFonts w:hint="eastAsia" w:ascii="Times New Roman" w:hAnsi="Times New Roman" w:eastAsia="微软雅黑" w:cs="Times New Roman"/>
-          <w:bCs/>
-          <w:sz w:val="18"/>
-          <w:szCs w:val="18"/>
-          <w:shd w:val="clear" w:color="auto" w:fill="FFFFFF"/>
-          <w:lang w:eastAsia="zh-CN"/>
-        </w:rPr>
-        <w:t>[PMID: 20944735]</w:t>
-      </w:r>
-    </w:p>
-    <w:p>
-      <w:pPr>
-        <w:widowControl/>
-        <w:spacing w:after="160" w:line="276" w:lineRule="auto"/>
-        <w:ind w:firstLine="360" w:firstLineChars="200"/>
-        <w:jc w:val="center"/>
-        <w:rPr>
-          <w:rFonts w:ascii="Times New Roman" w:hAnsi="Times New Roman" w:eastAsia="微软雅黑" w:cs="Times New Roman"/>
-          <w:bCs/>
-          <w:sz w:val="18"/>
-          <w:szCs w:val="18"/>
-          <w:shd w:val="clear" w:color="auto" w:fill="FFFFFF"/>
-          <w:lang w:eastAsia="zh-CN"/>
-        </w:rPr>
-      </w:pPr>
-    </w:p>
-    <w:p>
-      <w:pPr>
-        <w:widowControl/>
-        <w:spacing w:after="160" w:line="259" w:lineRule="auto"/>
-        <w:rPr>
-          <w:rFonts w:ascii="Times New Roman" w:hAnsi="Times New Roman" w:eastAsia="微软雅黑" w:cs="Times New Roman"/>
-          <w:bCs/>
-          <w:sz w:val="18"/>
-          <w:szCs w:val="18"/>
-          <w:shd w:val="clear" w:color="auto" w:fill="FFFFFF"/>
-          <w:lang w:eastAsia="zh-CN"/>
-        </w:rPr>
-      </w:pPr>
-      <w:bookmarkStart w:id="17" w:name="_Toc29741_WPSOffice_Level1"/>
-      <w:bookmarkStart w:id="18" w:name="_Toc29818_WPSOffice_Level1"/>
-      <w:bookmarkStart w:id="19" w:name="_Toc17014_WPSOffice_Level1"/>
-      <w:bookmarkStart w:id="20" w:name="_Toc4993_WPSOffice_Level1"/>
-      <w:bookmarkStart w:id="21" w:name="_Toc9131_WPSOffice_Level1"/>
-      <w:bookmarkStart w:id="22" w:name="_Toc16333_WPSOffice_Level1"/>
-      <w:bookmarkStart w:id="23" w:name="_Toc22522_WPSOffice_Level1"/>
-      <w:bookmarkStart w:id="24" w:name="_Toc4238_WPSOffice_Level1"/>
-      <w:r>
-        <w:rPr>
-          <w:rFonts w:ascii="Times New Roman" w:hAnsi="Times New Roman" w:eastAsia="微软雅黑" w:cs="Times New Roman"/>
-          <w:b/>
-          <w:bCs/>
-          <w:color w:val="2F6791"/>
-          <w:sz w:val="24"/>
-          <w:szCs w:val="24"/>
-          <w:lang w:eastAsia="zh-CN"/>
-        </w:rPr>
-        <w:t>PDGFRA</w:t>
-      </w:r>
-      <w:bookmarkEnd w:id="17"/>
-      <w:bookmarkEnd w:id="18"/>
-      <w:bookmarkEnd w:id="19"/>
-      <w:bookmarkEnd w:id="20"/>
-      <w:bookmarkEnd w:id="21"/>
-      <w:bookmarkEnd w:id="22"/>
-      <w:bookmarkEnd w:id="23"/>
-      <w:bookmarkEnd w:id="24"/>
-    </w:p>
-    <w:p>
-      <w:pPr>
-        <w:widowControl/>
-        <w:spacing w:after="160" w:line="276" w:lineRule="auto"/>
-        <w:ind w:firstLine="360" w:firstLineChars="200"/>
-        <w:jc w:val="both"/>
-        <w:rPr>
-          <w:rFonts w:ascii="Times New Roman" w:hAnsi="Times New Roman" w:eastAsia="微软雅黑" w:cs="Times New Roman"/>
-          <w:bCs/>
-          <w:sz w:val="18"/>
-          <w:szCs w:val="18"/>
-          <w:shd w:val="clear" w:color="auto" w:fill="FFFFFF"/>
-          <w:lang w:eastAsia="zh-CN"/>
-        </w:rPr>
-      </w:pPr>
-      <w:r>
-        <w:rPr>
-          <w:rFonts w:ascii="Times New Roman" w:hAnsi="Times New Roman" w:eastAsia="微软雅黑" w:cs="Times New Roman"/>
-          <w:bCs/>
-          <w:sz w:val="18"/>
-          <w:szCs w:val="18"/>
-          <w:shd w:val="clear" w:color="auto" w:fill="FFFFFF"/>
-          <w:lang w:eastAsia="zh-CN"/>
-        </w:rPr>
-        <w:t>血小板衍生生长因子受体α（PDGFRA）属于受体酪氨酸激酶（RTK）家族，包括PDGFRA和PDGFRB。与配体如血小板衍生生长因子（PDGF）的结合，诱导构象变化从而形成同源或异源二聚体，这样活化PDGFRA酪氨酸激酶活性（图示）。活化的PDGFRA然后磷酸化其底物，导致细胞中多个下游途径的激活，包括与细胞存活有关的PI3K-AKT-mTOR途径，和涉及细胞增殖的RAS-RAF-MEKERK通路。突变体PDGFRA被报道参与了一些癌症的发病。如突变可见于胃肠道间质瘤（GIST）</w:t>
-      </w:r>
-      <w:r>
-        <w:rPr>
-          <w:rFonts w:hint="eastAsia" w:ascii="Times New Roman" w:hAnsi="Times New Roman" w:eastAsia="微软雅黑" w:cs="Times New Roman"/>
-          <w:bCs/>
-          <w:sz w:val="18"/>
-          <w:szCs w:val="18"/>
-          <w:shd w:val="clear" w:color="auto" w:fill="FFFFFF"/>
-          <w:lang w:eastAsia="zh-CN"/>
-        </w:rPr>
-        <w:t>[PMID: 15928335; PMID: 12522257]</w:t>
-      </w:r>
-      <w:r>
-        <w:rPr>
-          <w:rFonts w:ascii="Times New Roman" w:hAnsi="Times New Roman" w:eastAsia="微软雅黑" w:cs="Times New Roman"/>
-          <w:bCs/>
-          <w:sz w:val="18"/>
-          <w:szCs w:val="18"/>
-          <w:shd w:val="clear" w:color="auto" w:fill="FFFFFF"/>
-          <w:lang w:eastAsia="zh-CN"/>
-        </w:rPr>
-        <w:t>，基因融合见于嗜酸性粒细胞增多综合征</w:t>
-      </w:r>
-      <w:r>
-        <w:rPr>
-          <w:rFonts w:hint="eastAsia" w:ascii="Times New Roman" w:hAnsi="Times New Roman" w:eastAsia="微软雅黑" w:cs="Times New Roman"/>
-          <w:bCs/>
-          <w:sz w:val="18"/>
-          <w:szCs w:val="18"/>
-          <w:shd w:val="clear" w:color="auto" w:fill="FFFFFF"/>
-          <w:lang w:eastAsia="zh-CN"/>
-        </w:rPr>
-        <w:t>[PMID: 12660384]</w:t>
-      </w:r>
-      <w:r>
-        <w:rPr>
-          <w:rFonts w:ascii="Times New Roman" w:hAnsi="Times New Roman" w:eastAsia="微软雅黑" w:cs="Times New Roman"/>
-          <w:bCs/>
-          <w:sz w:val="18"/>
-          <w:szCs w:val="18"/>
-          <w:shd w:val="clear" w:color="auto" w:fill="FFFFFF"/>
-          <w:lang w:eastAsia="zh-CN"/>
-        </w:rPr>
-        <w:t>和隆突皮肤纤维肉瘤</w:t>
-      </w:r>
-      <w:r>
-        <w:rPr>
-          <w:rFonts w:hint="eastAsia" w:ascii="Times New Roman" w:hAnsi="Times New Roman" w:eastAsia="微软雅黑" w:cs="Times New Roman"/>
-          <w:bCs/>
-          <w:sz w:val="18"/>
-          <w:szCs w:val="18"/>
-          <w:shd w:val="clear" w:color="auto" w:fill="FFFFFF"/>
-          <w:lang w:eastAsia="zh-CN"/>
-        </w:rPr>
-        <w:t>[PMID: 8988177]</w:t>
-      </w:r>
-      <w:r>
-        <w:rPr>
-          <w:rFonts w:ascii="Times New Roman" w:hAnsi="Times New Roman" w:eastAsia="微软雅黑" w:cs="Times New Roman"/>
-          <w:bCs/>
-          <w:sz w:val="18"/>
-          <w:szCs w:val="18"/>
-          <w:shd w:val="clear" w:color="auto" w:fill="FFFFFF"/>
-          <w:lang w:eastAsia="zh-CN"/>
-        </w:rPr>
-        <w:t>。5%的GIST患者能检测到PDGFRA基因突变，大部分是胃性GIST。PDGFRA基因突变主要在其18外显子（也就是酪氨酸激酶2功能域，约5%）、12外显子上（近膜功能域，约1%）、14外显子（也就是酪氨酸激酶1功能域，少于1%）。除D842V外，18号外显子其它的突变均对伊马替尼（Imatinib）敏感</w:t>
-      </w:r>
-      <w:r>
-        <w:rPr>
-          <w:rFonts w:hint="eastAsia" w:ascii="Times New Roman" w:hAnsi="Times New Roman" w:eastAsia="微软雅黑" w:cs="Times New Roman"/>
-          <w:bCs/>
-          <w:sz w:val="18"/>
-          <w:szCs w:val="18"/>
-          <w:shd w:val="clear" w:color="auto" w:fill="FFFFFF"/>
-          <w:lang w:eastAsia="zh-CN"/>
-        </w:rPr>
-        <w:t>[PMID: 15928335]</w:t>
-      </w:r>
-      <w:r>
-        <w:rPr>
-          <w:rFonts w:ascii="Times New Roman" w:hAnsi="Times New Roman" w:eastAsia="微软雅黑" w:cs="Times New Roman"/>
-          <w:bCs/>
-          <w:sz w:val="18"/>
-          <w:szCs w:val="18"/>
-          <w:shd w:val="clear" w:color="auto" w:fill="FFFFFF"/>
-          <w:lang w:eastAsia="zh-CN"/>
-        </w:rPr>
-        <w:t>。</w:t>
-      </w:r>
-    </w:p>
-    <w:p>
-      <w:pPr>
-        <w:widowControl/>
-        <w:spacing w:after="160" w:line="276" w:lineRule="auto"/>
-        <w:ind w:firstLine="440" w:firstLineChars="200"/>
-        <w:jc w:val="both"/>
-        <w:rPr>
-          <w:rFonts w:ascii="Times New Roman" w:hAnsi="Times New Roman" w:eastAsia="微软雅黑" w:cs="Times New Roman"/>
-          <w:lang w:eastAsia="zh-CN"/>
-        </w:rPr>
-      </w:pPr>
-    </w:p>
-    <w:p>
-      <w:pPr>
-        <w:widowControl/>
-        <w:spacing w:after="160" w:line="276" w:lineRule="auto"/>
-        <w:ind w:firstLine="440" w:firstLineChars="200"/>
-        <w:jc w:val="center"/>
-        <w:rPr>
-          <w:rFonts w:ascii="Times New Roman" w:hAnsi="Times New Roman" w:eastAsia="微软雅黑" w:cs="Times New Roman"/>
-          <w:lang w:eastAsia="zh-CN"/>
-        </w:rPr>
-      </w:pPr>
-      <w:r>
-        <w:rPr>
-          <w:rFonts w:ascii="Times New Roman" w:hAnsi="Times New Roman" w:eastAsia="微软雅黑" w:cs="Times New Roman"/>
-          <w:lang w:eastAsia="zh-CN"/>
-        </w:rPr>
-        <w:drawing>
-          <wp:inline distT="0" distB="0" distL="0" distR="0">
-            <wp:extent cx="2487930" cy="3383915"/>
-            <wp:effectExtent l="0" t="0" r="11430" b="14605"/>
-            <wp:docPr id="18082" name="Picture 18082"/>
-            <wp:cNvGraphicFramePr>
-              <a:graphicFrameLocks xmlns:a="http://schemas.openxmlformats.org/drawingml/2006/main" noChangeAspect="1"/>
-            </wp:cNvGraphicFramePr>
-            <a:graphic xmlns:a="http://schemas.openxmlformats.org/drawingml/2006/main">
-              <a:graphicData uri="http://schemas.openxmlformats.org/drawingml/2006/picture">
-                <pic:pic xmlns:pic="http://schemas.openxmlformats.org/drawingml/2006/picture">
-                  <pic:nvPicPr>
-                    <pic:cNvPr id="18082" name="Picture 18082"/>
-                    <pic:cNvPicPr>
-                      <a:picLocks noChangeAspect="1"/>
-                    </pic:cNvPicPr>
-                  </pic:nvPicPr>
-                  <pic:blipFill>
-                    <a:blip r:embed="rId12"/>
-                    <a:stretch>
-                      <a:fillRect/>
-                    </a:stretch>
-                  </pic:blipFill>
-                  <pic:spPr>
-                    <a:xfrm>
-                      <a:off x="0" y="0"/>
-                      <a:ext cx="2487930" cy="3383915"/>
-                    </a:xfrm>
-                    <a:prstGeom prst="rect">
-                      <a:avLst/>
-                    </a:prstGeom>
-                  </pic:spPr>
-                </pic:pic>
-              </a:graphicData>
-            </a:graphic>
-          </wp:inline>
-        </w:drawing>
-      </w:r>
-    </w:p>
-    <w:p>
-      <w:pPr>
-        <w:widowControl/>
-        <w:spacing w:after="160" w:line="276" w:lineRule="auto"/>
-        <w:jc w:val="center"/>
-        <w:rPr>
-          <w:rFonts w:ascii="Times New Roman" w:hAnsi="Times New Roman" w:eastAsia="微软雅黑" w:cs="Times New Roman"/>
-          <w:bCs/>
-          <w:sz w:val="18"/>
-          <w:szCs w:val="18"/>
-          <w:shd w:val="clear" w:color="auto" w:fill="FFFFFF"/>
-          <w:lang w:eastAsia="zh-CN"/>
-        </w:rPr>
-      </w:pPr>
-      <w:r>
-        <w:rPr>
-          <w:rFonts w:ascii="Times New Roman" w:hAnsi="Times New Roman" w:eastAsia="微软雅黑" w:cs="Times New Roman"/>
-          <w:bCs/>
-          <w:sz w:val="18"/>
-          <w:szCs w:val="18"/>
-          <w:shd w:val="clear" w:color="auto" w:fill="FFFFFF"/>
-          <w:lang w:eastAsia="zh-CN"/>
-        </w:rPr>
-        <w:t>图示：PDGFRA信号传递途径</w:t>
-      </w:r>
-    </w:p>
-    <w:p>
-      <w:pPr>
-        <w:widowControl/>
-        <w:spacing w:after="160" w:line="276" w:lineRule="auto"/>
-        <w:ind w:firstLine="440" w:firstLineChars="200"/>
-        <w:jc w:val="both"/>
-        <w:rPr>
-          <w:rFonts w:ascii="Times New Roman" w:hAnsi="Times New Roman" w:eastAsia="微软雅黑" w:cs="Times New Roman"/>
-          <w:lang w:eastAsia="zh-CN"/>
-        </w:rPr>
-      </w:pPr>
-    </w:p>
-    <w:p>
-      <w:pPr>
-        <w:widowControl/>
-        <w:spacing w:after="160" w:line="276" w:lineRule="auto"/>
-        <w:ind w:firstLine="440" w:firstLineChars="200"/>
-        <w:jc w:val="both"/>
-        <w:rPr>
-          <w:rFonts w:ascii="Times New Roman" w:hAnsi="Times New Roman" w:eastAsia="微软雅黑" w:cs="Times New Roman"/>
-          <w:lang w:eastAsia="zh-CN"/>
-        </w:rPr>
-      </w:pPr>
-    </w:p>
-    <w:p>
-      <w:pPr>
-        <w:widowControl/>
-        <w:spacing w:after="160" w:line="276" w:lineRule="auto"/>
-        <w:ind w:firstLine="440" w:firstLineChars="200"/>
-        <w:jc w:val="both"/>
-        <w:rPr>
-          <w:rFonts w:ascii="Times New Roman" w:hAnsi="Times New Roman" w:eastAsia="微软雅黑" w:cs="Times New Roman"/>
-          <w:lang w:eastAsia="zh-CN"/>
-        </w:rPr>
-      </w:pPr>
-    </w:p>
-    <w:p>
-      <w:pPr>
-        <w:keepNext w:val="0"/>
-        <w:keepLines w:val="0"/>
-        <w:pageBreakBefore w:val="0"/>
-        <w:widowControl/>
-        <w:kinsoku/>
-        <w:wordWrap/>
-        <w:overflowPunct/>
-        <w:topLinePunct w:val="0"/>
-        <w:autoSpaceDE/>
-        <w:autoSpaceDN/>
-        <w:bidi w:val="0"/>
-        <w:adjustRightInd/>
-        <w:snapToGrid/>
-        <w:spacing w:after="0" w:line="260" w:lineRule="auto"/>
-        <w:textAlignment w:val="auto"/>
-        <w:rPr>
-          <w:rFonts w:hint="eastAsia" w:ascii="Times New Roman" w:hAnsi="Times New Roman" w:eastAsia="微软雅黑" w:cs="Times New Roman"/>
-          <w:spacing w:val="-1"/>
-          <w:sz w:val="18"/>
-          <w:szCs w:val="18"/>
-          <w:lang w:val="en-US" w:eastAsia="zh-Hans"/>
-        </w:rPr>
-      </w:pPr>
-      <w:r>
-        <w:rPr>
-          <w:rFonts w:hint="eastAsia" w:ascii="Times New Roman" w:hAnsi="Times New Roman" w:eastAsia="微软雅黑" w:cs="Times New Roman"/>
-          <w:b/>
-          <w:bCs/>
-          <w:color w:val="2F6791"/>
-          <w:sz w:val="24"/>
-          <w:szCs w:val="24"/>
-          <w:lang w:val="en-US" w:eastAsia="zh-Hans"/>
-        </w:rPr>
-        <w:t>潜在用药信息提示</w:t>
-      </w:r>
-    </w:p>
-    <w:p>
-      <w:pPr>
-        <w:keepNext w:val="0"/>
-        <w:keepLines w:val="0"/>
-        <w:pageBreakBefore w:val="0"/>
-        <w:widowControl/>
-        <w:kinsoku/>
-        <w:wordWrap/>
-        <w:overflowPunct/>
-        <w:topLinePunct w:val="0"/>
-        <w:autoSpaceDE/>
-        <w:autoSpaceDN/>
-        <w:bidi w:val="0"/>
-        <w:adjustRightInd/>
-        <w:snapToGrid/>
-        <w:spacing w:after="160" w:line="400" w:lineRule="exact"/>
-        <w:ind w:firstLine="356" w:firstLineChars="200"/>
-        <w:textAlignment w:val="auto"/>
-        <w:rPr>
-          <w:rFonts w:hint="eastAsia" w:ascii="Times New Roman" w:hAnsi="Times New Roman" w:eastAsia="微软雅黑" w:cs="Times New Roman"/>
-          <w:spacing w:val="-1"/>
-          <w:sz w:val="18"/>
-          <w:szCs w:val="18"/>
-          <w:lang w:val="en-US" w:eastAsia="zh-CN" w:bidi="ar"/>
-        </w:rPr>
-      </w:pPr>
-      <w:r>
-        <w:rPr>
-          <w:rFonts w:hint="eastAsia" w:ascii="Times New Roman" w:hAnsi="Times New Roman" w:eastAsia="微软雅黑" w:cs="Times New Roman"/>
-          <w:spacing w:val="-1"/>
-          <w:sz w:val="18"/>
-          <w:szCs w:val="18"/>
-          <w:lang w:val="en-US" w:eastAsia="zh-CN" w:bidi="ar"/>
-        </w:rPr>
-        <w:t>胃肠道间质瘤中，</w:t>
-      </w:r>
-      <w:r>
-        <w:rPr>
-          <w:rFonts w:hint="default" w:ascii="Times New Roman" w:hAnsi="Times New Roman" w:eastAsia="微软雅黑" w:cs="Times New Roman"/>
-          <w:spacing w:val="-1"/>
-          <w:sz w:val="18"/>
-          <w:szCs w:val="18"/>
-          <w:lang w:val="en-US" w:eastAsia="zh-CN" w:bidi="ar"/>
-        </w:rPr>
-        <w:t>KIT 11</w:t>
-      </w:r>
-      <w:r>
-        <w:rPr>
-          <w:rFonts w:hint="eastAsia" w:ascii="Times New Roman" w:hAnsi="Times New Roman" w:eastAsia="微软雅黑" w:cs="Times New Roman"/>
-          <w:spacing w:val="-1"/>
-          <w:sz w:val="18"/>
-          <w:szCs w:val="18"/>
-          <w:lang w:val="en-US" w:eastAsia="zh-CN" w:bidi="ar"/>
-        </w:rPr>
-        <w:t>号外显子突变对伊马替尼</w:t>
-      </w:r>
-      <w:r>
-        <w:rPr>
-          <w:rFonts w:hint="default" w:ascii="Times New Roman" w:hAnsi="Times New Roman" w:eastAsia="微软雅黑" w:cs="Times New Roman"/>
-          <w:spacing w:val="-1"/>
-          <w:sz w:val="18"/>
-          <w:szCs w:val="18"/>
-          <w:lang w:val="en-US" w:eastAsia="zh-CN" w:bidi="ar"/>
-        </w:rPr>
-        <w:t>[PMID: 26687836]</w:t>
-      </w:r>
-      <w:r>
-        <w:rPr>
-          <w:rFonts w:hint="eastAsia" w:ascii="Times New Roman" w:hAnsi="Times New Roman" w:eastAsia="微软雅黑" w:cs="Times New Roman"/>
-          <w:spacing w:val="-1"/>
-          <w:sz w:val="18"/>
-          <w:szCs w:val="18"/>
-          <w:lang w:val="en-US" w:eastAsia="zh-CN" w:bidi="ar"/>
-        </w:rPr>
-        <w:t>、培唑帕尼</w:t>
-      </w:r>
-      <w:r>
-        <w:rPr>
-          <w:rFonts w:hint="default" w:ascii="Times New Roman" w:hAnsi="Times New Roman" w:eastAsia="微软雅黑" w:cs="Times New Roman"/>
-          <w:spacing w:val="-1"/>
-          <w:sz w:val="18"/>
-          <w:szCs w:val="18"/>
-          <w:lang w:val="en-US" w:eastAsia="zh-CN" w:bidi="ar"/>
-        </w:rPr>
-        <w:t>[PMID: 27068858]</w:t>
-      </w:r>
-      <w:r>
-        <w:rPr>
-          <w:rFonts w:hint="eastAsia" w:ascii="Times New Roman" w:hAnsi="Times New Roman" w:eastAsia="微软雅黑" w:cs="Times New Roman"/>
-          <w:spacing w:val="-1"/>
-          <w:sz w:val="18"/>
-          <w:szCs w:val="18"/>
-          <w:lang w:val="en-US" w:eastAsia="zh-CN" w:bidi="ar"/>
-        </w:rPr>
-        <w:t>、普纳替尼</w:t>
-      </w:r>
-      <w:r>
-        <w:rPr>
-          <w:rFonts w:hint="default" w:ascii="Times New Roman" w:hAnsi="Times New Roman" w:eastAsia="微软雅黑" w:cs="Times New Roman"/>
-          <w:spacing w:val="-1"/>
-          <w:sz w:val="18"/>
-          <w:szCs w:val="18"/>
-          <w:lang w:val="en-US" w:eastAsia="zh-CN" w:bidi="ar"/>
-        </w:rPr>
-        <w:t>[J Clin Oncol. 2015; 33(suppl 15): abstr 10535]</w:t>
-      </w:r>
-      <w:r>
-        <w:rPr>
-          <w:rFonts w:hint="eastAsia" w:ascii="Times New Roman" w:hAnsi="Times New Roman" w:eastAsia="微软雅黑" w:cs="Times New Roman"/>
-          <w:spacing w:val="-1"/>
-          <w:sz w:val="18"/>
-          <w:szCs w:val="18"/>
-          <w:lang w:val="en-US" w:eastAsia="zh-CN" w:bidi="ar"/>
-        </w:rPr>
-        <w:t>、瑞戈非尼</w:t>
-      </w:r>
-      <w:r>
-        <w:rPr>
-          <w:rFonts w:hint="default" w:ascii="Times New Roman" w:hAnsi="Times New Roman" w:eastAsia="微软雅黑" w:cs="Times New Roman"/>
-          <w:spacing w:val="-1"/>
-          <w:sz w:val="18"/>
-          <w:szCs w:val="18"/>
-          <w:lang w:val="en-US" w:eastAsia="zh-CN" w:bidi="ar"/>
-        </w:rPr>
-        <w:t>[PMID: 27371698; PMID:22614970]</w:t>
-      </w:r>
-      <w:r>
-        <w:rPr>
-          <w:rFonts w:hint="eastAsia" w:ascii="Times New Roman" w:hAnsi="Times New Roman" w:eastAsia="微软雅黑" w:cs="Times New Roman"/>
-          <w:spacing w:val="-1"/>
-          <w:sz w:val="18"/>
-          <w:szCs w:val="18"/>
-          <w:lang w:val="en-US" w:eastAsia="zh-CN" w:bidi="ar"/>
-        </w:rPr>
-        <w:t>、尼洛替尼</w:t>
-      </w:r>
-      <w:r>
-        <w:rPr>
-          <w:rFonts w:hint="default" w:ascii="Times New Roman" w:hAnsi="Times New Roman" w:eastAsia="微软雅黑" w:cs="Times New Roman"/>
-          <w:spacing w:val="-1"/>
-          <w:sz w:val="18"/>
-          <w:szCs w:val="18"/>
-          <w:lang w:val="en-US" w:eastAsia="zh-CN" w:bidi="ar"/>
-        </w:rPr>
-        <w:t>[PMID: 25882987]</w:t>
-      </w:r>
-      <w:r>
-        <w:rPr>
-          <w:rFonts w:hint="eastAsia" w:ascii="Times New Roman" w:hAnsi="Times New Roman" w:eastAsia="微软雅黑" w:cs="Times New Roman"/>
-          <w:spacing w:val="-1"/>
-          <w:sz w:val="18"/>
-          <w:szCs w:val="18"/>
-          <w:lang w:val="en-US" w:eastAsia="zh-CN" w:bidi="ar"/>
-        </w:rPr>
-        <w:t>和达沙替尼</w:t>
-      </w:r>
-      <w:r>
-        <w:rPr>
-          <w:rFonts w:hint="default" w:ascii="Times New Roman" w:hAnsi="Times New Roman" w:eastAsia="微软雅黑" w:cs="Times New Roman"/>
-          <w:spacing w:val="-1"/>
-          <w:sz w:val="18"/>
-          <w:szCs w:val="18"/>
-          <w:lang w:val="en-US" w:eastAsia="zh-CN" w:bidi="ar"/>
-        </w:rPr>
-        <w:t>[PMID: 29315500]</w:t>
-      </w:r>
-      <w:r>
-        <w:rPr>
-          <w:rFonts w:hint="eastAsia" w:ascii="Times New Roman" w:hAnsi="Times New Roman" w:eastAsia="微软雅黑" w:cs="Times New Roman"/>
-          <w:spacing w:val="-1"/>
-          <w:sz w:val="18"/>
-          <w:szCs w:val="18"/>
-          <w:lang w:val="en-US" w:eastAsia="zh-CN" w:bidi="ar"/>
-        </w:rPr>
-        <w:t>、舒尼替尼</w:t>
-      </w:r>
-      <w:r>
-        <w:rPr>
-          <w:rFonts w:hint="default" w:ascii="Times New Roman" w:hAnsi="Times New Roman" w:eastAsia="微软雅黑" w:cs="Times New Roman"/>
-          <w:spacing w:val="-1"/>
-          <w:sz w:val="18"/>
-          <w:szCs w:val="18"/>
-          <w:lang w:val="en-US" w:eastAsia="zh-CN" w:bidi="ar"/>
-        </w:rPr>
-        <w:t>[PMID: 26772734]</w:t>
-      </w:r>
-      <w:r>
-        <w:rPr>
-          <w:rFonts w:hint="eastAsia" w:ascii="Times New Roman" w:hAnsi="Times New Roman" w:eastAsia="微软雅黑" w:cs="Times New Roman"/>
-          <w:spacing w:val="-1"/>
-          <w:sz w:val="18"/>
-          <w:szCs w:val="18"/>
-          <w:lang w:val="en-US" w:eastAsia="zh-CN" w:bidi="ar"/>
-        </w:rPr>
-        <w:t>、瑞派替尼</w:t>
-      </w:r>
-      <w:r>
-        <w:rPr>
-          <w:rFonts w:hint="default" w:ascii="Times New Roman" w:hAnsi="Times New Roman" w:eastAsia="微软雅黑" w:cs="Times New Roman"/>
-          <w:spacing w:val="-1"/>
-          <w:sz w:val="18"/>
-          <w:szCs w:val="18"/>
-          <w:lang w:val="en-US" w:eastAsia="zh-CN" w:bidi="ar"/>
-        </w:rPr>
-        <w:t>[PMID:32511981]</w:t>
-      </w:r>
-      <w:r>
-        <w:rPr>
-          <w:rFonts w:hint="eastAsia" w:ascii="Times New Roman" w:hAnsi="Times New Roman" w:eastAsia="微软雅黑" w:cs="Times New Roman"/>
-          <w:spacing w:val="-1"/>
-          <w:sz w:val="18"/>
-          <w:szCs w:val="18"/>
-          <w:lang w:val="en-US" w:eastAsia="zh-CN" w:bidi="ar"/>
-        </w:rPr>
-        <w:t>敏感，与</w:t>
-      </w:r>
-      <w:r>
-        <w:rPr>
-          <w:rFonts w:hint="default" w:ascii="Times New Roman" w:hAnsi="Times New Roman" w:eastAsia="微软雅黑" w:cs="Times New Roman"/>
-          <w:spacing w:val="-1"/>
-          <w:sz w:val="18"/>
-          <w:szCs w:val="18"/>
-          <w:lang w:val="en-US" w:eastAsia="zh-CN" w:bidi="ar"/>
-        </w:rPr>
-        <w:t>11</w:t>
-      </w:r>
-      <w:r>
-        <w:rPr>
-          <w:rFonts w:hint="eastAsia" w:ascii="Times New Roman" w:hAnsi="Times New Roman" w:eastAsia="微软雅黑" w:cs="Times New Roman"/>
-          <w:spacing w:val="-1"/>
-          <w:sz w:val="18"/>
-          <w:szCs w:val="18"/>
-          <w:lang w:val="en-US" w:eastAsia="zh-CN" w:bidi="ar"/>
-        </w:rPr>
-        <w:t>号外显子突变相比，</w:t>
-      </w:r>
-      <w:r>
-        <w:rPr>
-          <w:rFonts w:hint="default" w:ascii="Times New Roman" w:hAnsi="Times New Roman" w:eastAsia="微软雅黑" w:cs="Times New Roman"/>
-          <w:spacing w:val="-1"/>
-          <w:sz w:val="18"/>
-          <w:szCs w:val="18"/>
-          <w:lang w:val="en-US" w:eastAsia="zh-CN" w:bidi="ar"/>
-        </w:rPr>
-        <w:t>9</w:t>
-      </w:r>
-      <w:r>
-        <w:rPr>
-          <w:rFonts w:hint="eastAsia" w:ascii="Times New Roman" w:hAnsi="Times New Roman" w:eastAsia="微软雅黑" w:cs="Times New Roman"/>
-          <w:spacing w:val="-1"/>
-          <w:sz w:val="18"/>
-          <w:szCs w:val="18"/>
-          <w:lang w:val="en-US" w:eastAsia="zh-CN" w:bidi="ar"/>
-        </w:rPr>
-        <w:t>号外显子突变对伊马替尼的敏感性中等</w:t>
-      </w:r>
-      <w:r>
-        <w:rPr>
-          <w:rFonts w:hint="default" w:ascii="Times New Roman" w:hAnsi="Times New Roman" w:eastAsia="微软雅黑" w:cs="Times New Roman"/>
-          <w:spacing w:val="-1"/>
-          <w:sz w:val="18"/>
-          <w:szCs w:val="18"/>
-          <w:lang w:val="en-US" w:eastAsia="zh-CN" w:bidi="ar"/>
-        </w:rPr>
-        <w:t>[PMID: 14645423]</w:t>
-      </w:r>
-      <w:r>
-        <w:rPr>
-          <w:rFonts w:hint="eastAsia" w:ascii="Times New Roman" w:hAnsi="Times New Roman" w:eastAsia="微软雅黑" w:cs="Times New Roman"/>
-          <w:spacing w:val="-1"/>
-          <w:sz w:val="18"/>
-          <w:szCs w:val="18"/>
-          <w:lang w:val="en-US" w:eastAsia="zh-CN" w:bidi="ar"/>
-        </w:rPr>
-        <w:t>；在皮肤黑色素瘤中，</w:t>
-      </w:r>
-      <w:r>
-        <w:rPr>
-          <w:rFonts w:hint="default" w:ascii="Times New Roman" w:hAnsi="Times New Roman" w:eastAsia="微软雅黑" w:cs="Times New Roman"/>
-          <w:spacing w:val="-1"/>
-          <w:sz w:val="18"/>
-          <w:szCs w:val="18"/>
-          <w:lang w:val="en-US" w:eastAsia="zh-CN" w:bidi="ar"/>
-        </w:rPr>
-        <w:t>KIT</w:t>
-      </w:r>
-      <w:r>
-        <w:rPr>
-          <w:rFonts w:hint="eastAsia" w:ascii="Times New Roman" w:hAnsi="Times New Roman" w:eastAsia="微软雅黑" w:cs="Times New Roman"/>
-          <w:spacing w:val="-1"/>
-          <w:sz w:val="18"/>
-          <w:szCs w:val="18"/>
-          <w:lang w:val="en-US" w:eastAsia="zh-CN" w:bidi="ar"/>
-        </w:rPr>
-        <w:t>激活突变对伊马替尼敏感</w:t>
-      </w:r>
-      <w:r>
-        <w:rPr>
-          <w:rFonts w:hint="default" w:ascii="Times New Roman" w:hAnsi="Times New Roman" w:eastAsia="微软雅黑" w:cs="Times New Roman"/>
-          <w:spacing w:val="-1"/>
-          <w:sz w:val="18"/>
-          <w:szCs w:val="18"/>
-          <w:lang w:val="en-US" w:eastAsia="zh-CN" w:bidi="ar"/>
-        </w:rPr>
-        <w:t>[PMID: 23775962; PMID: 21642685]</w:t>
-      </w:r>
-      <w:r>
-        <w:rPr>
-          <w:rFonts w:hint="eastAsia" w:ascii="Times New Roman" w:hAnsi="Times New Roman" w:eastAsia="微软雅黑" w:cs="Times New Roman"/>
-          <w:spacing w:val="-1"/>
-          <w:sz w:val="18"/>
-          <w:szCs w:val="18"/>
-          <w:lang w:val="en-US" w:eastAsia="zh-CN" w:bidi="ar"/>
-        </w:rPr>
-        <w:t>。</w:t>
-      </w:r>
-    </w:p>
-    <w:p>
-      <w:pPr>
-        <w:keepNext w:val="0"/>
-        <w:keepLines w:val="0"/>
-        <w:pageBreakBefore w:val="0"/>
-        <w:widowControl/>
-        <w:kinsoku/>
-        <w:wordWrap/>
-        <w:overflowPunct/>
-        <w:topLinePunct w:val="0"/>
-        <w:autoSpaceDE/>
-        <w:autoSpaceDN/>
-        <w:bidi w:val="0"/>
-        <w:adjustRightInd/>
-        <w:snapToGrid/>
-        <w:spacing w:after="160" w:line="400" w:lineRule="exact"/>
-        <w:ind w:firstLine="356" w:firstLineChars="200"/>
-        <w:textAlignment w:val="auto"/>
-        <w:rPr>
-          <w:rFonts w:hint="eastAsia" w:ascii="Times New Roman" w:hAnsi="Times New Roman" w:eastAsia="微软雅黑" w:cs="Times New Roman"/>
-          <w:spacing w:val="-1"/>
-          <w:sz w:val="18"/>
-          <w:szCs w:val="18"/>
-          <w:lang w:val="en-US" w:eastAsia="zh-CN" w:bidi="ar"/>
-        </w:rPr>
-      </w:pPr>
-      <w:r>
-        <w:rPr>
-          <w:rFonts w:hint="eastAsia" w:ascii="Times New Roman" w:hAnsi="Times New Roman" w:eastAsia="微软雅黑" w:cs="Times New Roman"/>
-          <w:spacing w:val="-1"/>
-          <w:sz w:val="18"/>
-          <w:szCs w:val="18"/>
-          <w:lang w:val="en-US" w:eastAsia="zh-CN" w:bidi="ar"/>
-        </w:rPr>
-        <w:t>胃肠道间质瘤中，</w:t>
-      </w:r>
-      <w:r>
-        <w:rPr>
-          <w:rFonts w:hint="default" w:ascii="Times New Roman" w:hAnsi="Times New Roman" w:eastAsia="微软雅黑" w:cs="Times New Roman"/>
-          <w:spacing w:val="-1"/>
-          <w:sz w:val="18"/>
-          <w:szCs w:val="18"/>
-          <w:lang w:val="en-US" w:eastAsia="zh-CN" w:bidi="ar"/>
-        </w:rPr>
-        <w:t>PDGFRA</w:t>
-      </w:r>
-      <w:r>
-        <w:rPr>
-          <w:rFonts w:hint="eastAsia" w:ascii="Times New Roman" w:hAnsi="Times New Roman" w:eastAsia="微软雅黑" w:cs="Times New Roman"/>
-          <w:spacing w:val="-1"/>
-          <w:sz w:val="18"/>
-          <w:szCs w:val="18"/>
-          <w:lang w:val="en-US" w:eastAsia="zh-CN" w:bidi="ar"/>
-        </w:rPr>
-        <w:t>突变（除</w:t>
-      </w:r>
-      <w:r>
-        <w:rPr>
-          <w:rFonts w:hint="default" w:ascii="Times New Roman" w:hAnsi="Times New Roman" w:eastAsia="微软雅黑" w:cs="Times New Roman"/>
-          <w:spacing w:val="-1"/>
-          <w:sz w:val="18"/>
-          <w:szCs w:val="18"/>
-          <w:lang w:val="en-US" w:eastAsia="zh-CN" w:bidi="ar"/>
-        </w:rPr>
-        <w:t>D842V</w:t>
-      </w:r>
-      <w:r>
-        <w:rPr>
-          <w:rFonts w:hint="eastAsia" w:ascii="Times New Roman" w:hAnsi="Times New Roman" w:eastAsia="微软雅黑" w:cs="Times New Roman"/>
-          <w:spacing w:val="-1"/>
-          <w:sz w:val="18"/>
-          <w:szCs w:val="18"/>
-          <w:lang w:val="en-US" w:eastAsia="zh-CN" w:bidi="ar"/>
-        </w:rPr>
-        <w:t>）对伊马替尼敏感</w:t>
-      </w:r>
-      <w:r>
-        <w:rPr>
-          <w:rFonts w:hint="default" w:ascii="Times New Roman" w:hAnsi="Times New Roman" w:eastAsia="微软雅黑" w:cs="Times New Roman"/>
-          <w:spacing w:val="-1"/>
-          <w:sz w:val="18"/>
-          <w:szCs w:val="18"/>
-          <w:lang w:val="en-US" w:eastAsia="zh-CN" w:bidi="ar"/>
-        </w:rPr>
-        <w:t>[PMID: 12181401]</w:t>
-      </w:r>
-      <w:r>
-        <w:rPr>
-          <w:rFonts w:hint="eastAsia" w:ascii="Times New Roman" w:hAnsi="Times New Roman" w:eastAsia="微软雅黑" w:cs="Times New Roman"/>
-          <w:spacing w:val="-1"/>
-          <w:sz w:val="18"/>
-          <w:szCs w:val="18"/>
-          <w:lang w:val="en-US" w:eastAsia="zh-CN" w:bidi="ar"/>
-        </w:rPr>
-        <w:t>，</w:t>
-      </w:r>
-      <w:r>
-        <w:rPr>
-          <w:rFonts w:hint="default" w:ascii="Times New Roman" w:hAnsi="Times New Roman" w:eastAsia="微软雅黑" w:cs="Times New Roman"/>
-          <w:spacing w:val="-1"/>
-          <w:sz w:val="18"/>
-          <w:szCs w:val="18"/>
-          <w:lang w:val="en-US" w:eastAsia="zh-CN" w:bidi="ar"/>
-        </w:rPr>
-        <w:t>PDGFRA</w:t>
-      </w:r>
-      <w:r>
-        <w:rPr>
-          <w:rFonts w:hint="eastAsia" w:ascii="Times New Roman" w:hAnsi="Times New Roman" w:eastAsia="微软雅黑" w:cs="Times New Roman"/>
-          <w:spacing w:val="-1"/>
-          <w:sz w:val="18"/>
-          <w:szCs w:val="18"/>
-          <w:lang w:val="en-US" w:eastAsia="zh-CN" w:bidi="ar"/>
-        </w:rPr>
-        <w:t xml:space="preserve"> </w:t>
-      </w:r>
-      <w:r>
-        <w:rPr>
-          <w:rFonts w:hint="default" w:ascii="Times New Roman" w:hAnsi="Times New Roman" w:eastAsia="微软雅黑" w:cs="Times New Roman"/>
-          <w:spacing w:val="-1"/>
-          <w:sz w:val="18"/>
-          <w:szCs w:val="18"/>
-          <w:lang w:val="en-US" w:eastAsia="zh-CN" w:bidi="ar"/>
-        </w:rPr>
-        <w:t>D842V</w:t>
-      </w:r>
-      <w:r>
-        <w:rPr>
-          <w:rFonts w:hint="eastAsia" w:ascii="Times New Roman" w:hAnsi="Times New Roman" w:eastAsia="微软雅黑" w:cs="Times New Roman"/>
-          <w:spacing w:val="-1"/>
-          <w:sz w:val="18"/>
-          <w:szCs w:val="18"/>
-          <w:lang w:val="en-US" w:eastAsia="zh-CN" w:bidi="ar"/>
-        </w:rPr>
-        <w:t>对达沙替尼敏感</w:t>
-      </w:r>
-      <w:r>
-        <w:rPr>
-          <w:rFonts w:hint="default" w:ascii="Times New Roman" w:hAnsi="Times New Roman" w:eastAsia="微软雅黑" w:cs="Times New Roman"/>
-          <w:spacing w:val="-1"/>
-          <w:sz w:val="18"/>
-          <w:szCs w:val="18"/>
-          <w:lang w:val="en-US" w:eastAsia="zh-CN" w:bidi="ar"/>
-        </w:rPr>
-        <w:t>[PMID: 29315500; PMID: 18794084]</w:t>
-      </w:r>
-      <w:r>
-        <w:rPr>
-          <w:rFonts w:hint="eastAsia" w:ascii="Times New Roman" w:hAnsi="Times New Roman" w:eastAsia="微软雅黑" w:cs="Times New Roman"/>
-          <w:spacing w:val="-1"/>
-          <w:sz w:val="18"/>
-          <w:szCs w:val="18"/>
-          <w:lang w:val="en-US" w:eastAsia="zh-CN" w:bidi="ar"/>
-        </w:rPr>
-        <w:t>，</w:t>
-      </w:r>
-      <w:r>
-        <w:rPr>
-          <w:rFonts w:hint="default" w:ascii="Times New Roman" w:hAnsi="Times New Roman" w:eastAsia="微软雅黑" w:cs="Times New Roman"/>
-          <w:spacing w:val="-1"/>
-          <w:sz w:val="18"/>
-          <w:szCs w:val="18"/>
-          <w:lang w:val="en-US" w:eastAsia="zh-CN" w:bidi="ar"/>
-        </w:rPr>
-        <w:t>PDGFRA</w:t>
-      </w:r>
-      <w:r>
-        <w:rPr>
-          <w:rFonts w:hint="eastAsia" w:ascii="Times New Roman" w:hAnsi="Times New Roman" w:eastAsia="微软雅黑" w:cs="Times New Roman"/>
-          <w:spacing w:val="-1"/>
-          <w:sz w:val="18"/>
-          <w:szCs w:val="18"/>
-          <w:lang w:val="en-US" w:eastAsia="zh-CN" w:bidi="ar"/>
-        </w:rPr>
-        <w:t>突变</w:t>
-      </w:r>
-      <w:r>
-        <w:rPr>
-          <w:rFonts w:hint="default" w:ascii="Times New Roman" w:hAnsi="Times New Roman" w:eastAsia="微软雅黑" w:cs="Times New Roman"/>
-          <w:spacing w:val="-1"/>
-          <w:sz w:val="18"/>
-          <w:szCs w:val="18"/>
-          <w:lang w:val="en-US" w:eastAsia="zh-CN" w:bidi="ar"/>
-        </w:rPr>
-        <w:t>18</w:t>
-      </w:r>
-      <w:r>
-        <w:rPr>
-          <w:rFonts w:hint="eastAsia" w:ascii="Times New Roman" w:hAnsi="Times New Roman" w:eastAsia="微软雅黑" w:cs="Times New Roman"/>
-          <w:spacing w:val="-1"/>
-          <w:sz w:val="18"/>
-          <w:szCs w:val="18"/>
-          <w:lang w:val="en-US" w:eastAsia="zh-CN" w:bidi="ar"/>
-        </w:rPr>
-        <w:t>号外显子对阿伐替尼敏感</w:t>
-      </w:r>
-      <w:r>
-        <w:rPr>
-          <w:rFonts w:hint="default" w:ascii="Times New Roman" w:hAnsi="Times New Roman" w:eastAsia="微软雅黑" w:cs="Times New Roman"/>
-          <w:spacing w:val="-1"/>
-          <w:sz w:val="18"/>
-          <w:szCs w:val="18"/>
-          <w:lang w:val="en-US" w:eastAsia="zh-CN" w:bidi="ar"/>
-        </w:rPr>
-        <w:t>[PMID: 33465704]</w:t>
-      </w:r>
-      <w:r>
-        <w:rPr>
-          <w:rFonts w:hint="eastAsia" w:ascii="Times New Roman" w:hAnsi="Times New Roman" w:eastAsia="微软雅黑" w:cs="Times New Roman"/>
-          <w:spacing w:val="-1"/>
-          <w:sz w:val="18"/>
-          <w:szCs w:val="18"/>
-          <w:lang w:val="en-US" w:eastAsia="zh-CN" w:bidi="ar"/>
-        </w:rPr>
-        <w:t>，</w:t>
-      </w:r>
-      <w:r>
-        <w:rPr>
-          <w:rFonts w:hint="default" w:ascii="Times New Roman" w:hAnsi="Times New Roman" w:eastAsia="微软雅黑" w:cs="Times New Roman"/>
-          <w:spacing w:val="-1"/>
-          <w:sz w:val="18"/>
-          <w:szCs w:val="18"/>
-          <w:lang w:val="en-US" w:eastAsia="zh-CN" w:bidi="ar"/>
-        </w:rPr>
-        <w:t>PDGFRA</w:t>
-      </w:r>
-      <w:r>
-        <w:rPr>
-          <w:rFonts w:hint="eastAsia" w:ascii="Times New Roman" w:hAnsi="Times New Roman" w:eastAsia="微软雅黑" w:cs="Times New Roman"/>
-          <w:spacing w:val="-1"/>
-          <w:sz w:val="18"/>
-          <w:szCs w:val="18"/>
-          <w:lang w:val="en-US" w:eastAsia="zh-CN" w:bidi="ar"/>
-        </w:rPr>
-        <w:t xml:space="preserve"> </w:t>
-      </w:r>
-      <w:r>
-        <w:rPr>
-          <w:rFonts w:hint="default" w:ascii="Times New Roman" w:hAnsi="Times New Roman" w:eastAsia="微软雅黑" w:cs="Times New Roman"/>
-          <w:spacing w:val="-1"/>
-          <w:sz w:val="18"/>
-          <w:szCs w:val="18"/>
-          <w:lang w:val="en-US" w:eastAsia="zh-CN" w:bidi="ar"/>
-        </w:rPr>
-        <w:t>D842V</w:t>
-      </w:r>
-      <w:r>
-        <w:rPr>
-          <w:rFonts w:hint="eastAsia" w:ascii="Times New Roman" w:hAnsi="Times New Roman" w:eastAsia="微软雅黑" w:cs="Times New Roman"/>
-          <w:spacing w:val="-1"/>
-          <w:sz w:val="18"/>
-          <w:szCs w:val="18"/>
-          <w:lang w:val="en-US" w:eastAsia="zh-CN" w:bidi="ar"/>
-        </w:rPr>
-        <w:t>对伊马替尼产生耐药</w:t>
-      </w:r>
-      <w:r>
-        <w:rPr>
-          <w:rFonts w:hint="default" w:ascii="Times New Roman" w:hAnsi="Times New Roman" w:eastAsia="微软雅黑" w:cs="Times New Roman"/>
-          <w:spacing w:val="-1"/>
-          <w:sz w:val="18"/>
-          <w:szCs w:val="18"/>
-          <w:lang w:val="en-US" w:eastAsia="zh-CN" w:bidi="ar"/>
-        </w:rPr>
-        <w:t>[PMID: 22718859]</w:t>
-      </w:r>
-      <w:r>
-        <w:rPr>
-          <w:rFonts w:hint="eastAsia" w:ascii="Times New Roman" w:hAnsi="Times New Roman" w:eastAsia="微软雅黑" w:cs="Times New Roman"/>
-          <w:spacing w:val="-1"/>
-          <w:sz w:val="18"/>
-          <w:szCs w:val="18"/>
-          <w:lang w:val="en-US" w:eastAsia="zh-CN" w:bidi="ar"/>
-        </w:rPr>
-        <w:t>。</w:t>
-      </w:r>
-    </w:p>
-    <w:p>
-      <w:pPr>
-        <w:rPr>
-          <w:rFonts w:hint="eastAsia" w:ascii="Times New Roman" w:hAnsi="Times New Roman" w:eastAsia="微软雅黑" w:cs="Times New Roman"/>
-          <w:spacing w:val="-1"/>
-          <w:sz w:val="18"/>
-          <w:szCs w:val="18"/>
-          <w:lang w:val="en-US" w:eastAsia="zh-CN" w:bidi="ar"/>
-        </w:rPr>
-      </w:pPr>
-      <w:r>
-        <w:rPr>
-          <w:rFonts w:hint="eastAsia" w:ascii="Times New Roman" w:hAnsi="Times New Roman" w:eastAsia="微软雅黑" w:cs="Times New Roman"/>
-          <w:spacing w:val="-1"/>
-          <w:sz w:val="18"/>
-          <w:szCs w:val="18"/>
-          <w:lang w:val="en-US" w:eastAsia="zh-CN" w:bidi="ar"/>
-        </w:rPr>
-        <w:br w:type="page"/>
-      </w:r>
-    </w:p>
+        <w:tblBorders>
+          <w:top w:val="single" w:color="A4A4A4" w:sz="4" w:space="0"/>
+          <w:left w:val="none" w:color="auto" w:sz="0" w:space="0"/>
+          <w:bottom w:val="single" w:color="A4A4A4" w:sz="4" w:space="0"/>
+          <w:right w:val="none" w:color="auto" w:sz="0" w:space="0"/>
+          <w:insideH w:val="single" w:color="A4A4A4" w:sz="4" w:space="0"/>
+          <w:insideV w:val="single" w:color="A4A4A4" w:sz="4" w:space="0"/>
+        </w:tblBorders>
+        <w:tblLayout w:type="fixed"/>
+        <w:tblCellMar>
+          <w:top w:w="0" w:type="dxa"/>
+          <w:left w:w="113" w:type="dxa"/>
+          <w:bottom w:w="0" w:type="dxa"/>
+          <w:right w:w="113" w:type="dxa"/>
+        </w:tblCellMar>
+      </w:tblPr>
+      <w:tblGrid>
+        <w:gridCol w:w="1210"/>
+        <w:gridCol w:w="1210"/>
+        <w:gridCol w:w="6124"/>
+        <w:gridCol w:w="1393"/>
+      </w:tblGrid>
+      <w:tr>
+        <w:tblPrEx>
+          <w:tblBorders>
+            <w:top w:val="single" w:color="A4A4A4" w:sz="4" w:space="0"/>
+            <w:left w:val="none" w:color="auto" w:sz="0" w:space="0"/>
+            <w:bottom w:val="single" w:color="A4A4A4" w:sz="4" w:space="0"/>
+            <w:right w:val="none" w:color="auto" w:sz="0" w:space="0"/>
+            <w:insideH w:val="single" w:color="A4A4A4" w:sz="4" w:space="0"/>
+            <w:insideV w:val="single" w:color="A4A4A4" w:sz="4" w:space="0"/>
+          </w:tblBorders>
+          <w:tblCellMar>
+            <w:top w:w="0" w:type="dxa"/>
+            <w:left w:w="113" w:type="dxa"/>
+            <w:bottom w:w="0" w:type="dxa"/>
+            <w:right w:w="113" w:type="dxa"/>
+          </w:tblCellMar>
+        </w:tblPrEx>
+        <w:trPr>
+          <w:trHeight w:val="567" w:hRule="atLeast"/>
+          <w:jc w:val="center"/>
+        </w:trPr>
+        <w:tc>
+          <w:tcPr>
+            <w:tcW w:w="1210" w:type="dxa"/>
+            <w:tcBorders>
+              <w:top w:val="nil"/>
+              <w:bottom w:val="nil"/>
+              <w:right w:val="single" w:color="FFFFFF" w:sz="18" w:space="0"/>
+            </w:tcBorders>
+            <w:shd w:val="clear" w:color="auto" w:fill="62BC41"/>
+            <w:vAlign w:val="center"/>
+          </w:tcPr>
+          <w:p>
+            <w:pPr>
+              <w:pStyle w:val="22"/>
+              <w:jc w:val="center"/>
+              <w:rPr>
+                <w:rFonts w:ascii="Times New Roman" w:hAnsi="Times New Roman" w:eastAsia="微软雅黑" w:cs="Times New Roman"/>
+                <w:b/>
+                <w:color w:val="FFFFFF" w:themeColor="background1"/>
+                <w:sz w:val="21"/>
+                <w:szCs w:val="21"/>
+                <w14:textFill>
+                  <w14:solidFill>
+                    <w14:schemeClr w14:val="bg1"/>
+                  </w14:solidFill>
+                </w14:textFill>
+              </w:rPr>
+            </w:pPr>
+            <w:r>
+              <w:rPr>
+                <w:rFonts w:ascii="Times New Roman" w:hAnsi="Times New Roman" w:eastAsia="微软雅黑" w:cs="Times New Roman"/>
+                <w:b/>
+                <w:color w:val="FFFFFF" w:themeColor="background1"/>
+                <w:sz w:val="21"/>
+                <w:szCs w:val="21"/>
+                <w14:textFill>
+                  <w14:solidFill>
+                    <w14:schemeClr w14:val="bg1"/>
+                  </w14:solidFill>
+                </w14:textFill>
+              </w:rPr>
+              <w:t>癌种</w:t>
+            </w:r>
+          </w:p>
+        </w:tc>
+        <w:tc>
+          <w:tcPr>
+            <w:tcW w:w="1210" w:type="dxa"/>
+            <w:tcBorders>
+              <w:top w:val="nil"/>
+              <w:left w:val="single" w:color="FFFFFF" w:sz="18" w:space="0"/>
+              <w:bottom w:val="nil"/>
+              <w:right w:val="single" w:color="FFFFFF" w:sz="18" w:space="0"/>
+            </w:tcBorders>
+            <w:shd w:val="clear" w:color="auto" w:fill="62BC41"/>
+            <w:vAlign w:val="center"/>
+          </w:tcPr>
+          <w:p>
+            <w:pPr>
+              <w:pStyle w:val="22"/>
+              <w:jc w:val="center"/>
+              <w:rPr>
+                <w:rFonts w:ascii="Times New Roman" w:hAnsi="Times New Roman" w:eastAsia="微软雅黑" w:cs="Times New Roman"/>
+                <w:b/>
+                <w:color w:val="FFFFFF" w:themeColor="background1"/>
+                <w:sz w:val="21"/>
+                <w:szCs w:val="21"/>
+                <w14:textFill>
+                  <w14:solidFill>
+                    <w14:schemeClr w14:val="bg1"/>
+                  </w14:solidFill>
+                </w14:textFill>
+              </w:rPr>
+            </w:pPr>
+            <w:r>
+              <w:rPr>
+                <w:rFonts w:ascii="Times New Roman" w:hAnsi="Times New Roman" w:eastAsia="微软雅黑" w:cs="Times New Roman"/>
+                <w:b/>
+                <w:color w:val="FFFFFF" w:themeColor="background1"/>
+                <w:sz w:val="21"/>
+                <w:szCs w:val="21"/>
+                <w14:textFill>
+                  <w14:solidFill>
+                    <w14:schemeClr w14:val="bg1"/>
+                  </w14:solidFill>
+                </w14:textFill>
+              </w:rPr>
+              <w:t>药物</w:t>
+            </w:r>
+          </w:p>
+        </w:tc>
+        <w:tc>
+          <w:tcPr>
+            <w:tcW w:w="6124" w:type="dxa"/>
+            <w:tcBorders>
+              <w:top w:val="nil"/>
+              <w:left w:val="single" w:color="FFFFFF" w:sz="18" w:space="0"/>
+              <w:bottom w:val="nil"/>
+              <w:right w:val="single" w:color="FFFFFF" w:sz="18" w:space="0"/>
+            </w:tcBorders>
+            <w:shd w:val="clear" w:color="auto" w:fill="62BC41"/>
+            <w:vAlign w:val="center"/>
+          </w:tcPr>
+          <w:p>
+            <w:pPr>
+              <w:pStyle w:val="22"/>
+              <w:jc w:val="center"/>
+              <w:rPr>
+                <w:rFonts w:ascii="Times New Roman" w:hAnsi="Times New Roman" w:eastAsia="微软雅黑" w:cs="Times New Roman"/>
+                <w:b/>
+                <w:color w:val="FFFFFF" w:themeColor="background1"/>
+                <w:sz w:val="21"/>
+                <w:szCs w:val="21"/>
+                <w14:textFill>
+                  <w14:solidFill>
+                    <w14:schemeClr w14:val="bg1"/>
+                  </w14:solidFill>
+                </w14:textFill>
+              </w:rPr>
+            </w:pPr>
+            <w:r>
+              <w:rPr>
+                <w:rFonts w:ascii="Times New Roman" w:hAnsi="Times New Roman" w:eastAsia="微软雅黑" w:cs="Times New Roman"/>
+                <w:b/>
+                <w:color w:val="FFFFFF" w:themeColor="background1"/>
+                <w:sz w:val="21"/>
+                <w:szCs w:val="21"/>
+                <w14:textFill>
+                  <w14:solidFill>
+                    <w14:schemeClr w14:val="bg1"/>
+                  </w14:solidFill>
+                </w14:textFill>
+              </w:rPr>
+              <w:t>获批适应症</w:t>
+            </w:r>
+          </w:p>
+        </w:tc>
+        <w:tc>
+          <w:tcPr>
+            <w:tcW w:w="1393" w:type="dxa"/>
+            <w:tcBorders>
+              <w:top w:val="nil"/>
+              <w:left w:val="single" w:color="FFFFFF" w:sz="18" w:space="0"/>
+              <w:bottom w:val="nil"/>
+            </w:tcBorders>
+            <w:shd w:val="clear" w:color="auto" w:fill="62BC41"/>
+            <w:vAlign w:val="center"/>
+          </w:tcPr>
+          <w:p>
+            <w:pPr>
+              <w:pStyle w:val="22"/>
+              <w:jc w:val="center"/>
+              <w:rPr>
+                <w:rFonts w:ascii="Times New Roman" w:hAnsi="Times New Roman" w:eastAsia="微软雅黑" w:cs="Times New Roman"/>
+                <w:b/>
+                <w:color w:val="FFFFFF" w:themeColor="background1"/>
+                <w:sz w:val="21"/>
+                <w:szCs w:val="21"/>
+                <w14:textFill>
+                  <w14:solidFill>
+                    <w14:schemeClr w14:val="bg1"/>
+                  </w14:solidFill>
+                </w14:textFill>
+              </w:rPr>
+            </w:pPr>
+            <w:r>
+              <w:rPr>
+                <w:rFonts w:ascii="Times New Roman" w:hAnsi="Times New Roman" w:eastAsia="微软雅黑" w:cs="Times New Roman"/>
+                <w:b/>
+                <w:color w:val="FFFFFF" w:themeColor="background1"/>
+                <w:sz w:val="21"/>
+                <w:szCs w:val="21"/>
+                <w14:textFill>
+                  <w14:solidFill>
+                    <w14:schemeClr w14:val="bg1"/>
+                  </w14:solidFill>
+                </w14:textFill>
+              </w:rPr>
+              <w:t>获批机构</w:t>
+            </w:r>
+          </w:p>
+        </w:tc>
+      </w:tr>
+      <w:tr>
+        <w:tblPrEx>
+          <w:tblBorders>
+            <w:top w:val="single" w:color="A4A4A4" w:sz="4" w:space="0"/>
+            <w:left w:val="none" w:color="auto" w:sz="0" w:space="0"/>
+            <w:bottom w:val="single" w:color="A4A4A4" w:sz="4" w:space="0"/>
+            <w:right w:val="none" w:color="auto" w:sz="0" w:space="0"/>
+            <w:insideH w:val="single" w:color="A4A4A4" w:sz="4" w:space="0"/>
+            <w:insideV w:val="single" w:color="A4A4A4" w:sz="4" w:space="0"/>
+          </w:tblBorders>
+          <w:tblCellMar>
+            <w:top w:w="0" w:type="dxa"/>
+            <w:left w:w="113" w:type="dxa"/>
+            <w:bottom w:w="0" w:type="dxa"/>
+            <w:right w:w="113" w:type="dxa"/>
+          </w:tblCellMar>
+        </w:tblPrEx>
+        <w:trPr>
+          <w:jc w:val="center"/>
+        </w:trPr>
+        <w:tc>
+          <w:tcPr>
+            <w:tcW w:w="9937" w:type="dxa"/>
+            <w:gridSpan w:val="4"/>
+            <w:vAlign w:val="center"/>
+          </w:tcPr>
+          <w:p>
+            <w:pPr>
+              <w:widowControl/>
+              <w:snapToGrid w:val="0"/>
+              <w:jc w:val="center"/>
+              <w:textAlignment w:val="center"/>
+              <w:rPr>
+                <w:rFonts w:ascii="Times New Roman" w:hAnsi="Times New Roman" w:eastAsia="微软雅黑" w:cs="Times New Roman"/>
+                <w:sz w:val="21"/>
+                <w:szCs w:val="21"/>
+                <w:lang w:eastAsia="zh-CN"/>
+              </w:rPr>
+            </w:pPr>
+            <w:r>
+              <w:rPr>
+                <w:rFonts w:hint="eastAsia" w:ascii="Times New Roman" w:hAnsi="Times New Roman" w:eastAsia="微软雅黑" w:cs="Times New Roman"/>
+                <w:sz w:val="21"/>
+                <w:szCs w:val="21"/>
+                <w:lang w:eastAsia="zh-CN"/>
+              </w:rPr>
+              <w:t>{%tr for add in approvedDrugData %}</w:t>
+            </w:r>
+          </w:p>
+        </w:tc>
+      </w:tr>
+      <w:tr>
+        <w:tblPrEx>
+          <w:tblBorders>
+            <w:top w:val="single" w:color="A4A4A4" w:sz="4" w:space="0"/>
+            <w:left w:val="none" w:color="auto" w:sz="0" w:space="0"/>
+            <w:bottom w:val="single" w:color="A4A4A4" w:sz="4" w:space="0"/>
+            <w:right w:val="none" w:color="auto" w:sz="0" w:space="0"/>
+            <w:insideH w:val="single" w:color="A4A4A4" w:sz="4" w:space="0"/>
+            <w:insideV w:val="single" w:color="A4A4A4" w:sz="4" w:space="0"/>
+          </w:tblBorders>
+          <w:tblCellMar>
+            <w:top w:w="0" w:type="dxa"/>
+            <w:left w:w="113" w:type="dxa"/>
+            <w:bottom w:w="0" w:type="dxa"/>
+            <w:right w:w="113" w:type="dxa"/>
+          </w:tblCellMar>
+        </w:tblPrEx>
+        <w:trPr>
+          <w:jc w:val="center"/>
+        </w:trPr>
+        <w:tc>
+          <w:tcPr>
+            <w:tcW w:w="1210" w:type="dxa"/>
+            <w:vAlign w:val="center"/>
+          </w:tcPr>
+          <w:p>
+            <w:pPr>
+              <w:widowControl/>
+              <w:snapToGrid w:val="0"/>
+              <w:jc w:val="center"/>
+              <w:textAlignment w:val="center"/>
+              <w:rPr>
+                <w:rFonts w:ascii="Times New Roman" w:hAnsi="Times New Roman" w:eastAsia="微软雅黑" w:cs="Times New Roman"/>
+                <w:sz w:val="21"/>
+                <w:szCs w:val="21"/>
+                <w:lang w:eastAsia="zh-CN"/>
+              </w:rPr>
+            </w:pPr>
+            <w:r>
+              <w:rPr>
+                <w:rFonts w:hint="eastAsia" w:ascii="Times New Roman" w:hAnsi="Times New Roman" w:eastAsia="微软雅黑" w:cs="Times New Roman"/>
+                <w:sz w:val="21"/>
+                <w:szCs w:val="21"/>
+                <w:lang w:eastAsia="zh-CN"/>
+              </w:rPr>
+              <w:t>{{ add.disease }}</w:t>
+            </w:r>
+          </w:p>
+        </w:tc>
+        <w:tc>
+          <w:tcPr>
+            <w:tcW w:w="1210" w:type="dxa"/>
+            <w:vAlign w:val="center"/>
+          </w:tcPr>
+          <w:p>
+            <w:pPr>
+              <w:widowControl/>
+              <w:snapToGrid w:val="0"/>
+              <w:jc w:val="center"/>
+              <w:textAlignment w:val="center"/>
+              <w:rPr>
+                <w:rFonts w:ascii="Times New Roman" w:hAnsi="Times New Roman" w:eastAsia="微软雅黑" w:cs="Times New Roman"/>
+                <w:sz w:val="21"/>
+                <w:szCs w:val="21"/>
+                <w:lang w:eastAsia="zh-CN"/>
+              </w:rPr>
+            </w:pPr>
+            <w:r>
+              <w:rPr>
+                <w:rFonts w:hint="eastAsia" w:ascii="Times New Roman" w:hAnsi="Times New Roman" w:eastAsia="微软雅黑" w:cs="Times New Roman"/>
+                <w:sz w:val="21"/>
+                <w:szCs w:val="21"/>
+                <w:lang w:eastAsia="zh-CN"/>
+              </w:rPr>
+              <w:t>{{ add.drug }}</w:t>
+            </w:r>
+          </w:p>
+        </w:tc>
+        <w:tc>
+          <w:tcPr>
+            <w:tcW w:w="6124" w:type="dxa"/>
+            <w:vAlign w:val="center"/>
+          </w:tcPr>
+          <w:p>
+            <w:pPr>
+              <w:widowControl/>
+              <w:snapToGrid w:val="0"/>
+              <w:jc w:val="left"/>
+              <w:textAlignment w:val="center"/>
+              <w:rPr>
+                <w:rFonts w:ascii="Times New Roman" w:hAnsi="Times New Roman" w:eastAsia="微软雅黑" w:cs="Times New Roman"/>
+                <w:sz w:val="21"/>
+                <w:szCs w:val="21"/>
+                <w:lang w:eastAsia="zh-CN"/>
+              </w:rPr>
+            </w:pPr>
+            <w:r>
+              <w:rPr>
+                <w:rFonts w:hint="eastAsia" w:ascii="Times New Roman" w:hAnsi="Times New Roman" w:eastAsia="微软雅黑" w:cs="Times New Roman"/>
+                <w:sz w:val="21"/>
+                <w:szCs w:val="21"/>
+                <w:lang w:eastAsia="zh-CN"/>
+              </w:rPr>
+              <w:t>{{ add.indication }}</w:t>
+            </w:r>
+          </w:p>
+        </w:tc>
+        <w:tc>
+          <w:tcPr>
+            <w:tcW w:w="1393" w:type="dxa"/>
+            <w:vAlign w:val="center"/>
+          </w:tcPr>
+          <w:p>
+            <w:pPr>
+              <w:widowControl/>
+              <w:snapToGrid w:val="0"/>
+              <w:jc w:val="center"/>
+              <w:textAlignment w:val="center"/>
+              <w:rPr>
+                <w:rFonts w:ascii="Times New Roman" w:hAnsi="Times New Roman" w:eastAsia="微软雅黑" w:cs="Times New Roman"/>
+                <w:sz w:val="21"/>
+                <w:szCs w:val="21"/>
+                <w:lang w:eastAsia="zh-CN"/>
+              </w:rPr>
+            </w:pPr>
+            <w:r>
+              <w:rPr>
+                <w:rFonts w:hint="eastAsia" w:ascii="Times New Roman" w:hAnsi="Times New Roman" w:eastAsia="微软雅黑" w:cs="Times New Roman"/>
+                <w:sz w:val="21"/>
+                <w:szCs w:val="21"/>
+                <w:lang w:eastAsia="zh-CN"/>
+              </w:rPr>
+              <w:t>{{ add.institution }}</w:t>
+            </w:r>
+          </w:p>
+        </w:tc>
+      </w:tr>
+      <w:tr>
+        <w:tblPrEx>
+          <w:tblBorders>
+            <w:top w:val="single" w:color="A4A4A4" w:sz="4" w:space="0"/>
+            <w:left w:val="none" w:color="auto" w:sz="0" w:space="0"/>
+            <w:bottom w:val="single" w:color="A4A4A4" w:sz="4" w:space="0"/>
+            <w:right w:val="none" w:color="auto" w:sz="0" w:space="0"/>
+            <w:insideH w:val="single" w:color="A4A4A4" w:sz="4" w:space="0"/>
+            <w:insideV w:val="single" w:color="A4A4A4" w:sz="4" w:space="0"/>
+          </w:tblBorders>
+          <w:tblCellMar>
+            <w:top w:w="0" w:type="dxa"/>
+            <w:left w:w="113" w:type="dxa"/>
+            <w:bottom w:w="0" w:type="dxa"/>
+            <w:right w:w="113" w:type="dxa"/>
+          </w:tblCellMar>
+        </w:tblPrEx>
+        <w:trPr>
+          <w:jc w:val="center"/>
+        </w:trPr>
+        <w:tc>
+          <w:tcPr>
+            <w:tcW w:w="9937" w:type="dxa"/>
+            <w:gridSpan w:val="4"/>
+            <w:vAlign w:val="center"/>
+          </w:tcPr>
+          <w:p>
+            <w:pPr>
+              <w:widowControl/>
+              <w:snapToGrid w:val="0"/>
+              <w:jc w:val="center"/>
+              <w:textAlignment w:val="center"/>
+              <w:rPr>
+                <w:rFonts w:ascii="Times New Roman" w:hAnsi="Times New Roman" w:eastAsia="微软雅黑" w:cs="Times New Roman"/>
+                <w:sz w:val="21"/>
+                <w:szCs w:val="21"/>
+                <w:lang w:eastAsia="zh-CN"/>
+              </w:rPr>
+            </w:pPr>
+            <w:r>
+              <w:rPr>
+                <w:rFonts w:hint="eastAsia" w:ascii="Times New Roman" w:hAnsi="Times New Roman" w:eastAsia="微软雅黑" w:cs="Times New Roman"/>
+                <w:sz w:val="21"/>
+                <w:szCs w:val="21"/>
+                <w:lang w:eastAsia="zh-CN"/>
+              </w:rPr>
+              <w:t>{%tr endfor %}</w:t>
+            </w:r>
+          </w:p>
+        </w:tc>
+      </w:tr>
+    </w:tbl>
     <w:p>
       <w:pPr>
         <w:pStyle w:val="15"/>
@@ -4251,6 +8417,15 @@
           <w:lang w:eastAsia="zh-CN"/>
         </w:rPr>
       </w:pPr>
+      <w:r>
+        <w:rPr>
+          <w:rFonts w:hint="default" w:ascii="Times New Roman" w:hAnsi="Times New Roman" w:cs="Times New Roman"/>
+          <w:sz w:val="24"/>
+          <w:szCs w:val="24"/>
+          <w:lang w:eastAsia="zh-CN"/>
+        </w:rPr>
+        <w:br w:type="page"/>
+      </w:r>
       <w:r>
         <w:rPr>
           <w:rFonts w:hint="eastAsia" w:ascii="Times New Roman" w:hAnsi="Times New Roman" w:eastAsia="微软雅黑" w:cs="Times New Roman"/>
@@ -4682,7 +8857,7 @@
                     </pic:cNvPicPr>
                   </pic:nvPicPr>
                   <pic:blipFill>
-                    <a:blip r:embed="rId13"/>
+                    <a:blip r:embed="rId11"/>
                     <a:stretch>
                       <a:fillRect/>
                     </a:stretch>
@@ -4738,7 +8913,7 @@
                     </pic:cNvPicPr>
                   </pic:nvPicPr>
                   <pic:blipFill>
-                    <a:blip r:embed="rId14"/>
+                    <a:blip r:embed="rId12"/>
                     <a:stretch>
                       <a:fillRect/>
                     </a:stretch>
@@ -4975,7 +9150,7 @@
                     </pic:cNvPicPr>
                   </pic:nvPicPr>
                   <pic:blipFill>
-                    <a:blip r:embed="rId15"/>
+                    <a:blip r:embed="rId13"/>
                     <a:srcRect/>
                     <a:stretch>
                       <a:fillRect/>
@@ -6557,7 +10732,7 @@
     </w:pPr>
     <w:rPr>
       <w:rFonts w:ascii="Times New Roman" w:hAnsi="Times New Roman" w:eastAsia="微软雅黑"/>
-      <w:color w:val="7F7F7F" w:themeColor="background1" w:themeShade="80"/>
+      <w:color w:val="808080" w:themeColor="background1" w:themeShade="80"/>
       <w:sz w:val="28"/>
       <w:szCs w:val="28"/>
     </w:rPr>
@@ -6567,8 +10742,15 @@
     <w:basedOn w:val="1"/>
     <w:qFormat/>
     <w:uiPriority w:val="0"/>
+    <w:pPr>
+      <w:spacing w:before="0" w:beforeAutospacing="1" w:after="0" w:afterAutospacing="1"/>
+      <w:ind w:left="0" w:right="0"/>
+      <w:jc w:val="left"/>
+    </w:pPr>
     <w:rPr>
+      <w:kern w:val="0"/>
       <w:sz w:val="24"/>
+      <w:lang w:val="en-US" w:eastAsia="zh-CN" w:bidi="ar"/>
     </w:rPr>
   </w:style>
   <w:style w:type="table" w:styleId="17">
@@ -7223,7 +11405,6 @@
 <s:customData xmlns="http://www.wps.cn/officeDocument/2013/wpsCustomData" xmlns:s="http://www.wps.cn/officeDocument/2013/wpsCustomData">
   <customSectProps>
     <customSectPr/>
-    <customSectPr/>
   </customSectProps>
   <customShpExts>
     <customShpInfo spid="_x0000_s1026" textRotate="1"/>

--- a/WebContent/docx/KIT_PDGFRA基因报告模板-盖章版.docx
+++ b/WebContent/docx/KIT_PDGFRA基因报告模板-盖章版.docx
@@ -24,7 +24,7 @@
       </w:pPr>
       <w:r>
         <w:drawing>
-          <wp:anchor distT="0" distB="0" distL="0" distR="0" simplePos="0" relativeHeight="251667456" behindDoc="0" locked="0" layoutInCell="1" allowOverlap="1">
+          <wp:anchor distT="0" distB="0" distL="0" distR="0" simplePos="0" relativeHeight="251664384" behindDoc="0" locked="0" layoutInCell="1" allowOverlap="1">
             <wp:simplePos x="0" y="0"/>
             <wp:positionH relativeFrom="column">
               <wp:posOffset>2259330</wp:posOffset>
@@ -678,8 +678,8 @@
     <w:tbl>
       <w:tblPr>
         <w:tblStyle w:val="16"/>
-        <w:tblW w:w="4849" w:type="pct"/>
-        <w:tblInd w:w="159" w:type="dxa"/>
+        <w:tblW w:w="5000" w:type="pct"/>
+        <w:jc w:val="center"/>
         <w:tblBorders>
           <w:top w:val="single" w:color="auto" w:sz="12" w:space="0"/>
           <w:left w:val="none" w:color="auto" w:sz="0" w:space="0"/>
@@ -697,9 +697,9 @@
         </w:tblCellMar>
       </w:tblPr>
       <w:tblGrid>
-        <w:gridCol w:w="3202"/>
-        <w:gridCol w:w="3294"/>
-        <w:gridCol w:w="3286"/>
+        <w:gridCol w:w="3231"/>
+        <w:gridCol w:w="3396"/>
+        <w:gridCol w:w="3459"/>
       </w:tblGrid>
       <w:tr>
         <w:tblPrEx>
@@ -711,20 +711,15 @@
             <w:insideH w:val="none" w:color="auto" w:sz="0" w:space="0"/>
             <w:insideV w:val="none" w:color="auto" w:sz="0" w:space="0"/>
           </w:tblBorders>
-          <w:tblCellMar>
-            <w:top w:w="0" w:type="dxa"/>
-            <w:left w:w="108" w:type="dxa"/>
-            <w:bottom w:w="0" w:type="dxa"/>
-            <w:right w:w="108" w:type="dxa"/>
-          </w:tblCellMar>
         </w:tblPrEx>
         <w:trPr>
           <w:cantSplit/>
           <w:trHeight w:val="454" w:hRule="atLeast"/>
+          <w:jc w:val="center"/>
         </w:trPr>
         <w:tc>
           <w:tcPr>
-            <w:tcW w:w="1636" w:type="pct"/>
+            <w:tcW w:w="1601" w:type="pct"/>
             <w:tcBorders>
               <w:tl2br w:val="nil"/>
               <w:tr2bl w:val="nil"/>
@@ -816,7 +811,7 @@
         </w:tc>
         <w:tc>
           <w:tcPr>
-            <w:tcW w:w="1679" w:type="pct"/>
+            <w:tcW w:w="1714" w:type="pct"/>
             <w:tcBorders>
               <w:tl2br w:val="nil"/>
               <w:tr2bl w:val="nil"/>
@@ -881,10 +876,11 @@
         <w:trPr>
           <w:cantSplit/>
           <w:trHeight w:val="454" w:hRule="atLeast"/>
+          <w:jc w:val="center"/>
         </w:trPr>
         <w:tc>
           <w:tcPr>
-            <w:tcW w:w="1636" w:type="pct"/>
+            <w:tcW w:w="1601" w:type="pct"/>
             <w:tcBorders>
               <w:tl2br w:val="nil"/>
               <w:tr2bl w:val="nil"/>
@@ -976,7 +972,7 @@
         </w:tc>
         <w:tc>
           <w:tcPr>
-            <w:tcW w:w="1679" w:type="pct"/>
+            <w:tcW w:w="1714" w:type="pct"/>
             <w:tcBorders>
               <w:tl2br w:val="nil"/>
               <w:tr2bl w:val="nil"/>
@@ -1041,10 +1037,11 @@
         <w:trPr>
           <w:cantSplit/>
           <w:trHeight w:val="454" w:hRule="atLeast"/>
+          <w:jc w:val="center"/>
         </w:trPr>
         <w:tc>
           <w:tcPr>
-            <w:tcW w:w="1636" w:type="pct"/>
+            <w:tcW w:w="1601" w:type="pct"/>
             <w:tcBorders>
               <w:tl2br w:val="nil"/>
               <w:tr2bl w:val="nil"/>
@@ -1136,7 +1133,7 @@
         </w:tc>
         <w:tc>
           <w:tcPr>
-            <w:tcW w:w="1679" w:type="pct"/>
+            <w:tcW w:w="1714" w:type="pct"/>
             <w:tcBorders>
               <w:tl2br w:val="nil"/>
               <w:tr2bl w:val="nil"/>
@@ -1201,10 +1198,11 @@
         <w:trPr>
           <w:cantSplit/>
           <w:trHeight w:val="454" w:hRule="atLeast"/>
+          <w:jc w:val="center"/>
         </w:trPr>
         <w:tc>
           <w:tcPr>
-            <w:tcW w:w="1636" w:type="pct"/>
+            <w:tcW w:w="1601" w:type="pct"/>
             <w:tcBorders>
               <w:tl2br w:val="nil"/>
               <w:tr2bl w:val="nil"/>
@@ -1296,7 +1294,7 @@
         </w:tc>
         <w:tc>
           <w:tcPr>
-            <w:tcW w:w="1679" w:type="pct"/>
+            <w:tcW w:w="1714" w:type="pct"/>
             <w:tcBorders>
               <w:tl2br w:val="nil"/>
               <w:tr2bl w:val="nil"/>
@@ -1361,10 +1359,11 @@
         <w:trPr>
           <w:cantSplit/>
           <w:trHeight w:val="454" w:hRule="atLeast"/>
+          <w:jc w:val="center"/>
         </w:trPr>
         <w:tc>
           <w:tcPr>
-            <w:tcW w:w="1636" w:type="pct"/>
+            <w:tcW w:w="1601" w:type="pct"/>
             <w:tcBorders>
               <w:tl2br w:val="nil"/>
               <w:tr2bl w:val="nil"/>
@@ -1446,7 +1445,7 @@
         </w:tc>
         <w:tc>
           <w:tcPr>
-            <w:tcW w:w="1679" w:type="pct"/>
+            <w:tcW w:w="1714" w:type="pct"/>
             <w:tcBorders>
               <w:tl2br w:val="nil"/>
               <w:tr2bl w:val="nil"/>
@@ -2775,7 +2774,7 @@
                 </mc:Choice>
                 <mc:Fallback>
                   <w:pict>
-                    <v:group id="_x0000_s1026" o:spid="_x0000_s1026" o:spt="203" style="position:absolute;left:0pt;margin-left:45.15pt;margin-top:-64.5pt;height:113.65pt;width:409.5pt;z-index:251663360;mso-width-relative:page;mso-height-relative:page;" coordorigin="16340,14976" coordsize="8190,2273" o:gfxdata="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">
+                    <v:group id="_x0000_s1026" o:spid="_x0000_s1026" o:spt="203" style="position:absolute;left:0pt;margin-left:45.15pt;margin-top:-64.5pt;height:113.65pt;width:409.5pt;z-index:251663360;mso-width-relative:page;mso-height-relative:page;" coordorigin="16340,14976" coordsize="8190,2273" o:gfxdata="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">
                       <o:lock v:ext="edit" aspectratio="f"/>
                       <v:shape id="_x0000_s1026" o:spid="_x0000_s1026" o:spt="75" alt="微信图片_20220215110121" type="#_x0000_t75" style="position:absolute;left:16340;top:16075;height:715;width:1234;" filled="f" o:preferrelative="t" stroked="f" coordsize="21600,21600" o:gfxdata="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">
                         <v:fill on="f" focussize="0,0"/>
@@ -2981,21 +2980,25 @@
         <w:ind w:left="0" w:right="0"/>
         <w:jc w:val="left"/>
         <w:rPr>
-          <w:rFonts w:ascii="宋体" w:hAnsi="宋体" w:eastAsia="宋体" w:cs="宋体"/>
-          <w:sz w:val="24"/>
-          <w:szCs w:val="24"/>
+          <w:rFonts w:hint="default" w:ascii="Times New Roman" w:hAnsi="Times New Roman" w:eastAsia="微软雅黑" w:cs="Times New Roman"/>
+          <w:b/>
+          <w:bCs w:val="0"/>
+          <w:kern w:val="0"/>
+          <w:sz w:val="24"/>
+          <w:szCs w:val="24"/>
+          <w:lang w:val="en-US" w:eastAsia="zh-CN" w:bidi="ar"/>
         </w:rPr>
       </w:pPr>
       <w:bookmarkStart w:id="0" w:name="_Toc149837264"/>
-      <w:bookmarkStart w:id="1" w:name="_Toc2409"/>
-      <w:bookmarkStart w:id="2" w:name="_Toc28240"/>
+      <w:bookmarkStart w:id="1" w:name="_Toc28240"/>
+      <w:bookmarkStart w:id="2" w:name="_Toc1707_WPSOffice_Level1"/>
       <w:bookmarkStart w:id="3" w:name="_Toc21764_WPSOffice_Level1"/>
-      <w:bookmarkStart w:id="4" w:name="_Toc1707_WPSOffice_Level1"/>
-      <w:bookmarkStart w:id="5" w:name="_Toc16594"/>
-      <w:bookmarkStart w:id="6" w:name="_Toc13196_WPSOffice_Level1"/>
-      <w:bookmarkStart w:id="7" w:name="_Toc12505"/>
-      <w:bookmarkStart w:id="8" w:name="_Toc27302"/>
-      <w:bookmarkStart w:id="9" w:name="_Toc22658"/>
+      <w:bookmarkStart w:id="4" w:name="_Toc2409"/>
+      <w:bookmarkStart w:id="5" w:name="_Toc12505"/>
+      <w:bookmarkStart w:id="6" w:name="_Toc22658"/>
+      <w:bookmarkStart w:id="7" w:name="_Toc27302"/>
+      <w:bookmarkStart w:id="8" w:name="_Toc16594"/>
+      <w:bookmarkStart w:id="9" w:name="_Toc13196_WPSOffice_Level1"/>
       <w:r>
         <w:rPr>
           <w:rFonts w:hint="default" w:ascii="Times New Roman" w:hAnsi="Times New Roman" w:eastAsia="微软雅黑" w:cs="Times New Roman"/>
@@ -3366,8 +3369,14 @@
       </w:r>
       <w:r>
         <w:rPr>
+          <w:rFonts w:ascii="Times New Roman" w:hAnsi="Times New Roman" w:eastAsia="微软雅黑" w:cs="黑体"/>
+          <w:b/>
+          <w:bCs/>
           <w:color w:val="62B541"/>
+          <w:kern w:val="2"/>
           <w:sz w:val="32"/>
+          <w:szCs w:val="36"/>
+          <w:lang w:val="en-US" w:eastAsia="zh-CN" w:bidi="ar-SA"/>
           <w14:shadow w14:blurRad="50800" w14:dist="38100" w14:dir="10800000" w14:sx="100000" w14:sy="100000" w14:kx="0" w14:ky="0" w14:algn="r">
             <w14:srgbClr w14:val="62B541">
               <w14:alpha w14:val="60000"/>
@@ -3384,15 +3393,307 @@
         </w:rPr>
         <w:t xml:space="preserve"> </w:t>
       </w:r>
+      <w:r>
+        <w:rPr>
+          <w:rFonts w:hint="eastAsia" w:ascii="Times New Roman" w:hAnsi="Times New Roman" w:eastAsia="微软雅黑" w:cs="Times New Roman"/>
+          <w:b/>
+          <w:bCs w:val="0"/>
+          <w:color w:val="auto"/>
+          <w:sz w:val="24"/>
+          <w:szCs w:val="24"/>
+          <w:lang w:val="en-US" w:eastAsia="zh-CN" w:bidi="ar-SA"/>
+        </w:rPr>
+        <w:t>{% for tdd in BodyDrugNoComplexStr %}</w:t>
+      </w:r>
+      <w:bookmarkEnd w:id="0"/>
+      <w:r>
+        <w:rPr>
+          <w:rFonts w:hint="eastAsia" w:ascii="Times New Roman" w:hAnsi="Times New Roman" w:eastAsia="微软雅黑" w:cs="Times New Roman"/>
+          <w:b/>
+          <w:bCs w:val="0"/>
+          <w:color w:val="auto"/>
+          <w:sz w:val="24"/>
+          <w:szCs w:val="24"/>
+          <w:lang w:val="en-US" w:eastAsia="zh-CN" w:bidi="ar-SA"/>
+        </w:rPr>
+        <w:t xml:space="preserve">{% set exon = </w:t>
+      </w:r>
+      <w:r>
+        <w:rPr>
+          <w:rFonts w:hint="eastAsia" w:cs="Times New Roman"/>
+          <w:b/>
+          <w:bCs w:val="0"/>
+          <w:color w:val="auto"/>
+          <w:sz w:val="24"/>
+          <w:szCs w:val="24"/>
+          <w:lang w:val="en-US" w:eastAsia="zh-CN" w:bidi="ar-SA"/>
+        </w:rPr>
+        <w:t>tdd.ori_variant.split(' ')[1]</w:t>
+      </w:r>
+      <w:r>
+        <w:rPr>
+          <w:rFonts w:hint="eastAsia" w:ascii="Times New Roman" w:hAnsi="Times New Roman" w:eastAsia="微软雅黑" w:cs="Times New Roman"/>
+          <w:b/>
+          <w:bCs w:val="0"/>
+          <w:color w:val="auto"/>
+          <w:sz w:val="24"/>
+          <w:szCs w:val="24"/>
+          <w:lang w:val="en-US" w:eastAsia="zh-CN" w:bidi="ar-SA"/>
+        </w:rPr>
+        <w:t xml:space="preserve"> %}</w:t>
+      </w:r>
+      <w:r>
+        <w:rPr>
+          <w:rFonts w:hint="default" w:ascii="Times New Roman" w:hAnsi="Times New Roman" w:eastAsia="微软雅黑" w:cs="Times New Roman"/>
+          <w:b/>
+          <w:bCs w:val="0"/>
+          <w:kern w:val="0"/>
+          <w:sz w:val="24"/>
+          <w:szCs w:val="24"/>
+          <w:lang w:val="en-US" w:eastAsia="zh-CN" w:bidi="ar"/>
+        </w:rPr>
+        <w:t>{% if (tdd.gene == ‘KIT’</w:t>
+      </w:r>
+      <w:r>
+        <w:rPr>
+          <w:rFonts w:hint="eastAsia" w:ascii="Times New Roman" w:hAnsi="Times New Roman" w:eastAsia="微软雅黑" w:cs="Times New Roman"/>
+          <w:b/>
+          <w:bCs w:val="0"/>
+          <w:kern w:val="0"/>
+          <w:sz w:val="24"/>
+          <w:szCs w:val="24"/>
+          <w:lang w:val="en-US" w:eastAsia="zh-CN" w:bidi="ar"/>
+        </w:rPr>
+        <w:t xml:space="preserve"> </w:t>
+      </w:r>
+      <w:r>
+        <w:rPr>
+          <w:rFonts w:hint="default" w:ascii="Times New Roman" w:hAnsi="Times New Roman" w:eastAsia="微软雅黑" w:cs="Times New Roman"/>
+          <w:b/>
+          <w:bCs w:val="0"/>
+          <w:kern w:val="0"/>
+          <w:sz w:val="24"/>
+          <w:szCs w:val="24"/>
+          <w:lang w:val="en-US" w:eastAsia="zh-CN" w:bidi="ar"/>
+        </w:rPr>
+        <w:t>and (exon == ‘exon11’</w:t>
+      </w:r>
+      <w:r>
+        <w:rPr>
+          <w:rFonts w:hint="eastAsia" w:ascii="Times New Roman" w:hAnsi="Times New Roman" w:eastAsia="微软雅黑" w:cs="Times New Roman"/>
+          <w:b/>
+          <w:bCs w:val="0"/>
+          <w:kern w:val="0"/>
+          <w:sz w:val="24"/>
+          <w:szCs w:val="24"/>
+          <w:lang w:val="en-US" w:eastAsia="zh-CN" w:bidi="ar"/>
+        </w:rPr>
+        <w:t xml:space="preserve"> </w:t>
+      </w:r>
+      <w:r>
+        <w:rPr>
+          <w:rFonts w:hint="default" w:ascii="Times New Roman" w:hAnsi="Times New Roman" w:eastAsia="微软雅黑" w:cs="Times New Roman"/>
+          <w:b/>
+          <w:bCs w:val="0"/>
+          <w:kern w:val="0"/>
+          <w:sz w:val="24"/>
+          <w:szCs w:val="24"/>
+          <w:lang w:val="en-US" w:eastAsia="zh-CN" w:bidi="ar"/>
+        </w:rPr>
+        <w:t>or exon == ‘exon13’</w:t>
+      </w:r>
+      <w:r>
+        <w:rPr>
+          <w:rFonts w:hint="eastAsia" w:ascii="Times New Roman" w:hAnsi="Times New Roman" w:eastAsia="微软雅黑" w:cs="Times New Roman"/>
+          <w:b/>
+          <w:bCs w:val="0"/>
+          <w:kern w:val="0"/>
+          <w:sz w:val="24"/>
+          <w:szCs w:val="24"/>
+          <w:lang w:val="en-US" w:eastAsia="zh-CN" w:bidi="ar"/>
+        </w:rPr>
+        <w:t xml:space="preserve"> </w:t>
+      </w:r>
+      <w:r>
+        <w:rPr>
+          <w:rFonts w:hint="default" w:ascii="Times New Roman" w:hAnsi="Times New Roman" w:eastAsia="微软雅黑" w:cs="Times New Roman"/>
+          <w:b/>
+          <w:bCs w:val="0"/>
+          <w:kern w:val="0"/>
+          <w:sz w:val="24"/>
+          <w:szCs w:val="24"/>
+          <w:lang w:val="en-US" w:eastAsia="zh-CN" w:bidi="ar"/>
+        </w:rPr>
+        <w:t>or exon == ‘exon14’</w:t>
+      </w:r>
+      <w:r>
+        <w:rPr>
+          <w:rFonts w:hint="eastAsia" w:ascii="Times New Roman" w:hAnsi="Times New Roman" w:eastAsia="微软雅黑" w:cs="Times New Roman"/>
+          <w:b/>
+          <w:bCs w:val="0"/>
+          <w:kern w:val="0"/>
+          <w:sz w:val="24"/>
+          <w:szCs w:val="24"/>
+          <w:lang w:val="en-US" w:eastAsia="zh-CN" w:bidi="ar"/>
+        </w:rPr>
+        <w:t xml:space="preserve"> </w:t>
+      </w:r>
+      <w:r>
+        <w:rPr>
+          <w:rFonts w:hint="default" w:ascii="Times New Roman" w:hAnsi="Times New Roman" w:eastAsia="微软雅黑" w:cs="Times New Roman"/>
+          <w:b/>
+          <w:bCs w:val="0"/>
+          <w:kern w:val="0"/>
+          <w:sz w:val="24"/>
+          <w:szCs w:val="24"/>
+          <w:lang w:val="en-US" w:eastAsia="zh-CN" w:bidi="ar"/>
+        </w:rPr>
+        <w:t>or exon == ‘exon17’</w:t>
+      </w:r>
+      <w:r>
+        <w:rPr>
+          <w:rFonts w:hint="eastAsia" w:ascii="Times New Roman" w:hAnsi="Times New Roman" w:eastAsia="微软雅黑" w:cs="Times New Roman"/>
+          <w:b/>
+          <w:bCs w:val="0"/>
+          <w:kern w:val="0"/>
+          <w:sz w:val="24"/>
+          <w:szCs w:val="24"/>
+          <w:lang w:val="en-US" w:eastAsia="zh-CN" w:bidi="ar"/>
+        </w:rPr>
+        <w:t xml:space="preserve"> </w:t>
+      </w:r>
+      <w:r>
+        <w:rPr>
+          <w:rFonts w:hint="default" w:ascii="Times New Roman" w:hAnsi="Times New Roman" w:eastAsia="微软雅黑" w:cs="Times New Roman"/>
+          <w:b/>
+          <w:bCs w:val="0"/>
+          <w:kern w:val="0"/>
+          <w:sz w:val="24"/>
+          <w:szCs w:val="24"/>
+          <w:lang w:val="en-US" w:eastAsia="zh-CN" w:bidi="ar"/>
+        </w:rPr>
+        <w:t>or exon == ‘exon18’) ) or (tdd.gene == ‘PDGFRA’</w:t>
+      </w:r>
+      <w:r>
+        <w:rPr>
+          <w:rFonts w:hint="eastAsia" w:ascii="Times New Roman" w:hAnsi="Times New Roman" w:eastAsia="微软雅黑" w:cs="Times New Roman"/>
+          <w:b/>
+          <w:bCs w:val="0"/>
+          <w:kern w:val="0"/>
+          <w:sz w:val="24"/>
+          <w:szCs w:val="24"/>
+          <w:lang w:val="en-US" w:eastAsia="zh-CN" w:bidi="ar"/>
+        </w:rPr>
+        <w:t xml:space="preserve"> </w:t>
+      </w:r>
+      <w:r>
+        <w:rPr>
+          <w:rFonts w:hint="default" w:ascii="Times New Roman" w:hAnsi="Times New Roman" w:eastAsia="微软雅黑" w:cs="Times New Roman"/>
+          <w:b/>
+          <w:bCs w:val="0"/>
+          <w:kern w:val="0"/>
+          <w:sz w:val="24"/>
+          <w:szCs w:val="24"/>
+          <w:lang w:val="en-US" w:eastAsia="zh-CN" w:bidi="ar"/>
+        </w:rPr>
+        <w:t>and (exon == ‘exon12’</w:t>
+      </w:r>
+      <w:r>
+        <w:rPr>
+          <w:rFonts w:hint="eastAsia" w:ascii="Times New Roman" w:hAnsi="Times New Roman" w:eastAsia="微软雅黑" w:cs="Times New Roman"/>
+          <w:b/>
+          <w:bCs w:val="0"/>
+          <w:kern w:val="0"/>
+          <w:sz w:val="24"/>
+          <w:szCs w:val="24"/>
+          <w:lang w:val="en-US" w:eastAsia="zh-CN" w:bidi="ar"/>
+        </w:rPr>
+        <w:t xml:space="preserve"> </w:t>
+      </w:r>
+      <w:r>
+        <w:rPr>
+          <w:rFonts w:hint="default" w:ascii="Times New Roman" w:hAnsi="Times New Roman" w:eastAsia="微软雅黑" w:cs="Times New Roman"/>
+          <w:b/>
+          <w:bCs w:val="0"/>
+          <w:kern w:val="0"/>
+          <w:sz w:val="24"/>
+          <w:szCs w:val="24"/>
+          <w:lang w:val="en-US" w:eastAsia="zh-CN" w:bidi="ar"/>
+        </w:rPr>
+        <w:t>or exon == ‘exon14’</w:t>
+      </w:r>
+      <w:r>
+        <w:rPr>
+          <w:rFonts w:hint="eastAsia" w:ascii="Times New Roman" w:hAnsi="Times New Roman" w:eastAsia="微软雅黑" w:cs="Times New Roman"/>
+          <w:b/>
+          <w:bCs w:val="0"/>
+          <w:kern w:val="0"/>
+          <w:sz w:val="24"/>
+          <w:szCs w:val="24"/>
+          <w:lang w:val="en-US" w:eastAsia="zh-CN" w:bidi="ar"/>
+        </w:rPr>
+        <w:t xml:space="preserve"> </w:t>
+      </w:r>
+      <w:r>
+        <w:rPr>
+          <w:rFonts w:hint="default" w:ascii="Times New Roman" w:hAnsi="Times New Roman" w:eastAsia="微软雅黑" w:cs="Times New Roman"/>
+          <w:b/>
+          <w:bCs w:val="0"/>
+          <w:kern w:val="0"/>
+          <w:sz w:val="24"/>
+          <w:szCs w:val="24"/>
+          <w:lang w:val="en-US" w:eastAsia="zh-CN" w:bidi="ar"/>
+        </w:rPr>
+        <w:t>or exon == ‘exon18’)</w:t>
+      </w:r>
+      <w:r>
+        <w:rPr>
+          <w:rFonts w:hint="eastAsia" w:ascii="宋体" w:hAnsi="宋体" w:eastAsia="宋体" w:cs="Times New Roman"/>
+          <w:b/>
+          <w:bCs w:val="0"/>
+          <w:kern w:val="0"/>
+          <w:sz w:val="24"/>
+          <w:szCs w:val="24"/>
+          <w:lang w:val="en-US" w:eastAsia="zh-CN" w:bidi="ar"/>
+        </w:rPr>
+        <w:t xml:space="preserve"> </w:t>
+      </w:r>
+      <w:r>
+        <w:rPr>
+          <w:rFonts w:hint="default" w:ascii="Times New Roman" w:hAnsi="Times New Roman" w:eastAsia="微软雅黑" w:cs="Times New Roman"/>
+          <w:b/>
+          <w:bCs w:val="0"/>
+          <w:kern w:val="0"/>
+          <w:sz w:val="24"/>
+          <w:szCs w:val="24"/>
+          <w:lang w:val="en-US" w:eastAsia="zh-CN" w:bidi="ar"/>
+        </w:rPr>
+        <w:t>)%}</w:t>
+      </w:r>
     </w:p>
     <w:p>
       <w:pPr>
         <w:pStyle w:val="2"/>
+        <w:keepNext w:val="0"/>
+        <w:keepLines w:val="0"/>
+        <w:pageBreakBefore w:val="0"/>
+        <w:widowControl w:val="0"/>
         <w:numPr>
           <w:ilvl w:val="255"/>
           <w:numId w:val="0"/>
         </w:numPr>
+        <w:kinsoku/>
+        <w:wordWrap/>
+        <w:overflowPunct/>
+        <w:topLinePunct w:val="0"/>
+        <w:autoSpaceDE/>
+        <w:autoSpaceDN/>
+        <w:bidi w:val="0"/>
+        <w:adjustRightInd/>
+        <w:snapToGrid/>
+        <w:spacing w:before="0" w:beforeLines="50"/>
         <w:jc w:val="left"/>
+        <w:textAlignment w:val="auto"/>
         <w:rPr>
           <w:rFonts w:hint="default" w:ascii="Times New Roman" w:hAnsi="Times New Roman" w:eastAsia="微软雅黑" w:cs="Times New Roman"/>
           <w:b/>
@@ -3401,283 +3702,6 @@
           <w:lang w:val="en-US" w:eastAsia="zh-CN"/>
         </w:rPr>
       </w:pPr>
-      <w:r>
-        <w:rPr>
-          <w:rFonts w:hint="eastAsia" w:ascii="Times New Roman" w:hAnsi="Times New Roman" w:eastAsia="微软雅黑" w:cs="Times New Roman"/>
-          <w:b/>
-          <w:bCs w:val="0"/>
-          <w:color w:val="auto"/>
-          <w:sz w:val="24"/>
-          <w:szCs w:val="24"/>
-          <w:lang w:val="en-US" w:eastAsia="zh-CN" w:bidi="ar-SA"/>
-        </w:rPr>
-        <w:t>{% for tdd in BodyDrugNoComplexStr %}</w:t>
-      </w:r>
-      <w:bookmarkEnd w:id="0"/>
-      <w:r>
-        <w:rPr>
-          <w:rFonts w:hint="eastAsia" w:ascii="Times New Roman" w:hAnsi="Times New Roman" w:eastAsia="微软雅黑" w:cs="Times New Roman"/>
-          <w:b/>
-          <w:bCs w:val="0"/>
-          <w:color w:val="auto"/>
-          <w:sz w:val="24"/>
-          <w:szCs w:val="24"/>
-          <w:lang w:val="en-US" w:eastAsia="zh-CN" w:bidi="ar-SA"/>
-        </w:rPr>
-        <w:t xml:space="preserve">{% set exon = </w:t>
-      </w:r>
-      <w:r>
-        <w:rPr>
-          <w:rFonts w:hint="eastAsia" w:cs="Times New Roman"/>
-          <w:b/>
-          <w:bCs w:val="0"/>
-          <w:color w:val="auto"/>
-          <w:sz w:val="24"/>
-          <w:szCs w:val="24"/>
-          <w:lang w:val="en-US" w:eastAsia="zh-CN" w:bidi="ar-SA"/>
-        </w:rPr>
-        <w:t>tdd.ori_variant.split(' ')[1]</w:t>
-      </w:r>
-      <w:r>
-        <w:rPr>
-          <w:rFonts w:hint="eastAsia" w:ascii="Times New Roman" w:hAnsi="Times New Roman" w:eastAsia="微软雅黑" w:cs="Times New Roman"/>
-          <w:b/>
-          <w:bCs w:val="0"/>
-          <w:color w:val="auto"/>
-          <w:sz w:val="24"/>
-          <w:szCs w:val="24"/>
-          <w:lang w:val="en-US" w:eastAsia="zh-CN" w:bidi="ar-SA"/>
-        </w:rPr>
-        <w:t xml:space="preserve"> %}</w:t>
-      </w:r>
-      <w:r>
-        <w:rPr>
-          <w:rFonts w:hint="default" w:ascii="Times New Roman" w:hAnsi="Times New Roman" w:eastAsia="微软雅黑" w:cs="Times New Roman"/>
-          <w:b/>
-          <w:bCs w:val="0"/>
-          <w:kern w:val="0"/>
-          <w:sz w:val="24"/>
-          <w:szCs w:val="24"/>
-          <w:lang w:val="en-US" w:eastAsia="zh-CN" w:bidi="ar"/>
-        </w:rPr>
-        <w:t>{% if (tdd.gene == ‘KIT’</w:t>
-      </w:r>
-      <w:r>
-        <w:rPr>
-          <w:rFonts w:hint="eastAsia" w:ascii="Times New Roman" w:hAnsi="Times New Roman" w:eastAsia="微软雅黑" w:cs="Times New Roman"/>
-          <w:b/>
-          <w:bCs w:val="0"/>
-          <w:kern w:val="0"/>
-          <w:sz w:val="24"/>
-          <w:szCs w:val="24"/>
-          <w:lang w:val="en-US" w:eastAsia="zh-CN" w:bidi="ar"/>
-        </w:rPr>
-        <w:t xml:space="preserve"> </w:t>
-      </w:r>
-      <w:r>
-        <w:rPr>
-          <w:rFonts w:hint="default" w:ascii="Times New Roman" w:hAnsi="Times New Roman" w:eastAsia="微软雅黑" w:cs="Times New Roman"/>
-          <w:b/>
-          <w:bCs w:val="0"/>
-          <w:kern w:val="0"/>
-          <w:sz w:val="24"/>
-          <w:szCs w:val="24"/>
-          <w:lang w:val="en-US" w:eastAsia="zh-CN" w:bidi="ar"/>
-        </w:rPr>
-        <w:t>and (exon == ‘exon11’</w:t>
-      </w:r>
-      <w:r>
-        <w:rPr>
-          <w:rFonts w:hint="eastAsia" w:ascii="Times New Roman" w:hAnsi="Times New Roman" w:eastAsia="微软雅黑" w:cs="Times New Roman"/>
-          <w:b/>
-          <w:bCs w:val="0"/>
-          <w:kern w:val="0"/>
-          <w:sz w:val="24"/>
-          <w:szCs w:val="24"/>
-          <w:lang w:val="en-US" w:eastAsia="zh-CN" w:bidi="ar"/>
-        </w:rPr>
-        <w:t xml:space="preserve"> </w:t>
-      </w:r>
-      <w:r>
-        <w:rPr>
-          <w:rFonts w:hint="default" w:ascii="Times New Roman" w:hAnsi="Times New Roman" w:eastAsia="微软雅黑" w:cs="Times New Roman"/>
-          <w:b/>
-          <w:bCs w:val="0"/>
-          <w:kern w:val="0"/>
-          <w:sz w:val="24"/>
-          <w:szCs w:val="24"/>
-          <w:lang w:val="en-US" w:eastAsia="zh-CN" w:bidi="ar"/>
-        </w:rPr>
-        <w:t>or exon == ‘exon13’</w:t>
-      </w:r>
-      <w:r>
-        <w:rPr>
-          <w:rFonts w:hint="eastAsia" w:ascii="Times New Roman" w:hAnsi="Times New Roman" w:eastAsia="微软雅黑" w:cs="Times New Roman"/>
-          <w:b/>
-          <w:bCs w:val="0"/>
-          <w:kern w:val="0"/>
-          <w:sz w:val="24"/>
-          <w:szCs w:val="24"/>
-          <w:lang w:val="en-US" w:eastAsia="zh-CN" w:bidi="ar"/>
-        </w:rPr>
-        <w:t xml:space="preserve"> </w:t>
-      </w:r>
-      <w:r>
-        <w:rPr>
-          <w:rFonts w:hint="default" w:ascii="Times New Roman" w:hAnsi="Times New Roman" w:eastAsia="微软雅黑" w:cs="Times New Roman"/>
-          <w:b/>
-          <w:bCs w:val="0"/>
-          <w:kern w:val="0"/>
-          <w:sz w:val="24"/>
-          <w:szCs w:val="24"/>
-          <w:lang w:val="en-US" w:eastAsia="zh-CN" w:bidi="ar"/>
-        </w:rPr>
-        <w:t>or exon == ‘exon14’</w:t>
-      </w:r>
-      <w:r>
-        <w:rPr>
-          <w:rFonts w:hint="eastAsia" w:ascii="Times New Roman" w:hAnsi="Times New Roman" w:eastAsia="微软雅黑" w:cs="Times New Roman"/>
-          <w:b/>
-          <w:bCs w:val="0"/>
-          <w:kern w:val="0"/>
-          <w:sz w:val="24"/>
-          <w:szCs w:val="24"/>
-          <w:lang w:val="en-US" w:eastAsia="zh-CN" w:bidi="ar"/>
-        </w:rPr>
-        <w:t xml:space="preserve"> </w:t>
-      </w:r>
-      <w:r>
-        <w:rPr>
-          <w:rFonts w:hint="default" w:ascii="Times New Roman" w:hAnsi="Times New Roman" w:eastAsia="微软雅黑" w:cs="Times New Roman"/>
-          <w:b/>
-          <w:bCs w:val="0"/>
-          <w:kern w:val="0"/>
-          <w:sz w:val="24"/>
-          <w:szCs w:val="24"/>
-          <w:lang w:val="en-US" w:eastAsia="zh-CN" w:bidi="ar"/>
-        </w:rPr>
-        <w:t>or exon == ‘exon17’</w:t>
-      </w:r>
-      <w:r>
-        <w:rPr>
-          <w:rFonts w:hint="eastAsia" w:ascii="Times New Roman" w:hAnsi="Times New Roman" w:eastAsia="微软雅黑" w:cs="Times New Roman"/>
-          <w:b/>
-          <w:bCs w:val="0"/>
-          <w:kern w:val="0"/>
-          <w:sz w:val="24"/>
-          <w:szCs w:val="24"/>
-          <w:lang w:val="en-US" w:eastAsia="zh-CN" w:bidi="ar"/>
-        </w:rPr>
-        <w:t xml:space="preserve"> </w:t>
-      </w:r>
-      <w:r>
-        <w:rPr>
-          <w:rFonts w:hint="default" w:ascii="Times New Roman" w:hAnsi="Times New Roman" w:eastAsia="微软雅黑" w:cs="Times New Roman"/>
-          <w:b/>
-          <w:bCs w:val="0"/>
-          <w:kern w:val="0"/>
-          <w:sz w:val="24"/>
-          <w:szCs w:val="24"/>
-          <w:lang w:val="en-US" w:eastAsia="zh-CN" w:bidi="ar"/>
-        </w:rPr>
-        <w:t>or exon == ‘exon18’) ) or (tdd.gene == ‘PDGFRA’</w:t>
-      </w:r>
-      <w:r>
-        <w:rPr>
-          <w:rFonts w:hint="eastAsia" w:ascii="Times New Roman" w:hAnsi="Times New Roman" w:eastAsia="微软雅黑" w:cs="Times New Roman"/>
-          <w:b/>
-          <w:bCs w:val="0"/>
-          <w:kern w:val="0"/>
-          <w:sz w:val="24"/>
-          <w:szCs w:val="24"/>
-          <w:lang w:val="en-US" w:eastAsia="zh-CN" w:bidi="ar"/>
-        </w:rPr>
-        <w:t xml:space="preserve"> </w:t>
-      </w:r>
-      <w:r>
-        <w:rPr>
-          <w:rFonts w:hint="default" w:ascii="Times New Roman" w:hAnsi="Times New Roman" w:eastAsia="微软雅黑" w:cs="Times New Roman"/>
-          <w:b/>
-          <w:bCs w:val="0"/>
-          <w:kern w:val="0"/>
-          <w:sz w:val="24"/>
-          <w:szCs w:val="24"/>
-          <w:lang w:val="en-US" w:eastAsia="zh-CN" w:bidi="ar"/>
-        </w:rPr>
-        <w:t>and (exon == ‘exon12’</w:t>
-      </w:r>
-      <w:r>
-        <w:rPr>
-          <w:rFonts w:hint="eastAsia" w:ascii="Times New Roman" w:hAnsi="Times New Roman" w:eastAsia="微软雅黑" w:cs="Times New Roman"/>
-          <w:b/>
-          <w:bCs w:val="0"/>
-          <w:kern w:val="0"/>
-          <w:sz w:val="24"/>
-          <w:szCs w:val="24"/>
-          <w:lang w:val="en-US" w:eastAsia="zh-CN" w:bidi="ar"/>
-        </w:rPr>
-        <w:t xml:space="preserve"> </w:t>
-      </w:r>
-      <w:r>
-        <w:rPr>
-          <w:rFonts w:hint="default" w:ascii="Times New Roman" w:hAnsi="Times New Roman" w:eastAsia="微软雅黑" w:cs="Times New Roman"/>
-          <w:b/>
-          <w:bCs w:val="0"/>
-          <w:kern w:val="0"/>
-          <w:sz w:val="24"/>
-          <w:szCs w:val="24"/>
-          <w:lang w:val="en-US" w:eastAsia="zh-CN" w:bidi="ar"/>
-        </w:rPr>
-        <w:t>or exon == ‘exon14’</w:t>
-      </w:r>
-      <w:r>
-        <w:rPr>
-          <w:rFonts w:hint="eastAsia" w:ascii="Times New Roman" w:hAnsi="Times New Roman" w:eastAsia="微软雅黑" w:cs="Times New Roman"/>
-          <w:b/>
-          <w:bCs w:val="0"/>
-          <w:kern w:val="0"/>
-          <w:sz w:val="24"/>
-          <w:szCs w:val="24"/>
-          <w:lang w:val="en-US" w:eastAsia="zh-CN" w:bidi="ar"/>
-        </w:rPr>
-        <w:t xml:space="preserve"> </w:t>
-      </w:r>
-      <w:r>
-        <w:rPr>
-          <w:rFonts w:hint="default" w:ascii="Times New Roman" w:hAnsi="Times New Roman" w:eastAsia="微软雅黑" w:cs="Times New Roman"/>
-          <w:b/>
-          <w:bCs w:val="0"/>
-          <w:kern w:val="0"/>
-          <w:sz w:val="24"/>
-          <w:szCs w:val="24"/>
-          <w:lang w:val="en-US" w:eastAsia="zh-CN" w:bidi="ar"/>
-        </w:rPr>
-        <w:t>or exon == ‘exon18’)</w:t>
-      </w:r>
-      <w:r>
-        <w:rPr>
-          <w:rFonts w:hint="eastAsia" w:ascii="宋体" w:hAnsi="宋体" w:eastAsia="宋体" w:cs="Times New Roman"/>
-          <w:b/>
-          <w:bCs w:val="0"/>
-          <w:kern w:val="0"/>
-          <w:sz w:val="24"/>
-          <w:szCs w:val="24"/>
-          <w:lang w:val="en-US" w:eastAsia="zh-CN" w:bidi="ar"/>
-        </w:rPr>
-        <w:t xml:space="preserve"> </w:t>
-      </w:r>
-      <w:r>
-        <w:rPr>
-          <w:rFonts w:hint="default" w:ascii="Times New Roman" w:hAnsi="Times New Roman" w:eastAsia="微软雅黑" w:cs="Times New Roman"/>
-          <w:b/>
-          <w:bCs w:val="0"/>
-          <w:kern w:val="0"/>
-          <w:sz w:val="24"/>
-          <w:szCs w:val="24"/>
-          <w:lang w:val="en-US" w:eastAsia="zh-CN" w:bidi="ar"/>
-        </w:rPr>
-        <w:t>)%}</w:t>
-      </w:r>
       <w:r>
         <w:rPr>
           <w:rFonts w:hint="eastAsia" w:cs="Times New Roman"/>
@@ -3820,9 +3844,69 @@
                 <w:bCs/>
                 <w:sz w:val="18"/>
                 <w:szCs w:val="18"/>
+                <w:lang w:eastAsia="zh-CN"/>
+              </w:rPr>
+              <w:t xml:space="preserve">{{ </w:t>
+            </w:r>
+            <w:r>
+              <w:rPr>
+                <w:rFonts w:hint="eastAsia" w:ascii="Times New Roman" w:hAnsi="Times New Roman" w:eastAsia="微软雅黑" w:cs="Times New Roman"/>
+                <w:bCs/>
+                <w:sz w:val="18"/>
+                <w:szCs w:val="18"/>
                 <w:lang w:val="en-US" w:eastAsia="zh-CN"/>
               </w:rPr>
               <w:t>tdd.ori_variant</w:t>
+            </w:r>
+            <w:r>
+              <w:rPr>
+                <w:rFonts w:hint="eastAsia" w:ascii="Times New Roman" w:hAnsi="Times New Roman" w:eastAsia="微软雅黑" w:cs="Times New Roman"/>
+                <w:bCs/>
+                <w:sz w:val="18"/>
+                <w:szCs w:val="18"/>
+                <w:lang w:eastAsia="zh-CN"/>
+              </w:rPr>
+              <w:t>.split(' ')[1] ~ '</w:t>
+            </w:r>
+            <w:r>
+              <w:rPr>
+                <w:rFonts w:hint="eastAsia" w:ascii="Times New Roman" w:hAnsi="Times New Roman" w:eastAsia="微软雅黑" w:cs="Times New Roman"/>
+                <w:bCs/>
+                <w:sz w:val="18"/>
+                <w:szCs w:val="18"/>
+                <w:lang w:val="en-US" w:eastAsia="zh-CN"/>
+              </w:rPr>
+              <w:t xml:space="preserve">   </w:t>
+            </w:r>
+            <w:r>
+              <w:rPr>
+                <w:rFonts w:hint="eastAsia" w:ascii="Times New Roman" w:hAnsi="Times New Roman" w:eastAsia="微软雅黑" w:cs="Times New Roman"/>
+                <w:bCs/>
+                <w:sz w:val="18"/>
+                <w:szCs w:val="18"/>
+                <w:lang w:eastAsia="zh-CN"/>
+              </w:rPr>
+              <w:t xml:space="preserve"> ' ~ </w:t>
+            </w:r>
+            <w:r>
+              <w:rPr>
+                <w:rFonts w:hint="eastAsia" w:ascii="Times New Roman" w:hAnsi="Times New Roman" w:eastAsia="微软雅黑" w:cs="Times New Roman"/>
+                <w:bCs/>
+                <w:sz w:val="18"/>
+                <w:szCs w:val="18"/>
+                <w:lang w:val="en-US" w:eastAsia="zh-CN"/>
+              </w:rPr>
+              <w:t>tdd.ori_variant</w:t>
+            </w:r>
+            <w:r>
+              <w:rPr>
+                <w:rFonts w:hint="eastAsia" w:ascii="Times New Roman" w:hAnsi="Times New Roman" w:eastAsia="微软雅黑" w:cs="Times New Roman"/>
+                <w:bCs/>
+                <w:sz w:val="18"/>
+                <w:szCs w:val="18"/>
+                <w:lang w:eastAsia="zh-CN"/>
+              </w:rPr>
+              <w:t>.split(' ')[3].split('p.')[1] }}</w:t>
             </w:r>
           </w:p>
         </w:tc>
@@ -8407,45 +8491,67 @@
     </w:tbl>
     <w:p>
       <w:pPr>
-        <w:pStyle w:val="15"/>
+        <w:spacing w:line="400" w:lineRule="exact"/>
+        <w:jc w:val="both"/>
+        <w:rPr>
+          <w:rFonts w:ascii="Times New Roman" w:hAnsi="Times New Roman" w:eastAsia="微软雅黑" w:cs="微软雅黑"/>
+          <w:kern w:val="2"/>
+          <w:sz w:val="24"/>
+          <w:szCs w:val="24"/>
+          <w:lang w:eastAsia="zh-CN"/>
+        </w:rPr>
+      </w:pPr>
+      <w:r>
+        <w:rPr>
+          <w:rFonts w:hint="default" w:ascii="Times New Roman" w:hAnsi="Times New Roman" w:cs="Times New Roman"/>
+          <w:sz w:val="24"/>
+          <w:szCs w:val="24"/>
+          <w:lang w:eastAsia="zh-CN"/>
+        </w:rPr>
+        <w:br w:type="page"/>
+      </w:r>
+    </w:p>
+    <w:p>
+      <w:pPr>
         <w:widowControl/>
         <w:spacing w:line="360" w:lineRule="auto"/>
+        <w:jc w:val="both"/>
         <w:rPr>
           <w:rFonts w:hint="eastAsia" w:ascii="Times New Roman" w:hAnsi="Times New Roman" w:eastAsia="微软雅黑" w:cs="Times New Roman"/>
           <w:b/>
           <w:bCs/>
-          <w:lang w:eastAsia="zh-CN"/>
+          <w:kern w:val="2"/>
+          <w:sz w:val="24"/>
+          <w:szCs w:val="24"/>
+          <w:lang w:val="en-US" w:eastAsia="zh-CN" w:bidi="ar-SA"/>
         </w:rPr>
       </w:pPr>
-      <w:r>
-        <w:rPr>
-          <w:rFonts w:hint="default" w:ascii="Times New Roman" w:hAnsi="Times New Roman" w:cs="Times New Roman"/>
-          <w:sz w:val="24"/>
-          <w:szCs w:val="24"/>
-          <w:lang w:eastAsia="zh-CN"/>
-        </w:rPr>
-        <w:br w:type="page"/>
-      </w:r>
       <w:r>
         <w:rPr>
           <w:rFonts w:hint="eastAsia" w:ascii="Times New Roman" w:hAnsi="Times New Roman" w:eastAsia="微软雅黑" w:cs="Times New Roman"/>
           <w:b/>
           <w:bCs/>
-          <w:lang w:eastAsia="zh-CN"/>
+          <w:kern w:val="2"/>
+          <w:sz w:val="24"/>
+          <w:szCs w:val="24"/>
+          <w:lang w:val="en-US" w:eastAsia="zh-CN" w:bidi="ar-SA"/>
         </w:rPr>
         <w:t>广州诺禾医学检验实验室</w:t>
       </w:r>
     </w:p>
     <w:p>
       <w:pPr>
-        <w:pStyle w:val="15"/>
         <w:widowControl/>
         <w:spacing w:line="360" w:lineRule="auto"/>
+        <w:jc w:val="both"/>
         <w:rPr>
           <w:rFonts w:hint="eastAsia" w:ascii="Times New Roman" w:hAnsi="Times New Roman" w:eastAsia="微软雅黑" w:cs="Times New Roman"/>
           <w:b w:val="0"/>
           <w:bCs w:val="0"/>
-          <w:lang w:eastAsia="zh-CN"/>
+          <w:kern w:val="2"/>
+          <w:sz w:val="24"/>
+          <w:szCs w:val="24"/>
+          <w:lang w:val="en-US" w:eastAsia="zh-CN" w:bidi="ar-SA"/>
         </w:rPr>
       </w:pPr>
       <w:r>
@@ -8453,34 +8559,43 @@
           <w:rFonts w:hint="eastAsia" w:ascii="Times New Roman" w:hAnsi="Times New Roman" w:eastAsia="微软雅黑" w:cs="Times New Roman"/>
           <w:b w:val="0"/>
           <w:bCs w:val="0"/>
-          <w:lang w:eastAsia="zh-CN"/>
+          <w:kern w:val="2"/>
+          <w:sz w:val="24"/>
+          <w:szCs w:val="24"/>
+          <w:lang w:val="en-US" w:eastAsia="zh-CN" w:bidi="ar-SA"/>
         </w:rPr>
         <w:t>广州市黄浦区开源大道11号C6栋702室</w:t>
       </w:r>
     </w:p>
     <w:p>
       <w:pPr>
-        <w:pStyle w:val="15"/>
         <w:widowControl/>
         <w:spacing w:line="360" w:lineRule="auto"/>
+        <w:jc w:val="both"/>
         <w:rPr>
           <w:rFonts w:hint="eastAsia" w:ascii="Times New Roman" w:hAnsi="Times New Roman" w:eastAsia="微软雅黑" w:cs="Times New Roman"/>
           <w:b/>
           <w:bCs/>
-          <w:lang w:eastAsia="zh-CN"/>
+          <w:kern w:val="2"/>
+          <w:sz w:val="24"/>
+          <w:szCs w:val="24"/>
+          <w:lang w:val="en-US" w:eastAsia="zh-CN" w:bidi="ar-SA"/>
         </w:rPr>
       </w:pPr>
     </w:p>
     <w:p>
       <w:pPr>
-        <w:pStyle w:val="15"/>
         <w:widowControl/>
         <w:spacing w:line="360" w:lineRule="auto"/>
+        <w:jc w:val="both"/>
         <w:rPr>
           <w:rFonts w:hint="eastAsia" w:ascii="Times New Roman" w:hAnsi="Times New Roman" w:eastAsia="微软雅黑" w:cs="Times New Roman"/>
           <w:b/>
           <w:bCs/>
-          <w:lang w:eastAsia="zh-CN"/>
+          <w:kern w:val="2"/>
+          <w:sz w:val="24"/>
+          <w:szCs w:val="24"/>
+          <w:lang w:val="en-US" w:eastAsia="zh-CN" w:bidi="ar-SA"/>
         </w:rPr>
       </w:pPr>
       <w:r>
@@ -8488,21 +8603,27 @@
           <w:rFonts w:hint="eastAsia" w:ascii="Times New Roman" w:hAnsi="Times New Roman" w:eastAsia="微软雅黑" w:cs="Times New Roman"/>
           <w:b/>
           <w:bCs/>
-          <w:lang w:eastAsia="zh-CN"/>
+          <w:kern w:val="2"/>
+          <w:sz w:val="24"/>
+          <w:szCs w:val="24"/>
+          <w:lang w:val="en-US" w:eastAsia="zh-CN" w:bidi="ar-SA"/>
         </w:rPr>
         <w:t>上海诺禾医学检验实验室</w:t>
       </w:r>
     </w:p>
     <w:p>
       <w:pPr>
-        <w:pStyle w:val="15"/>
         <w:widowControl/>
         <w:spacing w:line="360" w:lineRule="auto"/>
+        <w:jc w:val="both"/>
         <w:rPr>
           <w:rFonts w:hint="eastAsia" w:ascii="Times New Roman" w:hAnsi="Times New Roman" w:eastAsia="微软雅黑" w:cs="Times New Roman"/>
           <w:b w:val="0"/>
           <w:bCs w:val="0"/>
-          <w:lang w:eastAsia="zh-CN"/>
+          <w:kern w:val="2"/>
+          <w:sz w:val="24"/>
+          <w:szCs w:val="24"/>
+          <w:lang w:val="en-US" w:eastAsia="zh-CN" w:bidi="ar-SA"/>
         </w:rPr>
       </w:pPr>
       <w:r>
@@ -8510,34 +8631,43 @@
           <w:rFonts w:hint="eastAsia" w:ascii="Times New Roman" w:hAnsi="Times New Roman" w:eastAsia="微软雅黑" w:cs="Times New Roman"/>
           <w:b w:val="0"/>
           <w:bCs w:val="0"/>
-          <w:lang w:eastAsia="zh-CN"/>
+          <w:kern w:val="2"/>
+          <w:sz w:val="24"/>
+          <w:szCs w:val="24"/>
+          <w:lang w:val="en-US" w:eastAsia="zh-CN" w:bidi="ar-SA"/>
         </w:rPr>
         <w:t>上海市闵行区绿洲环路396弄9号201室</w:t>
       </w:r>
     </w:p>
     <w:p>
       <w:pPr>
-        <w:pStyle w:val="15"/>
         <w:widowControl/>
         <w:spacing w:line="360" w:lineRule="auto"/>
+        <w:jc w:val="both"/>
         <w:rPr>
           <w:rFonts w:hint="eastAsia" w:ascii="Times New Roman" w:hAnsi="Times New Roman" w:eastAsia="微软雅黑" w:cs="Times New Roman"/>
           <w:b/>
           <w:bCs/>
-          <w:lang w:eastAsia="zh-CN"/>
+          <w:kern w:val="2"/>
+          <w:sz w:val="24"/>
+          <w:szCs w:val="24"/>
+          <w:lang w:val="en-US" w:eastAsia="zh-CN" w:bidi="ar-SA"/>
         </w:rPr>
       </w:pPr>
     </w:p>
     <w:p>
       <w:pPr>
-        <w:pStyle w:val="15"/>
         <w:widowControl/>
         <w:spacing w:line="360" w:lineRule="auto"/>
+        <w:jc w:val="both"/>
         <w:rPr>
           <w:rFonts w:hint="eastAsia" w:ascii="Times New Roman" w:hAnsi="Times New Roman" w:eastAsia="微软雅黑" w:cs="Times New Roman"/>
           <w:b/>
           <w:bCs/>
-          <w:lang w:eastAsia="zh-CN"/>
+          <w:kern w:val="2"/>
+          <w:sz w:val="24"/>
+          <w:szCs w:val="24"/>
+          <w:lang w:val="en-US" w:eastAsia="zh-CN" w:bidi="ar-SA"/>
         </w:rPr>
       </w:pPr>
       <w:r>
@@ -8545,21 +8675,27 @@
           <w:rFonts w:hint="eastAsia" w:ascii="Times New Roman" w:hAnsi="Times New Roman" w:eastAsia="微软雅黑" w:cs="Times New Roman"/>
           <w:b/>
           <w:bCs/>
-          <w:lang w:eastAsia="zh-CN"/>
+          <w:kern w:val="2"/>
+          <w:sz w:val="24"/>
+          <w:szCs w:val="24"/>
+          <w:lang w:val="en-US" w:eastAsia="zh-CN" w:bidi="ar-SA"/>
         </w:rPr>
         <w:t>天津诺禾医学检验实验室</w:t>
       </w:r>
     </w:p>
     <w:p>
       <w:pPr>
-        <w:pStyle w:val="15"/>
         <w:widowControl/>
         <w:spacing w:line="360" w:lineRule="auto"/>
+        <w:jc w:val="both"/>
         <w:rPr>
           <w:rFonts w:hint="eastAsia" w:ascii="Times New Roman" w:hAnsi="Times New Roman" w:eastAsia="微软雅黑" w:cs="Times New Roman"/>
           <w:b w:val="0"/>
           <w:bCs w:val="0"/>
-          <w:lang w:eastAsia="zh-CN"/>
+          <w:kern w:val="2"/>
+          <w:sz w:val="24"/>
+          <w:szCs w:val="24"/>
+          <w:lang w:val="en-US" w:eastAsia="zh-CN" w:bidi="ar-SA"/>
         </w:rPr>
       </w:pPr>
       <w:r>
@@ -8567,31 +8703,41 @@
           <w:rFonts w:hint="eastAsia" w:ascii="Times New Roman" w:hAnsi="Times New Roman" w:eastAsia="微软雅黑" w:cs="Times New Roman"/>
           <w:b w:val="0"/>
           <w:bCs w:val="0"/>
-          <w:lang w:eastAsia="zh-CN"/>
+          <w:kern w:val="2"/>
+          <w:sz w:val="24"/>
+          <w:szCs w:val="24"/>
+          <w:lang w:val="en-US" w:eastAsia="zh-CN" w:bidi="ar-SA"/>
         </w:rPr>
         <w:t>天津市武清区创业总部基地B07</w:t>
       </w:r>
     </w:p>
     <w:p>
       <w:pPr>
-        <w:pStyle w:val="15"/>
         <w:widowControl/>
+        <w:jc w:val="both"/>
         <w:rPr>
           <w:rFonts w:hint="eastAsia" w:ascii="Times New Roman" w:hAnsi="Times New Roman" w:eastAsia="微软雅黑" w:cs="Times New Roman"/>
           <w:b/>
           <w:bCs/>
-          <w:lang w:eastAsia="zh-CN"/>
+          <w:kern w:val="2"/>
+          <w:sz w:val="24"/>
+          <w:szCs w:val="24"/>
+          <w:lang w:val="en-US" w:eastAsia="zh-CN" w:bidi="ar-SA"/>
         </w:rPr>
       </w:pPr>
     </w:p>
     <w:p>
       <w:pPr>
-        <w:pStyle w:val="15"/>
         <w:widowControl/>
-        <w:rPr>
-          <w:rFonts w:ascii="Times New Roman" w:hAnsi="Times New Roman" w:eastAsia="等线"/>
+        <w:jc w:val="both"/>
+        <w:rPr>
+          <w:rFonts w:ascii="Times New Roman" w:hAnsi="Times New Roman" w:eastAsia="等线" w:cstheme="minorBidi"/>
           <w:b w:val="0"/>
           <w:bCs w:val="0"/>
+          <w:kern w:val="2"/>
+          <w:sz w:val="24"/>
+          <w:szCs w:val="24"/>
+          <w:lang w:val="en-US" w:eastAsia="zh-CN" w:bidi="ar-SA"/>
         </w:rPr>
       </w:pPr>
       <w:r>
@@ -8599,240 +8745,338 @@
           <w:rFonts w:hint="eastAsia" w:ascii="Times New Roman" w:hAnsi="Times New Roman" w:eastAsia="微软雅黑" w:cs="Times New Roman"/>
           <w:b w:val="0"/>
           <w:bCs w:val="0"/>
-          <w:lang w:eastAsia="zh-CN"/>
+          <w:kern w:val="2"/>
+          <w:sz w:val="24"/>
+          <w:szCs w:val="24"/>
+          <w:lang w:val="en-US" w:eastAsia="zh-CN" w:bidi="ar-SA"/>
         </w:rPr>
         <w:t>T.020-32038634</w:t>
       </w:r>
     </w:p>
     <w:p>
       <w:pPr>
-        <w:pStyle w:val="15"/>
         <w:widowControl/>
-        <w:rPr>
-          <w:rFonts w:ascii="Times New Roman" w:hAnsi="Times New Roman" w:eastAsia="等线"/>
+        <w:jc w:val="both"/>
+        <w:rPr>
+          <w:rFonts w:ascii="Times New Roman" w:hAnsi="Times New Roman" w:eastAsia="等线" w:cstheme="minorBidi"/>
+          <w:kern w:val="2"/>
+          <w:sz w:val="24"/>
+          <w:szCs w:val="24"/>
+          <w:lang w:val="en-US" w:eastAsia="zh-CN" w:bidi="ar-SA"/>
         </w:rPr>
       </w:pPr>
     </w:p>
     <w:p>
       <w:pPr>
-        <w:pStyle w:val="15"/>
         <w:widowControl/>
-        <w:rPr>
-          <w:rFonts w:ascii="Times New Roman" w:hAnsi="Times New Roman" w:eastAsia="等线"/>
+        <w:jc w:val="both"/>
+        <w:rPr>
+          <w:rFonts w:ascii="Times New Roman" w:hAnsi="Times New Roman" w:eastAsia="等线" w:cstheme="minorBidi"/>
           <w:b/>
           <w:bCs/>
           <w:color w:val="61964C"/>
+          <w:kern w:val="2"/>
           <w:sz w:val="28"/>
           <w:szCs w:val="28"/>
+          <w:lang w:val="en-US" w:eastAsia="zh-CN" w:bidi="ar-SA"/>
         </w:rPr>
       </w:pPr>
     </w:p>
     <w:p>
       <w:pPr>
-        <w:pStyle w:val="15"/>
         <w:widowControl/>
-        <w:rPr>
-          <w:rFonts w:ascii="Times New Roman" w:hAnsi="Times New Roman" w:eastAsia="等线"/>
+        <w:jc w:val="both"/>
+        <w:rPr>
+          <w:rFonts w:ascii="Times New Roman" w:hAnsi="Times New Roman" w:eastAsia="等线" w:cstheme="minorBidi"/>
+          <w:kern w:val="2"/>
+          <w:sz w:val="24"/>
+          <w:szCs w:val="24"/>
+          <w:lang w:val="en-US" w:eastAsia="zh-CN" w:bidi="ar-SA"/>
         </w:rPr>
       </w:pPr>
     </w:p>
     <w:p>
       <w:pPr>
-        <w:pStyle w:val="15"/>
         <w:widowControl/>
-        <w:rPr>
-          <w:rFonts w:ascii="Times New Roman" w:hAnsi="Times New Roman" w:eastAsia="等线"/>
+        <w:jc w:val="both"/>
+        <w:rPr>
+          <w:rFonts w:ascii="Times New Roman" w:hAnsi="Times New Roman" w:eastAsia="等线" w:cstheme="minorBidi"/>
+          <w:kern w:val="2"/>
+          <w:sz w:val="24"/>
+          <w:szCs w:val="24"/>
+          <w:lang w:val="en-US" w:eastAsia="zh-CN" w:bidi="ar-SA"/>
         </w:rPr>
       </w:pPr>
     </w:p>
     <w:p>
       <w:pPr>
-        <w:pStyle w:val="15"/>
         <w:widowControl/>
-        <w:rPr>
-          <w:rFonts w:ascii="Times New Roman" w:hAnsi="Times New Roman" w:eastAsia="等线"/>
+        <w:jc w:val="both"/>
+        <w:rPr>
+          <w:rFonts w:ascii="Times New Roman" w:hAnsi="Times New Roman" w:eastAsia="等线" w:cstheme="minorBidi"/>
+          <w:kern w:val="2"/>
+          <w:sz w:val="24"/>
+          <w:szCs w:val="24"/>
+          <w:lang w:val="en-US" w:eastAsia="zh-CN" w:bidi="ar-SA"/>
         </w:rPr>
       </w:pPr>
     </w:p>
     <w:p>
       <w:pPr>
-        <w:pStyle w:val="15"/>
         <w:widowControl/>
-        <w:rPr>
-          <w:rFonts w:ascii="Times New Roman" w:hAnsi="Times New Roman" w:eastAsia="等线"/>
+        <w:jc w:val="both"/>
+        <w:rPr>
+          <w:rFonts w:ascii="Times New Roman" w:hAnsi="Times New Roman" w:eastAsia="等线" w:cstheme="minorBidi"/>
+          <w:kern w:val="2"/>
+          <w:sz w:val="24"/>
+          <w:szCs w:val="24"/>
+          <w:lang w:val="en-US" w:eastAsia="zh-CN" w:bidi="ar-SA"/>
         </w:rPr>
       </w:pPr>
     </w:p>
     <w:p>
       <w:pPr>
-        <w:pStyle w:val="15"/>
         <w:widowControl/>
-        <w:rPr>
-          <w:rFonts w:ascii="Times New Roman" w:hAnsi="Times New Roman" w:eastAsia="等线"/>
+        <w:jc w:val="both"/>
+        <w:rPr>
+          <w:rFonts w:ascii="Times New Roman" w:hAnsi="Times New Roman" w:eastAsia="等线" w:cstheme="minorBidi"/>
+          <w:kern w:val="2"/>
+          <w:sz w:val="24"/>
+          <w:szCs w:val="24"/>
+          <w:lang w:val="en-US" w:eastAsia="zh-CN" w:bidi="ar-SA"/>
         </w:rPr>
       </w:pPr>
     </w:p>
     <w:p>
       <w:pPr>
-        <w:pStyle w:val="15"/>
         <w:widowControl/>
-        <w:rPr>
-          <w:rFonts w:ascii="Times New Roman" w:hAnsi="Times New Roman" w:eastAsia="等线"/>
+        <w:jc w:val="both"/>
+        <w:rPr>
+          <w:rFonts w:ascii="Times New Roman" w:hAnsi="Times New Roman" w:eastAsia="等线" w:cstheme="minorBidi"/>
+          <w:kern w:val="2"/>
+          <w:sz w:val="24"/>
+          <w:szCs w:val="24"/>
+          <w:lang w:val="en-US" w:eastAsia="zh-CN" w:bidi="ar-SA"/>
         </w:rPr>
       </w:pPr>
     </w:p>
     <w:p>
       <w:pPr>
-        <w:pStyle w:val="15"/>
         <w:widowControl/>
-        <w:rPr>
-          <w:rFonts w:ascii="Times New Roman" w:hAnsi="Times New Roman" w:eastAsia="等线"/>
+        <w:jc w:val="both"/>
+        <w:rPr>
+          <w:rFonts w:ascii="Times New Roman" w:hAnsi="Times New Roman" w:eastAsia="等线" w:cstheme="minorBidi"/>
+          <w:kern w:val="2"/>
+          <w:sz w:val="24"/>
+          <w:szCs w:val="24"/>
+          <w:lang w:val="en-US" w:eastAsia="zh-CN" w:bidi="ar-SA"/>
         </w:rPr>
       </w:pPr>
     </w:p>
     <w:p>
       <w:pPr>
-        <w:pStyle w:val="15"/>
         <w:widowControl/>
-        <w:rPr>
-          <w:rFonts w:ascii="Times New Roman" w:hAnsi="Times New Roman" w:eastAsia="等线"/>
+        <w:jc w:val="both"/>
+        <w:rPr>
+          <w:rFonts w:ascii="Times New Roman" w:hAnsi="Times New Roman" w:eastAsia="等线" w:cstheme="minorBidi"/>
+          <w:kern w:val="2"/>
+          <w:sz w:val="24"/>
+          <w:szCs w:val="24"/>
+          <w:lang w:val="en-US" w:eastAsia="zh-CN" w:bidi="ar-SA"/>
         </w:rPr>
       </w:pPr>
     </w:p>
     <w:p>
       <w:pPr>
-        <w:pStyle w:val="15"/>
         <w:widowControl/>
-        <w:rPr>
-          <w:rFonts w:ascii="Times New Roman" w:hAnsi="Times New Roman" w:eastAsia="等线"/>
+        <w:jc w:val="both"/>
+        <w:rPr>
+          <w:rFonts w:ascii="Times New Roman" w:hAnsi="Times New Roman" w:eastAsia="等线" w:cstheme="minorBidi"/>
+          <w:kern w:val="2"/>
+          <w:sz w:val="24"/>
+          <w:szCs w:val="24"/>
+          <w:lang w:val="en-US" w:eastAsia="zh-CN" w:bidi="ar-SA"/>
         </w:rPr>
       </w:pPr>
     </w:p>
     <w:p>
       <w:pPr>
-        <w:pStyle w:val="15"/>
         <w:widowControl/>
-        <w:rPr>
-          <w:rFonts w:ascii="Times New Roman" w:hAnsi="Times New Roman" w:eastAsia="等线"/>
+        <w:jc w:val="both"/>
+        <w:rPr>
+          <w:rFonts w:ascii="Times New Roman" w:hAnsi="Times New Roman" w:eastAsia="等线" w:cstheme="minorBidi"/>
+          <w:kern w:val="2"/>
+          <w:sz w:val="24"/>
+          <w:szCs w:val="24"/>
+          <w:lang w:val="en-US" w:eastAsia="zh-CN" w:bidi="ar-SA"/>
         </w:rPr>
       </w:pPr>
     </w:p>
     <w:p>
       <w:pPr>
-        <w:pStyle w:val="15"/>
         <w:widowControl/>
-        <w:rPr>
-          <w:rFonts w:ascii="Times New Roman" w:hAnsi="Times New Roman" w:eastAsia="等线"/>
+        <w:jc w:val="both"/>
+        <w:rPr>
+          <w:rFonts w:ascii="Times New Roman" w:hAnsi="Times New Roman" w:eastAsia="等线" w:cstheme="minorBidi"/>
+          <w:kern w:val="2"/>
+          <w:sz w:val="24"/>
+          <w:szCs w:val="24"/>
+          <w:lang w:val="en-US" w:eastAsia="zh-CN" w:bidi="ar-SA"/>
         </w:rPr>
       </w:pPr>
     </w:p>
     <w:p>
       <w:pPr>
-        <w:pStyle w:val="15"/>
         <w:widowControl/>
-        <w:rPr>
-          <w:rFonts w:ascii="Times New Roman" w:hAnsi="Times New Roman" w:eastAsia="等线"/>
+        <w:jc w:val="both"/>
+        <w:rPr>
+          <w:rFonts w:ascii="Times New Roman" w:hAnsi="Times New Roman" w:eastAsia="等线" w:cstheme="minorBidi"/>
+          <w:kern w:val="2"/>
+          <w:sz w:val="24"/>
+          <w:szCs w:val="24"/>
+          <w:lang w:val="en-US" w:eastAsia="zh-CN" w:bidi="ar-SA"/>
         </w:rPr>
       </w:pPr>
     </w:p>
     <w:p>
       <w:pPr>
-        <w:pStyle w:val="15"/>
         <w:widowControl/>
-        <w:rPr>
-          <w:rFonts w:ascii="Times New Roman" w:hAnsi="Times New Roman" w:eastAsia="等线"/>
+        <w:jc w:val="both"/>
+        <w:rPr>
+          <w:rFonts w:ascii="Times New Roman" w:hAnsi="Times New Roman" w:eastAsia="等线" w:cstheme="minorBidi"/>
+          <w:kern w:val="2"/>
+          <w:sz w:val="24"/>
+          <w:szCs w:val="24"/>
+          <w:lang w:val="en-US" w:eastAsia="zh-CN" w:bidi="ar-SA"/>
         </w:rPr>
       </w:pPr>
     </w:p>
     <w:p>
       <w:pPr>
-        <w:pStyle w:val="15"/>
         <w:widowControl/>
-        <w:rPr>
-          <w:rFonts w:ascii="Times New Roman" w:hAnsi="Times New Roman" w:eastAsia="等线"/>
+        <w:jc w:val="both"/>
+        <w:rPr>
+          <w:rFonts w:ascii="Times New Roman" w:hAnsi="Times New Roman" w:eastAsia="等线" w:cstheme="minorBidi"/>
+          <w:kern w:val="2"/>
+          <w:sz w:val="24"/>
+          <w:szCs w:val="24"/>
+          <w:lang w:val="en-US" w:eastAsia="zh-CN" w:bidi="ar-SA"/>
         </w:rPr>
       </w:pPr>
     </w:p>
     <w:p>
       <w:pPr>
-        <w:pStyle w:val="15"/>
         <w:widowControl/>
-        <w:rPr>
-          <w:rFonts w:ascii="Times New Roman" w:hAnsi="Times New Roman" w:eastAsia="等线"/>
+        <w:jc w:val="both"/>
+        <w:rPr>
+          <w:rFonts w:ascii="Times New Roman" w:hAnsi="Times New Roman" w:eastAsia="等线" w:cstheme="minorBidi"/>
+          <w:kern w:val="2"/>
+          <w:sz w:val="24"/>
+          <w:szCs w:val="24"/>
+          <w:lang w:val="en-US" w:eastAsia="zh-CN" w:bidi="ar-SA"/>
         </w:rPr>
       </w:pPr>
     </w:p>
     <w:p>
       <w:pPr>
-        <w:pStyle w:val="15"/>
         <w:widowControl/>
-        <w:rPr>
-          <w:rFonts w:ascii="Times New Roman" w:hAnsi="Times New Roman" w:eastAsia="等线"/>
+        <w:jc w:val="both"/>
+        <w:rPr>
+          <w:rFonts w:ascii="Times New Roman" w:hAnsi="Times New Roman" w:eastAsia="等线" w:cstheme="minorBidi"/>
+          <w:kern w:val="2"/>
+          <w:sz w:val="24"/>
+          <w:szCs w:val="24"/>
+          <w:lang w:val="en-US" w:eastAsia="zh-CN" w:bidi="ar-SA"/>
         </w:rPr>
       </w:pPr>
     </w:p>
     <w:p>
       <w:pPr>
-        <w:pStyle w:val="15"/>
         <w:widowControl/>
-        <w:rPr>
-          <w:rFonts w:ascii="Times New Roman" w:hAnsi="Times New Roman" w:eastAsia="等线"/>
+        <w:jc w:val="both"/>
+        <w:rPr>
+          <w:rFonts w:ascii="Times New Roman" w:hAnsi="Times New Roman" w:eastAsia="等线" w:cstheme="minorBidi"/>
+          <w:kern w:val="2"/>
+          <w:sz w:val="24"/>
+          <w:szCs w:val="24"/>
+          <w:lang w:val="en-US" w:eastAsia="zh-CN" w:bidi="ar-SA"/>
         </w:rPr>
       </w:pPr>
     </w:p>
     <w:p>
       <w:pPr>
-        <w:pStyle w:val="15"/>
         <w:widowControl/>
-        <w:rPr>
-          <w:rFonts w:ascii="Times New Roman" w:hAnsi="Times New Roman" w:eastAsia="等线"/>
+        <w:jc w:val="both"/>
+        <w:rPr>
+          <w:rFonts w:ascii="Times New Roman" w:hAnsi="Times New Roman" w:eastAsia="等线" w:cstheme="minorBidi"/>
+          <w:kern w:val="2"/>
+          <w:sz w:val="24"/>
+          <w:szCs w:val="24"/>
+          <w:lang w:val="en-US" w:eastAsia="zh-CN" w:bidi="ar-SA"/>
         </w:rPr>
       </w:pPr>
     </w:p>
     <w:p>
       <w:pPr>
-        <w:pStyle w:val="15"/>
         <w:widowControl/>
-        <w:rPr>
-          <w:rFonts w:ascii="Times New Roman" w:hAnsi="Times New Roman" w:eastAsia="等线"/>
+        <w:jc w:val="both"/>
+        <w:rPr>
+          <w:rFonts w:ascii="Times New Roman" w:hAnsi="Times New Roman" w:eastAsia="等线" w:cstheme="minorBidi"/>
+          <w:kern w:val="2"/>
+          <w:sz w:val="24"/>
+          <w:szCs w:val="24"/>
+          <w:lang w:val="en-US" w:eastAsia="zh-CN" w:bidi="ar-SA"/>
         </w:rPr>
       </w:pPr>
     </w:p>
     <w:p>
       <w:pPr>
-        <w:pStyle w:val="15"/>
         <w:widowControl/>
-        <w:rPr>
-          <w:rFonts w:ascii="Times New Roman" w:hAnsi="Times New Roman" w:eastAsia="等线"/>
+        <w:jc w:val="both"/>
+        <w:rPr>
+          <w:rFonts w:ascii="Times New Roman" w:hAnsi="Times New Roman" w:eastAsia="等线" w:cstheme="minorBidi"/>
+          <w:kern w:val="2"/>
+          <w:sz w:val="24"/>
+          <w:szCs w:val="24"/>
+          <w:lang w:val="en-US" w:eastAsia="zh-CN" w:bidi="ar-SA"/>
         </w:rPr>
       </w:pPr>
     </w:p>
     <w:p>
       <w:pPr>
-        <w:pStyle w:val="15"/>
         <w:widowControl/>
-        <w:rPr>
-          <w:rFonts w:ascii="Times New Roman" w:hAnsi="Times New Roman" w:eastAsia="等线"/>
+        <w:jc w:val="both"/>
+        <w:rPr>
+          <w:rFonts w:ascii="Times New Roman" w:hAnsi="Times New Roman" w:eastAsia="等线" w:cstheme="minorBidi"/>
+          <w:kern w:val="2"/>
+          <w:sz w:val="24"/>
+          <w:szCs w:val="24"/>
+          <w:lang w:val="en-US" w:eastAsia="zh-CN" w:bidi="ar-SA"/>
         </w:rPr>
       </w:pPr>
     </w:p>
     <w:p>
       <w:pPr>
-        <w:pStyle w:val="15"/>
         <w:widowControl/>
-        <w:rPr>
-          <w:rFonts w:ascii="Times New Roman" w:hAnsi="Times New Roman" w:eastAsia="等线"/>
-          <w:lang w:eastAsia="zh-CN"/>
+        <w:jc w:val="both"/>
+        <w:rPr>
+          <w:rFonts w:ascii="Times New Roman" w:hAnsi="Times New Roman" w:eastAsia="等线" w:cstheme="minorBidi"/>
+          <w:kern w:val="2"/>
+          <w:sz w:val="24"/>
+          <w:szCs w:val="24"/>
+          <w:lang w:val="en-US" w:eastAsia="zh-CN" w:bidi="ar-SA"/>
         </w:rPr>
       </w:pPr>
       <w:r>
         <w:rPr>
           <w:rFonts w:ascii="宋体" w:hAnsi="宋体" w:eastAsia="宋体" w:cs="宋体"/>
-          <w:sz w:val="24"/>
-          <w:szCs w:val="24"/>
+          <w:kern w:val="2"/>
+          <w:sz w:val="24"/>
+          <w:szCs w:val="24"/>
+          <w:lang w:val="en-US" w:eastAsia="zh-CN" w:bidi="ar-SA"/>
         </w:rPr>
         <w:drawing>
-          <wp:anchor distT="0" distB="0" distL="114935" distR="114935" simplePos="0" relativeHeight="251665408" behindDoc="0" locked="0" layoutInCell="1" allowOverlap="1">
+          <wp:anchor distT="0" distB="0" distL="114935" distR="114935" simplePos="0" relativeHeight="251666432" behindDoc="0" locked="0" layoutInCell="1" allowOverlap="1">
             <wp:simplePos x="0" y="0"/>
             <wp:positionH relativeFrom="column">
               <wp:posOffset>28575</wp:posOffset>
@@ -8884,11 +9128,13 @@
       <w:r>
         <w:rPr>
           <w:rFonts w:ascii="宋体" w:hAnsi="宋体" w:eastAsia="宋体" w:cs="宋体"/>
-          <w:sz w:val="24"/>
-          <w:szCs w:val="24"/>
+          <w:kern w:val="2"/>
+          <w:sz w:val="24"/>
+          <w:szCs w:val="24"/>
+          <w:lang w:val="en-US" w:eastAsia="zh-CN" w:bidi="ar-SA"/>
         </w:rPr>
         <w:drawing>
-          <wp:anchor distT="0" distB="0" distL="114935" distR="114935" simplePos="0" relativeHeight="251666432" behindDoc="0" locked="0" layoutInCell="1" allowOverlap="1">
+          <wp:anchor distT="0" distB="0" distL="114935" distR="114935" simplePos="0" relativeHeight="251667456" behindDoc="0" locked="0" layoutInCell="1" allowOverlap="1">
             <wp:simplePos x="0" y="0"/>
             <wp:positionH relativeFrom="column">
               <wp:posOffset>723900</wp:posOffset>
@@ -8939,93 +9185,127 @@
       </w:r>
       <w:r>
         <w:rPr>
-          <w:rFonts w:hint="eastAsia" w:ascii="Times New Roman" w:hAnsi="Times New Roman" w:eastAsia="等线"/>
+          <w:rFonts w:hint="eastAsia" w:ascii="Times New Roman" w:hAnsi="Times New Roman" w:eastAsia="等线" w:cstheme="minorBidi"/>
+          <w:kern w:val="2"/>
           <w:sz w:val="22"/>
-          <w:lang w:val="en-US" w:eastAsia="zh-CN"/>
+          <w:szCs w:val="24"/>
+          <w:lang w:val="en-US" w:eastAsia="zh-CN" w:bidi="ar-SA"/>
         </w:rPr>
         <w:t>、</w:t>
       </w:r>
       <w:r>
         <w:rPr>
-          <w:rFonts w:hint="eastAsia" w:ascii="Times New Roman" w:hAnsi="Times New Roman" w:eastAsia="等线"/>
-          <w:lang w:eastAsia="zh-CN"/>
+          <w:rFonts w:hint="eastAsia" w:ascii="Times New Roman" w:hAnsi="Times New Roman" w:eastAsia="等线" w:cstheme="minorBidi"/>
+          <w:kern w:val="2"/>
+          <w:sz w:val="24"/>
+          <w:szCs w:val="24"/>
+          <w:lang w:val="en-US" w:eastAsia="zh-CN" w:bidi="ar-SA"/>
         </w:rPr>
         <w:tab/>
       </w:r>
       <w:r>
         <w:rPr>
-          <w:rFonts w:hint="eastAsia" w:ascii="Times New Roman" w:hAnsi="Times New Roman" w:eastAsia="等线"/>
-          <w:lang w:eastAsia="zh-CN"/>
+          <w:rFonts w:hint="eastAsia" w:ascii="Times New Roman" w:hAnsi="Times New Roman" w:eastAsia="等线" w:cstheme="minorBidi"/>
+          <w:kern w:val="2"/>
+          <w:sz w:val="24"/>
+          <w:szCs w:val="24"/>
+          <w:lang w:val="en-US" w:eastAsia="zh-CN" w:bidi="ar-SA"/>
         </w:rPr>
         <w:tab/>
       </w:r>
       <w:r>
         <w:rPr>
-          <w:rFonts w:hint="eastAsia" w:ascii="Times New Roman" w:hAnsi="Times New Roman" w:eastAsia="等线"/>
-          <w:lang w:eastAsia="zh-CN"/>
+          <w:rFonts w:hint="eastAsia" w:ascii="Times New Roman" w:hAnsi="Times New Roman" w:eastAsia="等线" w:cstheme="minorBidi"/>
+          <w:kern w:val="2"/>
+          <w:sz w:val="24"/>
+          <w:szCs w:val="24"/>
+          <w:lang w:val="en-US" w:eastAsia="zh-CN" w:bidi="ar-SA"/>
         </w:rPr>
         <w:tab/>
       </w:r>
       <w:r>
         <w:rPr>
-          <w:rFonts w:hint="eastAsia" w:ascii="Times New Roman" w:hAnsi="Times New Roman" w:eastAsia="等线"/>
-          <w:lang w:eastAsia="zh-CN"/>
+          <w:rFonts w:hint="eastAsia" w:ascii="Times New Roman" w:hAnsi="Times New Roman" w:eastAsia="等线" w:cstheme="minorBidi"/>
+          <w:kern w:val="2"/>
+          <w:sz w:val="24"/>
+          <w:szCs w:val="24"/>
+          <w:lang w:val="en-US" w:eastAsia="zh-CN" w:bidi="ar-SA"/>
         </w:rPr>
         <w:tab/>
       </w:r>
       <w:r>
         <w:rPr>
-          <w:rFonts w:hint="eastAsia" w:ascii="Times New Roman" w:hAnsi="Times New Roman" w:eastAsia="等线"/>
-          <w:lang w:eastAsia="zh-CN"/>
+          <w:rFonts w:hint="eastAsia" w:ascii="Times New Roman" w:hAnsi="Times New Roman" w:eastAsia="等线" w:cstheme="minorBidi"/>
+          <w:kern w:val="2"/>
+          <w:sz w:val="24"/>
+          <w:szCs w:val="24"/>
+          <w:lang w:val="en-US" w:eastAsia="zh-CN" w:bidi="ar-SA"/>
         </w:rPr>
         <w:tab/>
       </w:r>
       <w:r>
         <w:rPr>
-          <w:rFonts w:hint="eastAsia" w:ascii="Times New Roman" w:hAnsi="Times New Roman" w:eastAsia="等线"/>
-          <w:lang w:eastAsia="zh-CN"/>
+          <w:rFonts w:hint="eastAsia" w:ascii="Times New Roman" w:hAnsi="Times New Roman" w:eastAsia="等线" w:cstheme="minorBidi"/>
+          <w:kern w:val="2"/>
+          <w:sz w:val="24"/>
+          <w:szCs w:val="24"/>
+          <w:lang w:val="en-US" w:eastAsia="zh-CN" w:bidi="ar-SA"/>
         </w:rPr>
         <w:t xml:space="preserve"> </w:t>
       </w:r>
       <w:r>
         <w:rPr>
-          <w:rFonts w:ascii="Times New Roman" w:hAnsi="Times New Roman" w:eastAsia="等线"/>
-          <w:lang w:eastAsia="zh-CN"/>
+          <w:rFonts w:ascii="Times New Roman" w:hAnsi="Times New Roman" w:eastAsia="等线" w:cstheme="minorBidi"/>
+          <w:kern w:val="2"/>
+          <w:sz w:val="24"/>
+          <w:szCs w:val="24"/>
+          <w:lang w:val="en-US" w:eastAsia="zh-CN" w:bidi="ar-SA"/>
         </w:rPr>
         <w:t>{{ summaryOfRresults.binary | ci(</w:t>
       </w:r>
       <w:r>
         <w:rPr>
-          <w:rFonts w:hint="eastAsia" w:ascii="Times New Roman" w:hAnsi="Times New Roman" w:eastAsia="等线"/>
-          <w:lang w:eastAsia="zh-CN"/>
+          <w:rFonts w:hint="eastAsia" w:ascii="Times New Roman" w:hAnsi="Times New Roman" w:eastAsia="等线" w:cstheme="minorBidi"/>
+          <w:kern w:val="2"/>
+          <w:sz w:val="24"/>
+          <w:szCs w:val="24"/>
+          <w:lang w:val="en-US" w:eastAsia="zh-CN" w:bidi="ar-SA"/>
         </w:rPr>
         <w:t>35.4</w:t>
       </w:r>
       <w:r>
         <w:rPr>
-          <w:rFonts w:ascii="Times New Roman" w:hAnsi="Times New Roman" w:eastAsia="等线"/>
-          <w:lang w:eastAsia="zh-CN"/>
+          <w:rFonts w:ascii="Times New Roman" w:hAnsi="Times New Roman" w:eastAsia="等线" w:cstheme="minorBidi"/>
+          <w:kern w:val="2"/>
+          <w:sz w:val="24"/>
+          <w:szCs w:val="24"/>
+          <w:lang w:val="en-US" w:eastAsia="zh-CN" w:bidi="ar-SA"/>
         </w:rPr>
         <w:t>,</w:t>
       </w:r>
       <w:r>
         <w:rPr>
-          <w:rFonts w:hint="eastAsia" w:ascii="Times New Roman" w:hAnsi="Times New Roman" w:eastAsia="等线"/>
-          <w:lang w:eastAsia="zh-CN"/>
+          <w:rFonts w:hint="eastAsia" w:ascii="Times New Roman" w:hAnsi="Times New Roman" w:eastAsia="等线" w:cstheme="minorBidi"/>
+          <w:kern w:val="2"/>
+          <w:sz w:val="24"/>
+          <w:szCs w:val="24"/>
+          <w:lang w:val="en-US" w:eastAsia="zh-CN" w:bidi="ar-SA"/>
         </w:rPr>
         <w:t>35.4</w:t>
       </w:r>
       <w:r>
         <w:rPr>
-          <w:rFonts w:ascii="Times New Roman" w:hAnsi="Times New Roman" w:eastAsia="等线"/>
-          <w:lang w:eastAsia="zh-CN"/>
+          <w:rFonts w:ascii="Times New Roman" w:hAnsi="Times New Roman" w:eastAsia="等线" w:cstheme="minorBidi"/>
+          <w:kern w:val="2"/>
+          <w:sz w:val="24"/>
+          <w:szCs w:val="24"/>
+          <w:lang w:val="en-US" w:eastAsia="zh-CN" w:bidi="ar-SA"/>
         </w:rPr>
         <w:t>) }}</w:t>
       </w:r>
     </w:p>
     <w:p>
       <w:pPr>
-        <w:pStyle w:val="15"/>
         <w:keepNext w:val="0"/>
         <w:keepLines w:val="0"/>
         <w:pageBreakBefore w:val="0"/>
@@ -9040,15 +9320,17 @@
         <w:adjustRightInd/>
         <w:snapToGrid/>
         <w:spacing w:before="0" w:beforeLines="50" w:after="0" w:afterLines="50"/>
+        <w:jc w:val="both"/>
         <w:textAlignment w:val="auto"/>
         <w:rPr>
           <w:rFonts w:hint="eastAsia" w:ascii="微软雅黑" w:hAnsi="微软雅黑" w:eastAsia="微软雅黑" w:cs="微软雅黑"/>
           <w:b/>
           <w:bCs/>
           <w:color w:val="61964C"/>
+          <w:kern w:val="2"/>
           <w:sz w:val="20"/>
           <w:szCs w:val="20"/>
-          <w:lang w:eastAsia="zh-CN"/>
+          <w:lang w:val="en-US" w:eastAsia="zh-CN" w:bidi="ar-SA"/>
         </w:rPr>
       </w:pPr>
       <w:r>
@@ -9057,16 +9339,16 @@
           <w:b/>
           <w:bCs/>
           <w:color w:val="61964C"/>
+          <w:kern w:val="2"/>
           <w:sz w:val="20"/>
           <w:szCs w:val="20"/>
-          <w:lang w:eastAsia="zh-CN"/>
+          <w:lang w:val="en-US" w:eastAsia="zh-CN" w:bidi="ar-SA"/>
         </w:rPr>
         <w:t>诺禾医学   诺禾在线   扫码认证</w:t>
       </w:r>
     </w:p>
     <w:p>
       <w:pPr>
-        <w:pStyle w:val="15"/>
         <w:keepNext w:val="0"/>
         <w:keepLines w:val="0"/>
         <w:pageBreakBefore w:val="0"/>
@@ -9081,51 +9363,58 @@
         <w:adjustRightInd/>
         <w:snapToGrid/>
         <w:spacing w:before="0" w:beforeLines="100" w:after="0" w:afterLines="100"/>
+        <w:jc w:val="both"/>
         <w:textAlignment w:val="auto"/>
         <w:rPr>
-          <w:rFonts w:ascii="Times New Roman" w:hAnsi="Times New Roman" w:eastAsia="等线"/>
+          <w:rFonts w:ascii="Times New Roman" w:hAnsi="Times New Roman" w:eastAsia="等线" w:cstheme="minorBidi"/>
           <w:b/>
           <w:bCs/>
           <w:color w:val="61964C"/>
+          <w:kern w:val="2"/>
           <w:sz w:val="28"/>
           <w:szCs w:val="28"/>
-          <w:lang w:eastAsia="zh-CN"/>
+          <w:lang w:val="en-US" w:eastAsia="zh-CN" w:bidi="ar-SA"/>
         </w:rPr>
       </w:pPr>
       <w:r>
         <w:rPr>
-          <w:rFonts w:ascii="Times New Roman" w:hAnsi="Times New Roman" w:eastAsia="等线"/>
+          <w:rFonts w:ascii="Times New Roman" w:hAnsi="Times New Roman" w:eastAsia="等线" w:cstheme="minorBidi"/>
           <w:b/>
           <w:bCs/>
           <w:color w:val="61964C"/>
+          <w:kern w:val="2"/>
           <w:sz w:val="28"/>
           <w:szCs w:val="28"/>
+          <w:lang w:val="en-US" w:eastAsia="zh-CN" w:bidi="ar-SA"/>
         </w:rPr>
         <w:t>www.novogene.com</w:t>
       </w:r>
     </w:p>
     <w:p>
       <w:pPr>
-        <w:pStyle w:val="15"/>
         <w:widowControl/>
-        <w:rPr>
-          <w:rFonts w:ascii="Times New Roman" w:hAnsi="Times New Roman" w:eastAsia="等线"/>
+        <w:jc w:val="both"/>
+        <w:rPr>
+          <w:rFonts w:ascii="Times New Roman" w:hAnsi="Times New Roman" w:eastAsia="等线" w:cstheme="minorBidi"/>
           <w:b/>
           <w:bCs/>
-          <w:szCs w:val="24"/>
-          <w:lang w:eastAsia="zh-CN"/>
+          <w:kern w:val="2"/>
+          <w:sz w:val="24"/>
+          <w:szCs w:val="24"/>
+          <w:lang w:val="en-US" w:eastAsia="zh-CN" w:bidi="ar-SA"/>
         </w:rPr>
       </w:pPr>
       <w:r>
         <w:rPr>
           <w:rFonts w:hint="eastAsia" w:ascii="微软雅黑" w:hAnsi="微软雅黑" w:eastAsia="微软雅黑" w:cs="微软雅黑"/>
           <w:color w:val="7F7F7F"/>
+          <w:kern w:val="2"/>
           <w:sz w:val="20"/>
           <w:szCs w:val="20"/>
-          <w:lang w:eastAsia="zh-CN"/>
+          <w:lang w:val="en-US" w:eastAsia="zh-CN" w:bidi="ar-SA"/>
         </w:rPr>
         <w:drawing>
-          <wp:anchor distT="0" distB="0" distL="0" distR="0" simplePos="0" relativeHeight="251664384" behindDoc="1" locked="0" layoutInCell="1" allowOverlap="1">
+          <wp:anchor distT="0" distB="0" distL="0" distR="0" simplePos="0" relativeHeight="251665408" behindDoc="1" locked="0" layoutInCell="1" allowOverlap="1">
             <wp:simplePos x="0" y="0"/>
             <wp:positionH relativeFrom="column">
               <wp:posOffset>4900295</wp:posOffset>
@@ -9134,7 +9423,7 @@
               <wp:posOffset>224790</wp:posOffset>
             </wp:positionV>
             <wp:extent cx="1369060" cy="389255"/>
-            <wp:effectExtent l="0" t="0" r="2540" b="6350"/>
+            <wp:effectExtent l="0" t="0" r="2540" b="6985"/>
             <wp:wrapNone/>
             <wp:docPr id="17" name="图片 17" descr="C:\Users\JT\Desktop\2019.3.1-诺禾致源logo-最新版\logo-透明底.pnglogo-透明底"/>
             <wp:cNvGraphicFramePr>
@@ -9176,319 +9465,273 @@
           <w:rFonts w:hint="eastAsia" w:ascii="微软雅黑" w:hAnsi="微软雅黑" w:eastAsia="微软雅黑" w:cs="微软雅黑"/>
           <w:b/>
           <w:bCs/>
-          <w:szCs w:val="24"/>
-          <w:lang w:eastAsia="zh-CN"/>
-        </w:rPr>
-        <w:t>中国 ·</w:t>
-      </w:r>
-      <w:r>
-        <w:rPr>
-          <w:rFonts w:hint="eastAsia" w:ascii="微软雅黑" w:hAnsi="微软雅黑" w:eastAsia="微软雅黑" w:cs="微软雅黑"/>
-          <w:b/>
-          <w:bCs/>
-          <w:szCs w:val="24"/>
-          <w:lang w:val="en-US" w:eastAsia="zh-CN"/>
-        </w:rPr>
-        <w:t xml:space="preserve"> </w:t>
-      </w:r>
-      <w:r>
-        <w:rPr>
-          <w:rFonts w:hint="eastAsia" w:ascii="微软雅黑" w:hAnsi="微软雅黑" w:eastAsia="微软雅黑" w:cs="微软雅黑"/>
-          <w:b/>
-          <w:bCs/>
-          <w:szCs w:val="24"/>
-          <w:lang w:eastAsia="zh-CN"/>
-        </w:rPr>
-        <w:t>美国 ·</w:t>
-      </w:r>
-      <w:r>
-        <w:rPr>
-          <w:rFonts w:hint="eastAsia" w:ascii="微软雅黑" w:hAnsi="微软雅黑" w:eastAsia="微软雅黑" w:cs="微软雅黑"/>
-          <w:b/>
-          <w:bCs/>
-          <w:szCs w:val="24"/>
-          <w:lang w:val="en-US" w:eastAsia="zh-CN"/>
-        </w:rPr>
-        <w:t xml:space="preserve"> </w:t>
-      </w:r>
-      <w:r>
-        <w:rPr>
-          <w:rFonts w:hint="eastAsia" w:ascii="微软雅黑" w:hAnsi="微软雅黑" w:eastAsia="微软雅黑" w:cs="微软雅黑"/>
-          <w:b/>
-          <w:bCs/>
-          <w:szCs w:val="24"/>
-          <w:lang w:eastAsia="zh-CN"/>
-        </w:rPr>
-        <w:t>英国 ·</w:t>
-      </w:r>
-      <w:r>
-        <w:rPr>
-          <w:rFonts w:hint="eastAsia" w:ascii="微软雅黑" w:hAnsi="微软雅黑" w:eastAsia="微软雅黑" w:cs="微软雅黑"/>
-          <w:b/>
-          <w:bCs/>
-          <w:szCs w:val="24"/>
-          <w:lang w:val="en-US" w:eastAsia="zh-CN"/>
-        </w:rPr>
-        <w:t xml:space="preserve"> </w:t>
-      </w:r>
-      <w:r>
-        <w:rPr>
-          <w:rFonts w:hint="eastAsia" w:ascii="微软雅黑" w:hAnsi="微软雅黑" w:eastAsia="微软雅黑" w:cs="微软雅黑"/>
-          <w:b/>
-          <w:bCs/>
-          <w:szCs w:val="24"/>
-          <w:lang w:eastAsia="zh-CN"/>
-        </w:rPr>
-        <w:t>新加坡</w:t>
-      </w:r>
-      <w:r>
-        <w:rPr>
-          <w:rFonts w:hint="eastAsia" w:ascii="微软雅黑" w:hAnsi="微软雅黑" w:eastAsia="微软雅黑" w:cs="微软雅黑"/>
-          <w:b/>
-          <w:bCs/>
-          <w:szCs w:val="24"/>
-          <w:lang w:val="en-US" w:eastAsia="zh-CN"/>
-        </w:rPr>
-        <w:t xml:space="preserve"> </w:t>
-      </w:r>
-      <w:r>
-        <w:rPr>
-          <w:rFonts w:hint="eastAsia" w:ascii="微软雅黑" w:hAnsi="微软雅黑" w:eastAsia="微软雅黑" w:cs="微软雅黑"/>
-          <w:b/>
-          <w:bCs/>
-          <w:szCs w:val="24"/>
-          <w:lang w:eastAsia="zh-CN"/>
-        </w:rPr>
-        <w:t>· 荷兰</w:t>
-      </w:r>
-      <w:r>
-        <w:rPr>
-          <w:rFonts w:hint="eastAsia" w:ascii="微软雅黑" w:hAnsi="微软雅黑" w:eastAsia="微软雅黑" w:cs="微软雅黑"/>
-          <w:b/>
-          <w:bCs/>
-          <w:szCs w:val="24"/>
-          <w:lang w:val="en-US" w:eastAsia="zh-CN"/>
-        </w:rPr>
-        <w:t xml:space="preserve"> </w:t>
-      </w:r>
-      <w:r>
-        <w:rPr>
-          <w:rFonts w:hint="eastAsia" w:ascii="微软雅黑" w:hAnsi="微软雅黑" w:eastAsia="微软雅黑" w:cs="微软雅黑"/>
-          <w:b/>
-          <w:bCs/>
-          <w:szCs w:val="24"/>
-          <w:lang w:eastAsia="zh-CN"/>
-        </w:rPr>
-        <w:t>· 日本</w:t>
+          <w:kern w:val="2"/>
+          <w:sz w:val="24"/>
+          <w:szCs w:val="24"/>
+          <w:lang w:val="en-US" w:eastAsia="zh-CN" w:bidi="ar-SA"/>
+        </w:rPr>
+        <w:t>中国 · 美国 · 英国 · 新加坡 · 荷兰 · 日本</w:t>
       </w:r>
     </w:p>
     <w:p>
       <w:pPr>
-        <w:pStyle w:val="15"/>
         <w:widowControl/>
-        <w:rPr>
-          <w:rFonts w:hint="eastAsia" w:ascii="Times New Roman" w:hAnsi="Times New Roman" w:eastAsia="等线"/>
+        <w:jc w:val="both"/>
+        <w:rPr>
+          <w:rFonts w:hint="eastAsia" w:ascii="Times New Roman" w:hAnsi="Times New Roman" w:eastAsia="等线" w:cstheme="minorBidi"/>
+          <w:kern w:val="2"/>
           <w:sz w:val="22"/>
-          <w:lang w:val="en-US" w:eastAsia="zh-CN"/>
+          <w:szCs w:val="24"/>
+          <w:lang w:val="en-US" w:eastAsia="zh-CN" w:bidi="ar-SA"/>
         </w:rPr>
       </w:pPr>
       <w:r>
         <w:rPr>
-          <w:rFonts w:ascii="Times New Roman" w:hAnsi="Times New Roman" w:eastAsia="等线"/>
+          <w:rFonts w:ascii="Times New Roman" w:hAnsi="Times New Roman" w:eastAsia="等线" w:cstheme="minorBidi"/>
+          <w:kern w:val="2"/>
           <w:sz w:val="22"/>
+          <w:szCs w:val="24"/>
+          <w:lang w:val="en-US" w:eastAsia="zh-CN" w:bidi="ar-SA"/>
         </w:rPr>
         <w:t>China</w:t>
       </w:r>
       <w:r>
         <w:rPr>
-          <w:rFonts w:hint="eastAsia" w:ascii="Times New Roman" w:hAnsi="Times New Roman" w:eastAsia="等线"/>
+          <w:rFonts w:hint="eastAsia" w:ascii="Times New Roman" w:hAnsi="Times New Roman" w:eastAsia="等线" w:cstheme="minorBidi"/>
           <w:b/>
           <w:bCs/>
-          <w:szCs w:val="24"/>
-          <w:lang w:val="en-US" w:eastAsia="zh-CN"/>
+          <w:kern w:val="2"/>
+          <w:sz w:val="24"/>
+          <w:szCs w:val="24"/>
+          <w:lang w:val="en-US" w:eastAsia="zh-CN" w:bidi="ar-SA"/>
         </w:rPr>
         <w:t xml:space="preserve"> </w:t>
       </w:r>
       <w:r>
         <w:rPr>
-          <w:rFonts w:ascii="Times New Roman" w:hAnsi="Times New Roman" w:eastAsia="等线"/>
+          <w:rFonts w:ascii="Times New Roman" w:hAnsi="Times New Roman" w:eastAsia="等线" w:cstheme="minorBidi"/>
           <w:b/>
           <w:bCs/>
-          <w:szCs w:val="24"/>
-          <w:lang w:eastAsia="zh-CN"/>
+          <w:kern w:val="2"/>
+          <w:sz w:val="24"/>
+          <w:szCs w:val="24"/>
+          <w:lang w:val="en-US" w:eastAsia="zh-CN" w:bidi="ar-SA"/>
         </w:rPr>
         <w:t>·</w:t>
       </w:r>
       <w:r>
         <w:rPr>
-          <w:rFonts w:hint="eastAsia" w:ascii="Times New Roman" w:hAnsi="Times New Roman" w:eastAsia="等线"/>
+          <w:rFonts w:hint="eastAsia" w:ascii="Times New Roman" w:hAnsi="Times New Roman" w:eastAsia="等线" w:cstheme="minorBidi"/>
           <w:b/>
           <w:bCs/>
-          <w:szCs w:val="24"/>
-          <w:lang w:val="en-US" w:eastAsia="zh-CN"/>
+          <w:kern w:val="2"/>
+          <w:sz w:val="24"/>
+          <w:szCs w:val="24"/>
+          <w:lang w:val="en-US" w:eastAsia="zh-CN" w:bidi="ar-SA"/>
         </w:rPr>
         <w:t xml:space="preserve"> </w:t>
       </w:r>
       <w:r>
         <w:rPr>
-          <w:rFonts w:ascii="Times New Roman" w:hAnsi="Times New Roman" w:eastAsia="等线"/>
+          <w:rFonts w:ascii="Times New Roman" w:hAnsi="Times New Roman" w:eastAsia="等线" w:cstheme="minorBidi"/>
+          <w:kern w:val="2"/>
           <w:sz w:val="22"/>
+          <w:szCs w:val="24"/>
+          <w:lang w:val="en-US" w:eastAsia="zh-CN" w:bidi="ar-SA"/>
         </w:rPr>
         <w:t>USA</w:t>
       </w:r>
       <w:r>
         <w:rPr>
-          <w:rFonts w:hint="eastAsia" w:ascii="Times New Roman" w:hAnsi="Times New Roman" w:eastAsia="等线"/>
+          <w:rFonts w:hint="eastAsia" w:ascii="Times New Roman" w:hAnsi="Times New Roman" w:eastAsia="等线" w:cstheme="minorBidi"/>
           <w:b/>
           <w:bCs/>
-          <w:szCs w:val="24"/>
-          <w:lang w:val="en-US" w:eastAsia="zh-CN"/>
+          <w:kern w:val="2"/>
+          <w:sz w:val="24"/>
+          <w:szCs w:val="24"/>
+          <w:lang w:val="en-US" w:eastAsia="zh-CN" w:bidi="ar-SA"/>
         </w:rPr>
         <w:t xml:space="preserve"> </w:t>
       </w:r>
       <w:r>
         <w:rPr>
-          <w:rFonts w:ascii="Times New Roman" w:hAnsi="Times New Roman" w:eastAsia="等线"/>
+          <w:rFonts w:ascii="Times New Roman" w:hAnsi="Times New Roman" w:eastAsia="等线" w:cstheme="minorBidi"/>
           <w:b/>
           <w:bCs/>
-          <w:szCs w:val="24"/>
-          <w:lang w:eastAsia="zh-CN"/>
+          <w:kern w:val="2"/>
+          <w:sz w:val="24"/>
+          <w:szCs w:val="24"/>
+          <w:lang w:val="en-US" w:eastAsia="zh-CN" w:bidi="ar-SA"/>
         </w:rPr>
         <w:t>·</w:t>
       </w:r>
       <w:r>
         <w:rPr>
-          <w:rFonts w:hint="eastAsia" w:ascii="Times New Roman" w:hAnsi="Times New Roman" w:eastAsia="等线"/>
+          <w:rFonts w:hint="eastAsia" w:ascii="Times New Roman" w:hAnsi="Times New Roman" w:eastAsia="等线" w:cstheme="minorBidi"/>
           <w:b/>
           <w:bCs/>
-          <w:szCs w:val="24"/>
-          <w:lang w:val="en-US" w:eastAsia="zh-CN"/>
+          <w:kern w:val="2"/>
+          <w:sz w:val="24"/>
+          <w:szCs w:val="24"/>
+          <w:lang w:val="en-US" w:eastAsia="zh-CN" w:bidi="ar-SA"/>
         </w:rPr>
         <w:t xml:space="preserve"> </w:t>
       </w:r>
       <w:r>
         <w:rPr>
-          <w:rFonts w:ascii="Times New Roman" w:hAnsi="Times New Roman" w:eastAsia="等线"/>
+          <w:rFonts w:ascii="Times New Roman" w:hAnsi="Times New Roman" w:eastAsia="等线" w:cstheme="minorBidi"/>
+          <w:kern w:val="2"/>
           <w:sz w:val="22"/>
+          <w:szCs w:val="24"/>
+          <w:lang w:val="en-US" w:eastAsia="zh-CN" w:bidi="ar-SA"/>
         </w:rPr>
         <w:t>UK</w:t>
       </w:r>
       <w:r>
         <w:rPr>
-          <w:rFonts w:hint="eastAsia" w:ascii="Times New Roman" w:hAnsi="Times New Roman" w:eastAsia="等线"/>
+          <w:rFonts w:hint="eastAsia" w:ascii="Times New Roman" w:hAnsi="Times New Roman" w:eastAsia="等线" w:cstheme="minorBidi"/>
           <w:b/>
           <w:bCs/>
-          <w:szCs w:val="24"/>
-          <w:lang w:val="en-US" w:eastAsia="zh-CN"/>
+          <w:kern w:val="2"/>
+          <w:sz w:val="24"/>
+          <w:szCs w:val="24"/>
+          <w:lang w:val="en-US" w:eastAsia="zh-CN" w:bidi="ar-SA"/>
         </w:rPr>
         <w:t xml:space="preserve"> </w:t>
       </w:r>
       <w:r>
         <w:rPr>
-          <w:rFonts w:ascii="Times New Roman" w:hAnsi="Times New Roman" w:eastAsia="等线"/>
+          <w:rFonts w:ascii="Times New Roman" w:hAnsi="Times New Roman" w:eastAsia="等线" w:cstheme="minorBidi"/>
           <w:b/>
           <w:bCs/>
-          <w:szCs w:val="24"/>
-          <w:lang w:eastAsia="zh-CN"/>
+          <w:kern w:val="2"/>
+          <w:sz w:val="24"/>
+          <w:szCs w:val="24"/>
+          <w:lang w:val="en-US" w:eastAsia="zh-CN" w:bidi="ar-SA"/>
         </w:rPr>
         <w:t>·</w:t>
       </w:r>
       <w:r>
         <w:rPr>
-          <w:rFonts w:hint="eastAsia" w:ascii="Times New Roman" w:hAnsi="Times New Roman" w:eastAsia="等线"/>
+          <w:rFonts w:hint="eastAsia" w:ascii="Times New Roman" w:hAnsi="Times New Roman" w:eastAsia="等线" w:cstheme="minorBidi"/>
           <w:b/>
           <w:bCs/>
-          <w:szCs w:val="24"/>
-          <w:lang w:val="en-US" w:eastAsia="zh-CN"/>
+          <w:kern w:val="2"/>
+          <w:sz w:val="24"/>
+          <w:szCs w:val="24"/>
+          <w:lang w:val="en-US" w:eastAsia="zh-CN" w:bidi="ar-SA"/>
         </w:rPr>
         <w:t xml:space="preserve"> </w:t>
       </w:r>
       <w:r>
         <w:rPr>
-          <w:rFonts w:ascii="Times New Roman" w:hAnsi="Times New Roman" w:eastAsia="等线"/>
+          <w:rFonts w:ascii="Times New Roman" w:hAnsi="Times New Roman" w:eastAsia="等线" w:cstheme="minorBidi"/>
+          <w:kern w:val="2"/>
           <w:sz w:val="22"/>
+          <w:szCs w:val="24"/>
+          <w:lang w:val="en-US" w:eastAsia="zh-CN" w:bidi="ar-SA"/>
         </w:rPr>
         <w:t>Singapore</w:t>
       </w:r>
       <w:r>
         <w:rPr>
-          <w:rFonts w:hint="eastAsia" w:ascii="Times New Roman" w:hAnsi="Times New Roman" w:eastAsia="等线"/>
+          <w:rFonts w:hint="eastAsia" w:ascii="Times New Roman" w:hAnsi="Times New Roman" w:eastAsia="等线" w:cstheme="minorBidi"/>
           <w:b/>
           <w:bCs/>
-          <w:szCs w:val="24"/>
-          <w:lang w:val="en-US" w:eastAsia="zh-CN"/>
+          <w:kern w:val="2"/>
+          <w:sz w:val="24"/>
+          <w:szCs w:val="24"/>
+          <w:lang w:val="en-US" w:eastAsia="zh-CN" w:bidi="ar-SA"/>
         </w:rPr>
         <w:t xml:space="preserve"> </w:t>
       </w:r>
       <w:r>
         <w:rPr>
-          <w:rFonts w:ascii="Times New Roman" w:hAnsi="Times New Roman" w:eastAsia="等线"/>
+          <w:rFonts w:ascii="Times New Roman" w:hAnsi="Times New Roman" w:eastAsia="等线" w:cstheme="minorBidi"/>
           <w:b/>
           <w:bCs/>
-          <w:szCs w:val="24"/>
-          <w:lang w:eastAsia="zh-CN"/>
+          <w:kern w:val="2"/>
+          <w:sz w:val="24"/>
+          <w:szCs w:val="24"/>
+          <w:lang w:val="en-US" w:eastAsia="zh-CN" w:bidi="ar-SA"/>
         </w:rPr>
         <w:t>·</w:t>
       </w:r>
       <w:r>
         <w:rPr>
-          <w:rFonts w:hint="eastAsia" w:ascii="Times New Roman" w:hAnsi="Times New Roman" w:eastAsia="等线"/>
+          <w:rFonts w:hint="eastAsia" w:ascii="Times New Roman" w:hAnsi="Times New Roman" w:eastAsia="等线" w:cstheme="minorBidi"/>
           <w:b/>
           <w:bCs/>
-          <w:szCs w:val="24"/>
-          <w:lang w:val="en-US" w:eastAsia="zh-CN"/>
+          <w:kern w:val="2"/>
+          <w:sz w:val="24"/>
+          <w:szCs w:val="24"/>
+          <w:lang w:val="en-US" w:eastAsia="zh-CN" w:bidi="ar-SA"/>
         </w:rPr>
         <w:t xml:space="preserve"> </w:t>
       </w:r>
       <w:r>
         <w:rPr>
-          <w:rFonts w:ascii="Times New Roman" w:hAnsi="Times New Roman" w:eastAsia="等线"/>
+          <w:rFonts w:ascii="Times New Roman" w:hAnsi="Times New Roman" w:eastAsia="等线" w:cstheme="minorBidi"/>
+          <w:kern w:val="2"/>
           <w:sz w:val="22"/>
+          <w:szCs w:val="24"/>
+          <w:lang w:val="en-US" w:eastAsia="zh-CN" w:bidi="ar-SA"/>
         </w:rPr>
         <w:t>Netherlands</w:t>
       </w:r>
       <w:r>
         <w:rPr>
-          <w:rFonts w:hint="eastAsia" w:ascii="Times New Roman" w:hAnsi="Times New Roman" w:eastAsia="等线"/>
+          <w:rFonts w:hint="eastAsia" w:ascii="Times New Roman" w:hAnsi="Times New Roman" w:eastAsia="等线" w:cstheme="minorBidi"/>
           <w:b/>
           <w:bCs/>
-          <w:szCs w:val="24"/>
-          <w:lang w:val="en-US" w:eastAsia="zh-CN"/>
+          <w:kern w:val="2"/>
+          <w:sz w:val="24"/>
+          <w:szCs w:val="24"/>
+          <w:lang w:val="en-US" w:eastAsia="zh-CN" w:bidi="ar-SA"/>
         </w:rPr>
         <w:t xml:space="preserve"> </w:t>
       </w:r>
       <w:r>
         <w:rPr>
-          <w:rFonts w:ascii="Times New Roman" w:hAnsi="Times New Roman" w:eastAsia="等线"/>
+          <w:rFonts w:ascii="Times New Roman" w:hAnsi="Times New Roman" w:eastAsia="等线" w:cstheme="minorBidi"/>
           <w:b/>
           <w:bCs/>
-          <w:szCs w:val="24"/>
-          <w:lang w:eastAsia="zh-CN"/>
+          <w:kern w:val="2"/>
+          <w:sz w:val="24"/>
+          <w:szCs w:val="24"/>
+          <w:lang w:val="en-US" w:eastAsia="zh-CN" w:bidi="ar-SA"/>
         </w:rPr>
         <w:t>·</w:t>
       </w:r>
       <w:r>
         <w:rPr>
-          <w:rFonts w:hint="eastAsia" w:ascii="Times New Roman" w:hAnsi="Times New Roman" w:eastAsia="等线"/>
+          <w:rFonts w:hint="eastAsia" w:ascii="Times New Roman" w:hAnsi="Times New Roman" w:eastAsia="等线" w:cstheme="minorBidi"/>
           <w:b/>
           <w:bCs/>
-          <w:szCs w:val="24"/>
-          <w:lang w:val="en-US" w:eastAsia="zh-CN"/>
+          <w:kern w:val="2"/>
+          <w:sz w:val="24"/>
+          <w:szCs w:val="24"/>
+          <w:lang w:val="en-US" w:eastAsia="zh-CN" w:bidi="ar-SA"/>
         </w:rPr>
         <w:t xml:space="preserve"> </w:t>
       </w:r>
       <w:r>
         <w:rPr>
-          <w:rFonts w:hint="eastAsia" w:ascii="Times New Roman" w:hAnsi="Times New Roman" w:eastAsia="等线"/>
+          <w:rFonts w:hint="eastAsia" w:ascii="Times New Roman" w:hAnsi="Times New Roman" w:eastAsia="等线" w:cstheme="minorBidi"/>
+          <w:kern w:val="2"/>
           <w:sz w:val="22"/>
-          <w:lang w:eastAsia="zh-CN"/>
+          <w:szCs w:val="24"/>
+          <w:lang w:val="en-US" w:eastAsia="zh-CN" w:bidi="ar-SA"/>
         </w:rPr>
         <w:t>J</w:t>
       </w:r>
       <w:r>
         <w:rPr>
-          <w:rFonts w:ascii="Times New Roman" w:hAnsi="Times New Roman" w:eastAsia="等线"/>
+          <w:rFonts w:ascii="Times New Roman" w:hAnsi="Times New Roman" w:eastAsia="等线" w:cstheme="minorBidi"/>
+          <w:kern w:val="2"/>
           <w:sz w:val="22"/>
+          <w:szCs w:val="24"/>
+          <w:lang w:val="en-US" w:eastAsia="zh-CN" w:bidi="ar-SA"/>
         </w:rPr>
         <w:t>apan</w:t>
       </w:r>

--- a/WebContent/docx/KIT_PDGFRA基因报告模板-盖章版.docx
+++ b/WebContent/docx/KIT_PDGFRA基因报告模板-盖章版.docx
@@ -24,7 +24,7 @@
       </w:pPr>
       <w:r>
         <w:drawing>
-          <wp:anchor distT="0" distB="0" distL="0" distR="0" simplePos="0" relativeHeight="251664384" behindDoc="0" locked="0" layoutInCell="1" allowOverlap="1">
+          <wp:anchor distT="0" distB="0" distL="0" distR="0" simplePos="0" relativeHeight="251663360" behindDoc="0" locked="0" layoutInCell="1" allowOverlap="1">
             <wp:simplePos x="0" y="0"/>
             <wp:positionH relativeFrom="column">
               <wp:posOffset>2259330</wp:posOffset>
@@ -2631,23 +2631,23 @@
             </w:r>
             <w:r>
               <w:rPr>
-                <w:sz w:val="22"/>
+                <w:sz w:val="24"/>
               </w:rPr>
               <mc:AlternateContent>
                 <mc:Choice Requires="wpg">
                   <w:drawing>
-                    <wp:anchor distT="0" distB="0" distL="114300" distR="114300" simplePos="0" relativeHeight="251663360" behindDoc="0" locked="0" layoutInCell="1" allowOverlap="1">
+                    <wp:anchor distT="0" distB="0" distL="114300" distR="114300" simplePos="0" relativeHeight="251667456" behindDoc="0" locked="0" layoutInCell="1" allowOverlap="1">
                       <wp:simplePos x="0" y="0"/>
                       <wp:positionH relativeFrom="column">
-                        <wp:posOffset>573405</wp:posOffset>
+                        <wp:posOffset>614680</wp:posOffset>
                       </wp:positionH>
                       <wp:positionV relativeFrom="paragraph">
-                        <wp:posOffset>-819150</wp:posOffset>
+                        <wp:posOffset>-729615</wp:posOffset>
                       </wp:positionV>
-                      <wp:extent cx="5200650" cy="1443355"/>
-                      <wp:effectExtent l="0" t="0" r="11430" b="4445"/>
+                      <wp:extent cx="5293995" cy="1443355"/>
+                      <wp:effectExtent l="0" t="0" r="9525" b="4445"/>
                       <wp:wrapNone/>
-                      <wp:docPr id="1" name="组合 1"/>
+                      <wp:docPr id="5" name="组合 5"/>
                       <wp:cNvGraphicFramePr/>
                       <a:graphic xmlns:a="http://schemas.openxmlformats.org/drawingml/2006/main">
                         <a:graphicData uri="http://schemas.microsoft.com/office/word/2010/wordprocessingGroup">
@@ -2656,97 +2656,20 @@
                             <wpg:grpSpPr>
                               <a:xfrm>
                                 <a:off x="0" y="0"/>
-                                <a:ext cx="5200650" cy="1443355"/>
-                                <a:chOff x="16340" y="14976"/>
-                                <a:chExt cx="8190" cy="2273"/>
+                                <a:ext cx="5293995" cy="1443355"/>
+                                <a:chOff x="17862" y="40815"/>
+                                <a:chExt cx="8337" cy="2273"/>
                               </a:xfrm>
                             </wpg:grpSpPr>
                             <pic:pic xmlns:pic="http://schemas.openxmlformats.org/drawingml/2006/picture">
                               <pic:nvPicPr>
-                                <pic:cNvPr id="30" name="图片 30" descr="微信图片_20220215110121"/>
-                                <pic:cNvPicPr>
-                                  <a:picLocks noChangeAspect="1"/>
-                                </pic:cNvPicPr>
-                              </pic:nvPicPr>
-                              <pic:blipFill>
-                                <a:blip r:embed="rId8">
-                                  <a:clrChange>
-                                    <a:clrFrom>
-                                      <a:srgbClr val="A09D98">
-                                        <a:alpha val="100000"/>
-                                      </a:srgbClr>
-                                    </a:clrFrom>
-                                    <a:clrTo>
-                                      <a:srgbClr val="A09D98">
-                                        <a:alpha val="100000"/>
-                                        <a:alpha val="0"/>
-                                      </a:srgbClr>
-                                    </a:clrTo>
-                                  </a:clrChange>
-                                  <a:biLevel thresh="50000"/>
-                                </a:blip>
-                                <a:stretch>
-                                  <a:fillRect/>
-                                </a:stretch>
-                              </pic:blipFill>
-                              <pic:spPr>
-                                <a:xfrm>
-                                  <a:off x="16340" y="16075"/>
-                                  <a:ext cx="1234" cy="715"/>
-                                </a:xfrm>
-                                <a:prstGeom prst="rect">
-                                  <a:avLst/>
-                                </a:prstGeom>
-                              </pic:spPr>
-                            </pic:pic>
-                            <pic:pic xmlns:pic="http://schemas.openxmlformats.org/drawingml/2006/picture">
-                              <pic:nvPicPr>
-                                <pic:cNvPr id="56" name="图片 34" descr="晓敏"/>
-                                <pic:cNvPicPr>
-                                  <a:picLocks noChangeAspect="1"/>
-                                </pic:cNvPicPr>
-                              </pic:nvPicPr>
-                              <pic:blipFill>
-                                <a:blip r:embed="rId9">
-                                  <a:clrChange>
-                                    <a:clrFrom>
-                                      <a:srgbClr val="949FA1"/>
-                                    </a:clrFrom>
-                                    <a:clrTo>
-                                      <a:srgbClr val="949FA1">
-                                        <a:alpha val="0"/>
-                                      </a:srgbClr>
-                                    </a:clrTo>
-                                  </a:clrChange>
-                                </a:blip>
-                                <a:srcRect l="34062" t="26445" r="34097" b="9325"/>
-                                <a:stretch>
-                                  <a:fillRect/>
-                                </a:stretch>
-                              </pic:blipFill>
-                              <pic:spPr>
-                                <a:xfrm rot="16200000">
-                                  <a:off x="19534" y="15678"/>
-                                  <a:ext cx="560" cy="1475"/>
-                                </a:xfrm>
-                                <a:prstGeom prst="rect">
-                                  <a:avLst/>
-                                </a:prstGeom>
-                                <a:noFill/>
-                                <a:ln>
-                                  <a:noFill/>
-                                </a:ln>
-                              </pic:spPr>
-                            </pic:pic>
-                            <pic:pic xmlns:pic="http://schemas.openxmlformats.org/drawingml/2006/picture">
-                              <pic:nvPicPr>
-                                <pic:cNvPr id="6" name="图片 1"/>
+                                <pic:cNvPr id="6" name="图片 23"/>
                                 <pic:cNvPicPr>
                                   <a:picLocks noChangeAspect="1" noChangeArrowheads="1"/>
                                 </pic:cNvPicPr>
                               </pic:nvPicPr>
                               <pic:blipFill>
-                                <a:blip r:embed="rId10">
+                                <a:blip r:embed="rId8">
                                   <a:extLst>
                                     <a:ext uri="{28A0092B-C50C-407E-A947-70E740481C1C}">
                                       <a14:useLocalDpi xmlns:a14="http://schemas.microsoft.com/office/drawing/2010/main" val="0"/>
@@ -2760,7 +2683,7 @@
                               </pic:blipFill>
                               <pic:spPr>
                                 <a:xfrm>
-                                  <a:off x="22257" y="14976"/>
+                                  <a:off x="23926" y="40815"/>
                                   <a:ext cx="2273" cy="2273"/>
                                 </a:xfrm>
                                 <a:prstGeom prst="rect">
@@ -2772,6 +2695,86 @@
                                 </a:ln>
                               </pic:spPr>
                             </pic:pic>
+                            <wpg:grpSp>
+                              <wpg:cNvPr id="9" name="组合 23"/>
+                              <wpg:cNvGrpSpPr/>
+                              <wpg:grpSpPr>
+                                <a:xfrm>
+                                  <a:off x="17862" y="41843"/>
+                                  <a:ext cx="4208" cy="652"/>
+                                  <a:chOff x="17862" y="41843"/>
+                                  <a:chExt cx="4208" cy="652"/>
+                                </a:xfrm>
+                              </wpg:grpSpPr>
+                              <pic:pic xmlns:pic="http://schemas.openxmlformats.org/drawingml/2006/picture">
+                                <pic:nvPicPr>
+                                  <pic:cNvPr id="22" name="图片 59" descr="图片1"/>
+                                  <pic:cNvPicPr>
+                                    <a:picLocks noChangeAspect="1"/>
+                                  </pic:cNvPicPr>
+                                </pic:nvPicPr>
+                                <pic:blipFill>
+                                  <a:blip r:embed="rId9">
+                                    <a:biLevel thresh="50000"/>
+                                  </a:blip>
+                                  <a:srcRect l="7865" t="11797" r="5322" b="19074"/>
+                                  <a:stretch>
+                                    <a:fillRect/>
+                                  </a:stretch>
+                                </pic:blipFill>
+                                <pic:spPr>
+                                  <a:xfrm>
+                                    <a:off x="17862" y="41869"/>
+                                    <a:ext cx="1468" cy="627"/>
+                                  </a:xfrm>
+                                  <a:prstGeom prst="rect">
+                                    <a:avLst/>
+                                  </a:prstGeom>
+                                  <a:noFill/>
+                                </pic:spPr>
+                              </pic:pic>
+                              <pic:pic xmlns:pic="http://schemas.openxmlformats.org/drawingml/2006/picture">
+                                <pic:nvPicPr>
+                                  <pic:cNvPr id="21" name="图片 29" descr="IMG_256"/>
+                                  <pic:cNvPicPr>
+                                    <a:picLocks noChangeAspect="1"/>
+                                  </pic:cNvPicPr>
+                                </pic:nvPicPr>
+                                <pic:blipFill>
+                                  <a:blip r:embed="rId10">
+                                    <a:clrChange>
+                                      <a:clrFrom>
+                                        <a:srgbClr val="FFFFFF">
+                                          <a:alpha val="100000"/>
+                                        </a:srgbClr>
+                                      </a:clrFrom>
+                                      <a:clrTo>
+                                        <a:srgbClr val="FFFFFF">
+                                          <a:alpha val="100000"/>
+                                          <a:alpha val="0"/>
+                                        </a:srgbClr>
+                                      </a:clrTo>
+                                    </a:clrChange>
+                                  </a:blip>
+                                  <a:stretch>
+                                    <a:fillRect/>
+                                  </a:stretch>
+                                </pic:blipFill>
+                                <pic:spPr>
+                                  <a:xfrm>
+                                    <a:off x="21096" y="41843"/>
+                                    <a:ext cx="975" cy="570"/>
+                                  </a:xfrm>
+                                  <a:prstGeom prst="rect">
+                                    <a:avLst/>
+                                  </a:prstGeom>
+                                  <a:noFill/>
+                                  <a:ln w="9525">
+                                    <a:noFill/>
+                                  </a:ln>
+                                </pic:spPr>
+                              </pic:pic>
+                            </wpg:grpSp>
                           </wpg:wgp>
                         </a:graphicData>
                       </a:graphic>
@@ -2780,26 +2783,29 @@
                 </mc:Choice>
                 <mc:Fallback>
                   <w:pict>
-                    <v:group id="_x0000_s1026" o:spid="_x0000_s1026" o:spt="203" style="position:absolute;left:0pt;margin-left:45.15pt;margin-top:-64.5pt;height:113.65pt;width:409.5pt;z-index:251663360;mso-width-relative:page;mso-height-relative:page;" coordorigin="16340,14976" coordsize="8190,2273" o:gfxdata="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">
+                    <v:group id="_x0000_s1026" o:spid="_x0000_s1026" o:spt="203" style="position:absolute;left:0pt;margin-left:48.4pt;margin-top:-57.45pt;height:113.65pt;width:416.85pt;z-index:251667456;mso-width-relative:page;mso-height-relative:page;" coordorigin="17862,40815" coordsize="8337,2273" o:gfxdata="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">
                       <o:lock v:ext="edit" aspectratio="f"/>
-                      <v:shape id="_x0000_s1026" o:spid="_x0000_s1026" o:spt="75" alt="微信图片_20220215110121" type="#_x0000_t75" style="position:absolute;left:16340;top:16075;height:715;width:1234;" filled="f" o:preferrelative="t" stroked="f" coordsize="21600,21600" o:gfxdata="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">
+                      <v:shape id="图片 23" o:spid="_x0000_s1026" o:spt="75" type="#_x0000_t75" style="position:absolute;left:23926;top:40815;height:2273;width:2273;" filled="f" o:preferrelative="t" stroked="f" coordsize="21600,21600" o:gfxdata="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">
                         <v:fill on="f" focussize="0,0"/>
                         <v:stroke on="f"/>
-                        <v:imagedata r:id="rId8" grayscale="t" bilevel="t" chromakey="#A09D98" o:title=""/>
+                        <v:imagedata r:id="rId8" o:title=""/>
                         <o:lock v:ext="edit" aspectratio="t"/>
                       </v:shape>
-                      <v:shape id="图片 34" o:spid="_x0000_s1026" o:spt="75" alt="晓敏" type="#_x0000_t75" style="position:absolute;left:19534;top:15678;height:1475;width:560;rotation:-5898240f;" filled="f" o:preferrelative="t" stroked="f" coordsize="21600,21600" o:gfxdata="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">
-                        <v:fill on="f" focussize="0,0"/>
-                        <v:stroke on="f"/>
-                        <v:imagedata r:id="rId9" cropleft="22323f" croptop="17331f" cropright="22346f" cropbottom="6111f" chromakey="#949FA1" o:title=""/>
-                        <o:lock v:ext="edit" aspectratio="t"/>
-                      </v:shape>
-                      <v:shape id="图片 1" o:spid="_x0000_s1026" o:spt="75" type="#_x0000_t75" style="position:absolute;left:22257;top:14976;height:2273;width:2273;" filled="f" o:preferrelative="t" stroked="f" coordsize="21600,21600" o:gfxdata="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">
-                        <v:fill on="f" focussize="0,0"/>
-                        <v:stroke on="f"/>
-                        <v:imagedata r:id="rId10" o:title=""/>
-                        <o:lock v:ext="edit" aspectratio="t"/>
-                      </v:shape>
+                      <v:group id="组合 23" o:spid="_x0000_s1026" o:spt="203" style="position:absolute;left:17862;top:41843;height:652;width:4208;" coordorigin="17862,41843" coordsize="4208,652" o:gfxdata="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">
+                        <o:lock v:ext="edit" aspectratio="f"/>
+                        <v:shape id="图片 59" o:spid="_x0000_s1026" o:spt="75" alt="图片1" type="#_x0000_t75" style="position:absolute;left:17862;top:41869;height:627;width:1468;" filled="f" o:preferrelative="t" stroked="f" coordsize="21600,21600" o:gfxdata="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">
+                          <v:fill on="f" focussize="0,0"/>
+                          <v:stroke on="f"/>
+                          <v:imagedata r:id="rId9" cropleft="5154f" croptop="7731f" cropright="3488f" cropbottom="12500f" grayscale="t" bilevel="t" o:title=""/>
+                          <o:lock v:ext="edit" aspectratio="t"/>
+                        </v:shape>
+                        <v:shape id="图片 29" o:spid="_x0000_s1026" o:spt="75" alt="IMG_256" type="#_x0000_t75" style="position:absolute;left:21096;top:41843;height:570;width:975;" filled="f" o:preferrelative="t" stroked="f" coordsize="21600,21600" o:gfxdata="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">
+                          <v:fill on="f" focussize="0,0"/>
+                          <v:stroke on="f"/>
+                          <v:imagedata r:id="rId10" chromakey="#FFFFFF" o:title=""/>
+                          <o:lock v:ext="edit" aspectratio="t"/>
+                        </v:shape>
+                      </v:group>
                     </v:group>
                   </w:pict>
                 </mc:Fallback>
@@ -2997,14 +3003,14 @@
       </w:pPr>
       <w:bookmarkStart w:id="0" w:name="_Toc149837264"/>
       <w:bookmarkStart w:id="1" w:name="_Toc22658"/>
-      <w:bookmarkStart w:id="2" w:name="_Toc21764_WPSOffice_Level1"/>
-      <w:bookmarkStart w:id="3" w:name="_Toc28240"/>
-      <w:bookmarkStart w:id="4" w:name="_Toc1707_WPSOffice_Level1"/>
-      <w:bookmarkStart w:id="5" w:name="_Toc2409"/>
-      <w:bookmarkStart w:id="6" w:name="_Toc12505"/>
-      <w:bookmarkStart w:id="7" w:name="_Toc16594"/>
+      <w:bookmarkStart w:id="2" w:name="_Toc28240"/>
+      <w:bookmarkStart w:id="3" w:name="_Toc21764_WPSOffice_Level1"/>
+      <w:bookmarkStart w:id="4" w:name="_Toc12505"/>
+      <w:bookmarkStart w:id="5" w:name="_Toc16594"/>
+      <w:bookmarkStart w:id="6" w:name="_Toc13196_WPSOffice_Level1"/>
+      <w:bookmarkStart w:id="7" w:name="_Toc1707_WPSOffice_Level1"/>
       <w:bookmarkStart w:id="8" w:name="_Toc27302"/>
-      <w:bookmarkStart w:id="9" w:name="_Toc13196_WPSOffice_Level1"/>
+      <w:bookmarkStart w:id="9" w:name="_Toc2409"/>
       <w:r>
         <w:rPr>
           <w:rFonts w:hint="default" w:ascii="Times New Roman" w:hAnsi="Times New Roman" w:eastAsia="微软雅黑" w:cs="Times New Roman"/>
@@ -3548,8 +3554,6 @@
         </w:rPr>
         <w:t>9</w:t>
       </w:r>
-      <w:bookmarkStart w:id="11" w:name="_GoBack"/>
-      <w:bookmarkEnd w:id="11"/>
       <w:r>
         <w:rPr>
           <w:rFonts w:hint="default" w:ascii="Times New Roman" w:hAnsi="Times New Roman" w:eastAsia="微软雅黑" w:cs="Times New Roman"/>
@@ -8670,7 +8674,33 @@
           <w:szCs w:val="24"/>
           <w:lang w:val="en-US" w:eastAsia="zh-CN" w:bidi="ar-SA"/>
         </w:rPr>
-        <w:t>广州市黄浦区开源大道11号C6栋702室</w:t>
+        <w:t>广州市黄</w:t>
+      </w:r>
+      <w:bookmarkStart w:id="11" w:name="_GoBack"/>
+      <w:r>
+        <w:rPr>
+          <w:rFonts w:hint="eastAsia" w:ascii="Times New Roman" w:hAnsi="Times New Roman" w:eastAsia="微软雅黑" w:cs="Times New Roman"/>
+          <w:b w:val="0"/>
+          <w:bCs w:val="0"/>
+          <w:kern w:val="2"/>
+          <w:sz w:val="24"/>
+          <w:szCs w:val="24"/>
+          <w:lang w:val="en-US" w:eastAsia="zh-CN" w:bidi="ar-SA"/>
+        </w:rPr>
+        <w:t>埔</w:t>
+      </w:r>
+      <w:bookmarkEnd w:id="11"/>
+      <w:r>
+        <w:rPr>
+          <w:rFonts w:hint="eastAsia" w:ascii="Times New Roman" w:hAnsi="Times New Roman" w:eastAsia="微软雅黑" w:cs="Times New Roman"/>
+          <w:b w:val="0"/>
+          <w:bCs w:val="0"/>
+          <w:kern w:val="2"/>
+          <w:sz w:val="24"/>
+          <w:szCs w:val="24"/>
+          <w:lang w:val="en-US" w:eastAsia="zh-CN" w:bidi="ar-SA"/>
+        </w:rPr>
+        <w:t>区开源大道11号C6栋702室</w:t>
       </w:r>
     </w:p>
     <w:p>
@@ -9182,7 +9212,7 @@
           <w:lang w:val="en-US" w:eastAsia="zh-CN" w:bidi="ar-SA"/>
         </w:rPr>
         <w:drawing>
-          <wp:anchor distT="0" distB="0" distL="114935" distR="114935" simplePos="0" relativeHeight="251666432" behindDoc="0" locked="0" layoutInCell="1" allowOverlap="1">
+          <wp:anchor distT="0" distB="0" distL="114935" distR="114935" simplePos="0" relativeHeight="251665408" behindDoc="0" locked="0" layoutInCell="1" allowOverlap="1">
             <wp:simplePos x="0" y="0"/>
             <wp:positionH relativeFrom="column">
               <wp:posOffset>28575</wp:posOffset>
@@ -9240,7 +9270,7 @@
           <w:lang w:val="en-US" w:eastAsia="zh-CN" w:bidi="ar-SA"/>
         </w:rPr>
         <w:drawing>
-          <wp:anchor distT="0" distB="0" distL="114935" distR="114935" simplePos="0" relativeHeight="251667456" behindDoc="0" locked="0" layoutInCell="1" allowOverlap="1">
+          <wp:anchor distT="0" distB="0" distL="114935" distR="114935" simplePos="0" relativeHeight="251666432" behindDoc="0" locked="0" layoutInCell="1" allowOverlap="1">
             <wp:simplePos x="0" y="0"/>
             <wp:positionH relativeFrom="column">
               <wp:posOffset>723900</wp:posOffset>
@@ -9520,7 +9550,7 @@
           <w:lang w:val="en-US" w:eastAsia="zh-CN" w:bidi="ar-SA"/>
         </w:rPr>
         <w:drawing>
-          <wp:anchor distT="0" distB="0" distL="0" distR="0" simplePos="0" relativeHeight="251665408" behindDoc="1" locked="0" layoutInCell="1" allowOverlap="1">
+          <wp:anchor distT="0" distB="0" distL="0" distR="0" simplePos="0" relativeHeight="251664384" behindDoc="1" locked="0" layoutInCell="1" allowOverlap="1">
             <wp:simplePos x="0" y="0"/>
             <wp:positionH relativeFrom="column">
               <wp:posOffset>4900295</wp:posOffset>

--- a/WebContent/docx/KIT_PDGFRA基因报告模板-盖章版.docx
+++ b/WebContent/docx/KIT_PDGFRA基因报告模板-盖章版.docx
@@ -24,7 +24,7 @@
       </w:pPr>
       <w:r>
         <w:drawing>
-          <wp:anchor distT="0" distB="0" distL="0" distR="0" simplePos="0" relativeHeight="251663360" behindDoc="0" locked="0" layoutInCell="1" allowOverlap="1">
+          <wp:anchor distT="0" distB="0" distL="0" distR="0" simplePos="0" relativeHeight="251664384" behindDoc="0" locked="0" layoutInCell="1" allowOverlap="1">
             <wp:simplePos x="0" y="0"/>
             <wp:positionH relativeFrom="column">
               <wp:posOffset>2259330</wp:posOffset>
@@ -711,12 +711,6 @@
             <w:insideH w:val="none" w:color="auto" w:sz="0" w:space="0"/>
             <w:insideV w:val="none" w:color="auto" w:sz="0" w:space="0"/>
           </w:tblBorders>
-          <w:tblCellMar>
-            <w:top w:w="0" w:type="dxa"/>
-            <w:left w:w="108" w:type="dxa"/>
-            <w:bottom w:w="0" w:type="dxa"/>
-            <w:right w:w="108" w:type="dxa"/>
-          </w:tblCellMar>
         </w:tblPrEx>
         <w:trPr>
           <w:cantSplit/>
@@ -2631,23 +2625,23 @@
             </w:r>
             <w:r>
               <w:rPr>
-                <w:sz w:val="24"/>
+                <w:sz w:val="22"/>
               </w:rPr>
               <mc:AlternateContent>
                 <mc:Choice Requires="wpg">
                   <w:drawing>
-                    <wp:anchor distT="0" distB="0" distL="114300" distR="114300" simplePos="0" relativeHeight="251667456" behindDoc="0" locked="0" layoutInCell="1" allowOverlap="1">
+                    <wp:anchor distT="0" distB="0" distL="114300" distR="114300" simplePos="0" relativeHeight="251663360" behindDoc="0" locked="0" layoutInCell="1" allowOverlap="1">
                       <wp:simplePos x="0" y="0"/>
                       <wp:positionH relativeFrom="column">
-                        <wp:posOffset>614680</wp:posOffset>
+                        <wp:posOffset>573405</wp:posOffset>
                       </wp:positionH>
                       <wp:positionV relativeFrom="paragraph">
-                        <wp:posOffset>-729615</wp:posOffset>
+                        <wp:posOffset>-819150</wp:posOffset>
                       </wp:positionV>
-                      <wp:extent cx="5293995" cy="1443355"/>
-                      <wp:effectExtent l="0" t="0" r="9525" b="4445"/>
+                      <wp:extent cx="5200650" cy="1443355"/>
+                      <wp:effectExtent l="0" t="0" r="11430" b="4445"/>
                       <wp:wrapNone/>
-                      <wp:docPr id="5" name="组合 5"/>
+                      <wp:docPr id="1" name="组合 1"/>
                       <wp:cNvGraphicFramePr/>
                       <a:graphic xmlns:a="http://schemas.openxmlformats.org/drawingml/2006/main">
                         <a:graphicData uri="http://schemas.microsoft.com/office/word/2010/wordprocessingGroup">
@@ -2656,20 +2650,97 @@
                             <wpg:grpSpPr>
                               <a:xfrm>
                                 <a:off x="0" y="0"/>
-                                <a:ext cx="5293995" cy="1443355"/>
-                                <a:chOff x="17862" y="40815"/>
-                                <a:chExt cx="8337" cy="2273"/>
+                                <a:ext cx="5200650" cy="1443355"/>
+                                <a:chOff x="16340" y="14976"/>
+                                <a:chExt cx="8190" cy="2273"/>
                               </a:xfrm>
                             </wpg:grpSpPr>
                             <pic:pic xmlns:pic="http://schemas.openxmlformats.org/drawingml/2006/picture">
                               <pic:nvPicPr>
-                                <pic:cNvPr id="6" name="图片 23"/>
+                                <pic:cNvPr id="30" name="图片 30" descr="微信图片_20220215110121"/>
+                                <pic:cNvPicPr>
+                                  <a:picLocks noChangeAspect="1"/>
+                                </pic:cNvPicPr>
+                              </pic:nvPicPr>
+                              <pic:blipFill>
+                                <a:blip r:embed="rId8">
+                                  <a:clrChange>
+                                    <a:clrFrom>
+                                      <a:srgbClr val="A09D98">
+                                        <a:alpha val="100000"/>
+                                      </a:srgbClr>
+                                    </a:clrFrom>
+                                    <a:clrTo>
+                                      <a:srgbClr val="A09D98">
+                                        <a:alpha val="100000"/>
+                                        <a:alpha val="0"/>
+                                      </a:srgbClr>
+                                    </a:clrTo>
+                                  </a:clrChange>
+                                  <a:biLevel thresh="50000"/>
+                                </a:blip>
+                                <a:stretch>
+                                  <a:fillRect/>
+                                </a:stretch>
+                              </pic:blipFill>
+                              <pic:spPr>
+                                <a:xfrm>
+                                  <a:off x="16340" y="16075"/>
+                                  <a:ext cx="1234" cy="715"/>
+                                </a:xfrm>
+                                <a:prstGeom prst="rect">
+                                  <a:avLst/>
+                                </a:prstGeom>
+                              </pic:spPr>
+                            </pic:pic>
+                            <pic:pic xmlns:pic="http://schemas.openxmlformats.org/drawingml/2006/picture">
+                              <pic:nvPicPr>
+                                <pic:cNvPr id="56" name="图片 34" descr="晓敏"/>
+                                <pic:cNvPicPr>
+                                  <a:picLocks noChangeAspect="1"/>
+                                </pic:cNvPicPr>
+                              </pic:nvPicPr>
+                              <pic:blipFill>
+                                <a:blip r:embed="rId9">
+                                  <a:clrChange>
+                                    <a:clrFrom>
+                                      <a:srgbClr val="949FA1"/>
+                                    </a:clrFrom>
+                                    <a:clrTo>
+                                      <a:srgbClr val="949FA1">
+                                        <a:alpha val="0"/>
+                                      </a:srgbClr>
+                                    </a:clrTo>
+                                  </a:clrChange>
+                                </a:blip>
+                                <a:srcRect l="34062" t="26445" r="34097" b="9325"/>
+                                <a:stretch>
+                                  <a:fillRect/>
+                                </a:stretch>
+                              </pic:blipFill>
+                              <pic:spPr>
+                                <a:xfrm rot="16200000">
+                                  <a:off x="19534" y="15678"/>
+                                  <a:ext cx="560" cy="1475"/>
+                                </a:xfrm>
+                                <a:prstGeom prst="rect">
+                                  <a:avLst/>
+                                </a:prstGeom>
+                                <a:noFill/>
+                                <a:ln>
+                                  <a:noFill/>
+                                </a:ln>
+                              </pic:spPr>
+                            </pic:pic>
+                            <pic:pic xmlns:pic="http://schemas.openxmlformats.org/drawingml/2006/picture">
+                              <pic:nvPicPr>
+                                <pic:cNvPr id="6" name="图片 1"/>
                                 <pic:cNvPicPr>
                                   <a:picLocks noChangeAspect="1" noChangeArrowheads="1"/>
                                 </pic:cNvPicPr>
                               </pic:nvPicPr>
                               <pic:blipFill>
-                                <a:blip r:embed="rId8">
+                                <a:blip r:embed="rId10">
                                   <a:extLst>
                                     <a:ext uri="{28A0092B-C50C-407E-A947-70E740481C1C}">
                                       <a14:useLocalDpi xmlns:a14="http://schemas.microsoft.com/office/drawing/2010/main" val="0"/>
@@ -2683,7 +2754,7 @@
                               </pic:blipFill>
                               <pic:spPr>
                                 <a:xfrm>
-                                  <a:off x="23926" y="40815"/>
+                                  <a:off x="22257" y="14976"/>
                                   <a:ext cx="2273" cy="2273"/>
                                 </a:xfrm>
                                 <a:prstGeom prst="rect">
@@ -2695,86 +2766,6 @@
                                 </a:ln>
                               </pic:spPr>
                             </pic:pic>
-                            <wpg:grpSp>
-                              <wpg:cNvPr id="9" name="组合 23"/>
-                              <wpg:cNvGrpSpPr/>
-                              <wpg:grpSpPr>
-                                <a:xfrm>
-                                  <a:off x="17862" y="41843"/>
-                                  <a:ext cx="4208" cy="652"/>
-                                  <a:chOff x="17862" y="41843"/>
-                                  <a:chExt cx="4208" cy="652"/>
-                                </a:xfrm>
-                              </wpg:grpSpPr>
-                              <pic:pic xmlns:pic="http://schemas.openxmlformats.org/drawingml/2006/picture">
-                                <pic:nvPicPr>
-                                  <pic:cNvPr id="22" name="图片 59" descr="图片1"/>
-                                  <pic:cNvPicPr>
-                                    <a:picLocks noChangeAspect="1"/>
-                                  </pic:cNvPicPr>
-                                </pic:nvPicPr>
-                                <pic:blipFill>
-                                  <a:blip r:embed="rId9">
-                                    <a:biLevel thresh="50000"/>
-                                  </a:blip>
-                                  <a:srcRect l="7865" t="11797" r="5322" b="19074"/>
-                                  <a:stretch>
-                                    <a:fillRect/>
-                                  </a:stretch>
-                                </pic:blipFill>
-                                <pic:spPr>
-                                  <a:xfrm>
-                                    <a:off x="17862" y="41869"/>
-                                    <a:ext cx="1468" cy="627"/>
-                                  </a:xfrm>
-                                  <a:prstGeom prst="rect">
-                                    <a:avLst/>
-                                  </a:prstGeom>
-                                  <a:noFill/>
-                                </pic:spPr>
-                              </pic:pic>
-                              <pic:pic xmlns:pic="http://schemas.openxmlformats.org/drawingml/2006/picture">
-                                <pic:nvPicPr>
-                                  <pic:cNvPr id="21" name="图片 29" descr="IMG_256"/>
-                                  <pic:cNvPicPr>
-                                    <a:picLocks noChangeAspect="1"/>
-                                  </pic:cNvPicPr>
-                                </pic:nvPicPr>
-                                <pic:blipFill>
-                                  <a:blip r:embed="rId10">
-                                    <a:clrChange>
-                                      <a:clrFrom>
-                                        <a:srgbClr val="FFFFFF">
-                                          <a:alpha val="100000"/>
-                                        </a:srgbClr>
-                                      </a:clrFrom>
-                                      <a:clrTo>
-                                        <a:srgbClr val="FFFFFF">
-                                          <a:alpha val="100000"/>
-                                          <a:alpha val="0"/>
-                                        </a:srgbClr>
-                                      </a:clrTo>
-                                    </a:clrChange>
-                                  </a:blip>
-                                  <a:stretch>
-                                    <a:fillRect/>
-                                  </a:stretch>
-                                </pic:blipFill>
-                                <pic:spPr>
-                                  <a:xfrm>
-                                    <a:off x="21096" y="41843"/>
-                                    <a:ext cx="975" cy="570"/>
-                                  </a:xfrm>
-                                  <a:prstGeom prst="rect">
-                                    <a:avLst/>
-                                  </a:prstGeom>
-                                  <a:noFill/>
-                                  <a:ln w="9525">
-                                    <a:noFill/>
-                                  </a:ln>
-                                </pic:spPr>
-                              </pic:pic>
-                            </wpg:grpSp>
                           </wpg:wgp>
                         </a:graphicData>
                       </a:graphic>
@@ -2783,29 +2774,26 @@
                 </mc:Choice>
                 <mc:Fallback>
                   <w:pict>
-                    <v:group id="_x0000_s1026" o:spid="_x0000_s1026" o:spt="203" style="position:absolute;left:0pt;margin-left:48.4pt;margin-top:-57.45pt;height:113.65pt;width:416.85pt;z-index:251667456;mso-width-relative:page;mso-height-relative:page;" coordorigin="17862,40815" coordsize="8337,2273" o:gfxdata="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">
+                    <v:group id="_x0000_s1026" o:spid="_x0000_s1026" o:spt="203" style="position:absolute;left:0pt;margin-left:45.15pt;margin-top:-64.5pt;height:113.65pt;width:409.5pt;z-index:251663360;mso-width-relative:page;mso-height-relative:page;" coordorigin="16340,14976" coordsize="8190,2273" o:gfxdata="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">
                       <o:lock v:ext="edit" aspectratio="f"/>
-                      <v:shape id="图片 23" o:spid="_x0000_s1026" o:spt="75" type="#_x0000_t75" style="position:absolute;left:23926;top:40815;height:2273;width:2273;" filled="f" o:preferrelative="t" stroked="f" coordsize="21600,21600" o:gfxdata="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">
+                      <v:shape id="_x0000_s1026" o:spid="_x0000_s1026" o:spt="75" alt="微信图片_20220215110121" type="#_x0000_t75" style="position:absolute;left:16340;top:16075;height:715;width:1234;" filled="f" o:preferrelative="t" stroked="f" coordsize="21600,21600" o:gfxdata="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">
                         <v:fill on="f" focussize="0,0"/>
                         <v:stroke on="f"/>
-                        <v:imagedata r:id="rId8" o:title=""/>
+                        <v:imagedata r:id="rId8" grayscale="t" bilevel="t" chromakey="#A09D98" o:title=""/>
                         <o:lock v:ext="edit" aspectratio="t"/>
                       </v:shape>
-                      <v:group id="组合 23" o:spid="_x0000_s1026" o:spt="203" style="position:absolute;left:17862;top:41843;height:652;width:4208;" coordorigin="17862,41843" coordsize="4208,652" o:gfxdata="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">
-                        <o:lock v:ext="edit" aspectratio="f"/>
-                        <v:shape id="图片 59" o:spid="_x0000_s1026" o:spt="75" alt="图片1" type="#_x0000_t75" style="position:absolute;left:17862;top:41869;height:627;width:1468;" filled="f" o:preferrelative="t" stroked="f" coordsize="21600,21600" o:gfxdata="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">
-                          <v:fill on="f" focussize="0,0"/>
-                          <v:stroke on="f"/>
-                          <v:imagedata r:id="rId9" cropleft="5154f" croptop="7731f" cropright="3488f" cropbottom="12500f" grayscale="t" bilevel="t" o:title=""/>
-                          <o:lock v:ext="edit" aspectratio="t"/>
-                        </v:shape>
-                        <v:shape id="图片 29" o:spid="_x0000_s1026" o:spt="75" alt="IMG_256" type="#_x0000_t75" style="position:absolute;left:21096;top:41843;height:570;width:975;" filled="f" o:preferrelative="t" stroked="f" coordsize="21600,21600" o:gfxdata="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">
-                          <v:fill on="f" focussize="0,0"/>
-                          <v:stroke on="f"/>
-                          <v:imagedata r:id="rId10" chromakey="#FFFFFF" o:title=""/>
-                          <o:lock v:ext="edit" aspectratio="t"/>
-                        </v:shape>
-                      </v:group>
+                      <v:shape id="图片 34" o:spid="_x0000_s1026" o:spt="75" alt="晓敏" type="#_x0000_t75" style="position:absolute;left:19534;top:15678;height:1475;width:560;rotation:-5898240f;" filled="f" o:preferrelative="t" stroked="f" coordsize="21600,21600" o:gfxdata="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">
+                        <v:fill on="f" focussize="0,0"/>
+                        <v:stroke on="f"/>
+                        <v:imagedata r:id="rId9" cropleft="22323f" croptop="17331f" cropright="22346f" cropbottom="6111f" chromakey="#949FA1" o:title=""/>
+                        <o:lock v:ext="edit" aspectratio="t"/>
+                      </v:shape>
+                      <v:shape id="图片 1" o:spid="_x0000_s1026" o:spt="75" type="#_x0000_t75" style="position:absolute;left:22257;top:14976;height:2273;width:2273;" filled="f" o:preferrelative="t" stroked="f" coordsize="21600,21600" o:gfxdata="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">
+                        <v:fill on="f" focussize="0,0"/>
+                        <v:stroke on="f"/>
+                        <v:imagedata r:id="rId10" o:title=""/>
+                        <o:lock v:ext="edit" aspectratio="t"/>
+                      </v:shape>
                     </v:group>
                   </w:pict>
                 </mc:Fallback>
@@ -3002,15 +2990,15 @@
         </w:rPr>
       </w:pPr>
       <w:bookmarkStart w:id="0" w:name="_Toc149837264"/>
-      <w:bookmarkStart w:id="1" w:name="_Toc22658"/>
-      <w:bookmarkStart w:id="2" w:name="_Toc28240"/>
+      <w:bookmarkStart w:id="1" w:name="_Toc28240"/>
+      <w:bookmarkStart w:id="2" w:name="_Toc1707_WPSOffice_Level1"/>
       <w:bookmarkStart w:id="3" w:name="_Toc21764_WPSOffice_Level1"/>
-      <w:bookmarkStart w:id="4" w:name="_Toc12505"/>
-      <w:bookmarkStart w:id="5" w:name="_Toc16594"/>
-      <w:bookmarkStart w:id="6" w:name="_Toc13196_WPSOffice_Level1"/>
-      <w:bookmarkStart w:id="7" w:name="_Toc1707_WPSOffice_Level1"/>
-      <w:bookmarkStart w:id="8" w:name="_Toc27302"/>
-      <w:bookmarkStart w:id="9" w:name="_Toc2409"/>
+      <w:bookmarkStart w:id="4" w:name="_Toc2409"/>
+      <w:bookmarkStart w:id="5" w:name="_Toc12505"/>
+      <w:bookmarkStart w:id="6" w:name="_Toc22658"/>
+      <w:bookmarkStart w:id="7" w:name="_Toc27302"/>
+      <w:bookmarkStart w:id="8" w:name="_Toc16594"/>
+      <w:bookmarkStart w:id="9" w:name="_Toc13196_WPSOffice_Level1"/>
       <w:r>
         <w:rPr>
           <w:rFonts w:hint="default" w:ascii="Times New Roman" w:hAnsi="Times New Roman" w:eastAsia="微软雅黑" w:cs="Times New Roman"/>
@@ -3097,59 +3085,7 @@
           <w:szCs w:val="24"/>
           <w:lang w:val="en-US" w:eastAsia="zh-CN" w:bidi="ar"/>
         </w:rPr>
-        <w:t>and (exon == ‘exon</w:t>
-      </w:r>
-      <w:r>
-        <w:rPr>
-          <w:rFonts w:hint="eastAsia" w:ascii="Times New Roman" w:hAnsi="Times New Roman" w:eastAsia="微软雅黑" w:cs="Times New Roman"/>
-          <w:b/>
-          <w:bCs w:val="0"/>
-          <w:color w:val="00B0F0"/>
-          <w:kern w:val="0"/>
-          <w:sz w:val="24"/>
-          <w:szCs w:val="24"/>
-          <w:lang w:val="en-US" w:eastAsia="zh-CN" w:bidi="ar"/>
-        </w:rPr>
-        <w:t>9</w:t>
-      </w:r>
-      <w:r>
-        <w:rPr>
-          <w:rFonts w:hint="default" w:ascii="Times New Roman" w:hAnsi="Times New Roman" w:eastAsia="微软雅黑" w:cs="Times New Roman"/>
-          <w:b/>
-          <w:bCs w:val="0"/>
-          <w:color w:val="00B0F0"/>
-          <w:kern w:val="0"/>
-          <w:sz w:val="24"/>
-          <w:szCs w:val="24"/>
-          <w:lang w:val="en-US" w:eastAsia="zh-CN" w:bidi="ar"/>
-        </w:rPr>
-        <w:t>’</w:t>
-      </w:r>
-      <w:r>
-        <w:rPr>
-          <w:rFonts w:hint="eastAsia" w:ascii="Times New Roman" w:hAnsi="Times New Roman" w:eastAsia="微软雅黑" w:cs="Times New Roman"/>
-          <w:b/>
-          <w:bCs w:val="0"/>
-          <w:color w:val="00B0F0"/>
-          <w:kern w:val="0"/>
-          <w:sz w:val="24"/>
-          <w:szCs w:val="24"/>
-          <w:lang w:val="en-US" w:eastAsia="zh-CN" w:bidi="ar"/>
-        </w:rPr>
-        <w:t xml:space="preserve"> or </w:t>
-      </w:r>
-      <w:r>
-        <w:rPr>
-          <w:rFonts w:hint="default" w:ascii="Times New Roman" w:hAnsi="Times New Roman" w:eastAsia="微软雅黑" w:cs="Times New Roman"/>
-          <w:b/>
-          <w:bCs w:val="0"/>
-          <w:color w:val="00B0F0"/>
-          <w:kern w:val="0"/>
-          <w:sz w:val="24"/>
-          <w:szCs w:val="24"/>
-          <w:lang w:val="en-US" w:eastAsia="zh-CN" w:bidi="ar"/>
-        </w:rPr>
-        <w:t>exon == ‘exon11’</w:t>
+        <w:t>and (exon == ‘exon11’</w:t>
       </w:r>
       <w:r>
         <w:rPr>
@@ -3540,55 +3476,7 @@
           <w:szCs w:val="24"/>
           <w:lang w:val="en-US" w:eastAsia="zh-CN" w:bidi="ar"/>
         </w:rPr>
-        <w:t>and (exon == ‘exon</w:t>
-      </w:r>
-      <w:r>
-        <w:rPr>
-          <w:rFonts w:hint="eastAsia" w:ascii="Times New Roman" w:hAnsi="Times New Roman" w:eastAsia="微软雅黑" w:cs="Times New Roman"/>
-          <w:b/>
-          <w:bCs w:val="0"/>
-          <w:kern w:val="0"/>
-          <w:sz w:val="24"/>
-          <w:szCs w:val="24"/>
-          <w:lang w:val="en-US" w:eastAsia="zh-CN" w:bidi="ar"/>
-        </w:rPr>
-        <w:t>9</w:t>
-      </w:r>
-      <w:r>
-        <w:rPr>
-          <w:rFonts w:hint="default" w:ascii="Times New Roman" w:hAnsi="Times New Roman" w:eastAsia="微软雅黑" w:cs="Times New Roman"/>
-          <w:b/>
-          <w:bCs w:val="0"/>
-          <w:kern w:val="0"/>
-          <w:sz w:val="24"/>
-          <w:szCs w:val="24"/>
-          <w:lang w:val="en-US" w:eastAsia="zh-CN" w:bidi="ar"/>
-        </w:rPr>
-        <w:t>’</w:t>
-      </w:r>
-      <w:r>
-        <w:rPr>
-          <w:rFonts w:hint="eastAsia" w:ascii="Times New Roman" w:hAnsi="Times New Roman" w:eastAsia="微软雅黑" w:cs="Times New Roman"/>
-          <w:b/>
-          <w:bCs w:val="0"/>
-          <w:kern w:val="0"/>
-          <w:sz w:val="24"/>
-          <w:szCs w:val="24"/>
-          <w:lang w:val="en-US" w:eastAsia="zh-CN" w:bidi="ar"/>
-        </w:rPr>
-        <w:t xml:space="preserve"> or </w:t>
-      </w:r>
-      <w:r>
-        <w:rPr>
-          <w:rFonts w:hint="default" w:ascii="Times New Roman" w:hAnsi="Times New Roman" w:eastAsia="微软雅黑" w:cs="Times New Roman"/>
-          <w:b/>
-          <w:bCs w:val="0"/>
-          <w:kern w:val="0"/>
-          <w:sz w:val="24"/>
-          <w:szCs w:val="24"/>
-          <w:lang w:val="en-US" w:eastAsia="zh-CN" w:bidi="ar"/>
-        </w:rPr>
-        <w:t>exon == ‘exon11’</w:t>
+        <w:t>and (exon == ‘exon11’</w:t>
       </w:r>
       <w:r>
         <w:rPr>
@@ -4068,6 +3956,8 @@
                 <w:lang w:eastAsia="zh-CN"/>
               </w:rPr>
             </w:pPr>
+            <w:bookmarkStart w:id="11" w:name="_GoBack"/>
+            <w:bookmarkEnd w:id="11"/>
             <w:r>
               <w:rPr>
                 <w:rFonts w:ascii="Times New Roman" w:hAnsi="Times New Roman" w:eastAsia="微软雅黑" w:cs="Times New Roman"/>
@@ -8674,33 +8564,7 @@
           <w:szCs w:val="24"/>
           <w:lang w:val="en-US" w:eastAsia="zh-CN" w:bidi="ar-SA"/>
         </w:rPr>
-        <w:t>广州市黄</w:t>
-      </w:r>
-      <w:bookmarkStart w:id="11" w:name="_GoBack"/>
-      <w:r>
-        <w:rPr>
-          <w:rFonts w:hint="eastAsia" w:ascii="Times New Roman" w:hAnsi="Times New Roman" w:eastAsia="微软雅黑" w:cs="Times New Roman"/>
-          <w:b w:val="0"/>
-          <w:bCs w:val="0"/>
-          <w:kern w:val="2"/>
-          <w:sz w:val="24"/>
-          <w:szCs w:val="24"/>
-          <w:lang w:val="en-US" w:eastAsia="zh-CN" w:bidi="ar-SA"/>
-        </w:rPr>
-        <w:t>埔</w:t>
-      </w:r>
-      <w:bookmarkEnd w:id="11"/>
-      <w:r>
-        <w:rPr>
-          <w:rFonts w:hint="eastAsia" w:ascii="Times New Roman" w:hAnsi="Times New Roman" w:eastAsia="微软雅黑" w:cs="Times New Roman"/>
-          <w:b w:val="0"/>
-          <w:bCs w:val="0"/>
-          <w:kern w:val="2"/>
-          <w:sz w:val="24"/>
-          <w:szCs w:val="24"/>
-          <w:lang w:val="en-US" w:eastAsia="zh-CN" w:bidi="ar-SA"/>
-        </w:rPr>
-        <w:t>区开源大道11号C6栋702室</w:t>
+        <w:t>广州市黄浦区开源大道11号C6栋702室</w:t>
       </w:r>
     </w:p>
     <w:p>
@@ -9212,7 +9076,7 @@
           <w:lang w:val="en-US" w:eastAsia="zh-CN" w:bidi="ar-SA"/>
         </w:rPr>
         <w:drawing>
-          <wp:anchor distT="0" distB="0" distL="114935" distR="114935" simplePos="0" relativeHeight="251665408" behindDoc="0" locked="0" layoutInCell="1" allowOverlap="1">
+          <wp:anchor distT="0" distB="0" distL="114935" distR="114935" simplePos="0" relativeHeight="251666432" behindDoc="0" locked="0" layoutInCell="1" allowOverlap="1">
             <wp:simplePos x="0" y="0"/>
             <wp:positionH relativeFrom="column">
               <wp:posOffset>28575</wp:posOffset>
@@ -9270,7 +9134,7 @@
           <w:lang w:val="en-US" w:eastAsia="zh-CN" w:bidi="ar-SA"/>
         </w:rPr>
         <w:drawing>
-          <wp:anchor distT="0" distB="0" distL="114935" distR="114935" simplePos="0" relativeHeight="251666432" behindDoc="0" locked="0" layoutInCell="1" allowOverlap="1">
+          <wp:anchor distT="0" distB="0" distL="114935" distR="114935" simplePos="0" relativeHeight="251667456" behindDoc="0" locked="0" layoutInCell="1" allowOverlap="1">
             <wp:simplePos x="0" y="0"/>
             <wp:positionH relativeFrom="column">
               <wp:posOffset>723900</wp:posOffset>
@@ -9550,7 +9414,7 @@
           <w:lang w:val="en-US" w:eastAsia="zh-CN" w:bidi="ar-SA"/>
         </w:rPr>
         <w:drawing>
-          <wp:anchor distT="0" distB="0" distL="0" distR="0" simplePos="0" relativeHeight="251664384" behindDoc="1" locked="0" layoutInCell="1" allowOverlap="1">
+          <wp:anchor distT="0" distB="0" distL="0" distR="0" simplePos="0" relativeHeight="251665408" behindDoc="1" locked="0" layoutInCell="1" allowOverlap="1">
             <wp:simplePos x="0" y="0"/>
             <wp:positionH relativeFrom="column">
               <wp:posOffset>4900295</wp:posOffset>

--- a/WebContent/docx/KIT_PDGFRA基因报告模板-盖章版.docx
+++ b/WebContent/docx/KIT_PDGFRA基因报告模板-盖章版.docx
@@ -24,7 +24,7 @@
       </w:pPr>
       <w:r>
         <w:drawing>
-          <wp:anchor distT="0" distB="0" distL="0" distR="0" simplePos="0" relativeHeight="251664384" behindDoc="0" locked="0" layoutInCell="1" allowOverlap="1">
+          <wp:anchor distT="0" distB="0" distL="0" distR="0" simplePos="0" relativeHeight="251663360" behindDoc="0" locked="0" layoutInCell="1" allowOverlap="1">
             <wp:simplePos x="0" y="0"/>
             <wp:positionH relativeFrom="column">
               <wp:posOffset>2259330</wp:posOffset>
@@ -711,6 +711,12 @@
             <w:insideH w:val="none" w:color="auto" w:sz="0" w:space="0"/>
             <w:insideV w:val="none" w:color="auto" w:sz="0" w:space="0"/>
           </w:tblBorders>
+          <w:tblCellMar>
+            <w:top w:w="0" w:type="dxa"/>
+            <w:left w:w="108" w:type="dxa"/>
+            <w:bottom w:w="0" w:type="dxa"/>
+            <w:right w:w="108" w:type="dxa"/>
+          </w:tblCellMar>
         </w:tblPrEx>
         <w:trPr>
           <w:cantSplit/>
@@ -2625,23 +2631,23 @@
             </w:r>
             <w:r>
               <w:rPr>
-                <w:sz w:val="22"/>
+                <w:sz w:val="24"/>
               </w:rPr>
               <mc:AlternateContent>
                 <mc:Choice Requires="wpg">
                   <w:drawing>
-                    <wp:anchor distT="0" distB="0" distL="114300" distR="114300" simplePos="0" relativeHeight="251663360" behindDoc="0" locked="0" layoutInCell="1" allowOverlap="1">
+                    <wp:anchor distT="0" distB="0" distL="114300" distR="114300" simplePos="0" relativeHeight="251667456" behindDoc="0" locked="0" layoutInCell="1" allowOverlap="1">
                       <wp:simplePos x="0" y="0"/>
                       <wp:positionH relativeFrom="column">
-                        <wp:posOffset>573405</wp:posOffset>
+                        <wp:posOffset>614680</wp:posOffset>
                       </wp:positionH>
                       <wp:positionV relativeFrom="paragraph">
-                        <wp:posOffset>-819150</wp:posOffset>
+                        <wp:posOffset>-729615</wp:posOffset>
                       </wp:positionV>
-                      <wp:extent cx="5200650" cy="1443355"/>
-                      <wp:effectExtent l="0" t="0" r="11430" b="4445"/>
+                      <wp:extent cx="5293995" cy="1443355"/>
+                      <wp:effectExtent l="0" t="0" r="9525" b="4445"/>
                       <wp:wrapNone/>
-                      <wp:docPr id="1" name="组合 1"/>
+                      <wp:docPr id="5" name="组合 5"/>
                       <wp:cNvGraphicFramePr/>
                       <a:graphic xmlns:a="http://schemas.openxmlformats.org/drawingml/2006/main">
                         <a:graphicData uri="http://schemas.microsoft.com/office/word/2010/wordprocessingGroup">
@@ -2650,97 +2656,20 @@
                             <wpg:grpSpPr>
                               <a:xfrm>
                                 <a:off x="0" y="0"/>
-                                <a:ext cx="5200650" cy="1443355"/>
-                                <a:chOff x="16340" y="14976"/>
-                                <a:chExt cx="8190" cy="2273"/>
+                                <a:ext cx="5293995" cy="1443355"/>
+                                <a:chOff x="17862" y="40815"/>
+                                <a:chExt cx="8337" cy="2273"/>
                               </a:xfrm>
                             </wpg:grpSpPr>
                             <pic:pic xmlns:pic="http://schemas.openxmlformats.org/drawingml/2006/picture">
                               <pic:nvPicPr>
-                                <pic:cNvPr id="30" name="图片 30" descr="微信图片_20220215110121"/>
-                                <pic:cNvPicPr>
-                                  <a:picLocks noChangeAspect="1"/>
-                                </pic:cNvPicPr>
-                              </pic:nvPicPr>
-                              <pic:blipFill>
-                                <a:blip r:embed="rId8">
-                                  <a:clrChange>
-                                    <a:clrFrom>
-                                      <a:srgbClr val="A09D98">
-                                        <a:alpha val="100000"/>
-                                      </a:srgbClr>
-                                    </a:clrFrom>
-                                    <a:clrTo>
-                                      <a:srgbClr val="A09D98">
-                                        <a:alpha val="100000"/>
-                                        <a:alpha val="0"/>
-                                      </a:srgbClr>
-                                    </a:clrTo>
-                                  </a:clrChange>
-                                  <a:biLevel thresh="50000"/>
-                                </a:blip>
-                                <a:stretch>
-                                  <a:fillRect/>
-                                </a:stretch>
-                              </pic:blipFill>
-                              <pic:spPr>
-                                <a:xfrm>
-                                  <a:off x="16340" y="16075"/>
-                                  <a:ext cx="1234" cy="715"/>
-                                </a:xfrm>
-                                <a:prstGeom prst="rect">
-                                  <a:avLst/>
-                                </a:prstGeom>
-                              </pic:spPr>
-                            </pic:pic>
-                            <pic:pic xmlns:pic="http://schemas.openxmlformats.org/drawingml/2006/picture">
-                              <pic:nvPicPr>
-                                <pic:cNvPr id="56" name="图片 34" descr="晓敏"/>
-                                <pic:cNvPicPr>
-                                  <a:picLocks noChangeAspect="1"/>
-                                </pic:cNvPicPr>
-                              </pic:nvPicPr>
-                              <pic:blipFill>
-                                <a:blip r:embed="rId9">
-                                  <a:clrChange>
-                                    <a:clrFrom>
-                                      <a:srgbClr val="949FA1"/>
-                                    </a:clrFrom>
-                                    <a:clrTo>
-                                      <a:srgbClr val="949FA1">
-                                        <a:alpha val="0"/>
-                                      </a:srgbClr>
-                                    </a:clrTo>
-                                  </a:clrChange>
-                                </a:blip>
-                                <a:srcRect l="34062" t="26445" r="34097" b="9325"/>
-                                <a:stretch>
-                                  <a:fillRect/>
-                                </a:stretch>
-                              </pic:blipFill>
-                              <pic:spPr>
-                                <a:xfrm rot="16200000">
-                                  <a:off x="19534" y="15678"/>
-                                  <a:ext cx="560" cy="1475"/>
-                                </a:xfrm>
-                                <a:prstGeom prst="rect">
-                                  <a:avLst/>
-                                </a:prstGeom>
-                                <a:noFill/>
-                                <a:ln>
-                                  <a:noFill/>
-                                </a:ln>
-                              </pic:spPr>
-                            </pic:pic>
-                            <pic:pic xmlns:pic="http://schemas.openxmlformats.org/drawingml/2006/picture">
-                              <pic:nvPicPr>
-                                <pic:cNvPr id="6" name="图片 1"/>
+                                <pic:cNvPr id="6" name="图片 23"/>
                                 <pic:cNvPicPr>
                                   <a:picLocks noChangeAspect="1" noChangeArrowheads="1"/>
                                 </pic:cNvPicPr>
                               </pic:nvPicPr>
                               <pic:blipFill>
-                                <a:blip r:embed="rId10">
+                                <a:blip r:embed="rId8">
                                   <a:extLst>
                                     <a:ext uri="{28A0092B-C50C-407E-A947-70E740481C1C}">
                                       <a14:useLocalDpi xmlns:a14="http://schemas.microsoft.com/office/drawing/2010/main" val="0"/>
@@ -2754,7 +2683,7 @@
                               </pic:blipFill>
                               <pic:spPr>
                                 <a:xfrm>
-                                  <a:off x="22257" y="14976"/>
+                                  <a:off x="23926" y="40815"/>
                                   <a:ext cx="2273" cy="2273"/>
                                 </a:xfrm>
                                 <a:prstGeom prst="rect">
@@ -2766,6 +2695,86 @@
                                 </a:ln>
                               </pic:spPr>
                             </pic:pic>
+                            <wpg:grpSp>
+                              <wpg:cNvPr id="9" name="组合 23"/>
+                              <wpg:cNvGrpSpPr/>
+                              <wpg:grpSpPr>
+                                <a:xfrm>
+                                  <a:off x="17862" y="41843"/>
+                                  <a:ext cx="4208" cy="652"/>
+                                  <a:chOff x="17862" y="41843"/>
+                                  <a:chExt cx="4208" cy="652"/>
+                                </a:xfrm>
+                              </wpg:grpSpPr>
+                              <pic:pic xmlns:pic="http://schemas.openxmlformats.org/drawingml/2006/picture">
+                                <pic:nvPicPr>
+                                  <pic:cNvPr id="22" name="图片 59" descr="图片1"/>
+                                  <pic:cNvPicPr>
+                                    <a:picLocks noChangeAspect="1"/>
+                                  </pic:cNvPicPr>
+                                </pic:nvPicPr>
+                                <pic:blipFill>
+                                  <a:blip r:embed="rId9">
+                                    <a:biLevel thresh="50000"/>
+                                  </a:blip>
+                                  <a:srcRect l="7865" t="11797" r="5322" b="19074"/>
+                                  <a:stretch>
+                                    <a:fillRect/>
+                                  </a:stretch>
+                                </pic:blipFill>
+                                <pic:spPr>
+                                  <a:xfrm>
+                                    <a:off x="17862" y="41869"/>
+                                    <a:ext cx="1468" cy="627"/>
+                                  </a:xfrm>
+                                  <a:prstGeom prst="rect">
+                                    <a:avLst/>
+                                  </a:prstGeom>
+                                  <a:noFill/>
+                                </pic:spPr>
+                              </pic:pic>
+                              <pic:pic xmlns:pic="http://schemas.openxmlformats.org/drawingml/2006/picture">
+                                <pic:nvPicPr>
+                                  <pic:cNvPr id="21" name="图片 29" descr="IMG_256"/>
+                                  <pic:cNvPicPr>
+                                    <a:picLocks noChangeAspect="1"/>
+                                  </pic:cNvPicPr>
+                                </pic:nvPicPr>
+                                <pic:blipFill>
+                                  <a:blip r:embed="rId10">
+                                    <a:clrChange>
+                                      <a:clrFrom>
+                                        <a:srgbClr val="FFFFFF">
+                                          <a:alpha val="100000"/>
+                                        </a:srgbClr>
+                                      </a:clrFrom>
+                                      <a:clrTo>
+                                        <a:srgbClr val="FFFFFF">
+                                          <a:alpha val="100000"/>
+                                          <a:alpha val="0"/>
+                                        </a:srgbClr>
+                                      </a:clrTo>
+                                    </a:clrChange>
+                                  </a:blip>
+                                  <a:stretch>
+                                    <a:fillRect/>
+                                  </a:stretch>
+                                </pic:blipFill>
+                                <pic:spPr>
+                                  <a:xfrm>
+                                    <a:off x="21096" y="41843"/>
+                                    <a:ext cx="975" cy="570"/>
+                                  </a:xfrm>
+                                  <a:prstGeom prst="rect">
+                                    <a:avLst/>
+                                  </a:prstGeom>
+                                  <a:noFill/>
+                                  <a:ln w="9525">
+                                    <a:noFill/>
+                                  </a:ln>
+                                </pic:spPr>
+                              </pic:pic>
+                            </wpg:grpSp>
                           </wpg:wgp>
                         </a:graphicData>
                       </a:graphic>
@@ -2774,26 +2783,29 @@
                 </mc:Choice>
                 <mc:Fallback>
                   <w:pict>
-                    <v:group id="_x0000_s1026" o:spid="_x0000_s1026" o:spt="203" style="position:absolute;left:0pt;margin-left:45.15pt;margin-top:-64.5pt;height:113.65pt;width:409.5pt;z-index:251663360;mso-width-relative:page;mso-height-relative:page;" coordorigin="16340,14976" coordsize="8190,2273" o:gfxdata="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">
+                    <v:group id="_x0000_s1026" o:spid="_x0000_s1026" o:spt="203" style="position:absolute;left:0pt;margin-left:48.4pt;margin-top:-57.45pt;height:113.65pt;width:416.85pt;z-index:251667456;mso-width-relative:page;mso-height-relative:page;" coordorigin="17862,40815" coordsize="8337,2273" o:gfxdata="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">
                       <o:lock v:ext="edit" aspectratio="f"/>
-                      <v:shape id="_x0000_s1026" o:spid="_x0000_s1026" o:spt="75" alt="微信图片_20220215110121" type="#_x0000_t75" style="position:absolute;left:16340;top:16075;height:715;width:1234;" filled="f" o:preferrelative="t" stroked="f" coordsize="21600,21600" o:gfxdata="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">
+                      <v:shape id="图片 23" o:spid="_x0000_s1026" o:spt="75" type="#_x0000_t75" style="position:absolute;left:23926;top:40815;height:2273;width:2273;" filled="f" o:preferrelative="t" stroked="f" coordsize="21600,21600" o:gfxdata="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">
                         <v:fill on="f" focussize="0,0"/>
                         <v:stroke on="f"/>
-                        <v:imagedata r:id="rId8" grayscale="t" bilevel="t" chromakey="#A09D98" o:title=""/>
+                        <v:imagedata r:id="rId8" o:title=""/>
                         <o:lock v:ext="edit" aspectratio="t"/>
                       </v:shape>
-                      <v:shape id="图片 34" o:spid="_x0000_s1026" o:spt="75" alt="晓敏" type="#_x0000_t75" style="position:absolute;left:19534;top:15678;height:1475;width:560;rotation:-5898240f;" filled="f" o:preferrelative="t" stroked="f" coordsize="21600,21600" o:gfxdata="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">
-                        <v:fill on="f" focussize="0,0"/>
-                        <v:stroke on="f"/>
-                        <v:imagedata r:id="rId9" cropleft="22323f" croptop="17331f" cropright="22346f" cropbottom="6111f" chromakey="#949FA1" o:title=""/>
-                        <o:lock v:ext="edit" aspectratio="t"/>
-                      </v:shape>
-                      <v:shape id="图片 1" o:spid="_x0000_s1026" o:spt="75" type="#_x0000_t75" style="position:absolute;left:22257;top:14976;height:2273;width:2273;" filled="f" o:preferrelative="t" stroked="f" coordsize="21600,21600" o:gfxdata="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">
-                        <v:fill on="f" focussize="0,0"/>
-                        <v:stroke on="f"/>
-                        <v:imagedata r:id="rId10" o:title=""/>
-                        <o:lock v:ext="edit" aspectratio="t"/>
-                      </v:shape>
+                      <v:group id="组合 23" o:spid="_x0000_s1026" o:spt="203" style="position:absolute;left:17862;top:41843;height:652;width:4208;" coordorigin="17862,41843" coordsize="4208,652" o:gfxdata="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">
+                        <o:lock v:ext="edit" aspectratio="f"/>
+                        <v:shape id="图片 59" o:spid="_x0000_s1026" o:spt="75" alt="图片1" type="#_x0000_t75" style="position:absolute;left:17862;top:41869;height:627;width:1468;" filled="f" o:preferrelative="t" stroked="f" coordsize="21600,21600" o:gfxdata="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">
+                          <v:fill on="f" focussize="0,0"/>
+                          <v:stroke on="f"/>
+                          <v:imagedata r:id="rId9" cropleft="5154f" croptop="7731f" cropright="3488f" cropbottom="12500f" grayscale="t" bilevel="t" o:title=""/>
+                          <o:lock v:ext="edit" aspectratio="t"/>
+                        </v:shape>
+                        <v:shape id="图片 29" o:spid="_x0000_s1026" o:spt="75" alt="IMG_256" type="#_x0000_t75" style="position:absolute;left:21096;top:41843;height:570;width:975;" filled="f" o:preferrelative="t" stroked="f" coordsize="21600,21600" o:gfxdata="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">
+                          <v:fill on="f" focussize="0,0"/>
+                          <v:stroke on="f"/>
+                          <v:imagedata r:id="rId10" chromakey="#FFFFFF" o:title=""/>
+                          <o:lock v:ext="edit" aspectratio="t"/>
+                        </v:shape>
+                      </v:group>
                     </v:group>
                   </w:pict>
                 </mc:Fallback>
@@ -2990,15 +3002,15 @@
         </w:rPr>
       </w:pPr>
       <w:bookmarkStart w:id="0" w:name="_Toc149837264"/>
-      <w:bookmarkStart w:id="1" w:name="_Toc28240"/>
-      <w:bookmarkStart w:id="2" w:name="_Toc1707_WPSOffice_Level1"/>
+      <w:bookmarkStart w:id="1" w:name="_Toc22658"/>
+      <w:bookmarkStart w:id="2" w:name="_Toc28240"/>
       <w:bookmarkStart w:id="3" w:name="_Toc21764_WPSOffice_Level1"/>
-      <w:bookmarkStart w:id="4" w:name="_Toc2409"/>
-      <w:bookmarkStart w:id="5" w:name="_Toc12505"/>
-      <w:bookmarkStart w:id="6" w:name="_Toc22658"/>
-      <w:bookmarkStart w:id="7" w:name="_Toc27302"/>
-      <w:bookmarkStart w:id="8" w:name="_Toc16594"/>
-      <w:bookmarkStart w:id="9" w:name="_Toc13196_WPSOffice_Level1"/>
+      <w:bookmarkStart w:id="4" w:name="_Toc12505"/>
+      <w:bookmarkStart w:id="5" w:name="_Toc16594"/>
+      <w:bookmarkStart w:id="6" w:name="_Toc13196_WPSOffice_Level1"/>
+      <w:bookmarkStart w:id="7" w:name="_Toc1707_WPSOffice_Level1"/>
+      <w:bookmarkStart w:id="8" w:name="_Toc27302"/>
+      <w:bookmarkStart w:id="9" w:name="_Toc2409"/>
       <w:r>
         <w:rPr>
           <w:rFonts w:hint="default" w:ascii="Times New Roman" w:hAnsi="Times New Roman" w:eastAsia="微软雅黑" w:cs="Times New Roman"/>
@@ -3085,7 +3097,59 @@
           <w:szCs w:val="24"/>
           <w:lang w:val="en-US" w:eastAsia="zh-CN" w:bidi="ar"/>
         </w:rPr>
-        <w:t>and (exon == ‘exon11’</w:t>
+        <w:t>and (exon == ‘exon</w:t>
+      </w:r>
+      <w:r>
+        <w:rPr>
+          <w:rFonts w:hint="eastAsia" w:ascii="Times New Roman" w:hAnsi="Times New Roman" w:eastAsia="微软雅黑" w:cs="Times New Roman"/>
+          <w:b/>
+          <w:bCs w:val="0"/>
+          <w:color w:val="00B0F0"/>
+          <w:kern w:val="0"/>
+          <w:sz w:val="24"/>
+          <w:szCs w:val="24"/>
+          <w:lang w:val="en-US" w:eastAsia="zh-CN" w:bidi="ar"/>
+        </w:rPr>
+        <w:t>9</w:t>
+      </w:r>
+      <w:r>
+        <w:rPr>
+          <w:rFonts w:hint="default" w:ascii="Times New Roman" w:hAnsi="Times New Roman" w:eastAsia="微软雅黑" w:cs="Times New Roman"/>
+          <w:b/>
+          <w:bCs w:val="0"/>
+          <w:color w:val="00B0F0"/>
+          <w:kern w:val="0"/>
+          <w:sz w:val="24"/>
+          <w:szCs w:val="24"/>
+          <w:lang w:val="en-US" w:eastAsia="zh-CN" w:bidi="ar"/>
+        </w:rPr>
+        <w:t>’</w:t>
+      </w:r>
+      <w:r>
+        <w:rPr>
+          <w:rFonts w:hint="eastAsia" w:ascii="Times New Roman" w:hAnsi="Times New Roman" w:eastAsia="微软雅黑" w:cs="Times New Roman"/>
+          <w:b/>
+          <w:bCs w:val="0"/>
+          <w:color w:val="00B0F0"/>
+          <w:kern w:val="0"/>
+          <w:sz w:val="24"/>
+          <w:szCs w:val="24"/>
+          <w:lang w:val="en-US" w:eastAsia="zh-CN" w:bidi="ar"/>
+        </w:rPr>
+        <w:t xml:space="preserve"> or </w:t>
+      </w:r>
+      <w:r>
+        <w:rPr>
+          <w:rFonts w:hint="default" w:ascii="Times New Roman" w:hAnsi="Times New Roman" w:eastAsia="微软雅黑" w:cs="Times New Roman"/>
+          <w:b/>
+          <w:bCs w:val="0"/>
+          <w:color w:val="00B0F0"/>
+          <w:kern w:val="0"/>
+          <w:sz w:val="24"/>
+          <w:szCs w:val="24"/>
+          <w:lang w:val="en-US" w:eastAsia="zh-CN" w:bidi="ar"/>
+        </w:rPr>
+        <w:t>exon == ‘exon11’</w:t>
       </w:r>
       <w:r>
         <w:rPr>
@@ -3476,7 +3540,55 @@
           <w:szCs w:val="24"/>
           <w:lang w:val="en-US" w:eastAsia="zh-CN" w:bidi="ar"/>
         </w:rPr>
-        <w:t>and (exon == ‘exon11’</w:t>
+        <w:t>and (exon == ‘exon</w:t>
+      </w:r>
+      <w:r>
+        <w:rPr>
+          <w:rFonts w:hint="eastAsia" w:ascii="Times New Roman" w:hAnsi="Times New Roman" w:eastAsia="微软雅黑" w:cs="Times New Roman"/>
+          <w:b/>
+          <w:bCs w:val="0"/>
+          <w:kern w:val="0"/>
+          <w:sz w:val="24"/>
+          <w:szCs w:val="24"/>
+          <w:lang w:val="en-US" w:eastAsia="zh-CN" w:bidi="ar"/>
+        </w:rPr>
+        <w:t>9</w:t>
+      </w:r>
+      <w:r>
+        <w:rPr>
+          <w:rFonts w:hint="default" w:ascii="Times New Roman" w:hAnsi="Times New Roman" w:eastAsia="微软雅黑" w:cs="Times New Roman"/>
+          <w:b/>
+          <w:bCs w:val="0"/>
+          <w:kern w:val="0"/>
+          <w:sz w:val="24"/>
+          <w:szCs w:val="24"/>
+          <w:lang w:val="en-US" w:eastAsia="zh-CN" w:bidi="ar"/>
+        </w:rPr>
+        <w:t>’</w:t>
+      </w:r>
+      <w:r>
+        <w:rPr>
+          <w:rFonts w:hint="eastAsia" w:ascii="Times New Roman" w:hAnsi="Times New Roman" w:eastAsia="微软雅黑" w:cs="Times New Roman"/>
+          <w:b/>
+          <w:bCs w:val="0"/>
+          <w:kern w:val="0"/>
+          <w:sz w:val="24"/>
+          <w:szCs w:val="24"/>
+          <w:lang w:val="en-US" w:eastAsia="zh-CN" w:bidi="ar"/>
+        </w:rPr>
+        <w:t xml:space="preserve"> or </w:t>
+      </w:r>
+      <w:r>
+        <w:rPr>
+          <w:rFonts w:hint="default" w:ascii="Times New Roman" w:hAnsi="Times New Roman" w:eastAsia="微软雅黑" w:cs="Times New Roman"/>
+          <w:b/>
+          <w:bCs w:val="0"/>
+          <w:kern w:val="0"/>
+          <w:sz w:val="24"/>
+          <w:szCs w:val="24"/>
+          <w:lang w:val="en-US" w:eastAsia="zh-CN" w:bidi="ar"/>
+        </w:rPr>
+        <w:t>exon == ‘exon11’</w:t>
       </w:r>
       <w:r>
         <w:rPr>
@@ -3956,8 +4068,6 @@
                 <w:lang w:eastAsia="zh-CN"/>
               </w:rPr>
             </w:pPr>
-            <w:bookmarkStart w:id="11" w:name="_GoBack"/>
-            <w:bookmarkEnd w:id="11"/>
             <w:r>
               <w:rPr>
                 <w:rFonts w:ascii="Times New Roman" w:hAnsi="Times New Roman" w:eastAsia="微软雅黑" w:cs="Times New Roman"/>
@@ -8564,7 +8674,33 @@
           <w:szCs w:val="24"/>
           <w:lang w:val="en-US" w:eastAsia="zh-CN" w:bidi="ar-SA"/>
         </w:rPr>
-        <w:t>广州市黄浦区开源大道11号C6栋702室</w:t>
+        <w:t>广州市黄</w:t>
+      </w:r>
+      <w:bookmarkStart w:id="11" w:name="_GoBack"/>
+      <w:r>
+        <w:rPr>
+          <w:rFonts w:hint="eastAsia" w:ascii="Times New Roman" w:hAnsi="Times New Roman" w:eastAsia="微软雅黑" w:cs="Times New Roman"/>
+          <w:b w:val="0"/>
+          <w:bCs w:val="0"/>
+          <w:kern w:val="2"/>
+          <w:sz w:val="24"/>
+          <w:szCs w:val="24"/>
+          <w:lang w:val="en-US" w:eastAsia="zh-CN" w:bidi="ar-SA"/>
+        </w:rPr>
+        <w:t>埔</w:t>
+      </w:r>
+      <w:bookmarkEnd w:id="11"/>
+      <w:r>
+        <w:rPr>
+          <w:rFonts w:hint="eastAsia" w:ascii="Times New Roman" w:hAnsi="Times New Roman" w:eastAsia="微软雅黑" w:cs="Times New Roman"/>
+          <w:b w:val="0"/>
+          <w:bCs w:val="0"/>
+          <w:kern w:val="2"/>
+          <w:sz w:val="24"/>
+          <w:szCs w:val="24"/>
+          <w:lang w:val="en-US" w:eastAsia="zh-CN" w:bidi="ar-SA"/>
+        </w:rPr>
+        <w:t>区开源大道11号C6栋702室</w:t>
       </w:r>
     </w:p>
     <w:p>
@@ -9076,7 +9212,7 @@
           <w:lang w:val="en-US" w:eastAsia="zh-CN" w:bidi="ar-SA"/>
         </w:rPr>
         <w:drawing>
-          <wp:anchor distT="0" distB="0" distL="114935" distR="114935" simplePos="0" relativeHeight="251666432" behindDoc="0" locked="0" layoutInCell="1" allowOverlap="1">
+          <wp:anchor distT="0" distB="0" distL="114935" distR="114935" simplePos="0" relativeHeight="251665408" behindDoc="0" locked="0" layoutInCell="1" allowOverlap="1">
             <wp:simplePos x="0" y="0"/>
             <wp:positionH relativeFrom="column">
               <wp:posOffset>28575</wp:posOffset>
@@ -9134,7 +9270,7 @@
           <w:lang w:val="en-US" w:eastAsia="zh-CN" w:bidi="ar-SA"/>
         </w:rPr>
         <w:drawing>
-          <wp:anchor distT="0" distB="0" distL="114935" distR="114935" simplePos="0" relativeHeight="251667456" behindDoc="0" locked="0" layoutInCell="1" allowOverlap="1">
+          <wp:anchor distT="0" distB="0" distL="114935" distR="114935" simplePos="0" relativeHeight="251666432" behindDoc="0" locked="0" layoutInCell="1" allowOverlap="1">
             <wp:simplePos x="0" y="0"/>
             <wp:positionH relativeFrom="column">
               <wp:posOffset>723900</wp:posOffset>
@@ -9414,7 +9550,7 @@
           <w:lang w:val="en-US" w:eastAsia="zh-CN" w:bidi="ar-SA"/>
         </w:rPr>
         <w:drawing>
-          <wp:anchor distT="0" distB="0" distL="0" distR="0" simplePos="0" relativeHeight="251665408" behindDoc="1" locked="0" layoutInCell="1" allowOverlap="1">
+          <wp:anchor distT="0" distB="0" distL="0" distR="0" simplePos="0" relativeHeight="251664384" behindDoc="1" locked="0" layoutInCell="1" allowOverlap="1">
             <wp:simplePos x="0" y="0"/>
             <wp:positionH relativeFrom="column">
               <wp:posOffset>4900295</wp:posOffset>

--- a/WebContent/docx/KIT_PDGFRA基因报告模板-盖章版.docx
+++ b/WebContent/docx/KIT_PDGFRA基因报告模板-盖章版.docx
@@ -2557,20 +2557,79 @@
     </w:tbl>
     <w:p>
       <w:pPr>
-        <w:spacing w:line="400" w:lineRule="exact"/>
+        <w:rPr>
+          <w:rFonts w:hint="default" w:ascii="Times New Roman" w:hAnsi="Times New Roman" w:eastAsia="微软雅黑" w:cs="Times New Roman"/>
+          <w:sz w:val="24"/>
+          <w:szCs w:val="24"/>
+          <w:lang w:val="en-US" w:eastAsia="zh-CN"/>
+        </w:rPr>
+      </w:pPr>
+      <w:r>
+        <w:rPr>
+          <w:rFonts w:hint="eastAsia" w:ascii="Times New Roman" w:hAnsi="Times New Roman" w:eastAsia="微软雅黑" w:cs="Times New Roman"/>
+          <w:sz w:val="24"/>
+          <w:szCs w:val="24"/>
+          <w:lang w:eastAsia="zh-CN"/>
+        </w:rPr>
+        <w:t xml:space="preserve">{% if testedby == </w:t>
+      </w:r>
+      <w:r>
         <w:rPr>
           <w:rFonts w:ascii="Times New Roman" w:hAnsi="Times New Roman" w:eastAsia="微软雅黑" w:cs="Times New Roman"/>
           <w:sz w:val="24"/>
+          <w:szCs w:val="24"/>
+          <w:lang w:eastAsia="zh-CN"/>
+        </w:rPr>
+        <w:t>“</w:t>
+      </w:r>
+      <w:r>
+        <w:rPr>
+          <w:rFonts w:hint="eastAsia" w:ascii="Times New Roman" w:hAnsi="Times New Roman" w:eastAsia="微软雅黑" w:cs="Times New Roman"/>
+          <w:sz w:val="24"/>
+          <w:szCs w:val="24"/>
+          <w:lang w:eastAsia="zh-CN"/>
+        </w:rPr>
+        <w:t>1</w:t>
+      </w:r>
+      <w:r>
+        <w:rPr>
+          <w:rFonts w:ascii="Times New Roman" w:hAnsi="Times New Roman" w:eastAsia="微软雅黑" w:cs="Times New Roman"/>
+          <w:sz w:val="24"/>
+          <w:szCs w:val="24"/>
+          <w:lang w:eastAsia="zh-CN"/>
+        </w:rPr>
+        <w:t>”</w:t>
+      </w:r>
+      <w:r>
+        <w:rPr>
+          <w:rFonts w:hint="eastAsia" w:ascii="Times New Roman" w:hAnsi="Times New Roman" w:eastAsia="微软雅黑" w:cs="Times New Roman"/>
+          <w:sz w:val="24"/>
+          <w:szCs w:val="24"/>
+          <w:lang w:eastAsia="zh-CN"/>
+        </w:rPr>
+        <w:t xml:space="preserve"> %}</w:t>
+      </w:r>
+    </w:p>
+    <w:p>
+      <w:pPr>
+        <w:rPr>
+          <w:lang w:eastAsia="zh-CN"/>
+        </w:rPr>
+      </w:pPr>
+    </w:p>
+    <w:p>
+      <w:pPr>
+        <w:rPr>
+          <w:lang w:eastAsia="zh-CN"/>
         </w:rPr>
       </w:pPr>
     </w:p>
     <w:tbl>
       <w:tblPr>
-        <w:tblStyle w:val="16"/>
-        <w:tblpPr w:leftFromText="181" w:rightFromText="181" w:vertAnchor="page" w:horzAnchor="page" w:tblpXSpec="center" w:tblpY="15591"/>
-        <w:tblW w:w="4850" w:type="pct"/>
-        <w:jc w:val="center"/>
-        <w:tblLayout w:type="autofit"/>
+        <w:tblStyle w:val="33"/>
+        <w:tblW w:w="8091" w:type="dxa"/>
+        <w:jc w:val="right"/>
+        <w:tblLayout w:type="fixed"/>
         <w:tblCellMar>
           <w:top w:w="0" w:type="dxa"/>
           <w:left w:w="0" w:type="dxa"/>
@@ -2579,12 +2638,11 @@
         </w:tblCellMar>
       </w:tblPr>
       <w:tblGrid>
-        <w:gridCol w:w="1362"/>
-        <w:gridCol w:w="1362"/>
-        <w:gridCol w:w="1362"/>
-        <w:gridCol w:w="1699"/>
-        <w:gridCol w:w="1385"/>
-        <w:gridCol w:w="2404"/>
+        <w:gridCol w:w="1068"/>
+        <w:gridCol w:w="1386"/>
+        <w:gridCol w:w="1386"/>
+        <w:gridCol w:w="1018"/>
+        <w:gridCol w:w="3233"/>
       </w:tblGrid>
       <w:tr>
         <w:tblPrEx>
@@ -2596,42 +2654,90 @@
           </w:tblCellMar>
         </w:tblPrEx>
         <w:trPr>
-          <w:cantSplit/>
-          <w:trHeight w:val="442" w:hRule="atLeast"/>
-          <w:jc w:val="center"/>
+          <w:trHeight w:val="441" w:hRule="exact"/>
+          <w:jc w:val="right"/>
         </w:trPr>
         <w:tc>
           <w:tcPr>
-            <w:tcW w:w="711" w:type="pct"/>
+            <w:tcW w:w="1068" w:type="dxa"/>
             <w:vAlign w:val="center"/>
           </w:tcPr>
           <w:p>
             <w:pPr>
               <w:pStyle w:val="22"/>
-              <w:adjustRightInd w:val="0"/>
-              <w:snapToGrid w:val="0"/>
-              <w:spacing w:after="0" w:line="240" w:lineRule="auto"/>
+              <w:spacing w:before="13"/>
               <w:ind w:left="13" w:right="95"/>
               <w:jc w:val="both"/>
               <w:rPr>
-                <w:rFonts w:ascii="Times New Roman" w:hAnsi="Times New Roman" w:eastAsia="微软雅黑" w:cs="微软雅黑"/>
+                <w:rFonts w:ascii="Times New Roman" w:hAnsi="Times New Roman" w:cs="Times New Roman"/>
                 <w:b/>
-                <w:sz w:val="28"/>
-                <w:szCs w:val="28"/>
-              </w:rPr>
-            </w:pPr>
-            <w:r>
-              <w:rPr>
-                <w:rFonts w:ascii="Times New Roman" w:hAnsi="Times New Roman" w:eastAsia="微软雅黑" w:cs="微软雅黑"/>
+                <w:sz w:val="24"/>
+                <w:szCs w:val="24"/>
+              </w:rPr>
+            </w:pPr>
+            <w:r>
+              <w:rPr>
+                <w:rFonts w:ascii="Times New Roman" w:hAnsi="Times New Roman" w:cs="Times New Roman"/>
                 <w:b/>
-                <w:sz w:val="28"/>
-                <w:szCs w:val="28"/>
+                <w:sz w:val="24"/>
+                <w:szCs w:val="24"/>
               </w:rPr>
               <w:t>检测人：</w:t>
             </w:r>
-            <w:r>
-              <w:rPr>
+          </w:p>
+        </w:tc>
+        <w:tc>
+          <w:tcPr>
+            <w:tcW w:w="1386" w:type="dxa"/>
+            <w:vAlign w:val="center"/>
+          </w:tcPr>
+          <w:p>
+            <w:pPr>
+              <w:pStyle w:val="22"/>
+              <w:spacing w:before="13"/>
+              <w:jc w:val="both"/>
+              <w:rPr>
+                <w:rFonts w:ascii="Times New Roman" w:hAnsi="Times New Roman" w:cs="Times New Roman"/>
+                <w:b/>
                 <w:sz w:val="24"/>
+                <w:szCs w:val="24"/>
+              </w:rPr>
+            </w:pPr>
+            <w:r>
+              <w:rPr>
+                <w:rFonts w:hint="eastAsia" w:ascii="Times New Roman" w:hAnsi="Times New Roman" w:cs="Times New Roman"/>
+                <w:b w:val="0"/>
+                <w:bCs/>
+                <w:sz w:val="24"/>
+                <w:szCs w:val="24"/>
+                <w:lang w:val="en-US" w:eastAsia="zh-CN"/>
+              </w:rPr>
+              <w:t>临检检测人，</w:t>
+            </w:r>
+          </w:p>
+        </w:tc>
+        <w:tc>
+          <w:tcPr>
+            <w:tcW w:w="1386" w:type="dxa"/>
+            <w:vAlign w:val="center"/>
+          </w:tcPr>
+          <w:p>
+            <w:pPr>
+              <w:pStyle w:val="22"/>
+              <w:spacing w:before="13"/>
+              <w:jc w:val="both"/>
+              <w:rPr>
+                <w:rFonts w:hint="eastAsia" w:ascii="Times New Roman" w:hAnsi="Times New Roman" w:cs="Times New Roman"/>
+                <w:b w:val="0"/>
+                <w:bCs/>
+                <w:sz w:val="24"/>
+                <w:szCs w:val="24"/>
+                <w:lang w:val="en-US" w:eastAsia="zh-CN"/>
+              </w:rPr>
+            </w:pPr>
+            <w:r>
+              <w:rPr>
+                <w:sz w:val="22"/>
               </w:rPr>
               <mc:AlternateContent>
                 <mc:Choice Requires="wpg">
@@ -2639,15 +2745,15 @@
                     <wp:anchor distT="0" distB="0" distL="114300" distR="114300" simplePos="0" relativeHeight="251667456" behindDoc="0" locked="0" layoutInCell="1" allowOverlap="1">
                       <wp:simplePos x="0" y="0"/>
                       <wp:positionH relativeFrom="column">
-                        <wp:posOffset>614680</wp:posOffset>
+                        <wp:posOffset>-55880</wp:posOffset>
                       </wp:positionH>
                       <wp:positionV relativeFrom="paragraph">
-                        <wp:posOffset>-729615</wp:posOffset>
+                        <wp:posOffset>-461010</wp:posOffset>
                       </wp:positionV>
-                      <wp:extent cx="5293995" cy="1443355"/>
-                      <wp:effectExtent l="0" t="0" r="9525" b="4445"/>
+                      <wp:extent cx="3352800" cy="1443355"/>
+                      <wp:effectExtent l="0" t="0" r="0" b="4445"/>
                       <wp:wrapNone/>
-                      <wp:docPr id="5" name="组合 5"/>
+                      <wp:docPr id="27" name="组合 27"/>
                       <wp:cNvGraphicFramePr/>
                       <a:graphic xmlns:a="http://schemas.openxmlformats.org/drawingml/2006/main">
                         <a:graphicData uri="http://schemas.microsoft.com/office/word/2010/wordprocessingGroup">
@@ -2656,92 +2762,31 @@
                             <wpg:grpSpPr>
                               <a:xfrm>
                                 <a:off x="0" y="0"/>
-                                <a:ext cx="5293995" cy="1443355"/>
-                                <a:chOff x="17862" y="40815"/>
-                                <a:chExt cx="8337" cy="2273"/>
+                                <a:ext cx="3352800" cy="1443355"/>
+                                <a:chOff x="19211" y="18890"/>
+                                <a:chExt cx="5280" cy="2273"/>
                               </a:xfrm>
                             </wpg:grpSpPr>
-                            <pic:pic xmlns:pic="http://schemas.openxmlformats.org/drawingml/2006/picture">
-                              <pic:nvPicPr>
-                                <pic:cNvPr id="6" name="图片 23"/>
-                                <pic:cNvPicPr>
-                                  <a:picLocks noChangeAspect="1" noChangeArrowheads="1"/>
-                                </pic:cNvPicPr>
-                              </pic:nvPicPr>
-                              <pic:blipFill>
-                                <a:blip r:embed="rId8">
-                                  <a:extLst>
-                                    <a:ext uri="{28A0092B-C50C-407E-A947-70E740481C1C}">
-                                      <a14:useLocalDpi xmlns:a14="http://schemas.microsoft.com/office/drawing/2010/main" val="0"/>
-                                    </a:ext>
-                                  </a:extLst>
-                                </a:blip>
-                                <a:srcRect/>
-                                <a:stretch>
-                                  <a:fillRect/>
-                                </a:stretch>
-                              </pic:blipFill>
-                              <pic:spPr>
-                                <a:xfrm>
-                                  <a:off x="23926" y="40815"/>
-                                  <a:ext cx="2273" cy="2273"/>
-                                </a:xfrm>
-                                <a:prstGeom prst="rect">
-                                  <a:avLst/>
-                                </a:prstGeom>
-                                <a:noFill/>
-                                <a:ln>
-                                  <a:noFill/>
-                                </a:ln>
-                              </pic:spPr>
-                            </pic:pic>
                             <wpg:grpSp>
-                              <wpg:cNvPr id="9" name="组合 23"/>
+                              <wpg:cNvPr id="28" name="组合 6"/>
                               <wpg:cNvGrpSpPr/>
                               <wpg:grpSpPr>
                                 <a:xfrm>
-                                  <a:off x="17862" y="41843"/>
-                                  <a:ext cx="4208" cy="652"/>
-                                  <a:chOff x="17862" y="41843"/>
-                                  <a:chExt cx="4208" cy="652"/>
+                                  <a:off x="19211" y="18890"/>
+                                  <a:ext cx="5140" cy="2273"/>
+                                  <a:chOff x="19199" y="18950"/>
+                                  <a:chExt cx="5140" cy="2273"/>
                                 </a:xfrm>
                               </wpg:grpSpPr>
                               <pic:pic xmlns:pic="http://schemas.openxmlformats.org/drawingml/2006/picture">
                                 <pic:nvPicPr>
-                                  <pic:cNvPr id="22" name="图片 59" descr="图片1"/>
+                                  <pic:cNvPr id="22" name="图片 6" descr="蔡冬雪"/>
                                   <pic:cNvPicPr>
                                     <a:picLocks noChangeAspect="1"/>
                                   </pic:cNvPicPr>
                                 </pic:nvPicPr>
                                 <pic:blipFill>
-                                  <a:blip r:embed="rId9">
-                                    <a:biLevel thresh="50000"/>
-                                  </a:blip>
-                                  <a:srcRect l="7865" t="11797" r="5322" b="19074"/>
-                                  <a:stretch>
-                                    <a:fillRect/>
-                                  </a:stretch>
-                                </pic:blipFill>
-                                <pic:spPr>
-                                  <a:xfrm>
-                                    <a:off x="17862" y="41869"/>
-                                    <a:ext cx="1468" cy="627"/>
-                                  </a:xfrm>
-                                  <a:prstGeom prst="rect">
-                                    <a:avLst/>
-                                  </a:prstGeom>
-                                  <a:noFill/>
-                                </pic:spPr>
-                              </pic:pic>
-                              <pic:pic xmlns:pic="http://schemas.openxmlformats.org/drawingml/2006/picture">
-                                <pic:nvPicPr>
-                                  <pic:cNvPr id="21" name="图片 29" descr="IMG_256"/>
-                                  <pic:cNvPicPr>
-                                    <a:picLocks noChangeAspect="1"/>
-                                  </pic:cNvPicPr>
-                                </pic:nvPicPr>
-                                <pic:blipFill>
-                                  <a:blip r:embed="rId10">
+                                  <a:blip r:embed="rId8">
                                     <a:clrChange>
                                       <a:clrFrom>
                                         <a:srgbClr val="FFFFFF">
@@ -2756,25 +2801,93 @@
                                       </a:clrTo>
                                     </a:clrChange>
                                   </a:blip>
+                                  <a:srcRect l="18656" t="33322" r="18897" b="26699"/>
                                   <a:stretch>
                                     <a:fillRect/>
                                   </a:stretch>
                                 </pic:blipFill>
                                 <pic:spPr>
                                   <a:xfrm>
-                                    <a:off x="21096" y="41843"/>
-                                    <a:ext cx="975" cy="570"/>
+                                    <a:off x="19199" y="19551"/>
+                                    <a:ext cx="1261" cy="566"/>
+                                  </a:xfrm>
+                                  <a:prstGeom prst="rect">
+                                    <a:avLst/>
+                                  </a:prstGeom>
+                                </pic:spPr>
+                              </pic:pic>
+                              <pic:pic xmlns:pic="http://schemas.openxmlformats.org/drawingml/2006/picture">
+                                <pic:nvPicPr>
+                                  <pic:cNvPr id="23" name="图片 25"/>
+                                  <pic:cNvPicPr>
+                                    <a:picLocks noChangeAspect="1" noChangeArrowheads="1"/>
+                                  </pic:cNvPicPr>
+                                </pic:nvPicPr>
+                                <pic:blipFill>
+                                  <a:blip r:embed="rId9">
+                                    <a:extLst>
+                                      <a:ext uri="{28A0092B-C50C-407E-A947-70E740481C1C}">
+                                        <a14:useLocalDpi xmlns:a14="http://schemas.microsoft.com/office/drawing/2010/main" val="0"/>
+                                      </a:ext>
+                                    </a:extLst>
+                                  </a:blip>
+                                  <a:srcRect/>
+                                  <a:stretch>
+                                    <a:fillRect/>
+                                  </a:stretch>
+                                </pic:blipFill>
+                                <pic:spPr>
+                                  <a:xfrm>
+                                    <a:off x="22066" y="18950"/>
+                                    <a:ext cx="2273" cy="2273"/>
                                   </a:xfrm>
                                   <a:prstGeom prst="rect">
                                     <a:avLst/>
                                   </a:prstGeom>
                                   <a:noFill/>
-                                  <a:ln w="9525">
+                                  <a:ln>
                                     <a:noFill/>
                                   </a:ln>
                                 </pic:spPr>
                               </pic:pic>
                             </wpg:grpSp>
+                            <pic:pic xmlns:pic="http://schemas.openxmlformats.org/drawingml/2006/picture">
+                              <pic:nvPicPr>
+                                <pic:cNvPr id="26" name="图片 4" descr="王建丽"/>
+                                <pic:cNvPicPr>
+                                  <a:picLocks noChangeAspect="1"/>
+                                </pic:cNvPicPr>
+                              </pic:nvPicPr>
+                              <pic:blipFill>
+                                <a:blip r:embed="rId10">
+                                  <a:clrChange>
+                                    <a:clrFrom>
+                                      <a:srgbClr val="FFFFFF">
+                                        <a:alpha val="100000"/>
+                                      </a:srgbClr>
+                                    </a:clrFrom>
+                                    <a:clrTo>
+                                      <a:srgbClr val="FFFFFF">
+                                        <a:alpha val="100000"/>
+                                        <a:alpha val="0"/>
+                                      </a:srgbClr>
+                                    </a:clrTo>
+                                  </a:clrChange>
+                                </a:blip>
+                                <a:stretch>
+                                  <a:fillRect/>
+                                </a:stretch>
+                              </pic:blipFill>
+                              <pic:spPr>
+                                <a:xfrm>
+                                  <a:off x="23233" y="19467"/>
+                                  <a:ext cx="1258" cy="713"/>
+                                </a:xfrm>
+                                <a:prstGeom prst="rect">
+                                  <a:avLst/>
+                                </a:prstGeom>
+                              </pic:spPr>
+                            </pic:pic>
                           </wpg:wgp>
                         </a:graphicData>
                       </a:graphic>
@@ -2783,29 +2896,29 @@
                 </mc:Choice>
                 <mc:Fallback>
                   <w:pict>
-                    <v:group id="_x0000_s1026" o:spid="_x0000_s1026" o:spt="203" style="position:absolute;left:0pt;margin-left:48.4pt;margin-top:-57.45pt;height:113.65pt;width:416.85pt;z-index:251667456;mso-width-relative:page;mso-height-relative:page;" coordorigin="17862,40815" coordsize="8337,2273" o:gfxdata="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">
+                    <v:group id="_x0000_s1026" o:spid="_x0000_s1026" o:spt="203" style="position:absolute;left:0pt;margin-left:-4.4pt;margin-top:-36.3pt;height:113.65pt;width:264pt;z-index:251667456;mso-width-relative:page;mso-height-relative:page;" coordorigin="19211,18890" coordsize="5280,2273" o:gfxdata="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">
                       <o:lock v:ext="edit" aspectratio="f"/>
-                      <v:shape id="图片 23" o:spid="_x0000_s1026" o:spt="75" type="#_x0000_t75" style="position:absolute;left:23926;top:40815;height:2273;width:2273;" filled="f" o:preferrelative="t" stroked="f" coordsize="21600,21600" o:gfxdata="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">
-                        <v:fill on="f" focussize="0,0"/>
-                        <v:stroke on="f"/>
-                        <v:imagedata r:id="rId8" o:title=""/>
-                        <o:lock v:ext="edit" aspectratio="t"/>
-                      </v:shape>
-                      <v:group id="组合 23" o:spid="_x0000_s1026" o:spt="203" style="position:absolute;left:17862;top:41843;height:652;width:4208;" coordorigin="17862,41843" coordsize="4208,652" o:gfxdata="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">
+                      <v:group id="组合 6" o:spid="_x0000_s1026" o:spt="203" style="position:absolute;left:19211;top:18890;height:2273;width:5140;" coordorigin="19199,18950" coordsize="5140,2273" o:gfxdata="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">
                         <o:lock v:ext="edit" aspectratio="f"/>
-                        <v:shape id="图片 59" o:spid="_x0000_s1026" o:spt="75" alt="图片1" type="#_x0000_t75" style="position:absolute;left:17862;top:41869;height:627;width:1468;" filled="f" o:preferrelative="t" stroked="f" coordsize="21600,21600" o:gfxdata="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">
+                        <v:shape id="图片 6" o:spid="_x0000_s1026" o:spt="75" alt="蔡冬雪" type="#_x0000_t75" style="position:absolute;left:19199;top:19551;height:566;width:1261;" filled="f" o:preferrelative="t" stroked="f" coordsize="21600,21600" o:gfxdata="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">
                           <v:fill on="f" focussize="0,0"/>
                           <v:stroke on="f"/>
-                          <v:imagedata r:id="rId9" cropleft="5154f" croptop="7731f" cropright="3488f" cropbottom="12500f" grayscale="t" bilevel="t" o:title=""/>
+                          <v:imagedata r:id="rId8" cropleft="12226f" croptop="21838f" cropright="12384f" cropbottom="17497f" chromakey="#FFFFFF" o:title=""/>
                           <o:lock v:ext="edit" aspectratio="t"/>
                         </v:shape>
-                        <v:shape id="图片 29" o:spid="_x0000_s1026" o:spt="75" alt="IMG_256" type="#_x0000_t75" style="position:absolute;left:21096;top:41843;height:570;width:975;" filled="f" o:preferrelative="t" stroked="f" coordsize="21600,21600" o:gfxdata="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">
+                        <v:shape id="图片 25" o:spid="_x0000_s1026" o:spt="75" type="#_x0000_t75" style="position:absolute;left:22066;top:18950;height:2273;width:2273;" filled="f" o:preferrelative="t" stroked="f" coordsize="21600,21600" o:gfxdata="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">
                           <v:fill on="f" focussize="0,0"/>
                           <v:stroke on="f"/>
-                          <v:imagedata r:id="rId10" chromakey="#FFFFFF" o:title=""/>
+                          <v:imagedata r:id="rId9" o:title=""/>
                           <o:lock v:ext="edit" aspectratio="t"/>
                         </v:shape>
                       </v:group>
+                      <v:shape id="图片 4" o:spid="_x0000_s1026" o:spt="75" alt="王建丽" type="#_x0000_t75" style="position:absolute;left:23233;top:19467;height:713;width:1258;" filled="f" o:preferrelative="t" stroked="f" coordsize="21600,21600" o:gfxdata="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">
+                        <v:fill on="f" focussize="0,0"/>
+                        <v:stroke on="f"/>
+                        <v:imagedata r:id="rId10" chromakey="#FFFFFF" o:title=""/>
+                        <o:lock v:ext="edit" aspectratio="t"/>
+                      </v:shape>
                     </v:group>
                   </w:pict>
                 </mc:Fallback>
@@ -2815,168 +2928,891 @@
         </w:tc>
         <w:tc>
           <w:tcPr>
-            <w:tcW w:w="711" w:type="pct"/>
+            <w:tcW w:w="1018" w:type="dxa"/>
             <w:vAlign w:val="center"/>
           </w:tcPr>
           <w:p>
             <w:pPr>
               <w:pStyle w:val="22"/>
-              <w:adjustRightInd w:val="0"/>
-              <w:snapToGrid w:val="0"/>
-              <w:spacing w:after="0" w:line="240" w:lineRule="auto"/>
-              <w:ind w:left="13" w:right="95" w:firstLine="482"/>
+              <w:spacing w:before="13"/>
               <w:jc w:val="both"/>
               <w:rPr>
-                <w:rFonts w:ascii="Times New Roman" w:hAnsi="Times New Roman" w:eastAsia="微软雅黑" w:cs="微软雅黑"/>
+                <w:rFonts w:ascii="Times New Roman" w:hAnsi="Times New Roman" w:cs="Times New Roman"/>
                 <w:b/>
-                <w:sz w:val="28"/>
-                <w:szCs w:val="28"/>
-              </w:rPr>
-            </w:pPr>
+                <w:sz w:val="24"/>
+                <w:szCs w:val="24"/>
+              </w:rPr>
+            </w:pPr>
+            <w:r>
+              <w:rPr>
+                <w:rFonts w:ascii="Times New Roman" w:hAnsi="Times New Roman" w:cs="Times New Roman"/>
+                <w:b/>
+                <w:sz w:val="24"/>
+                <w:szCs w:val="24"/>
+              </w:rPr>
+              <w:t>复核人</w:t>
+            </w:r>
+            <w:r>
+              <w:rPr>
+                <w:rFonts w:ascii="Times New Roman" w:hAnsi="Times New Roman" w:cs="Times New Roman"/>
+                <w:b/>
+                <w:sz w:val="24"/>
+                <w:szCs w:val="24"/>
+                <w:lang w:eastAsia="zh-CN"/>
+              </w:rPr>
+              <w:t>：</w:t>
+            </w:r>
           </w:p>
         </w:tc>
         <w:tc>
           <w:tcPr>
-            <w:tcW w:w="711" w:type="pct"/>
+            <w:tcW w:w="3233" w:type="dxa"/>
             <w:vAlign w:val="center"/>
           </w:tcPr>
           <w:p>
             <w:pPr>
               <w:pStyle w:val="22"/>
-              <w:adjustRightInd w:val="0"/>
-              <w:snapToGrid w:val="0"/>
-              <w:spacing w:after="0" w:line="240" w:lineRule="auto"/>
-              <w:ind w:left="13" w:right="95"/>
+              <w:spacing w:before="13"/>
+              <w:ind w:right="15"/>
               <w:jc w:val="both"/>
               <w:rPr>
-                <w:rFonts w:ascii="Times New Roman" w:hAnsi="Times New Roman" w:eastAsia="微软雅黑" w:cs="微软雅黑"/>
+                <w:rFonts w:hint="default" w:ascii="Times New Roman" w:hAnsi="Times New Roman" w:eastAsia="宋体" w:cs="Times New Roman"/>
                 <w:b/>
-                <w:sz w:val="28"/>
-                <w:szCs w:val="28"/>
-              </w:rPr>
-            </w:pPr>
-            <w:r>
-              <w:rPr>
-                <w:rFonts w:ascii="Times New Roman" w:hAnsi="Times New Roman" w:eastAsia="微软雅黑" w:cs="微软雅黑"/>
+                <w:sz w:val="24"/>
+                <w:szCs w:val="24"/>
+                <w:lang w:val="en-US" w:eastAsia="zh-CN"/>
+              </w:rPr>
+            </w:pPr>
+            <w:r>
+              <w:rPr>
+                <w:rFonts w:hint="eastAsia" w:ascii="Times New Roman" w:hAnsi="Times New Roman" w:cs="Times New Roman"/>
+                <w:b w:val="0"/>
+                <w:bCs/>
+                <w:sz w:val="24"/>
+                <w:szCs w:val="24"/>
+                <w:lang w:val="en-US" w:eastAsia="zh-CN"/>
+              </w:rPr>
+              <w:t>临检所复核人，</w:t>
+            </w:r>
+          </w:p>
+        </w:tc>
+      </w:tr>
+      <w:tr>
+        <w:tblPrEx>
+          <w:tblCellMar>
+            <w:top w:w="0" w:type="dxa"/>
+            <w:left w:w="0" w:type="dxa"/>
+            <w:bottom w:w="0" w:type="dxa"/>
+            <w:right w:w="0" w:type="dxa"/>
+          </w:tblCellMar>
+        </w:tblPrEx>
+        <w:trPr>
+          <w:trHeight w:val="457" w:hRule="exact"/>
+          <w:jc w:val="right"/>
+        </w:trPr>
+        <w:tc>
+          <w:tcPr>
+            <w:tcW w:w="1068" w:type="dxa"/>
+            <w:vAlign w:val="center"/>
+          </w:tcPr>
+          <w:p>
+            <w:pPr>
+              <w:pStyle w:val="22"/>
+              <w:spacing w:line="341" w:lineRule="exact"/>
+              <w:ind w:left="13" w:right="165"/>
+              <w:jc w:val="both"/>
+              <w:rPr>
+                <w:rFonts w:ascii="Times New Roman" w:hAnsi="Times New Roman" w:cs="Times New Roman"/>
                 <w:b/>
-                <w:sz w:val="28"/>
-                <w:szCs w:val="28"/>
-              </w:rPr>
-              <w:t>复核人</w:t>
-            </w:r>
-            <w:r>
-              <w:rPr>
-                <w:rFonts w:hint="eastAsia" w:ascii="Times New Roman" w:hAnsi="Times New Roman" w:eastAsia="微软雅黑" w:cs="微软雅黑"/>
+                <w:sz w:val="24"/>
+                <w:szCs w:val="24"/>
+              </w:rPr>
+            </w:pPr>
+            <w:r>
+              <w:rPr>
+                <w:rFonts w:ascii="Times New Roman" w:hAnsi="Times New Roman" w:cs="Times New Roman"/>
                 <w:b/>
-                <w:sz w:val="28"/>
-                <w:szCs w:val="28"/>
-                <w:lang w:eastAsia="zh-CN"/>
-              </w:rPr>
-              <w:t>：</w:t>
+                <w:sz w:val="24"/>
+                <w:szCs w:val="24"/>
+              </w:rPr>
+              <w:t>日</w:t>
+            </w:r>
+            <w:r>
+              <w:rPr>
+                <w:rFonts w:ascii="Times New Roman" w:hAnsi="Times New Roman" w:cs="Times New Roman"/>
+                <w:b/>
+                <w:sz w:val="24"/>
+                <w:szCs w:val="24"/>
+                <w:lang w:eastAsia="zh-CN"/>
+              </w:rPr>
+              <w:t xml:space="preserve">  </w:t>
+            </w:r>
+            <w:r>
+              <w:rPr>
+                <w:rFonts w:ascii="Times New Roman" w:hAnsi="Times New Roman" w:cs="Times New Roman"/>
+                <w:b/>
+                <w:sz w:val="24"/>
+                <w:szCs w:val="24"/>
+              </w:rPr>
+              <w:t>期：</w:t>
             </w:r>
           </w:p>
         </w:tc>
         <w:tc>
           <w:tcPr>
-            <w:tcW w:w="887" w:type="pct"/>
+            <w:tcW w:w="2772" w:type="dxa"/>
+            <w:gridSpan w:val="2"/>
             <w:vAlign w:val="center"/>
           </w:tcPr>
           <w:p>
             <w:pPr>
               <w:pStyle w:val="22"/>
-              <w:adjustRightInd w:val="0"/>
-              <w:snapToGrid w:val="0"/>
-              <w:spacing w:after="0" w:line="240" w:lineRule="auto"/>
-              <w:ind w:firstLine="562"/>
+              <w:spacing w:line="363" w:lineRule="exact"/>
               <w:jc w:val="both"/>
               <w:rPr>
-                <w:rFonts w:ascii="Times New Roman" w:hAnsi="Times New Roman" w:eastAsia="微软雅黑" w:cs="微软雅黑"/>
-                <w:b/>
-                <w:sz w:val="28"/>
-                <w:szCs w:val="28"/>
-              </w:rPr>
-            </w:pPr>
+                <w:rFonts w:ascii="Times New Roman" w:hAnsi="Times New Roman" w:cs="Times New Roman"/>
+                <w:sz w:val="24"/>
+                <w:szCs w:val="24"/>
+              </w:rPr>
+            </w:pPr>
+            <w:r>
+              <w:rPr>
+                <w:rFonts w:ascii="Times New Roman" w:hAnsi="Times New Roman" w:cs="Times New Roman"/>
+                <w:kern w:val="2"/>
+                <w:sz w:val="24"/>
+                <w:szCs w:val="24"/>
+                <w:lang w:eastAsia="zh-CN"/>
+              </w:rPr>
+              <w:t>{{ reportdate }}</w:t>
+            </w:r>
           </w:p>
         </w:tc>
         <w:tc>
           <w:tcPr>
-            <w:tcW w:w="723" w:type="pct"/>
+            <w:tcW w:w="1018" w:type="dxa"/>
             <w:vAlign w:val="center"/>
           </w:tcPr>
           <w:p>
             <w:pPr>
               <w:pStyle w:val="22"/>
-              <w:adjustRightInd w:val="0"/>
-              <w:snapToGrid w:val="0"/>
-              <w:spacing w:after="0" w:line="240" w:lineRule="auto"/>
+              <w:spacing w:line="341" w:lineRule="exact"/>
               <w:jc w:val="both"/>
               <w:rPr>
-                <w:rFonts w:ascii="Times New Roman" w:hAnsi="Times New Roman" w:eastAsia="微软雅黑" w:cs="微软雅黑"/>
+                <w:rFonts w:ascii="Times New Roman" w:hAnsi="Times New Roman" w:cs="Times New Roman"/>
                 <w:b/>
-                <w:sz w:val="28"/>
-                <w:szCs w:val="28"/>
-                <w:lang w:eastAsia="zh-CN"/>
-              </w:rPr>
-            </w:pPr>
-            <w:r>
-              <w:rPr>
-                <w:rFonts w:hint="eastAsia" w:ascii="Times New Roman" w:hAnsi="Times New Roman" w:eastAsia="微软雅黑" w:cs="微软雅黑"/>
+                <w:sz w:val="24"/>
+                <w:szCs w:val="24"/>
+              </w:rPr>
+            </w:pPr>
+            <w:r>
+              <w:rPr>
+                <w:rFonts w:ascii="Times New Roman" w:hAnsi="Times New Roman" w:cs="Times New Roman"/>
                 <w:b/>
-                <w:sz w:val="28"/>
-                <w:szCs w:val="28"/>
-                <w:lang w:eastAsia="zh-CN"/>
-              </w:rPr>
-              <w:t>报告日期：</w:t>
+                <w:sz w:val="24"/>
+                <w:szCs w:val="24"/>
+              </w:rPr>
+              <w:t>日</w:t>
+            </w:r>
+            <w:r>
+              <w:rPr>
+                <w:rFonts w:ascii="Times New Roman" w:hAnsi="Times New Roman" w:cs="Times New Roman"/>
+                <w:b/>
+                <w:sz w:val="24"/>
+                <w:szCs w:val="24"/>
+                <w:lang w:eastAsia="zh-CN"/>
+              </w:rPr>
+              <w:t xml:space="preserve">  </w:t>
+            </w:r>
+            <w:r>
+              <w:rPr>
+                <w:rFonts w:ascii="Times New Roman" w:hAnsi="Times New Roman" w:cs="Times New Roman"/>
+                <w:b/>
+                <w:sz w:val="24"/>
+                <w:szCs w:val="24"/>
+              </w:rPr>
+              <w:t>期：</w:t>
             </w:r>
           </w:p>
         </w:tc>
         <w:tc>
           <w:tcPr>
-            <w:tcW w:w="1254" w:type="pct"/>
+            <w:tcW w:w="3233" w:type="dxa"/>
             <w:vAlign w:val="center"/>
           </w:tcPr>
           <w:p>
             <w:pPr>
               <w:pStyle w:val="22"/>
-              <w:keepNext w:val="0"/>
-              <w:keepLines w:val="0"/>
-              <w:pageBreakBefore w:val="0"/>
-              <w:widowControl w:val="0"/>
-              <w:kinsoku/>
-              <w:wordWrap/>
-              <w:overflowPunct/>
-              <w:topLinePunct w:val="0"/>
-              <w:autoSpaceDE/>
-              <w:autoSpaceDN/>
-              <w:bidi w:val="0"/>
-              <w:adjustRightInd w:val="0"/>
-              <w:snapToGrid w:val="0"/>
-              <w:spacing w:after="0" w:line="240" w:lineRule="auto"/>
-              <w:ind w:right="17" w:firstLine="280" w:firstLineChars="100"/>
+              <w:spacing w:line="363" w:lineRule="exact"/>
+              <w:ind w:right="15"/>
               <w:jc w:val="both"/>
-              <w:textAlignment w:val="auto"/>
-              <w:rPr>
-                <w:rFonts w:hint="eastAsia" w:ascii="Times New Roman" w:hAnsi="Times New Roman" w:eastAsia="微软雅黑" w:cs="微软雅黑"/>
-                <w:b/>
-                <w:sz w:val="28"/>
-                <w:szCs w:val="28"/>
-                <w:lang w:eastAsia="zh-CN"/>
-              </w:rPr>
-            </w:pPr>
-            <w:r>
-              <w:rPr>
-                <w:rFonts w:hint="eastAsia" w:ascii="Times New Roman" w:hAnsi="Times New Roman" w:eastAsia="微软雅黑" w:cs="微软雅黑"/>
-                <w:b/>
-                <w:sz w:val="28"/>
-                <w:szCs w:val="28"/>
-                <w:lang w:eastAsia="zh-CN"/>
-              </w:rPr>
-              <w:t>{{reportdate}}</w:t>
+              <w:rPr>
+                <w:rFonts w:ascii="Times New Roman" w:hAnsi="Times New Roman" w:cs="Times New Roman"/>
+                <w:sz w:val="24"/>
+                <w:szCs w:val="24"/>
+              </w:rPr>
+            </w:pPr>
+            <w:r>
+              <w:rPr>
+                <w:rFonts w:ascii="Times New Roman" w:hAnsi="Times New Roman" w:cs="Times New Roman"/>
+                <w:kern w:val="2"/>
+                <w:sz w:val="24"/>
+                <w:szCs w:val="24"/>
+                <w:lang w:eastAsia="zh-CN"/>
+              </w:rPr>
+              <w:t>{{ reportdate }}</w:t>
             </w:r>
           </w:p>
         </w:tc>
       </w:tr>
     </w:tbl>
+    <w:p>
+      <w:pPr>
+        <w:rPr>
+          <w:rFonts w:ascii="Times New Roman" w:hAnsi="Times New Roman" w:eastAsia="微软雅黑" w:cs="Times New Roman"/>
+          <w:sz w:val="24"/>
+          <w:szCs w:val="24"/>
+          <w:lang w:eastAsia="zh-CN"/>
+        </w:rPr>
+      </w:pPr>
+      <w:r>
+        <w:rPr>
+          <w:rFonts w:hint="eastAsia" w:ascii="Times New Roman" w:hAnsi="Times New Roman" w:eastAsia="微软雅黑" w:cs="Times New Roman"/>
+          <w:sz w:val="24"/>
+          <w:szCs w:val="24"/>
+          <w:lang w:eastAsia="zh-CN"/>
+        </w:rPr>
+        <w:t xml:space="preserve">{% endif %}{% if testedby == </w:t>
+      </w:r>
+      <w:r>
+        <w:rPr>
+          <w:rFonts w:ascii="Times New Roman" w:hAnsi="Times New Roman" w:eastAsia="微软雅黑" w:cs="Times New Roman"/>
+          <w:sz w:val="24"/>
+          <w:szCs w:val="24"/>
+          <w:lang w:eastAsia="zh-CN"/>
+        </w:rPr>
+        <w:t>“</w:t>
+      </w:r>
+      <w:r>
+        <w:rPr>
+          <w:rFonts w:hint="eastAsia" w:ascii="Times New Roman" w:hAnsi="Times New Roman" w:eastAsia="微软雅黑" w:cs="Times New Roman"/>
+          <w:sz w:val="24"/>
+          <w:szCs w:val="24"/>
+          <w:lang w:eastAsia="zh-CN"/>
+        </w:rPr>
+        <w:t>2</w:t>
+      </w:r>
+      <w:r>
+        <w:rPr>
+          <w:rFonts w:ascii="Times New Roman" w:hAnsi="Times New Roman" w:eastAsia="微软雅黑" w:cs="Times New Roman"/>
+          <w:sz w:val="24"/>
+          <w:szCs w:val="24"/>
+          <w:lang w:eastAsia="zh-CN"/>
+        </w:rPr>
+        <w:t>”</w:t>
+      </w:r>
+      <w:r>
+        <w:rPr>
+          <w:rFonts w:hint="eastAsia" w:ascii="Times New Roman" w:hAnsi="Times New Roman" w:eastAsia="微软雅黑" w:cs="Times New Roman"/>
+          <w:sz w:val="24"/>
+          <w:szCs w:val="24"/>
+          <w:lang w:eastAsia="zh-CN"/>
+        </w:rPr>
+        <w:t xml:space="preserve"> %}</w:t>
+      </w:r>
+    </w:p>
+    <w:p>
+      <w:pPr>
+        <w:rPr>
+          <w:rFonts w:hint="default"/>
+          <w:sz w:val="24"/>
+          <w:lang w:val="en-US" w:eastAsia="zh-CN"/>
+        </w:rPr>
+      </w:pPr>
+    </w:p>
+    <w:p>
+      <w:pPr>
+        <w:rPr>
+          <w:rFonts w:hint="default"/>
+          <w:sz w:val="24"/>
+          <w:lang w:val="en-US" w:eastAsia="zh-CN"/>
+        </w:rPr>
+      </w:pPr>
+    </w:p>
+    <w:tbl>
+      <w:tblPr>
+        <w:tblStyle w:val="33"/>
+        <w:tblW w:w="8091" w:type="dxa"/>
+        <w:jc w:val="right"/>
+        <w:tblLayout w:type="fixed"/>
+        <w:tblCellMar>
+          <w:top w:w="0" w:type="dxa"/>
+          <w:left w:w="0" w:type="dxa"/>
+          <w:bottom w:w="0" w:type="dxa"/>
+          <w:right w:w="0" w:type="dxa"/>
+        </w:tblCellMar>
+      </w:tblPr>
+      <w:tblGrid>
+        <w:gridCol w:w="1068"/>
+        <w:gridCol w:w="1386"/>
+        <w:gridCol w:w="1386"/>
+        <w:gridCol w:w="1018"/>
+        <w:gridCol w:w="3233"/>
+      </w:tblGrid>
+      <w:tr>
+        <w:tblPrEx>
+          <w:tblCellMar>
+            <w:top w:w="0" w:type="dxa"/>
+            <w:left w:w="0" w:type="dxa"/>
+            <w:bottom w:w="0" w:type="dxa"/>
+            <w:right w:w="0" w:type="dxa"/>
+          </w:tblCellMar>
+        </w:tblPrEx>
+        <w:trPr>
+          <w:trHeight w:val="441" w:hRule="exact"/>
+          <w:jc w:val="right"/>
+        </w:trPr>
+        <w:tc>
+          <w:tcPr>
+            <w:tcW w:w="1068" w:type="dxa"/>
+            <w:vAlign w:val="center"/>
+          </w:tcPr>
+          <w:p>
+            <w:pPr>
+              <w:pStyle w:val="22"/>
+              <w:spacing w:before="13"/>
+              <w:ind w:left="13" w:right="95"/>
+              <w:jc w:val="both"/>
+              <w:rPr>
+                <w:rFonts w:ascii="Times New Roman" w:hAnsi="Times New Roman" w:cs="Times New Roman"/>
+                <w:b/>
+                <w:sz w:val="24"/>
+                <w:szCs w:val="24"/>
+              </w:rPr>
+            </w:pPr>
+            <w:r>
+              <w:rPr>
+                <w:rFonts w:ascii="Times New Roman" w:hAnsi="Times New Roman" w:cs="Times New Roman"/>
+                <w:b/>
+                <w:sz w:val="24"/>
+                <w:szCs w:val="24"/>
+              </w:rPr>
+              <w:t>检测人：</w:t>
+            </w:r>
+          </w:p>
+        </w:tc>
+        <w:tc>
+          <w:tcPr>
+            <w:tcW w:w="1386" w:type="dxa"/>
+            <w:vAlign w:val="center"/>
+          </w:tcPr>
+          <w:p>
+            <w:pPr>
+              <w:pStyle w:val="22"/>
+              <w:spacing w:before="13"/>
+              <w:jc w:val="both"/>
+              <w:rPr>
+                <w:rFonts w:ascii="Times New Roman" w:hAnsi="Times New Roman" w:cs="Times New Roman"/>
+                <w:b/>
+                <w:sz w:val="24"/>
+                <w:szCs w:val="24"/>
+              </w:rPr>
+            </w:pPr>
+            <w:r>
+              <w:rPr>
+                <w:rFonts w:hint="eastAsia" w:ascii="Times New Roman" w:hAnsi="Times New Roman" w:cs="Times New Roman"/>
+                <w:b w:val="0"/>
+                <w:bCs/>
+                <w:sz w:val="24"/>
+                <w:szCs w:val="24"/>
+                <w:lang w:val="en-US" w:eastAsia="zh-CN"/>
+              </w:rPr>
+              <w:t>临检检测人，</w:t>
+            </w:r>
+          </w:p>
+        </w:tc>
+        <w:tc>
+          <w:tcPr>
+            <w:tcW w:w="1386" w:type="dxa"/>
+            <w:vAlign w:val="center"/>
+          </w:tcPr>
+          <w:p>
+            <w:pPr>
+              <w:pStyle w:val="22"/>
+              <w:spacing w:before="13"/>
+              <w:jc w:val="both"/>
+              <w:rPr>
+                <w:rFonts w:hint="eastAsia" w:ascii="Times New Roman" w:hAnsi="Times New Roman" w:cs="Times New Roman"/>
+                <w:b w:val="0"/>
+                <w:bCs/>
+                <w:sz w:val="24"/>
+                <w:szCs w:val="24"/>
+                <w:lang w:val="en-US" w:eastAsia="zh-CN"/>
+              </w:rPr>
+            </w:pPr>
+            <w:bookmarkStart w:id="11" w:name="_GoBack"/>
+            <w:r>
+              <w:rPr>
+                <w:sz w:val="22"/>
+              </w:rPr>
+              <mc:AlternateContent>
+                <mc:Choice Requires="wpg">
+                  <w:drawing>
+                    <wp:anchor distT="0" distB="0" distL="114300" distR="114300" simplePos="0" relativeHeight="251668480" behindDoc="0" locked="0" layoutInCell="1" allowOverlap="1">
+                      <wp:simplePos x="0" y="0"/>
+                      <wp:positionH relativeFrom="column">
+                        <wp:posOffset>-95885</wp:posOffset>
+                      </wp:positionH>
+                      <wp:positionV relativeFrom="paragraph">
+                        <wp:posOffset>-453390</wp:posOffset>
+                      </wp:positionV>
+                      <wp:extent cx="3468370" cy="1443355"/>
+                      <wp:effectExtent l="0" t="0" r="0" b="4445"/>
+                      <wp:wrapNone/>
+                      <wp:docPr id="29" name="组合 29"/>
+                      <wp:cNvGraphicFramePr/>
+                      <a:graphic xmlns:a="http://schemas.openxmlformats.org/drawingml/2006/main">
+                        <a:graphicData uri="http://schemas.microsoft.com/office/word/2010/wordprocessingGroup">
+                          <wpg:wgp>
+                            <wpg:cNvGrpSpPr/>
+                            <wpg:grpSpPr>
+                              <a:xfrm>
+                                <a:off x="0" y="0"/>
+                                <a:ext cx="3468370" cy="1443355"/>
+                                <a:chOff x="19283" y="20786"/>
+                                <a:chExt cx="5462" cy="2273"/>
+                              </a:xfrm>
+                            </wpg:grpSpPr>
+                            <wpg:grpSp>
+                              <wpg:cNvPr id="30" name="组合 23"/>
+                              <wpg:cNvGrpSpPr/>
+                              <wpg:grpSpPr>
+                                <a:xfrm>
+                                  <a:off x="19283" y="20786"/>
+                                  <a:ext cx="5212" cy="2273"/>
+                                  <a:chOff x="19283" y="20786"/>
+                                  <a:chExt cx="5212" cy="2273"/>
+                                </a:xfrm>
+                              </wpg:grpSpPr>
+                              <pic:pic xmlns:pic="http://schemas.openxmlformats.org/drawingml/2006/picture">
+                                <pic:nvPicPr>
+                                  <pic:cNvPr id="13" name="图片 1"/>
+                                  <pic:cNvPicPr>
+                                    <a:picLocks noChangeAspect="1"/>
+                                  </pic:cNvPicPr>
+                                </pic:nvPicPr>
+                                <pic:blipFill>
+                                  <a:blip r:embed="rId11">
+                                    <a:clrChange>
+                                      <a:clrFrom>
+                                        <a:srgbClr val="FFFFFF">
+                                          <a:alpha val="100000"/>
+                                        </a:srgbClr>
+                                      </a:clrFrom>
+                                      <a:clrTo>
+                                        <a:srgbClr val="FFFFFF">
+                                          <a:alpha val="100000"/>
+                                          <a:alpha val="0"/>
+                                        </a:srgbClr>
+                                      </a:clrTo>
+                                    </a:clrChange>
+                                  </a:blip>
+                                  <a:srcRect l="10922" t="11667"/>
+                                  <a:stretch>
+                                    <a:fillRect/>
+                                  </a:stretch>
+                                </pic:blipFill>
+                                <pic:spPr>
+                                  <a:xfrm>
+                                    <a:off x="19283" y="21275"/>
+                                    <a:ext cx="1672" cy="901"/>
+                                  </a:xfrm>
+                                  <a:prstGeom prst="rect">
+                                    <a:avLst/>
+                                  </a:prstGeom>
+                                  <a:noFill/>
+                                  <a:ln>
+                                    <a:noFill/>
+                                  </a:ln>
+                                </pic:spPr>
+                              </pic:pic>
+                              <pic:pic xmlns:pic="http://schemas.openxmlformats.org/drawingml/2006/picture">
+                                <pic:nvPicPr>
+                                  <pic:cNvPr id="18" name="图片 25"/>
+                                  <pic:cNvPicPr>
+                                    <a:picLocks noChangeAspect="1" noChangeArrowheads="1"/>
+                                  </pic:cNvPicPr>
+                                </pic:nvPicPr>
+                                <pic:blipFill>
+                                  <a:blip r:embed="rId9">
+                                    <a:extLst>
+                                      <a:ext uri="{28A0092B-C50C-407E-A947-70E740481C1C}">
+                                        <a14:useLocalDpi xmlns:a14="http://schemas.microsoft.com/office/drawing/2010/main" val="0"/>
+                                      </a:ext>
+                                    </a:extLst>
+                                  </a:blip>
+                                  <a:srcRect/>
+                                  <a:stretch>
+                                    <a:fillRect/>
+                                  </a:stretch>
+                                </pic:blipFill>
+                                <pic:spPr>
+                                  <a:xfrm>
+                                    <a:off x="22222" y="20786"/>
+                                    <a:ext cx="2273" cy="2273"/>
+                                  </a:xfrm>
+                                  <a:prstGeom prst="rect">
+                                    <a:avLst/>
+                                  </a:prstGeom>
+                                  <a:noFill/>
+                                  <a:ln>
+                                    <a:noFill/>
+                                  </a:ln>
+                                </pic:spPr>
+                              </pic:pic>
+                            </wpg:grpSp>
+                            <pic:pic xmlns:pic="http://schemas.openxmlformats.org/drawingml/2006/picture">
+                              <pic:nvPicPr>
+                                <pic:cNvPr id="19" name="图片 11" descr="王建丽"/>
+                                <pic:cNvPicPr>
+                                  <a:picLocks noChangeAspect="1"/>
+                                </pic:cNvPicPr>
+                              </pic:nvPicPr>
+                              <pic:blipFill>
+                                <a:blip r:embed="rId10">
+                                  <a:clrChange>
+                                    <a:clrFrom>
+                                      <a:srgbClr val="FFFFFF">
+                                        <a:alpha val="100000"/>
+                                      </a:srgbClr>
+                                    </a:clrFrom>
+                                    <a:clrTo>
+                                      <a:srgbClr val="FFFFFF">
+                                        <a:alpha val="100000"/>
+                                        <a:alpha val="0"/>
+                                      </a:srgbClr>
+                                    </a:clrTo>
+                                  </a:clrChange>
+                                </a:blip>
+                                <a:stretch>
+                                  <a:fillRect/>
+                                </a:stretch>
+                              </pic:blipFill>
+                              <pic:spPr>
+                                <a:xfrm>
+                                  <a:off x="23257" y="21239"/>
+                                  <a:ext cx="1488" cy="842"/>
+                                </a:xfrm>
+                                <a:prstGeom prst="rect">
+                                  <a:avLst/>
+                                </a:prstGeom>
+                              </pic:spPr>
+                            </pic:pic>
+                          </wpg:wgp>
+                        </a:graphicData>
+                      </a:graphic>
+                    </wp:anchor>
+                  </w:drawing>
+                </mc:Choice>
+                <mc:Fallback>
+                  <w:pict>
+                    <v:group id="_x0000_s1026" o:spid="_x0000_s1026" o:spt="203" style="position:absolute;left:0pt;margin-left:-7.55pt;margin-top:-35.7pt;height:113.65pt;width:273.1pt;z-index:251668480;mso-width-relative:page;mso-height-relative:page;" coordorigin="19283,20786" coordsize="5462,2273" o:gfxdata="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">
+                      <o:lock v:ext="edit" aspectratio="f"/>
+                      <v:group id="组合 23" o:spid="_x0000_s1026" o:spt="203" style="position:absolute;left:19283;top:20786;height:2273;width:5212;" coordorigin="19283,20786" coordsize="5212,2273" o:gfxdata="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">
+                        <o:lock v:ext="edit" aspectratio="f"/>
+                        <v:shape id="图片 1" o:spid="_x0000_s1026" o:spt="75" type="#_x0000_t75" style="position:absolute;left:19283;top:21275;height:901;width:1672;" filled="f" o:preferrelative="t" stroked="f" coordsize="21600,21600" o:gfxdata="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">
+                          <v:fill on="f" focussize="0,0"/>
+                          <v:stroke on="f"/>
+                          <v:imagedata r:id="rId11" cropleft="7158f" croptop="7646f" chromakey="#FFFFFF" o:title=""/>
+                          <o:lock v:ext="edit" aspectratio="t"/>
+                        </v:shape>
+                        <v:shape id="图片 25" o:spid="_x0000_s1026" o:spt="75" type="#_x0000_t75" style="position:absolute;left:22222;top:20786;height:2273;width:2273;" filled="f" o:preferrelative="t" stroked="f" coordsize="21600,21600" o:gfxdata="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">
+                          <v:fill on="f" focussize="0,0"/>
+                          <v:stroke on="f"/>
+                          <v:imagedata r:id="rId9" o:title=""/>
+                          <o:lock v:ext="edit" aspectratio="t"/>
+                        </v:shape>
+                      </v:group>
+                      <v:shape id="图片 11" o:spid="_x0000_s1026" o:spt="75" alt="王建丽" type="#_x0000_t75" style="position:absolute;left:23257;top:21239;height:842;width:1488;" filled="f" o:preferrelative="t" stroked="f" coordsize="21600,21600" o:gfxdata="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">
+                        <v:fill on="f" focussize="0,0"/>
+                        <v:stroke on="f"/>
+                        <v:imagedata r:id="rId10" chromakey="#FFFFFF" o:title=""/>
+                        <o:lock v:ext="edit" aspectratio="t"/>
+                      </v:shape>
+                    </v:group>
+                  </w:pict>
+                </mc:Fallback>
+              </mc:AlternateContent>
+            </w:r>
+            <w:bookmarkEnd w:id="11"/>
+          </w:p>
+        </w:tc>
+        <w:tc>
+          <w:tcPr>
+            <w:tcW w:w="1018" w:type="dxa"/>
+            <w:vAlign w:val="center"/>
+          </w:tcPr>
+          <w:p>
+            <w:pPr>
+              <w:pStyle w:val="22"/>
+              <w:spacing w:before="13"/>
+              <w:jc w:val="both"/>
+              <w:rPr>
+                <w:rFonts w:ascii="Times New Roman" w:hAnsi="Times New Roman" w:cs="Times New Roman"/>
+                <w:b/>
+                <w:sz w:val="24"/>
+                <w:szCs w:val="24"/>
+              </w:rPr>
+            </w:pPr>
+            <w:r>
+              <w:rPr>
+                <w:rFonts w:ascii="Times New Roman" w:hAnsi="Times New Roman" w:cs="Times New Roman"/>
+                <w:b/>
+                <w:sz w:val="24"/>
+                <w:szCs w:val="24"/>
+              </w:rPr>
+              <w:t>复核人</w:t>
+            </w:r>
+            <w:r>
+              <w:rPr>
+                <w:rFonts w:ascii="Times New Roman" w:hAnsi="Times New Roman" w:cs="Times New Roman"/>
+                <w:b/>
+                <w:sz w:val="24"/>
+                <w:szCs w:val="24"/>
+                <w:lang w:eastAsia="zh-CN"/>
+              </w:rPr>
+              <w:t>：</w:t>
+            </w:r>
+          </w:p>
+        </w:tc>
+        <w:tc>
+          <w:tcPr>
+            <w:tcW w:w="3233" w:type="dxa"/>
+            <w:vAlign w:val="center"/>
+          </w:tcPr>
+          <w:p>
+            <w:pPr>
+              <w:pStyle w:val="22"/>
+              <w:spacing w:before="13"/>
+              <w:ind w:right="15"/>
+              <w:jc w:val="both"/>
+              <w:rPr>
+                <w:rFonts w:hint="default" w:ascii="Times New Roman" w:hAnsi="Times New Roman" w:eastAsia="宋体" w:cs="Times New Roman"/>
+                <w:b/>
+                <w:sz w:val="24"/>
+                <w:szCs w:val="24"/>
+                <w:lang w:val="en-US" w:eastAsia="zh-CN"/>
+              </w:rPr>
+            </w:pPr>
+            <w:r>
+              <w:rPr>
+                <w:rFonts w:hint="eastAsia" w:ascii="Times New Roman" w:hAnsi="Times New Roman" w:cs="Times New Roman"/>
+                <w:b w:val="0"/>
+                <w:bCs/>
+                <w:sz w:val="24"/>
+                <w:szCs w:val="24"/>
+                <w:lang w:val="en-US" w:eastAsia="zh-CN"/>
+              </w:rPr>
+              <w:t>临检所复核人，</w:t>
+            </w:r>
+          </w:p>
+        </w:tc>
+      </w:tr>
+      <w:tr>
+        <w:tblPrEx>
+          <w:tblCellMar>
+            <w:top w:w="0" w:type="dxa"/>
+            <w:left w:w="0" w:type="dxa"/>
+            <w:bottom w:w="0" w:type="dxa"/>
+            <w:right w:w="0" w:type="dxa"/>
+          </w:tblCellMar>
+        </w:tblPrEx>
+        <w:trPr>
+          <w:trHeight w:val="457" w:hRule="exact"/>
+          <w:jc w:val="right"/>
+        </w:trPr>
+        <w:tc>
+          <w:tcPr>
+            <w:tcW w:w="1068" w:type="dxa"/>
+            <w:vAlign w:val="center"/>
+          </w:tcPr>
+          <w:p>
+            <w:pPr>
+              <w:pStyle w:val="22"/>
+              <w:spacing w:line="341" w:lineRule="exact"/>
+              <w:ind w:left="13" w:right="165"/>
+              <w:jc w:val="both"/>
+              <w:rPr>
+                <w:rFonts w:ascii="Times New Roman" w:hAnsi="Times New Roman" w:cs="Times New Roman"/>
+                <w:b/>
+                <w:sz w:val="24"/>
+                <w:szCs w:val="24"/>
+              </w:rPr>
+            </w:pPr>
+            <w:r>
+              <w:rPr>
+                <w:rFonts w:ascii="Times New Roman" w:hAnsi="Times New Roman" w:cs="Times New Roman"/>
+                <w:b/>
+                <w:sz w:val="24"/>
+                <w:szCs w:val="24"/>
+              </w:rPr>
+              <w:t>日</w:t>
+            </w:r>
+            <w:r>
+              <w:rPr>
+                <w:rFonts w:ascii="Times New Roman" w:hAnsi="Times New Roman" w:cs="Times New Roman"/>
+                <w:b/>
+                <w:sz w:val="24"/>
+                <w:szCs w:val="24"/>
+                <w:lang w:eastAsia="zh-CN"/>
+              </w:rPr>
+              <w:t xml:space="preserve">  </w:t>
+            </w:r>
+            <w:r>
+              <w:rPr>
+                <w:rFonts w:ascii="Times New Roman" w:hAnsi="Times New Roman" w:cs="Times New Roman"/>
+                <w:b/>
+                <w:sz w:val="24"/>
+                <w:szCs w:val="24"/>
+              </w:rPr>
+              <w:t>期：</w:t>
+            </w:r>
+          </w:p>
+        </w:tc>
+        <w:tc>
+          <w:tcPr>
+            <w:tcW w:w="2772" w:type="dxa"/>
+            <w:gridSpan w:val="2"/>
+            <w:vAlign w:val="center"/>
+          </w:tcPr>
+          <w:p>
+            <w:pPr>
+              <w:pStyle w:val="22"/>
+              <w:spacing w:line="363" w:lineRule="exact"/>
+              <w:jc w:val="both"/>
+              <w:rPr>
+                <w:rFonts w:ascii="Times New Roman" w:hAnsi="Times New Roman" w:cs="Times New Roman"/>
+                <w:sz w:val="24"/>
+                <w:szCs w:val="24"/>
+              </w:rPr>
+            </w:pPr>
+            <w:r>
+              <w:rPr>
+                <w:rFonts w:ascii="Times New Roman" w:hAnsi="Times New Roman" w:cs="Times New Roman"/>
+                <w:kern w:val="2"/>
+                <w:sz w:val="24"/>
+                <w:szCs w:val="24"/>
+                <w:lang w:eastAsia="zh-CN"/>
+              </w:rPr>
+              <w:t>{{ reportdate }}</w:t>
+            </w:r>
+          </w:p>
+        </w:tc>
+        <w:tc>
+          <w:tcPr>
+            <w:tcW w:w="1018" w:type="dxa"/>
+            <w:vAlign w:val="center"/>
+          </w:tcPr>
+          <w:p>
+            <w:pPr>
+              <w:pStyle w:val="22"/>
+              <w:spacing w:line="341" w:lineRule="exact"/>
+              <w:jc w:val="both"/>
+              <w:rPr>
+                <w:rFonts w:ascii="Times New Roman" w:hAnsi="Times New Roman" w:cs="Times New Roman"/>
+                <w:b/>
+                <w:sz w:val="24"/>
+                <w:szCs w:val="24"/>
+              </w:rPr>
+            </w:pPr>
+            <w:r>
+              <w:rPr>
+                <w:rFonts w:ascii="Times New Roman" w:hAnsi="Times New Roman" w:cs="Times New Roman"/>
+                <w:b/>
+                <w:sz w:val="24"/>
+                <w:szCs w:val="24"/>
+              </w:rPr>
+              <w:t>日</w:t>
+            </w:r>
+            <w:r>
+              <w:rPr>
+                <w:rFonts w:ascii="Times New Roman" w:hAnsi="Times New Roman" w:cs="Times New Roman"/>
+                <w:b/>
+                <w:sz w:val="24"/>
+                <w:szCs w:val="24"/>
+                <w:lang w:eastAsia="zh-CN"/>
+              </w:rPr>
+              <w:t xml:space="preserve">  </w:t>
+            </w:r>
+            <w:r>
+              <w:rPr>
+                <w:rFonts w:ascii="Times New Roman" w:hAnsi="Times New Roman" w:cs="Times New Roman"/>
+                <w:b/>
+                <w:sz w:val="24"/>
+                <w:szCs w:val="24"/>
+              </w:rPr>
+              <w:t>期：</w:t>
+            </w:r>
+          </w:p>
+        </w:tc>
+        <w:tc>
+          <w:tcPr>
+            <w:tcW w:w="3233" w:type="dxa"/>
+            <w:vAlign w:val="center"/>
+          </w:tcPr>
+          <w:p>
+            <w:pPr>
+              <w:pStyle w:val="22"/>
+              <w:spacing w:line="363" w:lineRule="exact"/>
+              <w:ind w:right="15"/>
+              <w:jc w:val="both"/>
+              <w:rPr>
+                <w:rFonts w:ascii="Times New Roman" w:hAnsi="Times New Roman" w:cs="Times New Roman"/>
+                <w:sz w:val="24"/>
+                <w:szCs w:val="24"/>
+              </w:rPr>
+            </w:pPr>
+            <w:r>
+              <w:rPr>
+                <w:rFonts w:ascii="Times New Roman" w:hAnsi="Times New Roman" w:cs="Times New Roman"/>
+                <w:kern w:val="2"/>
+                <w:sz w:val="24"/>
+                <w:szCs w:val="24"/>
+                <w:lang w:eastAsia="zh-CN"/>
+              </w:rPr>
+              <w:t>{{ reportdate }}</w:t>
+            </w:r>
+          </w:p>
+        </w:tc>
+      </w:tr>
+    </w:tbl>
+    <w:p>
+      <w:pPr>
+        <w:spacing w:line="400" w:lineRule="exact"/>
+        <w:rPr>
+          <w:rFonts w:hint="eastAsia" w:eastAsia="宋体"/>
+          <w:sz w:val="22"/>
+          <w:lang w:eastAsia="zh-CN"/>
+        </w:rPr>
+      </w:pPr>
+      <w:r>
+        <w:rPr>
+          <w:rFonts w:hint="eastAsia" w:ascii="Times New Roman" w:hAnsi="Times New Roman" w:eastAsia="微软雅黑" w:cs="Times New Roman"/>
+          <w:sz w:val="24"/>
+          <w:szCs w:val="24"/>
+          <w:lang w:eastAsia="zh-CN"/>
+        </w:rPr>
+        <w:t>{% endif %}</w:t>
+      </w:r>
+    </w:p>
+    <w:p>
+      <w:pPr>
+        <w:spacing w:line="400" w:lineRule="exact"/>
+        <w:rPr>
+          <w:rFonts w:ascii="Times New Roman" w:hAnsi="Times New Roman" w:eastAsia="微软雅黑" w:cs="Times New Roman"/>
+          <w:sz w:val="24"/>
+        </w:rPr>
+      </w:pPr>
+    </w:p>
     <w:p>
       <w:r>
         <w:br w:type="page"/>
@@ -3002,15 +3838,15 @@
         </w:rPr>
       </w:pPr>
       <w:bookmarkStart w:id="0" w:name="_Toc149837264"/>
-      <w:bookmarkStart w:id="1" w:name="_Toc22658"/>
-      <w:bookmarkStart w:id="2" w:name="_Toc28240"/>
-      <w:bookmarkStart w:id="3" w:name="_Toc21764_WPSOffice_Level1"/>
-      <w:bookmarkStart w:id="4" w:name="_Toc12505"/>
-      <w:bookmarkStart w:id="5" w:name="_Toc16594"/>
-      <w:bookmarkStart w:id="6" w:name="_Toc13196_WPSOffice_Level1"/>
-      <w:bookmarkStart w:id="7" w:name="_Toc1707_WPSOffice_Level1"/>
-      <w:bookmarkStart w:id="8" w:name="_Toc27302"/>
-      <w:bookmarkStart w:id="9" w:name="_Toc2409"/>
+      <w:bookmarkStart w:id="1" w:name="_Toc1707_WPSOffice_Level1"/>
+      <w:bookmarkStart w:id="2" w:name="_Toc13196_WPSOffice_Level1"/>
+      <w:bookmarkStart w:id="3" w:name="_Toc28240"/>
+      <w:bookmarkStart w:id="4" w:name="_Toc2409"/>
+      <w:bookmarkStart w:id="5" w:name="_Toc12505"/>
+      <w:bookmarkStart w:id="6" w:name="_Toc16594"/>
+      <w:bookmarkStart w:id="7" w:name="_Toc22658"/>
+      <w:bookmarkStart w:id="8" w:name="_Toc21764_WPSOffice_Level1"/>
+      <w:bookmarkStart w:id="9" w:name="_Toc27302"/>
       <w:r>
         <w:rPr>
           <w:rFonts w:hint="default" w:ascii="Times New Roman" w:hAnsi="Times New Roman" w:eastAsia="微软雅黑" w:cs="Times New Roman"/>
@@ -8674,33 +9510,7 @@
           <w:szCs w:val="24"/>
           <w:lang w:val="en-US" w:eastAsia="zh-CN" w:bidi="ar-SA"/>
         </w:rPr>
-        <w:t>广州市黄</w:t>
-      </w:r>
-      <w:bookmarkStart w:id="11" w:name="_GoBack"/>
-      <w:r>
-        <w:rPr>
-          <w:rFonts w:hint="eastAsia" w:ascii="Times New Roman" w:hAnsi="Times New Roman" w:eastAsia="微软雅黑" w:cs="Times New Roman"/>
-          <w:b w:val="0"/>
-          <w:bCs w:val="0"/>
-          <w:kern w:val="2"/>
-          <w:sz w:val="24"/>
-          <w:szCs w:val="24"/>
-          <w:lang w:val="en-US" w:eastAsia="zh-CN" w:bidi="ar-SA"/>
-        </w:rPr>
-        <w:t>埔</w:t>
-      </w:r>
-      <w:bookmarkEnd w:id="11"/>
-      <w:r>
-        <w:rPr>
-          <w:rFonts w:hint="eastAsia" w:ascii="Times New Roman" w:hAnsi="Times New Roman" w:eastAsia="微软雅黑" w:cs="Times New Roman"/>
-          <w:b w:val="0"/>
-          <w:bCs w:val="0"/>
-          <w:kern w:val="2"/>
-          <w:sz w:val="24"/>
-          <w:szCs w:val="24"/>
-          <w:lang w:val="en-US" w:eastAsia="zh-CN" w:bidi="ar-SA"/>
-        </w:rPr>
-        <w:t>区开源大道11号C6栋702室</w:t>
+        <w:t>广州市黄埔区开源大道11号C6栋702室</w:t>
       </w:r>
     </w:p>
     <w:p>
@@ -9237,7 +10047,7 @@
                     </pic:cNvPicPr>
                   </pic:nvPicPr>
                   <pic:blipFill>
-                    <a:blip r:embed="rId11"/>
+                    <a:blip r:embed="rId12"/>
                     <a:stretch>
                       <a:fillRect/>
                     </a:stretch>
@@ -9295,7 +10105,7 @@
                     </pic:cNvPicPr>
                   </pic:nvPicPr>
                   <pic:blipFill>
-                    <a:blip r:embed="rId12"/>
+                    <a:blip r:embed="rId13"/>
                     <a:stretch>
                       <a:fillRect/>
                     </a:stretch>
@@ -9575,7 +10385,7 @@
                     </pic:cNvPicPr>
                   </pic:nvPicPr>
                   <pic:blipFill>
-                    <a:blip r:embed="rId13"/>
+                    <a:blip r:embed="rId14"/>
                     <a:srcRect/>
                     <a:stretch>
                       <a:fillRect/>

--- a/WebContent/docx/KIT_PDGFRA基因报告模板-盖章版.docx
+++ b/WebContent/docx/KIT_PDGFRA基因报告模板-盖章版.docx
@@ -1628,14 +1628,6 @@
         <w:gridCol w:w="1656"/>
       </w:tblGrid>
       <w:tr>
-        <w:tblPrEx>
-          <w:tblCellMar>
-            <w:top w:w="0" w:type="dxa"/>
-            <w:left w:w="0" w:type="dxa"/>
-            <w:bottom w:w="0" w:type="dxa"/>
-            <w:right w:w="0" w:type="dxa"/>
-          </w:tblCellMar>
-        </w:tblPrEx>
         <w:trPr>
           <w:cantSplit/>
           <w:trHeight w:val="295" w:hRule="atLeast"/>
@@ -2623,11 +2615,13 @@
           <w:lang w:eastAsia="zh-CN"/>
         </w:rPr>
       </w:pPr>
+      <w:bookmarkStart w:id="11" w:name="_GoBack"/>
+      <w:bookmarkEnd w:id="11"/>
     </w:p>
     <w:tbl>
       <w:tblPr>
         <w:tblStyle w:val="33"/>
-        <w:tblW w:w="8091" w:type="dxa"/>
+        <w:tblW w:w="6772" w:type="dxa"/>
         <w:jc w:val="right"/>
         <w:tblLayout w:type="fixed"/>
         <w:tblCellMar>
@@ -2638,28 +2632,19 @@
         </w:tblCellMar>
       </w:tblPr>
       <w:tblGrid>
-        <w:gridCol w:w="1068"/>
-        <w:gridCol w:w="1386"/>
-        <w:gridCol w:w="1386"/>
-        <w:gridCol w:w="1018"/>
-        <w:gridCol w:w="3233"/>
+        <w:gridCol w:w="1272"/>
+        <w:gridCol w:w="2040"/>
+        <w:gridCol w:w="1166"/>
+        <w:gridCol w:w="2294"/>
       </w:tblGrid>
       <w:tr>
-        <w:tblPrEx>
-          <w:tblCellMar>
-            <w:top w:w="0" w:type="dxa"/>
-            <w:left w:w="0" w:type="dxa"/>
-            <w:bottom w:w="0" w:type="dxa"/>
-            <w:right w:w="0" w:type="dxa"/>
-          </w:tblCellMar>
-        </w:tblPrEx>
         <w:trPr>
           <w:trHeight w:val="441" w:hRule="exact"/>
           <w:jc w:val="right"/>
         </w:trPr>
         <w:tc>
           <w:tcPr>
-            <w:tcW w:w="1068" w:type="dxa"/>
+            <w:tcW w:w="1272" w:type="dxa"/>
             <w:vAlign w:val="center"/>
           </w:tcPr>
           <w:p>
@@ -2688,7 +2673,7 @@
         </w:tc>
         <w:tc>
           <w:tcPr>
-            <w:tcW w:w="1386" w:type="dxa"/>
+            <w:tcW w:w="2040" w:type="dxa"/>
             <w:vAlign w:val="center"/>
           </w:tcPr>
           <w:p>
@@ -2701,38 +2686,6 @@
                 <w:b/>
                 <w:sz w:val="24"/>
                 <w:szCs w:val="24"/>
-              </w:rPr>
-            </w:pPr>
-            <w:r>
-              <w:rPr>
-                <w:rFonts w:hint="eastAsia" w:ascii="Times New Roman" w:hAnsi="Times New Roman" w:cs="Times New Roman"/>
-                <w:b w:val="0"/>
-                <w:bCs/>
-                <w:sz w:val="24"/>
-                <w:szCs w:val="24"/>
-                <w:lang w:val="en-US" w:eastAsia="zh-CN"/>
-              </w:rPr>
-              <w:t>临检检测人，</w:t>
-            </w:r>
-          </w:p>
-        </w:tc>
-        <w:tc>
-          <w:tcPr>
-            <w:tcW w:w="1386" w:type="dxa"/>
-            <w:vAlign w:val="center"/>
-          </w:tcPr>
-          <w:p>
-            <w:pPr>
-              <w:pStyle w:val="22"/>
-              <w:spacing w:before="13"/>
-              <w:jc w:val="both"/>
-              <w:rPr>
-                <w:rFonts w:hint="eastAsia" w:ascii="Times New Roman" w:hAnsi="Times New Roman" w:cs="Times New Roman"/>
-                <w:b w:val="0"/>
-                <w:bCs/>
-                <w:sz w:val="24"/>
-                <w:szCs w:val="24"/>
-                <w:lang w:val="en-US" w:eastAsia="zh-CN"/>
               </w:rPr>
             </w:pPr>
             <w:r>
@@ -2745,15 +2698,15 @@
                     <wp:anchor distT="0" distB="0" distL="114300" distR="114300" simplePos="0" relativeHeight="251667456" behindDoc="0" locked="0" layoutInCell="1" allowOverlap="1">
                       <wp:simplePos x="0" y="0"/>
                       <wp:positionH relativeFrom="column">
-                        <wp:posOffset>-55880</wp:posOffset>
+                        <wp:posOffset>7620</wp:posOffset>
                       </wp:positionH>
                       <wp:positionV relativeFrom="paragraph">
-                        <wp:posOffset>-461010</wp:posOffset>
+                        <wp:posOffset>-480060</wp:posOffset>
                       </wp:positionV>
-                      <wp:extent cx="3352800" cy="1443355"/>
-                      <wp:effectExtent l="0" t="0" r="0" b="4445"/>
+                      <wp:extent cx="3058160" cy="1442720"/>
+                      <wp:effectExtent l="0" t="0" r="5080" b="5080"/>
                       <wp:wrapNone/>
-                      <wp:docPr id="27" name="组合 27"/>
+                      <wp:docPr id="9" name="组合 9"/>
                       <wp:cNvGraphicFramePr/>
                       <a:graphic xmlns:a="http://schemas.openxmlformats.org/drawingml/2006/main">
                         <a:graphicData uri="http://schemas.microsoft.com/office/word/2010/wordprocessingGroup">
@@ -2762,25 +2715,25 @@
                             <wpg:grpSpPr>
                               <a:xfrm>
                                 <a:off x="0" y="0"/>
-                                <a:ext cx="3352800" cy="1443355"/>
-                                <a:chOff x="19211" y="18890"/>
-                                <a:chExt cx="5280" cy="2273"/>
+                                <a:ext cx="3058160" cy="1442720"/>
+                                <a:chOff x="19211" y="18842"/>
+                                <a:chExt cx="4816" cy="2272"/>
                               </a:xfrm>
                             </wpg:grpSpPr>
                             <wpg:grpSp>
-                              <wpg:cNvPr id="28" name="组合 6"/>
+                              <wpg:cNvPr id="1" name="组合 6"/>
                               <wpg:cNvGrpSpPr/>
                               <wpg:grpSpPr>
                                 <a:xfrm>
-                                  <a:off x="19211" y="18890"/>
-                                  <a:ext cx="5140" cy="2273"/>
-                                  <a:chOff x="19199" y="18950"/>
-                                  <a:chExt cx="5140" cy="2273"/>
+                                  <a:off x="19211" y="18842"/>
+                                  <a:ext cx="4816" cy="2273"/>
+                                  <a:chOff x="19199" y="18902"/>
+                                  <a:chExt cx="4816" cy="2273"/>
                                 </a:xfrm>
                               </wpg:grpSpPr>
                               <pic:pic xmlns:pic="http://schemas.openxmlformats.org/drawingml/2006/picture">
                                 <pic:nvPicPr>
-                                  <pic:cNvPr id="22" name="图片 6" descr="蔡冬雪"/>
+                                  <pic:cNvPr id="16" name="图片 6" descr="蔡冬雪"/>
                                   <pic:cNvPicPr>
                                     <a:picLocks noChangeAspect="1"/>
                                   </pic:cNvPicPr>
@@ -2818,7 +2771,7 @@
                               </pic:pic>
                               <pic:pic xmlns:pic="http://schemas.openxmlformats.org/drawingml/2006/picture">
                                 <pic:nvPicPr>
-                                  <pic:cNvPr id="23" name="图片 25"/>
+                                  <pic:cNvPr id="21" name="图片 25"/>
                                   <pic:cNvPicPr>
                                     <a:picLocks noChangeAspect="1" noChangeArrowheads="1"/>
                                   </pic:cNvPicPr>
@@ -2838,7 +2791,7 @@
                                 </pic:blipFill>
                                 <pic:spPr>
                                   <a:xfrm>
-                                    <a:off x="22066" y="18950"/>
+                                    <a:off x="21742" y="18902"/>
                                     <a:ext cx="2273" cy="2273"/>
                                   </a:xfrm>
                                   <a:prstGeom prst="rect">
@@ -2853,7 +2806,7 @@
                             </wpg:grpSp>
                             <pic:pic xmlns:pic="http://schemas.openxmlformats.org/drawingml/2006/picture">
                               <pic:nvPicPr>
-                                <pic:cNvPr id="26" name="图片 4" descr="王建丽"/>
+                                <pic:cNvPr id="12" name="图片 4" descr="王建丽"/>
                                 <pic:cNvPicPr>
                                   <a:picLocks noChangeAspect="1"/>
                                 </pic:cNvPicPr>
@@ -2880,7 +2833,7 @@
                               </pic:blipFill>
                               <pic:spPr>
                                 <a:xfrm>
-                                  <a:off x="23233" y="19467"/>
+                                  <a:off x="22261" y="19395"/>
                                   <a:ext cx="1258" cy="713"/>
                                 </a:xfrm>
                                 <a:prstGeom prst="rect">
@@ -2896,24 +2849,24 @@
                 </mc:Choice>
                 <mc:Fallback>
                   <w:pict>
-                    <v:group id="_x0000_s1026" o:spid="_x0000_s1026" o:spt="203" style="position:absolute;left:0pt;margin-left:-4.4pt;margin-top:-36.3pt;height:113.65pt;width:264pt;z-index:251667456;mso-width-relative:page;mso-height-relative:page;" coordorigin="19211,18890" coordsize="5280,2273" o:gfxdata="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">
+                    <v:group id="_x0000_s1026" o:spid="_x0000_s1026" o:spt="203" style="position:absolute;left:0pt;margin-left:0.6pt;margin-top:-37.8pt;height:113.6pt;width:240.8pt;z-index:251667456;mso-width-relative:page;mso-height-relative:page;" coordorigin="19211,18842" coordsize="4816,2272" o:gfxdata="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">
                       <o:lock v:ext="edit" aspectratio="f"/>
-                      <v:group id="组合 6" o:spid="_x0000_s1026" o:spt="203" style="position:absolute;left:19211;top:18890;height:2273;width:5140;" coordorigin="19199,18950" coordsize="5140,2273" o:gfxdata="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">
+                      <v:group id="组合 6" o:spid="_x0000_s1026" o:spt="203" style="position:absolute;left:19211;top:18842;height:2273;width:4816;" coordorigin="19199,18902" coordsize="4816,2273" o:gfxdata="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">
                         <o:lock v:ext="edit" aspectratio="f"/>
-                        <v:shape id="图片 6" o:spid="_x0000_s1026" o:spt="75" alt="蔡冬雪" type="#_x0000_t75" style="position:absolute;left:19199;top:19551;height:566;width:1261;" filled="f" o:preferrelative="t" stroked="f" coordsize="21600,21600" o:gfxdata="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">
+                        <v:shape id="图片 6" o:spid="_x0000_s1026" o:spt="75" alt="蔡冬雪" type="#_x0000_t75" style="position:absolute;left:19199;top:19551;height:566;width:1261;" filled="f" o:preferrelative="t" stroked="f" coordsize="21600,21600" o:gfxdata="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">
                           <v:fill on="f" focussize="0,0"/>
                           <v:stroke on="f"/>
                           <v:imagedata r:id="rId8" cropleft="12226f" croptop="21838f" cropright="12384f" cropbottom="17497f" chromakey="#FFFFFF" o:title=""/>
                           <o:lock v:ext="edit" aspectratio="t"/>
                         </v:shape>
-                        <v:shape id="图片 25" o:spid="_x0000_s1026" o:spt="75" type="#_x0000_t75" style="position:absolute;left:22066;top:18950;height:2273;width:2273;" filled="f" o:preferrelative="t" stroked="f" coordsize="21600,21600" o:gfxdata="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">
+                        <v:shape id="图片 25" o:spid="_x0000_s1026" o:spt="75" type="#_x0000_t75" style="position:absolute;left:21742;top:18902;height:2273;width:2273;" filled="f" o:preferrelative="t" stroked="f" coordsize="21600,21600" o:gfxdata="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">
                           <v:fill on="f" focussize="0,0"/>
                           <v:stroke on="f"/>
                           <v:imagedata r:id="rId9" o:title=""/>
                           <o:lock v:ext="edit" aspectratio="t"/>
                         </v:shape>
                       </v:group>
-                      <v:shape id="图片 4" o:spid="_x0000_s1026" o:spt="75" alt="王建丽" type="#_x0000_t75" style="position:absolute;left:23233;top:19467;height:713;width:1258;" filled="f" o:preferrelative="t" stroked="f" coordsize="21600,21600" o:gfxdata="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">
+                      <v:shape id="图片 4" o:spid="_x0000_s1026" o:spt="75" alt="王建丽" type="#_x0000_t75" style="position:absolute;left:22261;top:19395;height:713;width:1258;" filled="f" o:preferrelative="t" stroked="f" coordsize="21600,21600" o:gfxdata="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">
                         <v:fill on="f" focussize="0,0"/>
                         <v:stroke on="f"/>
                         <v:imagedata r:id="rId10" chromakey="#FFFFFF" o:title=""/>
@@ -2928,7 +2881,7 @@
         </w:tc>
         <w:tc>
           <w:tcPr>
-            <w:tcW w:w="1018" w:type="dxa"/>
+            <w:tcW w:w="1166" w:type="dxa"/>
             <w:vAlign w:val="center"/>
           </w:tcPr>
           <w:p>
@@ -2966,7 +2919,7 @@
         </w:tc>
         <w:tc>
           <w:tcPr>
-            <w:tcW w:w="3233" w:type="dxa"/>
+            <w:tcW w:w="2294" w:type="dxa"/>
             <w:vAlign w:val="center"/>
           </w:tcPr>
           <w:p>
@@ -2976,24 +2929,12 @@
               <w:ind w:right="15"/>
               <w:jc w:val="both"/>
               <w:rPr>
-                <w:rFonts w:hint="default" w:ascii="Times New Roman" w:hAnsi="Times New Roman" w:eastAsia="宋体" w:cs="Times New Roman"/>
+                <w:rFonts w:ascii="Times New Roman" w:hAnsi="Times New Roman" w:cs="Times New Roman"/>
                 <w:b/>
                 <w:sz w:val="24"/>
                 <w:szCs w:val="24"/>
-                <w:lang w:val="en-US" w:eastAsia="zh-CN"/>
-              </w:rPr>
-            </w:pPr>
-            <w:r>
-              <w:rPr>
-                <w:rFonts w:hint="eastAsia" w:ascii="Times New Roman" w:hAnsi="Times New Roman" w:cs="Times New Roman"/>
-                <w:b w:val="0"/>
-                <w:bCs/>
-                <w:sz w:val="24"/>
-                <w:szCs w:val="24"/>
-                <w:lang w:val="en-US" w:eastAsia="zh-CN"/>
-              </w:rPr>
-              <w:t>临检所复核人，</w:t>
-            </w:r>
+              </w:rPr>
+            </w:pPr>
           </w:p>
         </w:tc>
       </w:tr>
@@ -3012,7 +2953,7 @@
         </w:trPr>
         <w:tc>
           <w:tcPr>
-            <w:tcW w:w="1068" w:type="dxa"/>
+            <w:tcW w:w="1272" w:type="dxa"/>
             <w:vAlign w:val="center"/>
           </w:tcPr>
           <w:p>
@@ -3060,8 +3001,7 @@
         </w:tc>
         <w:tc>
           <w:tcPr>
-            <w:tcW w:w="2772" w:type="dxa"/>
-            <w:gridSpan w:val="2"/>
+            <w:tcW w:w="2040" w:type="dxa"/>
             <w:vAlign w:val="center"/>
           </w:tcPr>
           <w:p>
@@ -3089,7 +3029,7 @@
         </w:tc>
         <w:tc>
           <w:tcPr>
-            <w:tcW w:w="1018" w:type="dxa"/>
+            <w:tcW w:w="1166" w:type="dxa"/>
             <w:vAlign w:val="center"/>
           </w:tcPr>
           <w:p>
@@ -3136,7 +3076,7 @@
         </w:tc>
         <w:tc>
           <w:tcPr>
-            <w:tcW w:w="3233" w:type="dxa"/>
+            <w:tcW w:w="2294" w:type="dxa"/>
             <w:vAlign w:val="center"/>
           </w:tcPr>
           <w:p>
@@ -3232,16 +3172,15 @@
     <w:p>
       <w:pPr>
         <w:rPr>
-          <w:rFonts w:hint="default"/>
-          <w:sz w:val="24"/>
-          <w:lang w:val="en-US" w:eastAsia="zh-CN"/>
+          <w:sz w:val="24"/>
+          <w:lang w:eastAsia="zh-CN"/>
         </w:rPr>
       </w:pPr>
     </w:p>
     <w:tbl>
       <w:tblPr>
         <w:tblStyle w:val="33"/>
-        <w:tblW w:w="8091" w:type="dxa"/>
+        <w:tblW w:w="6772" w:type="dxa"/>
         <w:jc w:val="right"/>
         <w:tblLayout w:type="fixed"/>
         <w:tblCellMar>
@@ -3252,11 +3191,10 @@
         </w:tblCellMar>
       </w:tblPr>
       <w:tblGrid>
-        <w:gridCol w:w="1068"/>
-        <w:gridCol w:w="1386"/>
-        <w:gridCol w:w="1386"/>
-        <w:gridCol w:w="1018"/>
-        <w:gridCol w:w="3233"/>
+        <w:gridCol w:w="1272"/>
+        <w:gridCol w:w="2040"/>
+        <w:gridCol w:w="1166"/>
+        <w:gridCol w:w="2294"/>
       </w:tblGrid>
       <w:tr>
         <w:tblPrEx>
@@ -3273,7 +3211,7 @@
         </w:trPr>
         <w:tc>
           <w:tcPr>
-            <w:tcW w:w="1068" w:type="dxa"/>
+            <w:tcW w:w="1272" w:type="dxa"/>
             <w:vAlign w:val="center"/>
           </w:tcPr>
           <w:p>
@@ -3302,7 +3240,7 @@
         </w:tc>
         <w:tc>
           <w:tcPr>
-            <w:tcW w:w="1386" w:type="dxa"/>
+            <w:tcW w:w="2040" w:type="dxa"/>
             <w:vAlign w:val="center"/>
           </w:tcPr>
           <w:p>
@@ -3317,39 +3255,6 @@
                 <w:szCs w:val="24"/>
               </w:rPr>
             </w:pPr>
-            <w:r>
-              <w:rPr>
-                <w:rFonts w:hint="eastAsia" w:ascii="Times New Roman" w:hAnsi="Times New Roman" w:cs="Times New Roman"/>
-                <w:b w:val="0"/>
-                <w:bCs/>
-                <w:sz w:val="24"/>
-                <w:szCs w:val="24"/>
-                <w:lang w:val="en-US" w:eastAsia="zh-CN"/>
-              </w:rPr>
-              <w:t>临检检测人，</w:t>
-            </w:r>
-          </w:p>
-        </w:tc>
-        <w:tc>
-          <w:tcPr>
-            <w:tcW w:w="1386" w:type="dxa"/>
-            <w:vAlign w:val="center"/>
-          </w:tcPr>
-          <w:p>
-            <w:pPr>
-              <w:pStyle w:val="22"/>
-              <w:spacing w:before="13"/>
-              <w:jc w:val="both"/>
-              <w:rPr>
-                <w:rFonts w:hint="eastAsia" w:ascii="Times New Roman" w:hAnsi="Times New Roman" w:cs="Times New Roman"/>
-                <w:b w:val="0"/>
-                <w:bCs/>
-                <w:sz w:val="24"/>
-                <w:szCs w:val="24"/>
-                <w:lang w:val="en-US" w:eastAsia="zh-CN"/>
-              </w:rPr>
-            </w:pPr>
-            <w:bookmarkStart w:id="11" w:name="_GoBack"/>
             <w:r>
               <w:rPr>
                 <w:sz w:val="22"/>
@@ -3360,15 +3265,15 @@
                     <wp:anchor distT="0" distB="0" distL="114300" distR="114300" simplePos="0" relativeHeight="251668480" behindDoc="0" locked="0" layoutInCell="1" allowOverlap="1">
                       <wp:simplePos x="0" y="0"/>
                       <wp:positionH relativeFrom="column">
-                        <wp:posOffset>-95885</wp:posOffset>
+                        <wp:posOffset>0</wp:posOffset>
                       </wp:positionH>
                       <wp:positionV relativeFrom="paragraph">
-                        <wp:posOffset>-453390</wp:posOffset>
+                        <wp:posOffset>-370840</wp:posOffset>
                       </wp:positionV>
-                      <wp:extent cx="3468370" cy="1443355"/>
-                      <wp:effectExtent l="0" t="0" r="0" b="4445"/>
+                      <wp:extent cx="3134360" cy="1443355"/>
+                      <wp:effectExtent l="0" t="0" r="5080" b="4445"/>
                       <wp:wrapNone/>
-                      <wp:docPr id="29" name="组合 29"/>
+                      <wp:docPr id="14" name="组合 14"/>
                       <wp:cNvGraphicFramePr/>
                       <a:graphic xmlns:a="http://schemas.openxmlformats.org/drawingml/2006/main">
                         <a:graphicData uri="http://schemas.microsoft.com/office/word/2010/wordprocessingGroup">
@@ -3377,20 +3282,20 @@
                             <wpg:grpSpPr>
                               <a:xfrm>
                                 <a:off x="0" y="0"/>
-                                <a:ext cx="3468370" cy="1443355"/>
-                                <a:chOff x="19283" y="20786"/>
-                                <a:chExt cx="5462" cy="2273"/>
+                                <a:ext cx="3134360" cy="1443355"/>
+                                <a:chOff x="19199" y="20810"/>
+                                <a:chExt cx="4936" cy="2273"/>
                               </a:xfrm>
                             </wpg:grpSpPr>
                             <wpg:grpSp>
-                              <wpg:cNvPr id="30" name="组合 23"/>
+                              <wpg:cNvPr id="15" name="组合 23"/>
                               <wpg:cNvGrpSpPr/>
                               <wpg:grpSpPr>
                                 <a:xfrm>
-                                  <a:off x="19283" y="20786"/>
-                                  <a:ext cx="5212" cy="2273"/>
-                                  <a:chOff x="19283" y="20786"/>
-                                  <a:chExt cx="5212" cy="2273"/>
+                                  <a:off x="19199" y="20810"/>
+                                  <a:ext cx="4936" cy="2273"/>
+                                  <a:chOff x="19199" y="20810"/>
+                                  <a:chExt cx="4936" cy="2273"/>
                                 </a:xfrm>
                               </wpg:grpSpPr>
                               <pic:pic xmlns:pic="http://schemas.openxmlformats.org/drawingml/2006/picture">
@@ -3423,7 +3328,7 @@
                                 </pic:blipFill>
                                 <pic:spPr>
                                   <a:xfrm>
-                                    <a:off x="19283" y="21275"/>
+                                    <a:off x="19199" y="21203"/>
                                     <a:ext cx="1672" cy="901"/>
                                   </a:xfrm>
                                   <a:prstGeom prst="rect">
@@ -3457,7 +3362,7 @@
                                 </pic:blipFill>
                                 <pic:spPr>
                                   <a:xfrm>
-                                    <a:off x="22222" y="20786"/>
+                                    <a:off x="21862" y="20810"/>
                                     <a:ext cx="2273" cy="2273"/>
                                   </a:xfrm>
                                   <a:prstGeom prst="rect">
@@ -3499,7 +3404,7 @@
                               </pic:blipFill>
                               <pic:spPr>
                                 <a:xfrm>
-                                  <a:off x="23257" y="21239"/>
+                                  <a:off x="22321" y="21215"/>
                                   <a:ext cx="1488" cy="842"/>
                                 </a:xfrm>
                                 <a:prstGeom prst="rect">
@@ -3515,24 +3420,24 @@
                 </mc:Choice>
                 <mc:Fallback>
                   <w:pict>
-                    <v:group id="_x0000_s1026" o:spid="_x0000_s1026" o:spt="203" style="position:absolute;left:0pt;margin-left:-7.55pt;margin-top:-35.7pt;height:113.65pt;width:273.1pt;z-index:251668480;mso-width-relative:page;mso-height-relative:page;" coordorigin="19283,20786" coordsize="5462,2273" o:gfxdata="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">
+                    <v:group id="_x0000_s1026" o:spid="_x0000_s1026" o:spt="203" style="position:absolute;left:0pt;margin-left:0pt;margin-top:-29.2pt;height:113.65pt;width:246.8pt;z-index:251668480;mso-width-relative:page;mso-height-relative:page;" coordorigin="19199,20810" coordsize="4936,2273" o:gfxdata="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">
                       <o:lock v:ext="edit" aspectratio="f"/>
-                      <v:group id="组合 23" o:spid="_x0000_s1026" o:spt="203" style="position:absolute;left:19283;top:20786;height:2273;width:5212;" coordorigin="19283,20786" coordsize="5212,2273" o:gfxdata="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">
+                      <v:group id="组合 23" o:spid="_x0000_s1026" o:spt="203" style="position:absolute;left:19199;top:20810;height:2273;width:4936;" coordorigin="19199,20810" coordsize="4936,2273" o:gfxdata="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">
                         <o:lock v:ext="edit" aspectratio="f"/>
-                        <v:shape id="图片 1" o:spid="_x0000_s1026" o:spt="75" type="#_x0000_t75" style="position:absolute;left:19283;top:21275;height:901;width:1672;" filled="f" o:preferrelative="t" stroked="f" coordsize="21600,21600" o:gfxdata="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">
+                        <v:shape id="图片 1" o:spid="_x0000_s1026" o:spt="75" type="#_x0000_t75" style="position:absolute;left:19199;top:21203;height:901;width:1672;" filled="f" o:preferrelative="t" stroked="f" coordsize="21600,21600" o:gfxdata="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">
                           <v:fill on="f" focussize="0,0"/>
                           <v:stroke on="f"/>
                           <v:imagedata r:id="rId11" cropleft="7158f" croptop="7646f" chromakey="#FFFFFF" o:title=""/>
                           <o:lock v:ext="edit" aspectratio="t"/>
                         </v:shape>
-                        <v:shape id="图片 25" o:spid="_x0000_s1026" o:spt="75" type="#_x0000_t75" style="position:absolute;left:22222;top:20786;height:2273;width:2273;" filled="f" o:preferrelative="t" stroked="f" coordsize="21600,21600" o:gfxdata="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">
+                        <v:shape id="图片 25" o:spid="_x0000_s1026" o:spt="75" type="#_x0000_t75" style="position:absolute;left:21862;top:20810;height:2273;width:2273;" filled="f" o:preferrelative="t" stroked="f" coordsize="21600,21600" o:gfxdata="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">
                           <v:fill on="f" focussize="0,0"/>
                           <v:stroke on="f"/>
                           <v:imagedata r:id="rId9" o:title=""/>
                           <o:lock v:ext="edit" aspectratio="t"/>
                         </v:shape>
                       </v:group>
-                      <v:shape id="图片 11" o:spid="_x0000_s1026" o:spt="75" alt="王建丽" type="#_x0000_t75" style="position:absolute;left:23257;top:21239;height:842;width:1488;" filled="f" o:preferrelative="t" stroked="f" coordsize="21600,21600" o:gfxdata="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">
+                      <v:shape id="图片 11" o:spid="_x0000_s1026" o:spt="75" alt="王建丽" type="#_x0000_t75" style="position:absolute;left:22321;top:21215;height:842;width:1488;" filled="f" o:preferrelative="t" stroked="f" coordsize="21600,21600" o:gfxdata="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">
                         <v:fill on="f" focussize="0,0"/>
                         <v:stroke on="f"/>
                         <v:imagedata r:id="rId10" chromakey="#FFFFFF" o:title=""/>
@@ -3543,12 +3448,11 @@
                 </mc:Fallback>
               </mc:AlternateContent>
             </w:r>
-            <w:bookmarkEnd w:id="11"/>
           </w:p>
         </w:tc>
         <w:tc>
           <w:tcPr>
-            <w:tcW w:w="1018" w:type="dxa"/>
+            <w:tcW w:w="1166" w:type="dxa"/>
             <w:vAlign w:val="center"/>
           </w:tcPr>
           <w:p>
@@ -3586,7 +3490,7 @@
         </w:tc>
         <w:tc>
           <w:tcPr>
-            <w:tcW w:w="3233" w:type="dxa"/>
+            <w:tcW w:w="2294" w:type="dxa"/>
             <w:vAlign w:val="center"/>
           </w:tcPr>
           <w:p>
@@ -3596,24 +3500,12 @@
               <w:ind w:right="15"/>
               <w:jc w:val="both"/>
               <w:rPr>
-                <w:rFonts w:hint="default" w:ascii="Times New Roman" w:hAnsi="Times New Roman" w:eastAsia="宋体" w:cs="Times New Roman"/>
+                <w:rFonts w:ascii="Times New Roman" w:hAnsi="Times New Roman" w:cs="Times New Roman"/>
                 <w:b/>
                 <w:sz w:val="24"/>
                 <w:szCs w:val="24"/>
-                <w:lang w:val="en-US" w:eastAsia="zh-CN"/>
-              </w:rPr>
-            </w:pPr>
-            <w:r>
-              <w:rPr>
-                <w:rFonts w:hint="eastAsia" w:ascii="Times New Roman" w:hAnsi="Times New Roman" w:cs="Times New Roman"/>
-                <w:b w:val="0"/>
-                <w:bCs/>
-                <w:sz w:val="24"/>
-                <w:szCs w:val="24"/>
-                <w:lang w:val="en-US" w:eastAsia="zh-CN"/>
-              </w:rPr>
-              <w:t>临检所复核人，</w:t>
-            </w:r>
+              </w:rPr>
+            </w:pPr>
           </w:p>
         </w:tc>
       </w:tr>
@@ -3632,7 +3524,7 @@
         </w:trPr>
         <w:tc>
           <w:tcPr>
-            <w:tcW w:w="1068" w:type="dxa"/>
+            <w:tcW w:w="1272" w:type="dxa"/>
             <w:vAlign w:val="center"/>
           </w:tcPr>
           <w:p>
@@ -3680,8 +3572,7 @@
         </w:tc>
         <w:tc>
           <w:tcPr>
-            <w:tcW w:w="2772" w:type="dxa"/>
-            <w:gridSpan w:val="2"/>
+            <w:tcW w:w="2040" w:type="dxa"/>
             <w:vAlign w:val="center"/>
           </w:tcPr>
           <w:p>
@@ -3709,7 +3600,7 @@
         </w:tc>
         <w:tc>
           <w:tcPr>
-            <w:tcW w:w="1018" w:type="dxa"/>
+            <w:tcW w:w="1166" w:type="dxa"/>
             <w:vAlign w:val="center"/>
           </w:tcPr>
           <w:p>
@@ -3756,7 +3647,7 @@
         </w:tc>
         <w:tc>
           <w:tcPr>
-            <w:tcW w:w="3233" w:type="dxa"/>
+            <w:tcW w:w="2294" w:type="dxa"/>
             <w:vAlign w:val="center"/>
           </w:tcPr>
           <w:p>
@@ -3786,34 +3677,15 @@
       </w:tr>
     </w:tbl>
     <w:p>
-      <w:pPr>
-        <w:spacing w:line="400" w:lineRule="exact"/>
-        <w:rPr>
-          <w:rFonts w:hint="eastAsia" w:eastAsia="宋体"/>
-          <w:sz w:val="22"/>
+      <w:r>
+        <w:rPr>
+          <w:rFonts w:hint="eastAsia" w:ascii="Times New Roman" w:hAnsi="Times New Roman" w:eastAsia="微软雅黑" w:cs="Times New Roman"/>
+          <w:sz w:val="24"/>
+          <w:szCs w:val="24"/>
           <w:lang w:eastAsia="zh-CN"/>
         </w:rPr>
-      </w:pPr>
-      <w:r>
-        <w:rPr>
-          <w:rFonts w:hint="eastAsia" w:ascii="Times New Roman" w:hAnsi="Times New Roman" w:eastAsia="微软雅黑" w:cs="Times New Roman"/>
-          <w:sz w:val="24"/>
-          <w:szCs w:val="24"/>
-          <w:lang w:eastAsia="zh-CN"/>
-        </w:rPr>
         <w:t>{% endif %}</w:t>
       </w:r>
-    </w:p>
-    <w:p>
-      <w:pPr>
-        <w:spacing w:line="400" w:lineRule="exact"/>
-        <w:rPr>
-          <w:rFonts w:ascii="Times New Roman" w:hAnsi="Times New Roman" w:eastAsia="微软雅黑" w:cs="Times New Roman"/>
-          <w:sz w:val="24"/>
-        </w:rPr>
-      </w:pPr>
-    </w:p>
-    <w:p>
       <w:r>
         <w:br w:type="page"/>
       </w:r>
@@ -3839,14 +3711,14 @@
       </w:pPr>
       <w:bookmarkStart w:id="0" w:name="_Toc149837264"/>
       <w:bookmarkStart w:id="1" w:name="_Toc1707_WPSOffice_Level1"/>
-      <w:bookmarkStart w:id="2" w:name="_Toc13196_WPSOffice_Level1"/>
-      <w:bookmarkStart w:id="3" w:name="_Toc28240"/>
-      <w:bookmarkStart w:id="4" w:name="_Toc2409"/>
+      <w:bookmarkStart w:id="2" w:name="_Toc16594"/>
+      <w:bookmarkStart w:id="3" w:name="_Toc13196_WPSOffice_Level1"/>
+      <w:bookmarkStart w:id="4" w:name="_Toc22658"/>
       <w:bookmarkStart w:id="5" w:name="_Toc12505"/>
-      <w:bookmarkStart w:id="6" w:name="_Toc16594"/>
-      <w:bookmarkStart w:id="7" w:name="_Toc22658"/>
-      <w:bookmarkStart w:id="8" w:name="_Toc21764_WPSOffice_Level1"/>
-      <w:bookmarkStart w:id="9" w:name="_Toc27302"/>
+      <w:bookmarkStart w:id="6" w:name="_Toc21764_WPSOffice_Level1"/>
+      <w:bookmarkStart w:id="7" w:name="_Toc2409"/>
+      <w:bookmarkStart w:id="8" w:name="_Toc27302"/>
+      <w:bookmarkStart w:id="9" w:name="_Toc28240"/>
       <w:r>
         <w:rPr>
           <w:rFonts w:hint="default" w:ascii="Times New Roman" w:hAnsi="Times New Roman" w:eastAsia="微软雅黑" w:cs="Times New Roman"/>

--- a/WebContent/docx/KIT_PDGFRA基因报告模板-盖章版.docx
+++ b/WebContent/docx/KIT_PDGFRA基因报告模板-盖章版.docx
@@ -22,120 +22,27 @@
           <w:cols w:space="720" w:num="1"/>
         </w:sectPr>
       </w:pPr>
-      <w:r>
-        <w:drawing>
-          <wp:anchor distT="0" distB="0" distL="0" distR="0" simplePos="0" relativeHeight="251663360" behindDoc="0" locked="0" layoutInCell="1" allowOverlap="1">
-            <wp:simplePos x="0" y="0"/>
-            <wp:positionH relativeFrom="column">
-              <wp:posOffset>2259330</wp:posOffset>
-            </wp:positionH>
-            <wp:positionV relativeFrom="paragraph">
-              <wp:posOffset>288925</wp:posOffset>
-            </wp:positionV>
-            <wp:extent cx="1643380" cy="986790"/>
-            <wp:effectExtent l="0" t="0" r="2540" b="0"/>
-            <wp:wrapNone/>
-            <wp:docPr id="4" name="图片 1"/>
-            <wp:cNvGraphicFramePr>
-              <a:graphicFrameLocks xmlns:a="http://schemas.openxmlformats.org/drawingml/2006/main" noChangeAspect="1"/>
-            </wp:cNvGraphicFramePr>
-            <a:graphic xmlns:a="http://schemas.openxmlformats.org/drawingml/2006/main">
-              <a:graphicData uri="http://schemas.openxmlformats.org/drawingml/2006/picture">
-                <pic:pic xmlns:pic="http://schemas.openxmlformats.org/drawingml/2006/picture">
-                  <pic:nvPicPr>
-                    <pic:cNvPr id="4" name="图片 1"/>
-                    <pic:cNvPicPr>
-                      <a:picLocks noChangeAspect="1" noChangeArrowheads="1"/>
-                    </pic:cNvPicPr>
-                  </pic:nvPicPr>
-                  <pic:blipFill>
-                    <a:blip r:embed="rId6"/>
-                    <a:srcRect/>
-                    <a:stretch>
-                      <a:fillRect/>
-                    </a:stretch>
-                  </pic:blipFill>
-                  <pic:spPr>
-                    <a:xfrm>
-                      <a:off x="0" y="0"/>
-                      <a:ext cx="1643380" cy="986790"/>
-                    </a:xfrm>
-                    <a:prstGeom prst="rect">
-                      <a:avLst/>
-                    </a:prstGeom>
-                    <a:noFill/>
-                    <a:ln>
-                      <a:noFill/>
-                    </a:ln>
-                  </pic:spPr>
-                </pic:pic>
-              </a:graphicData>
-            </a:graphic>
-          </wp:anchor>
-        </w:drawing>
-      </w:r>
+      <w:bookmarkStart w:id="11" w:name="_GoBack"/>
+      <w:bookmarkEnd w:id="11"/>
       <w:r>
         <w:rPr>
           <w:lang w:eastAsia="zh-CN"/>
-        </w:rPr>
-        <w:drawing>
-          <wp:inline distT="0" distB="0" distL="114300" distR="114300">
-            <wp:extent cx="7559675" cy="10698480"/>
-            <wp:effectExtent l="0" t="0" r="9525" b="7620"/>
-            <wp:docPr id="20" name="图片 20" descr="封面111111"/>
-            <wp:cNvGraphicFramePr>
-              <a:graphicFrameLocks xmlns:a="http://schemas.openxmlformats.org/drawingml/2006/main" noChangeAspect="1"/>
-            </wp:cNvGraphicFramePr>
-            <a:graphic xmlns:a="http://schemas.openxmlformats.org/drawingml/2006/main">
-              <a:graphicData uri="http://schemas.openxmlformats.org/drawingml/2006/picture">
-                <pic:pic xmlns:pic="http://schemas.openxmlformats.org/drawingml/2006/picture">
-                  <pic:nvPicPr>
-                    <pic:cNvPr id="20" name="图片 20" descr="封面111111"/>
-                    <pic:cNvPicPr>
-                      <a:picLocks noChangeAspect="1"/>
-                    </pic:cNvPicPr>
-                  </pic:nvPicPr>
-                  <pic:blipFill>
-                    <a:blip r:embed="rId7"/>
-                    <a:srcRect l="1400" t="66" r="1581" b="-6"/>
-                    <a:stretch>
-                      <a:fillRect/>
-                    </a:stretch>
-                  </pic:blipFill>
-                  <pic:spPr>
-                    <a:xfrm>
-                      <a:off x="0" y="0"/>
-                      <a:ext cx="7559675" cy="10698480"/>
-                    </a:xfrm>
-                    <a:prstGeom prst="rect">
-                      <a:avLst/>
-                    </a:prstGeom>
-                  </pic:spPr>
-                </pic:pic>
-              </a:graphicData>
-            </a:graphic>
-          </wp:inline>
-        </w:drawing>
-      </w:r>
-      <w:r>
-        <w:rPr>
-          <w:sz w:val="22"/>
         </w:rPr>
         <mc:AlternateContent>
           <mc:Choice Requires="wps">
             <w:drawing>
-              <wp:anchor distT="0" distB="0" distL="114300" distR="114300" simplePos="0" relativeHeight="251660288" behindDoc="0" locked="0" layoutInCell="1" allowOverlap="1">
+              <wp:anchor distT="0" distB="0" distL="114300" distR="114300" simplePos="0" relativeHeight="251667456" behindDoc="0" locked="0" layoutInCell="1" allowOverlap="1">
                 <wp:simplePos x="0" y="0"/>
                 <wp:positionH relativeFrom="column">
-                  <wp:posOffset>644525</wp:posOffset>
+                  <wp:posOffset>57785</wp:posOffset>
                 </wp:positionH>
                 <wp:positionV relativeFrom="paragraph">
-                  <wp:posOffset>9877425</wp:posOffset>
+                  <wp:posOffset>4121785</wp:posOffset>
                 </wp:positionV>
-                <wp:extent cx="1788160" cy="316865"/>
-                <wp:effectExtent l="0" t="0" r="2540" b="635"/>
+                <wp:extent cx="6316980" cy="2331085"/>
+                <wp:effectExtent l="0" t="0" r="0" b="0"/>
                 <wp:wrapNone/>
-                <wp:docPr id="25" name="文本框 25"/>
+                <wp:docPr id="5" name="文本框 5"/>
                 <wp:cNvGraphicFramePr/>
                 <a:graphic xmlns:a="http://schemas.openxmlformats.org/drawingml/2006/main">
                   <a:graphicData uri="http://schemas.microsoft.com/office/word/2010/wordprocessingShape">
@@ -143,140 +50,8 @@
                       <wps:cNvSpPr txBox="1"/>
                       <wps:spPr>
                         <a:xfrm>
-                          <a:off x="368935" y="10235565"/>
-                          <a:ext cx="1788160" cy="316865"/>
-                        </a:xfrm>
-                        <a:prstGeom prst="rect">
-                          <a:avLst/>
-                        </a:prstGeom>
-                        <a:solidFill>
-                          <a:schemeClr val="lt1"/>
-                        </a:solidFill>
-                        <a:ln w="6350">
-                          <a:noFill/>
-                        </a:ln>
-                      </wps:spPr>
-                      <wps:style>
-                        <a:lnRef idx="0">
-                          <a:schemeClr val="accent1"/>
-                        </a:lnRef>
-                        <a:fillRef idx="0">
-                          <a:schemeClr val="accent1"/>
-                        </a:fillRef>
-                        <a:effectRef idx="0">
-                          <a:schemeClr val="accent1"/>
-                        </a:effectRef>
-                        <a:fontRef idx="minor">
-                          <a:schemeClr val="dk1"/>
-                        </a:fontRef>
-                      </wps:style>
-                      <wps:txbx>
-                        <w:txbxContent>
-                          <w:p>
-                            <w:pPr>
-                              <w:rPr>
-                                <w:rFonts w:hint="eastAsia" w:ascii="黑体" w:hAnsi="黑体" w:eastAsia="黑体" w:cs="黑体"/>
-                                <w:b w:val="0"/>
-                                <w:bCs w:val="0"/>
-                                <w:color w:val="7C7C7C" w:themeColor="accent3" w:themeShade="BF"/>
-                                <w:sz w:val="24"/>
-                                <w:szCs w:val="24"/>
-                                <w:lang w:val="en-US" w:eastAsia="zh-CN"/>
-                              </w:rPr>
-                            </w:pPr>
-                            <w:r>
-                              <w:rPr>
-                                <w:rFonts w:hint="eastAsia" w:ascii="黑体" w:hAnsi="黑体" w:eastAsia="黑体" w:cs="黑体"/>
-                                <w:b w:val="0"/>
-                                <w:bCs w:val="0"/>
-                                <w:color w:val="7C7C7C" w:themeColor="accent3" w:themeShade="BF"/>
-                                <w:sz w:val="24"/>
-                                <w:szCs w:val="24"/>
-                                <w:lang w:val="en-US" w:eastAsia="zh-CN"/>
-                              </w:rPr>
-                              <w:t>基因科技守护生命健康</w:t>
-                            </w:r>
-                          </w:p>
-                        </w:txbxContent>
-                      </wps:txbx>
-                      <wps:bodyPr rot="0" spcFirstLastPara="0" vertOverflow="overflow" horzOverflow="overflow" vert="horz" wrap="square" lIns="91440" tIns="45720" rIns="91440" bIns="45720" numCol="1" spcCol="0" rtlCol="0" fromWordArt="0" anchor="t" anchorCtr="0" forceAA="0" compatLnSpc="1">
-                        <a:noAutofit/>
-                      </wps:bodyPr>
-                    </wps:wsp>
-                  </a:graphicData>
-                </a:graphic>
-              </wp:anchor>
-            </w:drawing>
-          </mc:Choice>
-          <mc:Fallback>
-            <w:pict>
-              <v:shape id="_x0000_s1026" o:spid="_x0000_s1026" o:spt="202" type="#_x0000_t202" style="position:absolute;left:0pt;margin-left:50.75pt;margin-top:777.75pt;height:24.95pt;width:140.8pt;z-index:251660288;mso-width-relative:page;mso-height-relative:page;" fillcolor="#FFFFFF [3201]" filled="t" stroked="f" coordsize="21600,21600" o:gfxdata="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">
-                <v:fill on="t" focussize="0,0"/>
-                <v:stroke on="f" weight="0.5pt"/>
-                <v:imagedata o:title=""/>
-                <o:lock v:ext="edit" aspectratio="f"/>
-                <v:textbox>
-                  <w:txbxContent>
-                    <w:p>
-                      <w:pPr>
-                        <w:rPr>
-                          <w:rFonts w:hint="eastAsia" w:ascii="黑体" w:hAnsi="黑体" w:eastAsia="黑体" w:cs="黑体"/>
-                          <w:b w:val="0"/>
-                          <w:bCs w:val="0"/>
-                          <w:color w:val="7C7C7C" w:themeColor="accent3" w:themeShade="BF"/>
-                          <w:sz w:val="24"/>
-                          <w:szCs w:val="24"/>
-                          <w:lang w:val="en-US" w:eastAsia="zh-CN"/>
-                        </w:rPr>
-                      </w:pPr>
-                      <w:r>
-                        <w:rPr>
-                          <w:rFonts w:hint="eastAsia" w:ascii="黑体" w:hAnsi="黑体" w:eastAsia="黑体" w:cs="黑体"/>
-                          <w:b w:val="0"/>
-                          <w:bCs w:val="0"/>
-                          <w:color w:val="7C7C7C" w:themeColor="accent3" w:themeShade="BF"/>
-                          <w:sz w:val="24"/>
-                          <w:szCs w:val="24"/>
-                          <w:lang w:val="en-US" w:eastAsia="zh-CN"/>
-                        </w:rPr>
-                        <w:t>基因科技守护生命健康</w:t>
-                      </w:r>
-                    </w:p>
-                  </w:txbxContent>
-                </v:textbox>
-              </v:shape>
-            </w:pict>
-          </mc:Fallback>
-        </mc:AlternateContent>
-      </w:r>
-      <w:r>
-        <w:rPr>
-          <w:sz w:val="22"/>
-        </w:rPr>
-        <mc:AlternateContent>
-          <mc:Choice Requires="wps">
-            <w:drawing>
-              <wp:anchor distT="0" distB="0" distL="114300" distR="114300" simplePos="0" relativeHeight="251659264" behindDoc="0" locked="0" layoutInCell="1" allowOverlap="1">
-                <wp:simplePos x="0" y="0"/>
-                <wp:positionH relativeFrom="column">
-                  <wp:posOffset>592455</wp:posOffset>
-                </wp:positionH>
-                <wp:positionV relativeFrom="paragraph">
-                  <wp:posOffset>8020050</wp:posOffset>
-                </wp:positionV>
-                <wp:extent cx="6065520" cy="1196340"/>
-                <wp:effectExtent l="0" t="0" r="0" b="0"/>
-                <wp:wrapNone/>
-                <wp:docPr id="24" name="文本框 24"/>
-                <wp:cNvGraphicFramePr/>
-                <a:graphic xmlns:a="http://schemas.openxmlformats.org/drawingml/2006/main">
-                  <a:graphicData uri="http://schemas.microsoft.com/office/word/2010/wordprocessingShape">
-                    <wps:wsp>
-                      <wps:cNvSpPr txBox="1"/>
-                      <wps:spPr>
-                        <a:xfrm>
-                          <a:off x="480060" y="7727950"/>
-                          <a:ext cx="6065520" cy="1196340"/>
+                          <a:off x="0" y="0"/>
+                          <a:ext cx="6316980" cy="2331085"/>
                         </a:xfrm>
                         <a:prstGeom prst="rect">
                           <a:avLst/>
@@ -304,72 +79,93 @@
                         <w:txbxContent>
                           <w:p>
                             <w:pPr>
+                              <w:keepNext w:val="0"/>
+                              <w:keepLines w:val="0"/>
+                              <w:pageBreakBefore w:val="0"/>
+                              <w:widowControl w:val="0"/>
+                              <w:kinsoku/>
+                              <w:wordWrap/>
+                              <w:overflowPunct/>
+                              <w:topLinePunct w:val="0"/>
+                              <w:bidi w:val="0"/>
+                              <w:adjustRightInd/>
+                              <w:snapToGrid/>
+                              <w:textAlignment w:val="auto"/>
                               <w:rPr>
-                                <w:rFonts w:hint="eastAsia" w:ascii="黑体" w:hAnsi="黑体" w:eastAsia="黑体" w:cs="黑体"/>
-                                <w:b w:val="0"/>
-                                <w:bCs w:val="0"/>
-                                <w:color w:val="548235" w:themeColor="accent6" w:themeShade="BF"/>
+                                <w:rFonts w:hint="default" w:ascii="Times New Roman" w:hAnsi="Times New Roman" w:eastAsia="黑体" w:cs="Times New Roman"/>
+                                <w:color w:val="FFFFFF" w:themeColor="background1"/>
                                 <w:sz w:val="52"/>
                                 <w:szCs w:val="52"/>
-                                <w:lang w:val="en-US" w:eastAsia="zh-CN"/>
+                                <w:lang w:eastAsia="zh-CN"/>
+                                <w14:textFill>
+                                  <w14:solidFill>
+                                    <w14:schemeClr w14:val="bg1"/>
+                                  </w14:solidFill>
+                                </w14:textFill>
                               </w:rPr>
                             </w:pPr>
                             <w:r>
                               <w:rPr>
-                                <w:rFonts w:hint="eastAsia" w:ascii="黑体" w:hAnsi="黑体" w:eastAsia="黑体" w:cs="黑体"/>
-                                <w:b w:val="0"/>
-                                <w:bCs w:val="0"/>
-                                <w:color w:val="548235" w:themeColor="accent6" w:themeShade="BF"/>
+                                <w:rFonts w:hint="default" w:ascii="Times New Roman" w:hAnsi="Times New Roman" w:eastAsia="黑体" w:cs="Times New Roman"/>
+                                <w:color w:val="FFFFFF" w:themeColor="background1"/>
                                 <w:sz w:val="52"/>
                                 <w:szCs w:val="52"/>
-                                <w:lang w:val="en-US" w:eastAsia="zh-CN"/>
+                                <w:lang w:eastAsia="zh-CN"/>
+                                <w14:textFill>
+                                  <w14:solidFill>
+                                    <w14:schemeClr w14:val="bg1"/>
+                                  </w14:solidFill>
+                                </w14:textFill>
                               </w:rPr>
                               <w:t>肿瘤个性化诊疗指导</w:t>
                             </w:r>
                           </w:p>
                           <w:p>
                             <w:pPr>
+                              <w:keepNext w:val="0"/>
+                              <w:keepLines w:val="0"/>
+                              <w:pageBreakBefore w:val="0"/>
+                              <w:widowControl w:val="0"/>
+                              <w:kinsoku/>
+                              <w:wordWrap/>
+                              <w:overflowPunct/>
+                              <w:topLinePunct w:val="0"/>
+                              <w:bidi w:val="0"/>
+                              <w:adjustRightInd/>
+                              <w:snapToGrid/>
+                              <w:textAlignment w:val="auto"/>
                               <w:rPr>
-                                <w:rFonts w:hint="eastAsia" w:ascii="黑体" w:hAnsi="黑体" w:eastAsia="黑体" w:cs="黑体"/>
-                                <w:b w:val="0"/>
-                                <w:bCs w:val="0"/>
-                                <w:color w:val="548235" w:themeColor="accent6" w:themeShade="BF"/>
+                                <w:rFonts w:hint="default" w:ascii="Times New Roman" w:hAnsi="Times New Roman" w:eastAsia="黑体" w:cs="Times New Roman"/>
+                                <w:color w:val="FFFFFF" w:themeColor="background1"/>
                                 <w:sz w:val="72"/>
                                 <w:szCs w:val="72"/>
-                                <w:highlight w:val="none"/>
-                                <w:lang w:val="en-US" w:eastAsia="zh-CN"/>
+                                <w:lang w:eastAsia="zh-CN"/>
+                                <w14:textFill>
+                                  <w14:solidFill>
+                                    <w14:schemeClr w14:val="bg1"/>
+                                  </w14:solidFill>
+                                </w14:textFill>
                               </w:rPr>
                             </w:pPr>
                             <w:r>
                               <w:rPr>
                                 <w:rFonts w:hint="default" w:ascii="Times New Roman" w:hAnsi="Times New Roman" w:eastAsia="黑体" w:cs="Times New Roman"/>
-                                <w:b w:val="0"/>
-                                <w:bCs w:val="0"/>
-                                <w:color w:val="548235" w:themeColor="accent6" w:themeShade="BF"/>
+                                <w:color w:val="FFFFFF" w:themeColor="background1"/>
                                 <w:sz w:val="72"/>
                                 <w:szCs w:val="72"/>
-                                <w:highlight w:val="none"/>
-                                <w:lang w:val="en-US" w:eastAsia="zh-CN"/>
+                                <w:lang w:eastAsia="zh-CN"/>
+                                <w14:textFill>
+                                  <w14:solidFill>
+                                    <w14:schemeClr w14:val="bg1"/>
+                                  </w14:solidFill>
+                                </w14:textFill>
                               </w:rPr>
-                              <w:t>KIT_PDGFRA</w:t>
-                            </w:r>
-                            <w:r>
-                              <w:rPr>
-                                <w:rFonts w:hint="eastAsia" w:ascii="黑体" w:hAnsi="黑体" w:eastAsia="黑体" w:cs="黑体"/>
-                                <w:b w:val="0"/>
-                                <w:bCs w:val="0"/>
-                                <w:color w:val="548235" w:themeColor="accent6" w:themeShade="BF"/>
-                                <w:sz w:val="72"/>
-                                <w:szCs w:val="72"/>
-                                <w:highlight w:val="none"/>
-                                <w:lang w:val="en-US" w:eastAsia="zh-CN"/>
-                              </w:rPr>
-                              <w:t>基因检测报告</w:t>
+                              <w:t>KIT_PDGFRA基因检测报告</w:t>
                             </w:r>
                           </w:p>
                         </w:txbxContent>
                       </wps:txbx>
-                      <wps:bodyPr rot="0" spcFirstLastPara="0" vertOverflow="overflow" horzOverflow="overflow" vert="horz" wrap="square" lIns="91440" tIns="45720" rIns="91440" bIns="45720" numCol="1" spcCol="0" rtlCol="0" fromWordArt="0" anchor="t" anchorCtr="0" forceAA="0" compatLnSpc="1">
+                      <wps:bodyPr rot="0" spcFirstLastPara="0" vertOverflow="overflow" horzOverflow="overflow" vert="horz" wrap="square" lIns="91440" tIns="45720" rIns="91440" bIns="45720" numCol="1" spcCol="0" rtlCol="0" fromWordArt="0" anchor="ctr" anchorCtr="0" forceAA="0" compatLnSpc="1">
                         <a:noAutofit/>
                       </wps:bodyPr>
                     </wps:wsp>
@@ -380,7 +176,7 @@
           </mc:Choice>
           <mc:Fallback>
             <w:pict>
-              <v:shape id="_x0000_s1026" o:spid="_x0000_s1026" o:spt="202" type="#_x0000_t202" style="position:absolute;left:0pt;margin-left:46.65pt;margin-top:631.5pt;height:94.2pt;width:477.6pt;z-index:251659264;mso-width-relative:page;mso-height-relative:page;" filled="f" stroked="f" coordsize="21600,21600" o:gfxdata="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">
+              <v:shape id="_x0000_s1026" o:spid="_x0000_s1026" o:spt="202" type="#_x0000_t202" style="position:absolute;left:0pt;margin-left:4.55pt;margin-top:324.55pt;height:183.55pt;width:497.4pt;z-index:251667456;v-text-anchor:middle;mso-width-relative:page;mso-height-relative:page;" filled="f" stroked="f" coordsize="21600,21600" o:gfxdata="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">
                 <v:fill on="f" focussize="0,0"/>
                 <v:stroke on="f" weight="0.5pt"/>
                 <v:imagedata o:title=""/>
@@ -389,67 +185,88 @@
                   <w:txbxContent>
                     <w:p>
                       <w:pPr>
+                        <w:keepNext w:val="0"/>
+                        <w:keepLines w:val="0"/>
+                        <w:pageBreakBefore w:val="0"/>
+                        <w:widowControl w:val="0"/>
+                        <w:kinsoku/>
+                        <w:wordWrap/>
+                        <w:overflowPunct/>
+                        <w:topLinePunct w:val="0"/>
+                        <w:bidi w:val="0"/>
+                        <w:adjustRightInd/>
+                        <w:snapToGrid/>
+                        <w:textAlignment w:val="auto"/>
                         <w:rPr>
-                          <w:rFonts w:hint="eastAsia" w:ascii="黑体" w:hAnsi="黑体" w:eastAsia="黑体" w:cs="黑体"/>
-                          <w:b w:val="0"/>
-                          <w:bCs w:val="0"/>
-                          <w:color w:val="548235" w:themeColor="accent6" w:themeShade="BF"/>
+                          <w:rFonts w:hint="default" w:ascii="Times New Roman" w:hAnsi="Times New Roman" w:eastAsia="黑体" w:cs="Times New Roman"/>
+                          <w:color w:val="FFFFFF" w:themeColor="background1"/>
                           <w:sz w:val="52"/>
                           <w:szCs w:val="52"/>
-                          <w:lang w:val="en-US" w:eastAsia="zh-CN"/>
+                          <w:lang w:eastAsia="zh-CN"/>
+                          <w14:textFill>
+                            <w14:solidFill>
+                              <w14:schemeClr w14:val="bg1"/>
+                            </w14:solidFill>
+                          </w14:textFill>
                         </w:rPr>
                       </w:pPr>
                       <w:r>
                         <w:rPr>
-                          <w:rFonts w:hint="eastAsia" w:ascii="黑体" w:hAnsi="黑体" w:eastAsia="黑体" w:cs="黑体"/>
-                          <w:b w:val="0"/>
-                          <w:bCs w:val="0"/>
-                          <w:color w:val="548235" w:themeColor="accent6" w:themeShade="BF"/>
+                          <w:rFonts w:hint="default" w:ascii="Times New Roman" w:hAnsi="Times New Roman" w:eastAsia="黑体" w:cs="Times New Roman"/>
+                          <w:color w:val="FFFFFF" w:themeColor="background1"/>
                           <w:sz w:val="52"/>
                           <w:szCs w:val="52"/>
-                          <w:lang w:val="en-US" w:eastAsia="zh-CN"/>
+                          <w:lang w:eastAsia="zh-CN"/>
+                          <w14:textFill>
+                            <w14:solidFill>
+                              <w14:schemeClr w14:val="bg1"/>
+                            </w14:solidFill>
+                          </w14:textFill>
                         </w:rPr>
                         <w:t>肿瘤个性化诊疗指导</w:t>
                       </w:r>
                     </w:p>
                     <w:p>
                       <w:pPr>
+                        <w:keepNext w:val="0"/>
+                        <w:keepLines w:val="0"/>
+                        <w:pageBreakBefore w:val="0"/>
+                        <w:widowControl w:val="0"/>
+                        <w:kinsoku/>
+                        <w:wordWrap/>
+                        <w:overflowPunct/>
+                        <w:topLinePunct w:val="0"/>
+                        <w:bidi w:val="0"/>
+                        <w:adjustRightInd/>
+                        <w:snapToGrid/>
+                        <w:textAlignment w:val="auto"/>
                         <w:rPr>
-                          <w:rFonts w:hint="eastAsia" w:ascii="黑体" w:hAnsi="黑体" w:eastAsia="黑体" w:cs="黑体"/>
-                          <w:b w:val="0"/>
-                          <w:bCs w:val="0"/>
-                          <w:color w:val="548235" w:themeColor="accent6" w:themeShade="BF"/>
+                          <w:rFonts w:hint="default" w:ascii="Times New Roman" w:hAnsi="Times New Roman" w:eastAsia="黑体" w:cs="Times New Roman"/>
+                          <w:color w:val="FFFFFF" w:themeColor="background1"/>
                           <w:sz w:val="72"/>
                           <w:szCs w:val="72"/>
-                          <w:highlight w:val="none"/>
-                          <w:lang w:val="en-US" w:eastAsia="zh-CN"/>
+                          <w:lang w:eastAsia="zh-CN"/>
+                          <w14:textFill>
+                            <w14:solidFill>
+                              <w14:schemeClr w14:val="bg1"/>
+                            </w14:solidFill>
+                          </w14:textFill>
                         </w:rPr>
                       </w:pPr>
                       <w:r>
                         <w:rPr>
                           <w:rFonts w:hint="default" w:ascii="Times New Roman" w:hAnsi="Times New Roman" w:eastAsia="黑体" w:cs="Times New Roman"/>
-                          <w:b w:val="0"/>
-                          <w:bCs w:val="0"/>
-                          <w:color w:val="548235" w:themeColor="accent6" w:themeShade="BF"/>
+                          <w:color w:val="FFFFFF" w:themeColor="background1"/>
                           <w:sz w:val="72"/>
                           <w:szCs w:val="72"/>
-                          <w:highlight w:val="none"/>
-                          <w:lang w:val="en-US" w:eastAsia="zh-CN"/>
+                          <w:lang w:eastAsia="zh-CN"/>
+                          <w14:textFill>
+                            <w14:solidFill>
+                              <w14:schemeClr w14:val="bg1"/>
+                            </w14:solidFill>
+                          </w14:textFill>
                         </w:rPr>
-                        <w:t>KIT_PDGFRA</w:t>
-                      </w:r>
-                      <w:r>
-                        <w:rPr>
-                          <w:rFonts w:hint="eastAsia" w:ascii="黑体" w:hAnsi="黑体" w:eastAsia="黑体" w:cs="黑体"/>
-                          <w:b w:val="0"/>
-                          <w:bCs w:val="0"/>
-                          <w:color w:val="548235" w:themeColor="accent6" w:themeShade="BF"/>
-                          <w:sz w:val="72"/>
-                          <w:szCs w:val="72"/>
-                          <w:highlight w:val="none"/>
-                          <w:lang w:val="en-US" w:eastAsia="zh-CN"/>
-                        </w:rPr>
-                        <w:t>基因检测报告</w:t>
+                        <w:t>KIT_PDGFRA基因检测报告</w:t>
                       </w:r>
                     </w:p>
                   </w:txbxContent>
@@ -458,6 +275,58 @@
             </w:pict>
           </mc:Fallback>
         </mc:AlternateContent>
+      </w:r>
+      <w:r>
+        <w:rPr>
+          <w:rFonts w:hint="eastAsia" w:eastAsia="宋体"/>
+          <w:sz w:val="20"/>
+          <w:lang w:eastAsia="zh-CN"/>
+        </w:rPr>
+        <w:drawing>
+          <wp:anchor distT="0" distB="0" distL="114300" distR="114300" simplePos="0" relativeHeight="251666432" behindDoc="0" locked="0" layoutInCell="1" allowOverlap="1">
+            <wp:simplePos x="0" y="0"/>
+            <wp:positionH relativeFrom="column">
+              <wp:posOffset>-3175</wp:posOffset>
+            </wp:positionH>
+            <wp:positionV relativeFrom="paragraph">
+              <wp:posOffset>1270</wp:posOffset>
+            </wp:positionV>
+            <wp:extent cx="7956550" cy="10721975"/>
+            <wp:effectExtent l="0" t="0" r="13970" b="6985"/>
+            <wp:wrapNone/>
+            <wp:docPr id="20" name="图片 20" descr="20250320-刘建峰-宣传册封面-06"/>
+            <wp:cNvGraphicFramePr>
+              <a:graphicFrameLocks xmlns:a="http://schemas.openxmlformats.org/drawingml/2006/main" noChangeAspect="1"/>
+            </wp:cNvGraphicFramePr>
+            <a:graphic xmlns:a="http://schemas.openxmlformats.org/drawingml/2006/main">
+              <a:graphicData uri="http://schemas.openxmlformats.org/drawingml/2006/picture">
+                <pic:pic xmlns:pic="http://schemas.openxmlformats.org/drawingml/2006/picture">
+                  <pic:nvPicPr>
+                    <pic:cNvPr id="20" name="图片 20" descr="20250320-刘建峰-宣传册封面-06"/>
+                    <pic:cNvPicPr>
+                      <a:picLocks noChangeAspect="1"/>
+                    </pic:cNvPicPr>
+                  </pic:nvPicPr>
+                  <pic:blipFill>
+                    <a:blip r:embed="rId6"/>
+                    <a:stretch>
+                      <a:fillRect/>
+                    </a:stretch>
+                  </pic:blipFill>
+                  <pic:spPr>
+                    <a:xfrm>
+                      <a:off x="0" y="0"/>
+                      <a:ext cx="7956550" cy="10721975"/>
+                    </a:xfrm>
+                    <a:prstGeom prst="rect">
+                      <a:avLst/>
+                    </a:prstGeom>
+                  </pic:spPr>
+                </pic:pic>
+              </a:graphicData>
+            </a:graphic>
+          </wp:anchor>
+        </w:drawing>
       </w:r>
     </w:p>
     <w:p>
@@ -513,7 +382,7 @@
         <mc:AlternateContent>
           <mc:Choice Requires="wps">
             <w:drawing>
-              <wp:anchor distT="0" distB="0" distL="114300" distR="114300" simplePos="0" relativeHeight="251662336" behindDoc="0" locked="0" layoutInCell="1" allowOverlap="1">
+              <wp:anchor distT="0" distB="0" distL="114300" distR="114300" simplePos="0" relativeHeight="251660288" behindDoc="0" locked="0" layoutInCell="1" allowOverlap="1">
                 <wp:simplePos x="0" y="0"/>
                 <wp:positionH relativeFrom="column">
                   <wp:align>center</wp:align>
@@ -567,7 +436,7 @@
           </mc:Choice>
           <mc:Fallback>
             <w:pict>
-              <v:line id="_x0000_s1026" o:spid="_x0000_s1026" o:spt="20" style="position:absolute;left:0pt;margin-top:11.9pt;height:0pt;width:521.55pt;mso-position-horizontal:center;z-index:251662336;mso-width-relative:page;mso-height-relative:page;" filled="f" stroked="t" coordsize="21600,21600" o:gfxdata="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">
+              <v:line id="_x0000_s1026" o:spid="_x0000_s1026" o:spt="20" style="position:absolute;left:0pt;margin-top:11.9pt;height:0pt;width:521.55pt;mso-position-horizontal:center;z-index:251660288;mso-width-relative:page;mso-height-relative:page;" filled="f" stroked="t" coordsize="21600,21600" o:gfxdata="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">
                 <v:fill on="f" focussize="0,0"/>
                 <v:stroke weight="2.25pt" color="#000000 [3213]" miterlimit="8" joinstyle="miter"/>
                 <v:imagedata o:title=""/>
@@ -584,7 +453,7 @@
         <mc:AlternateContent>
           <mc:Choice Requires="wps">
             <w:drawing>
-              <wp:anchor distT="0" distB="0" distL="114300" distR="114300" simplePos="0" relativeHeight="251661312" behindDoc="0" locked="0" layoutInCell="1" allowOverlap="1">
+              <wp:anchor distT="0" distB="0" distL="114300" distR="114300" simplePos="0" relativeHeight="251659264" behindDoc="0" locked="0" layoutInCell="1" allowOverlap="1">
                 <wp:simplePos x="0" y="0"/>
                 <wp:positionH relativeFrom="column">
                   <wp:align>center</wp:align>
@@ -638,7 +507,7 @@
           </mc:Choice>
           <mc:Fallback>
             <w:pict>
-              <v:line id="_x0000_s1026" o:spid="_x0000_s1026" o:spt="20" style="position:absolute;left:0pt;margin-top:5.65pt;height:0pt;width:521.55pt;mso-position-horizontal:center;z-index:251661312;mso-width-relative:page;mso-height-relative:page;" filled="f" stroked="t" coordsize="21600,21600" o:gfxdata="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">
+              <v:line id="_x0000_s1026" o:spid="_x0000_s1026" o:spt="20" style="position:absolute;left:0pt;margin-top:5.65pt;height:0pt;width:521.55pt;mso-position-horizontal:center;z-index:251659264;mso-width-relative:page;mso-height-relative:page;" filled="f" stroked="t" coordsize="21600,21600" o:gfxdata="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">
                 <v:fill on="f" focussize="0,0"/>
                 <v:stroke weight="2.25pt" color="#000000 [3213]" miterlimit="8" joinstyle="miter"/>
                 <v:imagedata o:title=""/>
@@ -1123,17 +992,7 @@
                 <w:sz w:val="24"/>
                 <w:szCs w:val="24"/>
               </w:rPr>
-              <w:t>送检医生：</w:t>
-            </w:r>
-            <w:r>
-              <w:rPr>
-                <w:rFonts w:hint="eastAsia" w:ascii="Times New Roman" w:hAnsi="Times New Roman" w:eastAsia="微软雅黑" w:cs="微软雅黑"/>
-                <w:bCs/>
-                <w:color w:val="000000"/>
-                <w:sz w:val="24"/>
-                <w:szCs w:val="24"/>
-              </w:rPr>
-              <w:t>{{ doctorname }}</w:t>
+              <w:t>订单编号：-</w:t>
             </w:r>
           </w:p>
         </w:tc>
@@ -1330,7 +1189,7 @@
                 <w:sz w:val="24"/>
                 <w:szCs w:val="24"/>
               </w:rPr>
-              <w:t>送检时间：</w:t>
+              <w:t>接收时间：</w:t>
             </w:r>
             <w:r>
               <w:rPr>
@@ -1340,7 +1199,7 @@
                 <w:sz w:val="24"/>
                 <w:szCs w:val="24"/>
               </w:rPr>
-              <w:t>{{ commission_date }}</w:t>
+              <w:t>{{ receiveddate }}</w:t>
             </w:r>
           </w:p>
         </w:tc>
@@ -1369,7 +1228,8 @@
         </w:trPr>
         <w:tc>
           <w:tcPr>
-            <w:tcW w:w="1601" w:type="pct"/>
+            <w:tcW w:w="5000" w:type="pct"/>
+            <w:gridSpan w:val="3"/>
             <w:tcBorders>
               <w:tl2br w:val="nil"/>
               <w:tr2bl w:val="nil"/>
@@ -1410,88 +1270,6 @@
                 <w:szCs w:val="24"/>
               </w:rPr>
               <w:t>{{ diseaseName }}</w:t>
-            </w:r>
-          </w:p>
-        </w:tc>
-        <w:tc>
-          <w:tcPr>
-            <w:tcW w:w="1683" w:type="pct"/>
-            <w:tcBorders>
-              <w:tl2br w:val="nil"/>
-              <w:tr2bl w:val="nil"/>
-            </w:tcBorders>
-            <w:shd w:val="clear" w:color="auto" w:fill="auto"/>
-            <w:vAlign w:val="center"/>
-          </w:tcPr>
-          <w:p>
-            <w:pPr>
-              <w:adjustRightInd w:val="0"/>
-              <w:snapToGrid w:val="0"/>
-              <w:spacing w:after="0" w:line="240" w:lineRule="auto"/>
-              <w:jc w:val="both"/>
-              <w:rPr>
-                <w:rFonts w:ascii="Times New Roman" w:hAnsi="Times New Roman" w:eastAsia="微软雅黑" w:cs="微软雅黑"/>
-                <w:bCs/>
-                <w:color w:val="000000"/>
-                <w:sz w:val="24"/>
-                <w:szCs w:val="24"/>
-              </w:rPr>
-            </w:pPr>
-            <w:r>
-              <w:rPr>
-                <w:rFonts w:ascii="Times New Roman" w:hAnsi="Times New Roman" w:eastAsia="微软雅黑" w:cs="微软雅黑"/>
-                <w:bCs/>
-                <w:color w:val="000000"/>
-                <w:sz w:val="24"/>
-                <w:szCs w:val="24"/>
-              </w:rPr>
-              <w:t>订单编号：-</w:t>
-            </w:r>
-          </w:p>
-        </w:tc>
-        <w:tc>
-          <w:tcPr>
-            <w:tcW w:w="1714" w:type="pct"/>
-            <w:tcBorders>
-              <w:tl2br w:val="nil"/>
-              <w:tr2bl w:val="nil"/>
-            </w:tcBorders>
-            <w:shd w:val="clear" w:color="auto" w:fill="auto"/>
-            <w:vAlign w:val="center"/>
-          </w:tcPr>
-          <w:p>
-            <w:pPr>
-              <w:adjustRightInd w:val="0"/>
-              <w:snapToGrid w:val="0"/>
-              <w:spacing w:after="0" w:line="240" w:lineRule="auto"/>
-              <w:jc w:val="both"/>
-              <w:rPr>
-                <w:rFonts w:ascii="Times New Roman" w:hAnsi="Times New Roman" w:eastAsia="微软雅黑" w:cs="微软雅黑"/>
-                <w:bCs/>
-                <w:color w:val="000000"/>
-                <w:sz w:val="24"/>
-                <w:szCs w:val="24"/>
-              </w:rPr>
-            </w:pPr>
-            <w:r>
-              <w:rPr>
-                <w:rFonts w:ascii="Times New Roman" w:hAnsi="Times New Roman" w:eastAsia="微软雅黑" w:cs="微软雅黑"/>
-                <w:bCs/>
-                <w:color w:val="000000"/>
-                <w:sz w:val="24"/>
-                <w:szCs w:val="24"/>
-              </w:rPr>
-              <w:t>接收时间：</w:t>
-            </w:r>
-            <w:r>
-              <w:rPr>
-                <w:rFonts w:hint="eastAsia" w:ascii="Times New Roman" w:hAnsi="Times New Roman" w:eastAsia="微软雅黑" w:cs="微软雅黑"/>
-                <w:bCs/>
-                <w:color w:val="000000"/>
-                <w:sz w:val="24"/>
-                <w:szCs w:val="24"/>
-              </w:rPr>
-              <w:t>{{ receiveddate }}</w:t>
             </w:r>
           </w:p>
         </w:tc>
@@ -1628,6 +1406,14 @@
         <w:gridCol w:w="1656"/>
       </w:tblGrid>
       <w:tr>
+        <w:tblPrEx>
+          <w:tblCellMar>
+            <w:top w:w="0" w:type="dxa"/>
+            <w:left w:w="0" w:type="dxa"/>
+            <w:bottom w:w="0" w:type="dxa"/>
+            <w:right w:w="0" w:type="dxa"/>
+          </w:tblCellMar>
+        </w:tblPrEx>
         <w:trPr>
           <w:cantSplit/>
           <w:trHeight w:val="295" w:hRule="atLeast"/>
@@ -2615,8 +2401,6 @@
           <w:lang w:eastAsia="zh-CN"/>
         </w:rPr>
       </w:pPr>
-      <w:bookmarkStart w:id="11" w:name="_GoBack"/>
-      <w:bookmarkEnd w:id="11"/>
     </w:p>
     <w:tbl>
       <w:tblPr>
@@ -2638,6 +2422,14 @@
         <w:gridCol w:w="2294"/>
       </w:tblGrid>
       <w:tr>
+        <w:tblPrEx>
+          <w:tblCellMar>
+            <w:top w:w="0" w:type="dxa"/>
+            <w:left w:w="0" w:type="dxa"/>
+            <w:bottom w:w="0" w:type="dxa"/>
+            <w:right w:w="0" w:type="dxa"/>
+          </w:tblCellMar>
+        </w:tblPrEx>
         <w:trPr>
           <w:trHeight w:val="441" w:hRule="exact"/>
           <w:jc w:val="right"/>
@@ -2695,7 +2487,7 @@
               <mc:AlternateContent>
                 <mc:Choice Requires="wpg">
                   <w:drawing>
-                    <wp:anchor distT="0" distB="0" distL="114300" distR="114300" simplePos="0" relativeHeight="251667456" behindDoc="0" locked="0" layoutInCell="1" allowOverlap="1">
+                    <wp:anchor distT="0" distB="0" distL="114300" distR="114300" simplePos="0" relativeHeight="251664384" behindDoc="0" locked="0" layoutInCell="1" allowOverlap="1">
                       <wp:simplePos x="0" y="0"/>
                       <wp:positionH relativeFrom="column">
                         <wp:posOffset>7620</wp:posOffset>
@@ -2739,7 +2531,7 @@
                                   </pic:cNvPicPr>
                                 </pic:nvPicPr>
                                 <pic:blipFill>
-                                  <a:blip r:embed="rId8">
+                                  <a:blip r:embed="rId7">
                                     <a:clrChange>
                                       <a:clrFrom>
                                         <a:srgbClr val="FFFFFF">
@@ -2777,7 +2569,7 @@
                                   </pic:cNvPicPr>
                                 </pic:nvPicPr>
                                 <pic:blipFill>
-                                  <a:blip r:embed="rId9">
+                                  <a:blip r:embed="rId8">
                                     <a:extLst>
                                       <a:ext uri="{28A0092B-C50C-407E-A947-70E740481C1C}">
                                         <a14:useLocalDpi xmlns:a14="http://schemas.microsoft.com/office/drawing/2010/main" val="0"/>
@@ -2812,7 +2604,7 @@
                                 </pic:cNvPicPr>
                               </pic:nvPicPr>
                               <pic:blipFill>
-                                <a:blip r:embed="rId10">
+                                <a:blip r:embed="rId9">
                                   <a:clrChange>
                                     <a:clrFrom>
                                       <a:srgbClr val="FFFFFF">
@@ -2849,27 +2641,27 @@
                 </mc:Choice>
                 <mc:Fallback>
                   <w:pict>
-                    <v:group id="_x0000_s1026" o:spid="_x0000_s1026" o:spt="203" style="position:absolute;left:0pt;margin-left:0.6pt;margin-top:-37.8pt;height:113.6pt;width:240.8pt;z-index:251667456;mso-width-relative:page;mso-height-relative:page;" coordorigin="19211,18842" coordsize="4816,2272" o:gfxdata="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">
+                    <v:group id="_x0000_s1026" o:spid="_x0000_s1026" o:spt="203" style="position:absolute;left:0pt;margin-left:0.6pt;margin-top:-37.8pt;height:113.6pt;width:240.8pt;z-index:251664384;mso-width-relative:page;mso-height-relative:page;" coordorigin="19211,18842" coordsize="4816,2272" o:gfxdata="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">
                       <o:lock v:ext="edit" aspectratio="f"/>
                       <v:group id="组合 6" o:spid="_x0000_s1026" o:spt="203" style="position:absolute;left:19211;top:18842;height:2273;width:4816;" coordorigin="19199,18902" coordsize="4816,2273" o:gfxdata="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">
                         <o:lock v:ext="edit" aspectratio="f"/>
                         <v:shape id="图片 6" o:spid="_x0000_s1026" o:spt="75" alt="蔡冬雪" type="#_x0000_t75" style="position:absolute;left:19199;top:19551;height:566;width:1261;" filled="f" o:preferrelative="t" stroked="f" coordsize="21600,21600" o:gfxdata="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">
                           <v:fill on="f" focussize="0,0"/>
                           <v:stroke on="f"/>
-                          <v:imagedata r:id="rId8" cropleft="12226f" croptop="21838f" cropright="12384f" cropbottom="17497f" chromakey="#FFFFFF" o:title=""/>
+                          <v:imagedata r:id="rId7" cropleft="12226f" croptop="21838f" cropright="12384f" cropbottom="17497f" chromakey="#FFFFFF" o:title=""/>
                           <o:lock v:ext="edit" aspectratio="t"/>
                         </v:shape>
                         <v:shape id="图片 25" o:spid="_x0000_s1026" o:spt="75" type="#_x0000_t75" style="position:absolute;left:21742;top:18902;height:2273;width:2273;" filled="f" o:preferrelative="t" stroked="f" coordsize="21600,21600" o:gfxdata="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">
                           <v:fill on="f" focussize="0,0"/>
                           <v:stroke on="f"/>
-                          <v:imagedata r:id="rId9" o:title=""/>
+                          <v:imagedata r:id="rId8" o:title=""/>
                           <o:lock v:ext="edit" aspectratio="t"/>
                         </v:shape>
                       </v:group>
                       <v:shape id="图片 4" o:spid="_x0000_s1026" o:spt="75" alt="王建丽" type="#_x0000_t75" style="position:absolute;left:22261;top:19395;height:713;width:1258;" filled="f" o:preferrelative="t" stroked="f" coordsize="21600,21600" o:gfxdata="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">
                         <v:fill on="f" focussize="0,0"/>
                         <v:stroke on="f"/>
-                        <v:imagedata r:id="rId10" chromakey="#FFFFFF" o:title=""/>
+                        <v:imagedata r:id="rId9" chromakey="#FFFFFF" o:title=""/>
                         <o:lock v:ext="edit" aspectratio="t"/>
                       </v:shape>
                     </v:group>
@@ -3262,7 +3054,7 @@
               <mc:AlternateContent>
                 <mc:Choice Requires="wpg">
                   <w:drawing>
-                    <wp:anchor distT="0" distB="0" distL="114300" distR="114300" simplePos="0" relativeHeight="251668480" behindDoc="0" locked="0" layoutInCell="1" allowOverlap="1">
+                    <wp:anchor distT="0" distB="0" distL="114300" distR="114300" simplePos="0" relativeHeight="251665408" behindDoc="0" locked="0" layoutInCell="1" allowOverlap="1">
                       <wp:simplePos x="0" y="0"/>
                       <wp:positionH relativeFrom="column">
                         <wp:posOffset>0</wp:posOffset>
@@ -3306,7 +3098,7 @@
                                   </pic:cNvPicPr>
                                 </pic:nvPicPr>
                                 <pic:blipFill>
-                                  <a:blip r:embed="rId11">
+                                  <a:blip r:embed="rId10">
                                     <a:clrChange>
                                       <a:clrFrom>
                                         <a:srgbClr val="FFFFFF">
@@ -3348,7 +3140,7 @@
                                   </pic:cNvPicPr>
                                 </pic:nvPicPr>
                                 <pic:blipFill>
-                                  <a:blip r:embed="rId9">
+                                  <a:blip r:embed="rId8">
                                     <a:extLst>
                                       <a:ext uri="{28A0092B-C50C-407E-A947-70E740481C1C}">
                                         <a14:useLocalDpi xmlns:a14="http://schemas.microsoft.com/office/drawing/2010/main" val="0"/>
@@ -3383,7 +3175,7 @@
                                 </pic:cNvPicPr>
                               </pic:nvPicPr>
                               <pic:blipFill>
-                                <a:blip r:embed="rId10">
+                                <a:blip r:embed="rId9">
                                   <a:clrChange>
                                     <a:clrFrom>
                                       <a:srgbClr val="FFFFFF">
@@ -3420,27 +3212,27 @@
                 </mc:Choice>
                 <mc:Fallback>
                   <w:pict>
-                    <v:group id="_x0000_s1026" o:spid="_x0000_s1026" o:spt="203" style="position:absolute;left:0pt;margin-left:0pt;margin-top:-29.2pt;height:113.65pt;width:246.8pt;z-index:251668480;mso-width-relative:page;mso-height-relative:page;" coordorigin="19199,20810" coordsize="4936,2273" o:gfxdata="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">
+                    <v:group id="_x0000_s1026" o:spid="_x0000_s1026" o:spt="203" style="position:absolute;left:0pt;margin-left:0pt;margin-top:-29.2pt;height:113.65pt;width:246.8pt;z-index:251665408;mso-width-relative:page;mso-height-relative:page;" coordorigin="19199,20810" coordsize="4936,2273" o:gfxdata="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">
                       <o:lock v:ext="edit" aspectratio="f"/>
                       <v:group id="组合 23" o:spid="_x0000_s1026" o:spt="203" style="position:absolute;left:19199;top:20810;height:2273;width:4936;" coordorigin="19199,20810" coordsize="4936,2273" o:gfxdata="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">
                         <o:lock v:ext="edit" aspectratio="f"/>
                         <v:shape id="图片 1" o:spid="_x0000_s1026" o:spt="75" type="#_x0000_t75" style="position:absolute;left:19199;top:21203;height:901;width:1672;" filled="f" o:preferrelative="t" stroked="f" coordsize="21600,21600" o:gfxdata="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">
                           <v:fill on="f" focussize="0,0"/>
                           <v:stroke on="f"/>
-                          <v:imagedata r:id="rId11" cropleft="7158f" croptop="7646f" chromakey="#FFFFFF" o:title=""/>
+                          <v:imagedata r:id="rId10" cropleft="7158f" croptop="7646f" chromakey="#FFFFFF" o:title=""/>
                           <o:lock v:ext="edit" aspectratio="t"/>
                         </v:shape>
                         <v:shape id="图片 25" o:spid="_x0000_s1026" o:spt="75" type="#_x0000_t75" style="position:absolute;left:21862;top:20810;height:2273;width:2273;" filled="f" o:preferrelative="t" stroked="f" coordsize="21600,21600" o:gfxdata="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">
                           <v:fill on="f" focussize="0,0"/>
                           <v:stroke on="f"/>
-                          <v:imagedata r:id="rId9" o:title=""/>
+                          <v:imagedata r:id="rId8" o:title=""/>
                           <o:lock v:ext="edit" aspectratio="t"/>
                         </v:shape>
                       </v:group>
                       <v:shape id="图片 11" o:spid="_x0000_s1026" o:spt="75" alt="王建丽" type="#_x0000_t75" style="position:absolute;left:22321;top:21215;height:842;width:1488;" filled="f" o:preferrelative="t" stroked="f" coordsize="21600,21600" o:gfxdata="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">
                         <v:fill on="f" focussize="0,0"/>
                         <v:stroke on="f"/>
-                        <v:imagedata r:id="rId10" chromakey="#FFFFFF" o:title=""/>
+                        <v:imagedata r:id="rId9" chromakey="#FFFFFF" o:title=""/>
                         <o:lock v:ext="edit" aspectratio="t"/>
                       </v:shape>
                     </v:group>
@@ -3710,15 +3502,15 @@
         </w:rPr>
       </w:pPr>
       <w:bookmarkStart w:id="0" w:name="_Toc149837264"/>
-      <w:bookmarkStart w:id="1" w:name="_Toc1707_WPSOffice_Level1"/>
-      <w:bookmarkStart w:id="2" w:name="_Toc16594"/>
-      <w:bookmarkStart w:id="3" w:name="_Toc13196_WPSOffice_Level1"/>
-      <w:bookmarkStart w:id="4" w:name="_Toc22658"/>
+      <w:bookmarkStart w:id="1" w:name="_Toc16594"/>
+      <w:bookmarkStart w:id="2" w:name="_Toc1707_WPSOffice_Level1"/>
+      <w:bookmarkStart w:id="3" w:name="_Toc28240"/>
+      <w:bookmarkStart w:id="4" w:name="_Toc27302"/>
       <w:bookmarkStart w:id="5" w:name="_Toc12505"/>
-      <w:bookmarkStart w:id="6" w:name="_Toc21764_WPSOffice_Level1"/>
-      <w:bookmarkStart w:id="7" w:name="_Toc2409"/>
-      <w:bookmarkStart w:id="8" w:name="_Toc27302"/>
-      <w:bookmarkStart w:id="9" w:name="_Toc28240"/>
+      <w:bookmarkStart w:id="6" w:name="_Toc22658"/>
+      <w:bookmarkStart w:id="7" w:name="_Toc21764_WPSOffice_Level1"/>
+      <w:bookmarkStart w:id="8" w:name="_Toc2409"/>
+      <w:bookmarkStart w:id="9" w:name="_Toc13196_WPSOffice_Level1"/>
       <w:r>
         <w:rPr>
           <w:rFonts w:hint="default" w:ascii="Times New Roman" w:hAnsi="Times New Roman" w:eastAsia="微软雅黑" w:cs="Times New Roman"/>
@@ -4144,7 +3936,7 @@
           <w:rFonts w:ascii="Times New Roman" w:hAnsi="Times New Roman" w:eastAsia="微软雅黑" w:cs="黑体"/>
           <w:b/>
           <w:bCs/>
-          <w:color w:val="62B541"/>
+          <w:color w:val="0083C3"/>
           <w:kern w:val="2"/>
           <w:sz w:val="32"/>
           <w:szCs w:val="36"/>
@@ -4156,14 +3948,6 @@
           </w14:shadow>
         </w:rPr>
         <w:t>基因检测结果解析</w:t>
-      </w:r>
-      <w:r>
-        <w:rPr>
-          <w:rFonts w:ascii="宋体" w:hAnsi="宋体" w:eastAsia="宋体" w:cs="宋体"/>
-          <w:sz w:val="24"/>
-          <w:szCs w:val="24"/>
-        </w:rPr>
-        <w:t xml:space="preserve"> </w:t>
       </w:r>
       <w:r>
         <w:rPr>
@@ -4560,8 +4344,8 @@
       </w:tblPr>
       <w:tblGrid>
         <w:gridCol w:w="432"/>
-        <w:gridCol w:w="1191"/>
-        <w:gridCol w:w="8247"/>
+        <w:gridCol w:w="1024"/>
+        <w:gridCol w:w="8414"/>
       </w:tblGrid>
       <w:tr>
         <w:tblPrEx>
@@ -4586,7 +4370,7 @@
         </w:trPr>
         <w:tc>
           <w:tcPr>
-            <w:tcW w:w="1623" w:type="dxa"/>
+            <w:tcW w:w="1456" w:type="dxa"/>
             <w:gridSpan w:val="2"/>
             <w:tcBorders>
               <w:top w:val="nil"/>
@@ -4594,7 +4378,7 @@
               <w:bottom w:val="single" w:color="FFFFFF" w:themeColor="background1" w:sz="18" w:space="0"/>
               <w:right w:val="nil"/>
             </w:tcBorders>
-            <w:shd w:val="clear" w:color="auto" w:fill="62B541"/>
+            <w:shd w:val="clear" w:color="auto" w:fill="0083C3"/>
             <w:vAlign w:val="center"/>
           </w:tcPr>
           <w:p>
@@ -4636,7 +4420,7 @@
         </w:tc>
         <w:tc>
           <w:tcPr>
-            <w:tcW w:w="8247" w:type="dxa"/>
+            <w:tcW w:w="8414" w:type="dxa"/>
             <w:tcBorders>
               <w:top w:val="single" w:color="BFBFBF" w:sz="4" w:space="0"/>
               <w:left w:val="nil"/>
@@ -4762,7 +4546,7 @@
               <w:bottom w:val="single" w:color="FFFFFF" w:themeColor="background1" w:sz="18" w:space="0"/>
               <w:right w:val="single" w:color="FFFFFF" w:themeColor="background1" w:sz="18" w:space="0"/>
             </w:tcBorders>
-            <w:shd w:val="clear" w:color="auto" w:fill="62B541"/>
+            <w:shd w:val="clear" w:color="auto" w:fill="0083C3"/>
             <w:vAlign w:val="center"/>
           </w:tcPr>
           <w:p>
@@ -4796,14 +4580,14 @@
         </w:tc>
         <w:tc>
           <w:tcPr>
-            <w:tcW w:w="1191" w:type="dxa"/>
+            <w:tcW w:w="1024" w:type="dxa"/>
             <w:tcBorders>
               <w:top w:val="single" w:color="FFFFFF" w:themeColor="background1" w:sz="18" w:space="0"/>
               <w:left w:val="single" w:color="FFFFFF" w:themeColor="background1" w:sz="18" w:space="0"/>
               <w:bottom w:val="single" w:color="FFFFFF" w:themeColor="background1" w:sz="18" w:space="0"/>
               <w:right w:val="nil"/>
             </w:tcBorders>
-            <w:shd w:val="clear" w:color="auto" w:fill="62B541"/>
+            <w:shd w:val="clear" w:color="auto" w:fill="0083C3"/>
             <w:vAlign w:val="center"/>
           </w:tcPr>
           <w:p>
@@ -4844,7 +4628,7 @@
         </w:tc>
         <w:tc>
           <w:tcPr>
-            <w:tcW w:w="8247" w:type="dxa"/>
+            <w:tcW w:w="8414" w:type="dxa"/>
             <w:tcBorders>
               <w:top w:val="single" w:color="A4A4A4" w:sz="4" w:space="0"/>
               <w:left w:val="nil"/>
@@ -4951,7 +4735,7 @@
               <w:bottom w:val="single" w:color="FFFFFF" w:themeColor="background1" w:sz="18" w:space="0"/>
               <w:right w:val="single" w:color="FFFFFF" w:themeColor="background1" w:sz="18" w:space="0"/>
             </w:tcBorders>
-            <w:shd w:val="clear" w:color="auto" w:fill="62B541"/>
+            <w:shd w:val="clear" w:color="auto" w:fill="0083C3"/>
             <w:vAlign w:val="center"/>
           </w:tcPr>
           <w:p>
@@ -4976,14 +4760,14 @@
         </w:tc>
         <w:tc>
           <w:tcPr>
-            <w:tcW w:w="1191" w:type="dxa"/>
+            <w:tcW w:w="1024" w:type="dxa"/>
             <w:tcBorders>
               <w:top w:val="single" w:color="FFFFFF" w:themeColor="background1" w:sz="18" w:space="0"/>
               <w:left w:val="single" w:color="FFFFFF" w:themeColor="background1" w:sz="18" w:space="0"/>
               <w:bottom w:val="single" w:color="FFFFFF" w:themeColor="background1" w:sz="18" w:space="0"/>
               <w:right w:val="nil"/>
             </w:tcBorders>
-            <w:shd w:val="clear" w:color="auto" w:fill="62B541"/>
+            <w:shd w:val="clear" w:color="auto" w:fill="0083C3"/>
             <w:vAlign w:val="center"/>
           </w:tcPr>
           <w:p>
@@ -5024,7 +4808,7 @@
         </w:tc>
         <w:tc>
           <w:tcPr>
-            <w:tcW w:w="8247" w:type="dxa"/>
+            <w:tcW w:w="8414" w:type="dxa"/>
             <w:tcBorders>
               <w:top w:val="single" w:color="A4A4A4" w:sz="4" w:space="0"/>
               <w:left w:val="nil"/>
@@ -5132,7 +4916,7 @@
               <w:bottom w:val="single" w:color="FFFFFF" w:themeColor="background1" w:sz="18" w:space="0"/>
               <w:right w:val="single" w:color="FFFFFF" w:themeColor="background1" w:sz="18" w:space="0"/>
             </w:tcBorders>
-            <w:shd w:val="clear" w:color="auto" w:fill="62B541"/>
+            <w:shd w:val="clear" w:color="auto" w:fill="0083C3"/>
             <w:vAlign w:val="center"/>
           </w:tcPr>
           <w:p>
@@ -5157,14 +4941,14 @@
         </w:tc>
         <w:tc>
           <w:tcPr>
-            <w:tcW w:w="1191" w:type="dxa"/>
+            <w:tcW w:w="1024" w:type="dxa"/>
             <w:tcBorders>
               <w:top w:val="single" w:color="FFFFFF" w:themeColor="background1" w:sz="18" w:space="0"/>
               <w:left w:val="single" w:color="FFFFFF" w:themeColor="background1" w:sz="18" w:space="0"/>
               <w:bottom w:val="single" w:color="FFFFFF" w:themeColor="background1" w:sz="18" w:space="0"/>
               <w:right w:val="nil"/>
             </w:tcBorders>
-            <w:shd w:val="clear" w:color="auto" w:fill="62B541"/>
+            <w:shd w:val="clear" w:color="auto" w:fill="0083C3"/>
             <w:vAlign w:val="center"/>
           </w:tcPr>
           <w:p>
@@ -5205,7 +4989,7 @@
         </w:tc>
         <w:tc>
           <w:tcPr>
-            <w:tcW w:w="8247" w:type="dxa"/>
+            <w:tcW w:w="8414" w:type="dxa"/>
             <w:tcBorders>
               <w:top w:val="single" w:color="A4A4A4" w:sz="4" w:space="0"/>
               <w:left w:val="nil"/>
@@ -5313,7 +5097,7 @@
               <w:bottom w:val="single" w:color="FFFFFF" w:themeColor="background1" w:sz="18" w:space="0"/>
               <w:right w:val="single" w:color="FFFFFF" w:themeColor="background1" w:sz="18" w:space="0"/>
             </w:tcBorders>
-            <w:shd w:val="clear" w:color="auto" w:fill="62B541"/>
+            <w:shd w:val="clear" w:color="auto" w:fill="0083C3"/>
             <w:vAlign w:val="center"/>
           </w:tcPr>
           <w:p>
@@ -5338,14 +5122,14 @@
         </w:tc>
         <w:tc>
           <w:tcPr>
-            <w:tcW w:w="1191" w:type="dxa"/>
+            <w:tcW w:w="1024" w:type="dxa"/>
             <w:tcBorders>
               <w:top w:val="single" w:color="FFFFFF" w:themeColor="background1" w:sz="18" w:space="0"/>
               <w:left w:val="single" w:color="FFFFFF" w:themeColor="background1" w:sz="18" w:space="0"/>
               <w:bottom w:val="single" w:color="FFFFFF" w:themeColor="background1" w:sz="18" w:space="0"/>
               <w:right w:val="nil"/>
             </w:tcBorders>
-            <w:shd w:val="clear" w:color="auto" w:fill="62B541"/>
+            <w:shd w:val="clear" w:color="auto" w:fill="0083C3"/>
             <w:vAlign w:val="center"/>
           </w:tcPr>
           <w:p>
@@ -5402,7 +5186,7 @@
         </w:tc>
         <w:tc>
           <w:tcPr>
-            <w:tcW w:w="8247" w:type="dxa"/>
+            <w:tcW w:w="8414" w:type="dxa"/>
             <w:tcBorders>
               <w:top w:val="single" w:color="A4A4A4" w:sz="4" w:space="0"/>
               <w:left w:val="nil"/>
@@ -5545,7 +5329,7 @@
               <w:left w:val="nil"/>
               <w:right w:val="single" w:color="FFFFFF" w:themeColor="background1" w:sz="18" w:space="0"/>
             </w:tcBorders>
-            <w:shd w:val="clear" w:color="auto" w:fill="62B541"/>
+            <w:shd w:val="clear" w:color="auto" w:fill="0083C3"/>
             <w:vAlign w:val="center"/>
           </w:tcPr>
           <w:p>
@@ -5587,14 +5371,14 @@
         </w:tc>
         <w:tc>
           <w:tcPr>
-            <w:tcW w:w="1191" w:type="dxa"/>
+            <w:tcW w:w="1024" w:type="dxa"/>
             <w:tcBorders>
               <w:top w:val="single" w:color="FFFFFF" w:themeColor="background1" w:sz="18" w:space="0"/>
               <w:left w:val="single" w:color="FFFFFF" w:themeColor="background1" w:sz="18" w:space="0"/>
               <w:bottom w:val="single" w:color="FFFFFF" w:themeColor="background1" w:sz="18" w:space="0"/>
               <w:right w:val="nil"/>
             </w:tcBorders>
-            <w:shd w:val="clear" w:color="auto" w:fill="62B541"/>
+            <w:shd w:val="clear" w:color="auto" w:fill="0083C3"/>
             <w:vAlign w:val="center"/>
           </w:tcPr>
           <w:p>
@@ -5636,7 +5420,7 @@
         </w:tc>
         <w:tc>
           <w:tcPr>
-            <w:tcW w:w="8247" w:type="dxa"/>
+            <w:tcW w:w="8414" w:type="dxa"/>
             <w:tcBorders>
               <w:top w:val="single" w:color="A4A4A4" w:sz="4" w:space="0"/>
               <w:left w:val="nil"/>
@@ -5771,7 +5555,7 @@
               <w:left w:val="nil"/>
               <w:right w:val="single" w:color="FFFFFF" w:themeColor="background1" w:sz="18" w:space="0"/>
             </w:tcBorders>
-            <w:shd w:val="clear" w:color="auto" w:fill="62B541"/>
+            <w:shd w:val="clear" w:color="auto" w:fill="0083C3"/>
             <w:vAlign w:val="center"/>
           </w:tcPr>
           <w:p>
@@ -5797,14 +5581,14 @@
         </w:tc>
         <w:tc>
           <w:tcPr>
-            <w:tcW w:w="1191" w:type="dxa"/>
+            <w:tcW w:w="1024" w:type="dxa"/>
             <w:tcBorders>
               <w:top w:val="single" w:color="FFFFFF" w:themeColor="background1" w:sz="18" w:space="0"/>
               <w:left w:val="single" w:color="FFFFFF" w:themeColor="background1" w:sz="18" w:space="0"/>
               <w:bottom w:val="single" w:color="FFFFFF" w:themeColor="background1" w:sz="18" w:space="0"/>
               <w:right w:val="nil"/>
             </w:tcBorders>
-            <w:shd w:val="clear" w:color="auto" w:fill="62B541"/>
+            <w:shd w:val="clear" w:color="auto" w:fill="0083C3"/>
             <w:vAlign w:val="center"/>
           </w:tcPr>
           <w:p>
@@ -5846,7 +5630,7 @@
         </w:tc>
         <w:tc>
           <w:tcPr>
-            <w:tcW w:w="8247" w:type="dxa"/>
+            <w:tcW w:w="8414" w:type="dxa"/>
             <w:tcBorders>
               <w:top w:val="single" w:color="A4A4A4" w:sz="4" w:space="0"/>
               <w:left w:val="nil"/>
@@ -5981,7 +5765,7 @@
               <w:left w:val="nil"/>
               <w:right w:val="single" w:color="FFFFFF" w:themeColor="background1" w:sz="18" w:space="0"/>
             </w:tcBorders>
-            <w:shd w:val="clear" w:color="auto" w:fill="62B541"/>
+            <w:shd w:val="clear" w:color="auto" w:fill="0083C3"/>
             <w:vAlign w:val="center"/>
           </w:tcPr>
           <w:p>
@@ -6007,14 +5791,14 @@
         </w:tc>
         <w:tc>
           <w:tcPr>
-            <w:tcW w:w="1191" w:type="dxa"/>
+            <w:tcW w:w="1024" w:type="dxa"/>
             <w:tcBorders>
               <w:top w:val="single" w:color="FFFFFF" w:themeColor="background1" w:sz="18" w:space="0"/>
               <w:left w:val="single" w:color="FFFFFF" w:themeColor="background1" w:sz="18" w:space="0"/>
               <w:bottom w:val="single" w:color="FFFFFF" w:themeColor="background1" w:sz="18" w:space="0"/>
               <w:right w:val="nil"/>
             </w:tcBorders>
-            <w:shd w:val="clear" w:color="auto" w:fill="62B541"/>
+            <w:shd w:val="clear" w:color="auto" w:fill="0083C3"/>
             <w:vAlign w:val="center"/>
           </w:tcPr>
           <w:p>
@@ -6056,7 +5840,7 @@
         </w:tc>
         <w:tc>
           <w:tcPr>
-            <w:tcW w:w="8247" w:type="dxa"/>
+            <w:tcW w:w="8414" w:type="dxa"/>
             <w:tcBorders>
               <w:top w:val="single" w:color="A4A4A4" w:sz="4" w:space="0"/>
               <w:left w:val="nil"/>
@@ -6192,7 +5976,7 @@
               <w:bottom w:val="single" w:color="FFFFFF" w:themeColor="background1" w:sz="18" w:space="0"/>
               <w:right w:val="single" w:color="FFFFFF" w:themeColor="background1" w:sz="18" w:space="0"/>
             </w:tcBorders>
-            <w:shd w:val="clear" w:color="auto" w:fill="62B541"/>
+            <w:shd w:val="clear" w:color="auto" w:fill="0083C3"/>
             <w:vAlign w:val="center"/>
           </w:tcPr>
           <w:p>
@@ -6218,14 +6002,14 @@
         </w:tc>
         <w:tc>
           <w:tcPr>
-            <w:tcW w:w="1191" w:type="dxa"/>
+            <w:tcW w:w="1024" w:type="dxa"/>
             <w:tcBorders>
               <w:top w:val="single" w:color="FFFFFF" w:themeColor="background1" w:sz="18" w:space="0"/>
               <w:left w:val="single" w:color="FFFFFF" w:themeColor="background1" w:sz="18" w:space="0"/>
               <w:bottom w:val="single" w:color="FFFFFF" w:themeColor="background1" w:sz="18" w:space="0"/>
               <w:right w:val="nil"/>
             </w:tcBorders>
-            <w:shd w:val="clear" w:color="auto" w:fill="62B541"/>
+            <w:shd w:val="clear" w:color="auto" w:fill="0083C3"/>
             <w:vAlign w:val="center"/>
           </w:tcPr>
           <w:p>
@@ -6283,7 +6067,7 @@
         </w:tc>
         <w:tc>
           <w:tcPr>
-            <w:tcW w:w="8247" w:type="dxa"/>
+            <w:tcW w:w="8414" w:type="dxa"/>
             <w:tcBorders>
               <w:top w:val="single" w:color="A4A4A4" w:sz="4" w:space="0"/>
               <w:left w:val="nil"/>
@@ -6411,14 +6195,14 @@
         </w:trPr>
         <w:tc>
           <w:tcPr>
-            <w:tcW w:w="1623" w:type="dxa"/>
+            <w:tcW w:w="1456" w:type="dxa"/>
             <w:gridSpan w:val="2"/>
             <w:tcBorders>
               <w:top w:val="single" w:color="FFFFFF" w:themeColor="background1" w:sz="18" w:space="0"/>
               <w:left w:val="nil"/>
               <w:right w:val="nil"/>
             </w:tcBorders>
-            <w:shd w:val="clear" w:color="auto" w:fill="62B541"/>
+            <w:shd w:val="clear" w:color="auto" w:fill="0083C3"/>
             <w:vAlign w:val="center"/>
           </w:tcPr>
           <w:p>
@@ -6460,7 +6244,7 @@
         </w:tc>
         <w:tc>
           <w:tcPr>
-            <w:tcW w:w="8247" w:type="dxa"/>
+            <w:tcW w:w="8414" w:type="dxa"/>
             <w:tcBorders>
               <w:top w:val="single" w:color="A4A4A4" w:sz="4" w:space="0"/>
               <w:left w:val="nil"/>
@@ -6692,7 +6476,7 @@
               <w:bottom w:val="nil"/>
               <w:right w:val="single" w:color="FFFFFF" w:sz="18" w:space="0"/>
             </w:tcBorders>
-            <w:shd w:val="clear" w:color="auto" w:fill="62B541"/>
+            <w:shd w:val="clear" w:color="auto" w:fill="0083C3"/>
             <w:vAlign w:val="center"/>
           </w:tcPr>
           <w:p>
@@ -6740,7 +6524,7 @@
               <w:bottom w:val="nil"/>
               <w:right w:val="single" w:color="FFFFFF" w:sz="18" w:space="0"/>
             </w:tcBorders>
-            <w:shd w:val="clear" w:color="auto" w:fill="62B541"/>
+            <w:shd w:val="clear" w:color="auto" w:fill="0083C3"/>
             <w:vAlign w:val="center"/>
           </w:tcPr>
           <w:p>
@@ -6788,7 +6572,7 @@
               <w:bottom w:val="nil"/>
               <w:right w:val="single" w:color="FFFFFF" w:sz="18" w:space="0"/>
             </w:tcBorders>
-            <w:shd w:val="clear" w:color="auto" w:fill="62B541"/>
+            <w:shd w:val="clear" w:color="auto" w:fill="0083C3"/>
             <w:vAlign w:val="center"/>
           </w:tcPr>
           <w:p>
@@ -6852,7 +6636,7 @@
               <w:bottom w:val="nil"/>
               <w:right w:val="nil"/>
             </w:tcBorders>
-            <w:shd w:val="clear" w:color="auto" w:fill="62B541"/>
+            <w:shd w:val="clear" w:color="auto" w:fill="0083C3"/>
             <w:vAlign w:val="center"/>
           </w:tcPr>
           <w:p>
@@ -7365,7 +7149,7 @@
               <w:bottom w:val="nil"/>
               <w:right w:val="single" w:color="FFFFFF" w:sz="18" w:space="0"/>
             </w:tcBorders>
-            <w:shd w:val="clear" w:color="auto" w:fill="62B541"/>
+            <w:shd w:val="clear" w:color="auto" w:fill="0083C3"/>
             <w:vAlign w:val="center"/>
           </w:tcPr>
           <w:p>
@@ -7413,7 +7197,7 @@
               <w:bottom w:val="nil"/>
               <w:right w:val="single" w:color="FFFFFF" w:sz="18" w:space="0"/>
             </w:tcBorders>
-            <w:shd w:val="clear" w:color="auto" w:fill="62B541"/>
+            <w:shd w:val="clear" w:color="auto" w:fill="0083C3"/>
             <w:vAlign w:val="center"/>
           </w:tcPr>
           <w:p>
@@ -7461,7 +7245,7 @@
               <w:bottom w:val="nil"/>
               <w:right w:val="single" w:color="FFFFFF" w:sz="18" w:space="0"/>
             </w:tcBorders>
-            <